--- a/เอกสารบทที่ 1/บทที่ 1.docx
+++ b/เอกสารบทที่ 1/บทที่ 1.docx
@@ -5,7 +5,7 @@
     <w:p>
       <w:pPr>
         <w:rPr>
-          <w:rFonts w:ascii="TH Sarabun New" w:eastAsia="Times New Roman" w:hAnsi="TH Sarabun New" w:cs="TH Sarabun New" w:hint="cs"/>
+          <w:rFonts w:ascii="TH Sarabun New" w:eastAsia="Times New Roman" w:hAnsi="TH Sarabun New" w:cs="TH Sarabun New"/>
           <w:kern w:val="0"/>
           <w:sz w:val="32"/>
           <w:szCs w:val="32"/>
@@ -35,29 +35,6 @@
           <w:lang w:val="en-US"/>
         </w:rPr>
         <w:t>ความเป็นมาและความสำคัญ</w:t>
-      </w:r>
-      <w:r>
-        <w:rPr>
-          <w:rFonts w:ascii="TH Sarabun New" w:hAnsi="TH Sarabun New" w:cs="TH Sarabun New"/>
-          <w:b/>
-          <w:bCs/>
-          <w:sz w:val="32"/>
-          <w:szCs w:val="32"/>
-          <w:lang w:val="en-US"/>
-        </w:rPr>
-        <w:t xml:space="preserve"> </w:t>
-      </w:r>
-      <w:r>
-        <w:rPr>
-          <w:rFonts w:ascii="TH Sarabun New" w:hAnsi="TH Sarabun New" w:cs="TH Sarabun New" w:hint="cs"/>
-          <w:b/>
-          <w:bCs/>
-          <w:sz w:val="32"/>
-          <w:szCs w:val="32"/>
-          <w:cs/>
-          <w:lang w:val="en-US"/>
-        </w:rPr>
-        <w:t>ทดสอบ</w:t>
       </w:r>
     </w:p>
     <w:p>
@@ -283,7 +260,26 @@
           <w:cs/>
           <w:lang w:val="en-US"/>
         </w:rPr>
-        <w:t>ของผู้สูงอายุทั้งหมด โดยสถานที่ที่เกิดอุบัติเหตุบ่อยครั้งที่สุดคือ "ห้องน้ำ" ปัจจุบันแม้จะมีการใช้เทคโนโลยีเข้ามาช่วยเฝ้าระวัง แต่ก็ยังมีข้อจำกัดที่สำคัญ เช่น การติดตั้งกล้องวงจรปิด (</w:t>
+        <w:t>ของผู้สูงอายุทั้งหมด โดยสถานที่ที่เกิดอุบัติเหตุบ่อยครั้งที่สุดคือห้องน้ำ ปัจจุบันแม้จะมีการใช้เทคโนโลยีเข้ามาช่วยเฝ้าระวัง แต่ก็ยังมีข้อจำกัดที่สำคัญ เช่น การติดตั้งกล้อง</w:t>
+      </w:r>
+      <w:r>
+        <w:rPr>
+          <w:rFonts w:ascii="TH Sarabun New" w:hAnsi="TH Sarabun New" w:cs="TH Sarabun New"/>
+          <w:sz w:val="32"/>
+          <w:szCs w:val="32"/>
+          <w:lang w:val="en-US"/>
+        </w:rPr>
+        <w:br/>
+      </w:r>
+      <w:r>
+        <w:rPr>
+          <w:rFonts w:ascii="TH Sarabun New" w:hAnsi="TH Sarabun New" w:cs="TH Sarabun New" w:hint="cs"/>
+          <w:sz w:val="32"/>
+          <w:szCs w:val="32"/>
+          <w:cs/>
+          <w:lang w:val="en-US"/>
+        </w:rPr>
+        <w:t>วงจรปิด (</w:t>
       </w:r>
       <w:r>
         <w:rPr>
@@ -301,25 +297,33 @@
           <w:cs/>
           <w:lang w:val="en-US"/>
         </w:rPr>
-        <w:t>ที่ส่งผลกระทบโดยตรงต่อการละเมิดความเป็นส่วนตัว หรือการใช้อุปกรณ์สวมใส่ (</w:t>
-      </w:r>
-      <w:r>
-        <w:rPr>
-          <w:rFonts w:ascii="TH Sarabun New" w:hAnsi="TH Sarabun New" w:cs="TH Sarabun New" w:hint="cs"/>
-          <w:sz w:val="32"/>
-          <w:szCs w:val="32"/>
-        </w:rPr>
-        <w:t xml:space="preserve">Wearable Devices) </w:t>
-      </w:r>
-      <w:r>
-        <w:rPr>
-          <w:rFonts w:ascii="TH Sarabun New" w:hAnsi="TH Sarabun New" w:cs="TH Sarabun New" w:hint="cs"/>
-          <w:sz w:val="32"/>
-          <w:szCs w:val="32"/>
-          <w:cs/>
-          <w:lang w:val="en-US"/>
-        </w:rPr>
-        <w:t>ที่ผู้สูงอายุมักลืมสวมใส่หรือแบตเตอรี่หมด ยิ่งไปกว่านั้น ระบบเซ็นเซอร์ตรวจจับการล้มแบบดั้งเดิมส่วนใหญ่มักแจ้งเตือนเพียงว่าเกิดการล้มขึ้น แต่ไม่สามารถระบุพิกัดตำแหน่งที่แน่ชัดได้ ทำให้ผู้ดูแลเสียเวลาในการค้นหา โดยเฉพาะในบ้านที่มีหลายห้องหรือพื้นที่ซับซ้อน</w:t>
+        <w:t>ที่ส่งผลกระทบโดยตรงต่อการละเมิดความเป็นส่วนตัว หรือการใช้อุปกรณ์สวมใส่</w:t>
+      </w:r>
+      <w:r>
+        <w:rPr>
+          <w:rFonts w:ascii="TH Sarabun New" w:hAnsi="TH Sarabun New" w:cs="TH Sarabun New" w:hint="cs"/>
+          <w:sz w:val="32"/>
+          <w:szCs w:val="32"/>
+        </w:rPr>
+        <w:t xml:space="preserve"> </w:t>
+      </w:r>
+      <w:r>
+        <w:rPr>
+          <w:rFonts w:ascii="TH Sarabun New" w:hAnsi="TH Sarabun New" w:cs="TH Sarabun New"/>
+          <w:sz w:val="32"/>
+          <w:szCs w:val="32"/>
+        </w:rPr>
+        <w:br/>
+      </w:r>
+      <w:r>
+        <w:rPr>
+          <w:rFonts w:ascii="TH Sarabun New" w:hAnsi="TH Sarabun New" w:cs="TH Sarabun New" w:hint="cs"/>
+          <w:sz w:val="32"/>
+          <w:szCs w:val="32"/>
+          <w:cs/>
+          <w:lang w:val="en-US"/>
+        </w:rPr>
+        <w:t>ที่ผู้สูงอายุมักลืมสวมใส่หรือแบตเตอรี่หมด</w:t>
       </w:r>
     </w:p>
     <w:p>
@@ -516,18 +520,7 @@
           <w:cs/>
           <w:lang w:val="en-US"/>
         </w:rPr>
-        <w:t>นี่เองที่จะเป็นตัวชี้วัดสำคัญในการประเมินพฤติกรรมการล้มได้อย่างแม่นยำ ระบบนี้จึงสามารถแจ้งเตือนอุบัติเหตุพร้อมระบุตำแหน่งที่แน่ชัดได้ทันที โดยไม่ต้องพึ่งพา</w:t>
-      </w:r>
-      <w:r>
-        <w:rPr>
-          <w:rFonts w:ascii="TH Sarabun New" w:hAnsi="TH Sarabun New" w:cs="TH Sarabun New" w:hint="cs"/>
-          <w:sz w:val="32"/>
-          <w:szCs w:val="32"/>
-          <w:cs/>
-          <w:lang w:val="en-US"/>
-        </w:rPr>
-        <w:lastRenderedPageBreak/>
-        <w:t>กล้องวิดีโอหรืออุปกรณ์สวมใส่ใด ๆ และรักษาสิทธิความเป็นส่วนตัวของผู้ใช้งานในพื้นที่ละเอียดอ่อนได้อย่างสมบูรณ์แบบ</w:t>
+        <w:t>นี่เองที่จะเป็นตัวชี้วัดสำคัญในการประเมินพฤติกรรมการล้มได้อย่างแม่นยำ ระบบนี้จึงสามารถแจ้งเตือนอุบัติเหตุพร้อมระบุตำแหน่งที่แน่ชัดได้ทันที โดยไม่ต้องพึ่งพากล้องวิดีโอหรืออุปกรณ์สวมใส่ใด ๆ และรักษาสิทธิความเป็นส่วนตัวของผู้ใช้งานในพื้นที่ละเอียดอ่อนได้อย่างสมบูรณ์แบบ</w:t>
       </w:r>
     </w:p>
     <w:p>
@@ -574,6 +567,7 @@
           <w:szCs w:val="32"/>
           <w:lang w:val="en-US"/>
         </w:rPr>
+        <w:lastRenderedPageBreak/>
         <w:t xml:space="preserve">1.2 </w:t>
       </w:r>
       <w:r>
@@ -898,7 +892,7 @@
       </w:pPr>
       <w:r>
         <w:rPr>
-          <w:rFonts w:ascii="TH Sarabun New" w:hAnsi="TH Sarabun New" w:cs="TH Sarabun New"/>
+          <w:rFonts w:ascii="TH Sarabun New" w:hAnsi="TH Sarabun New" w:cs="TH Sarabun New" w:hint="cs"/>
           <w:sz w:val="32"/>
           <w:szCs w:val="32"/>
           <w:cs/>
@@ -908,43 +902,80 @@
       </w:r>
       <w:r>
         <w:rPr>
-          <w:rFonts w:ascii="TH Sarabun New" w:hAnsi="TH Sarabun New" w:cs="TH Sarabun New"/>
-          <w:sz w:val="32"/>
-          <w:szCs w:val="32"/>
-        </w:rPr>
-        <w:t xml:space="preserve">ESP32-S3 </w:t>
-      </w:r>
-      <w:r>
-        <w:rPr>
-          <w:rFonts w:ascii="TH Sarabun New" w:hAnsi="TH Sarabun New" w:cs="TH Sarabun New"/>
-          <w:sz w:val="32"/>
-          <w:szCs w:val="32"/>
-          <w:cs/>
-          <w:lang w:val="en-US"/>
-        </w:rPr>
-        <w:t xml:space="preserve">จำนวน </w:t>
-      </w:r>
-      <w:r>
-        <w:rPr>
-          <w:rFonts w:ascii="TH Sarabun New" w:hAnsi="TH Sarabun New" w:cs="TH Sarabun New"/>
-          <w:sz w:val="32"/>
-          <w:szCs w:val="32"/>
-        </w:rPr>
-        <w:t xml:space="preserve">4 </w:t>
-      </w:r>
-      <w:r>
-        <w:rPr>
-          <w:rFonts w:ascii="TH Sarabun New" w:hAnsi="TH Sarabun New" w:cs="TH Sarabun New"/>
-          <w:sz w:val="32"/>
-          <w:szCs w:val="32"/>
-          <w:cs/>
-          <w:lang w:val="en-US"/>
-        </w:rPr>
-        <w:t>บอร์ด ในการเก็บข้อมูล โดยแบ่งเป็นตัวส่งสัญญาณ (</w:t>
-      </w:r>
-      <w:r>
-        <w:rPr>
-          <w:rFonts w:ascii="TH Sarabun New" w:hAnsi="TH Sarabun New" w:cs="TH Sarabun New"/>
+          <w:rFonts w:ascii="TH Sarabun New" w:hAnsi="TH Sarabun New" w:cs="TH Sarabun New" w:hint="cs"/>
+          <w:sz w:val="32"/>
+          <w:szCs w:val="32"/>
+        </w:rPr>
+        <w:t>ESP32-</w:t>
+      </w:r>
+      <w:r>
+        <w:rPr>
+          <w:rFonts w:ascii="TH Sarabun New" w:hAnsi="TH Sarabun New" w:cs="TH Sarabun New"/>
+          <w:sz w:val="32"/>
+          <w:szCs w:val="32"/>
+          <w:lang w:val="en-US"/>
+        </w:rPr>
+        <w:t>S3</w:t>
+      </w:r>
+      <w:r>
+        <w:rPr>
+          <w:rFonts w:ascii="TH Sarabun New" w:hAnsi="TH Sarabun New" w:cs="TH Sarabun New" w:hint="cs"/>
+          <w:sz w:val="32"/>
+          <w:szCs w:val="32"/>
+          <w:lang w:val="en-US"/>
+        </w:rPr>
+        <w:t xml:space="preserve"> </w:t>
+      </w:r>
+      <w:r>
+        <w:rPr>
+          <w:rFonts w:ascii="TH Sarabun New" w:hAnsi="TH Sarabun New" w:cs="TH Sarabun New" w:hint="cs"/>
+          <w:sz w:val="32"/>
+          <w:szCs w:val="32"/>
+          <w:cs/>
+          <w:lang w:val="en-US"/>
+        </w:rPr>
+        <w:t>เป็นตัวรับสัญญาณ (</w:t>
+      </w:r>
+      <w:r>
+        <w:rPr>
+          <w:rFonts w:ascii="TH Sarabun New" w:hAnsi="TH Sarabun New" w:cs="TH Sarabun New" w:hint="cs"/>
+          <w:sz w:val="32"/>
+          <w:szCs w:val="32"/>
+        </w:rPr>
+        <w:t xml:space="preserve">Rx) 3 </w:t>
+      </w:r>
+      <w:r>
+        <w:rPr>
+          <w:rFonts w:ascii="TH Sarabun New" w:hAnsi="TH Sarabun New" w:cs="TH Sarabun New" w:hint="cs"/>
+          <w:sz w:val="32"/>
+          <w:szCs w:val="32"/>
+          <w:cs/>
+          <w:lang w:val="en-US"/>
+        </w:rPr>
+        <w:t xml:space="preserve">บอร์ด และ </w:t>
+      </w:r>
+      <w:r>
+        <w:rPr>
+          <w:rFonts w:ascii="TH Sarabun New" w:hAnsi="TH Sarabun New" w:cs="TH Sarabun New" w:hint="cs"/>
+          <w:sz w:val="32"/>
+          <w:szCs w:val="32"/>
+          <w:lang w:val="en-US"/>
+        </w:rPr>
+        <w:t xml:space="preserve">ESP32 </w:t>
+      </w:r>
+      <w:r>
+        <w:rPr>
+          <w:rFonts w:ascii="TH Sarabun New" w:hAnsi="TH Sarabun New" w:cs="TH Sarabun New" w:hint="cs"/>
+          <w:sz w:val="32"/>
+          <w:szCs w:val="32"/>
+          <w:cs/>
+          <w:lang w:val="en-US"/>
+        </w:rPr>
+        <w:t>เป็นตัวส่งสัญญาณ (</w:t>
+      </w:r>
+      <w:r>
+        <w:rPr>
+          <w:rFonts w:ascii="TH Sarabun New" w:hAnsi="TH Sarabun New" w:cs="TH Sarabun New" w:hint="cs"/>
           <w:sz w:val="32"/>
           <w:szCs w:val="32"/>
         </w:rPr>
@@ -952,31 +983,13 @@
       </w:r>
       <w:r>
         <w:rPr>
-          <w:rFonts w:ascii="TH Sarabun New" w:hAnsi="TH Sarabun New" w:cs="TH Sarabun New"/>
-          <w:sz w:val="32"/>
-          <w:szCs w:val="32"/>
-          <w:cs/>
-          <w:lang w:val="en-US"/>
-        </w:rPr>
-        <w:t>บอร์ด และตัวรับสัญญาณ (</w:t>
-      </w:r>
-      <w:r>
-        <w:rPr>
-          <w:rFonts w:ascii="TH Sarabun New" w:hAnsi="TH Sarabun New" w:cs="TH Sarabun New"/>
-          <w:sz w:val="32"/>
-          <w:szCs w:val="32"/>
-        </w:rPr>
-        <w:t xml:space="preserve">Rx) 3 </w:t>
-      </w:r>
-      <w:r>
-        <w:rPr>
-          <w:rFonts w:ascii="TH Sarabun New" w:hAnsi="TH Sarabun New" w:cs="TH Sarabun New"/>
-          <w:sz w:val="32"/>
-          <w:szCs w:val="32"/>
-          <w:cs/>
-          <w:lang w:val="en-US"/>
-        </w:rPr>
-        <w:t>บอร์ด</w:t>
+          <w:rFonts w:ascii="TH Sarabun New" w:hAnsi="TH Sarabun New" w:cs="TH Sarabun New" w:hint="cs"/>
+          <w:sz w:val="32"/>
+          <w:szCs w:val="32"/>
+          <w:cs/>
+          <w:lang w:val="en-US"/>
+        </w:rPr>
+        <w:t>บอร์ด ในการเก็บข้อมูล</w:t>
       </w:r>
     </w:p>
     <w:p>
@@ -1024,15 +1037,16 @@
           <w:cs/>
           <w:lang w:val="en-US"/>
         </w:rPr>
-        <w:t>โดยปราศจากการใช้กล้องวงจรปิด (</w:t>
-      </w:r>
-      <w:r>
-        <w:rPr>
-          <w:rFonts w:ascii="TH Sarabun New" w:hAnsi="TH Sarabun New" w:cs="TH Sarabun New"/>
-          <w:sz w:val="32"/>
-          <w:szCs w:val="32"/>
-        </w:rPr>
-        <w:t xml:space="preserve">No cameras) </w:t>
+        <w:t>โดยปราศจากการใช้กล้องวงจรปิด</w:t>
+      </w:r>
+      <w:r>
+        <w:rPr>
+          <w:rFonts w:ascii="TH Sarabun New" w:hAnsi="TH Sarabun New" w:cs="TH Sarabun New"/>
+          <w:sz w:val="32"/>
+          <w:szCs w:val="32"/>
+          <w:lang w:val="en-US"/>
+        </w:rPr>
+        <w:t xml:space="preserve"> </w:t>
       </w:r>
       <w:r>
         <w:rPr>
@@ -1106,15 +1120,7 @@
           <w:cs/>
           <w:lang w:val="en-US"/>
         </w:rPr>
-        <w:t>โมเดลปัญญาประดิษฐ์ประมวลผลบนเครื่องคอมพิวเตอร์ประสิทธิภาพสูง (</w:t>
-      </w:r>
-      <w:r>
-        <w:rPr>
-          <w:rFonts w:ascii="TH Sarabun New" w:hAnsi="TH Sarabun New" w:cs="TH Sarabun New"/>
-          <w:sz w:val="32"/>
-          <w:szCs w:val="32"/>
-        </w:rPr>
-        <w:t>Main Workstation)</w:t>
+        <w:t>โมเดลปัญญาประดิษฐ์ประมวลผลบนเครื่องคอมพิวเตอร์ประสิทธิภาพสูง</w:t>
       </w:r>
     </w:p>
     <w:p>
@@ -1418,6 +1424,31 @@
     </w:p>
     <w:p>
       <w:pPr>
+        <w:rPr>
+          <w:rFonts w:ascii="TH Sarabun New" w:eastAsia="Times New Roman" w:hAnsi="TH Sarabun New" w:cs="TH Sarabun New"/>
+          <w:b/>
+          <w:bCs/>
+          <w:kern w:val="0"/>
+          <w:sz w:val="32"/>
+          <w:szCs w:val="32"/>
+          <w:lang w:val="en-US"/>
+          <w14:ligatures w14:val="none"/>
+        </w:rPr>
+      </w:pPr>
+      <w:r>
+        <w:rPr>
+          <w:rFonts w:ascii="TH Sarabun New" w:hAnsi="TH Sarabun New" w:cs="TH Sarabun New"/>
+          <w:b/>
+          <w:bCs/>
+          <w:sz w:val="32"/>
+          <w:szCs w:val="32"/>
+          <w:lang w:val="en-US"/>
+        </w:rPr>
+        <w:br w:type="page"/>
+      </w:r>
+    </w:p>
+    <w:p>
+      <w:pPr>
         <w:pStyle w:val="NormalWeb"/>
         <w:tabs>
           <w:tab w:val="left" w:pos="567"/>
@@ -1514,24 +1545,7 @@
           <w:szCs w:val="32"/>
           <w:cs/>
         </w:rPr>
-        <w:t>มิติแบบเรียลไทม์ (</w:t>
-      </w:r>
-      <w:r>
-        <w:rPr>
-          <w:rFonts w:ascii="TH Sarabun New" w:hAnsi="TH Sarabun New" w:cs="TH Sarabun New"/>
-          <w:sz w:val="32"/>
-          <w:szCs w:val="32"/>
-        </w:rPr>
-        <w:t xml:space="preserve">Real-time 3D Localization Prototype) </w:t>
-      </w:r>
-      <w:r>
-        <w:rPr>
-          <w:rFonts w:ascii="TH Sarabun New" w:hAnsi="TH Sarabun New" w:cs="TH Sarabun New"/>
-          <w:sz w:val="32"/>
-          <w:szCs w:val="32"/>
-          <w:cs/>
-        </w:rPr>
-        <w:t xml:space="preserve">ที่ใช้สัญญาณ </w:t>
+        <w:t xml:space="preserve">มิติแบบเรียลไทม์ ที่ใช้สัญญาณ </w:t>
       </w:r>
       <w:r>
         <w:rPr>
@@ -1597,24 +1611,7 @@
           <w:szCs w:val="32"/>
           <w:cs/>
         </w:rPr>
-        <w:t>ได้รับระบบตรวจจับการล้มที่สามารถรักษาความเป็นส่วนตัวของผู้ใช้งานได้อย่างสมบูรณ์แบบ (</w:t>
-      </w:r>
-      <w:r>
-        <w:rPr>
-          <w:rFonts w:ascii="TH Sarabun New" w:hAnsi="TH Sarabun New" w:cs="TH Sarabun New"/>
-          <w:sz w:val="32"/>
-          <w:szCs w:val="32"/>
-        </w:rPr>
-        <w:t xml:space="preserve">Privacy-Preserving Fall Detection System) </w:t>
-      </w:r>
-      <w:r>
-        <w:rPr>
-          <w:rFonts w:ascii="TH Sarabun New" w:hAnsi="TH Sarabun New" w:cs="TH Sarabun New"/>
-          <w:sz w:val="32"/>
-          <w:szCs w:val="32"/>
-          <w:cs/>
-        </w:rPr>
-        <w:t>สามารถใช้งานในพื้นที่ละเอียดอ่อนได้</w:t>
+        <w:t>ได้รับระบบตรวจจับการล้มที่สามารถรักษาความเป็นส่วนตัวของผู้ใช้งานได้อย่างสมบูรณ์แบบ สามารถใช้งานในพื้นที่ละเอียดอ่อนได้</w:t>
       </w:r>
       <w:r>
         <w:rPr>
@@ -2324,6 +2321,18 @@
   </w:num>
   <w:num w:numId="4" w16cid:durableId="983660670">
     <w:abstractNumId w:val="1"/>
+  </w:num>
+  <w:num w:numId="5" w16cid:durableId="1610158976">
+    <w:abstractNumId w:val="0"/>
+    <w:lvlOverride w:ilvl="0"/>
+    <w:lvlOverride w:ilvl="1"/>
+    <w:lvlOverride w:ilvl="2"/>
+    <w:lvlOverride w:ilvl="3"/>
+    <w:lvlOverride w:ilvl="4"/>
+    <w:lvlOverride w:ilvl="5"/>
+    <w:lvlOverride w:ilvl="6"/>
+    <w:lvlOverride w:ilvl="7"/>
+    <w:lvlOverride w:ilvl="8"/>
   </w:num>
 </w:numbering>
 </file>

--- a/เอกสารบทที่ 1/บทที่ 1.docx
+++ b/เอกสารบทที่ 1/บทที่ 1.docx
@@ -4,26 +4,17 @@
   <w:body>
     <w:p>
       <w:pPr>
-        <w:rPr>
-          <w:rFonts w:ascii="TH Sarabun New" w:eastAsia="Times New Roman" w:hAnsi="TH Sarabun New" w:cs="TH Sarabun New" w:hint="cs"/>
-          <w:kern w:val="0"/>
-          <w:sz w:val="32"/>
-          <w:szCs w:val="32"/>
-          <w:cs/>
-          <w:lang w:val="en-US"/>
-          <w14:ligatures w14:val="none"/>
-        </w:rPr>
-      </w:pPr>
-      <w:r>
-        <w:rPr>
-          <w:rFonts w:ascii="TH Sarabun New" w:hAnsi="TH Sarabun New" w:cs="TH Sarabun New" w:hint="cs"/>
+        <w:spacing w:after="0" w:line="240" w:lineRule="auto"/>
+        <w:jc w:val="center"/>
+        <w:rPr>
+          <w:rFonts w:ascii="TH Sarabun New" w:hAnsi="TH Sarabun New" w:cs="TH Sarabun New"/>
           <w:b/>
           <w:bCs/>
           <w:sz w:val="32"/>
           <w:szCs w:val="32"/>
-        </w:rPr>
-        <w:t xml:space="preserve">1.1 </w:t>
-      </w:r>
+          <w:lang w:val="en-US"/>
+        </w:rPr>
+      </w:pPr>
       <w:r>
         <w:rPr>
           <w:rFonts w:ascii="TH Sarabun New" w:hAnsi="TH Sarabun New" w:cs="TH Sarabun New" w:hint="cs"/>
@@ -34,9 +25,13 @@
           <w:cs/>
           <w:lang w:val="en-US"/>
         </w:rPr>
-        <w:t>ความเป็นมาและความสำคัญ</w:t>
-      </w:r>
-      <w:r>
+        <w:t>บทที่ 1</w:t>
+      </w:r>
+    </w:p>
+    <w:p>
+      <w:pPr>
+        <w:spacing w:after="0" w:line="240" w:lineRule="auto"/>
+        <w:jc w:val="center"/>
         <w:rPr>
           <w:rFonts w:ascii="TH Sarabun New" w:hAnsi="TH Sarabun New" w:cs="TH Sarabun New"/>
           <w:b/>
@@ -45,8 +40,7 @@
           <w:szCs w:val="32"/>
           <w:lang w:val="en-US"/>
         </w:rPr>
-        <w:t xml:space="preserve"> </w:t>
-      </w:r>
+      </w:pPr>
       <w:r>
         <w:rPr>
           <w:rFonts w:ascii="TH Sarabun New" w:hAnsi="TH Sarabun New" w:cs="TH Sarabun New" w:hint="cs"/>
@@ -57,7 +51,675 @@
           <w:cs/>
           <w:lang w:val="en-US"/>
         </w:rPr>
-        <w:t>ทดสอบ</w:t>
+        <w:t>บทนำ</w:t>
+      </w:r>
+    </w:p>
+    <w:p>
+      <w:pPr>
+        <w:spacing w:after="0" w:line="240" w:lineRule="auto"/>
+        <w:jc w:val="center"/>
+        <w:rPr>
+          <w:rFonts w:ascii="TH Sarabun New" w:eastAsiaTheme="minorEastAsia" w:hAnsi="TH Sarabun New" w:cs="TH Sarabun New"/>
+          <w:b/>
+          <w:bCs/>
+          <w:sz w:val="32"/>
+          <w:szCs w:val="32"/>
+          <w:lang w:val="en-US" w:eastAsia="ja-JP"/>
+        </w:rPr>
+      </w:pPr>
+    </w:p>
+    <w:p>
+      <w:pPr>
+        <w:tabs>
+          <w:tab w:val="left" w:pos="567"/>
+          <w:tab w:val="left" w:pos="851"/>
+          <w:tab w:val="left" w:pos="1134"/>
+          <w:tab w:val="left" w:pos="1418"/>
+          <w:tab w:val="left" w:pos="1701"/>
+        </w:tabs>
+        <w:spacing w:after="0" w:line="240" w:lineRule="auto"/>
+        <w:rPr>
+          <w:rFonts w:ascii="TH Sarabun New" w:eastAsia="Times New Roman" w:hAnsi="TH Sarabun New" w:cs="TH Sarabun New"/>
+          <w:kern w:val="0"/>
+          <w:sz w:val="32"/>
+          <w:szCs w:val="32"/>
+          <w:cs/>
+          <w:lang w:val="en-US"/>
+          <w14:ligatures w14:val="none"/>
+        </w:rPr>
+      </w:pPr>
+      <w:r>
+        <w:rPr>
+          <w:rFonts w:ascii="TH Sarabun New" w:hAnsi="TH Sarabun New" w:cs="TH Sarabun New" w:hint="cs"/>
+          <w:b/>
+          <w:bCs/>
+          <w:sz w:val="32"/>
+          <w:szCs w:val="32"/>
+        </w:rPr>
+        <w:t xml:space="preserve">1.1 </w:t>
+      </w:r>
+      <w:r>
+        <w:rPr>
+          <w:rFonts w:ascii="TH Sarabun New" w:hAnsi="TH Sarabun New" w:cs="TH Sarabun New"/>
+          <w:b/>
+          <w:bCs/>
+          <w:sz w:val="32"/>
+          <w:szCs w:val="32"/>
+          <w:lang w:val="en-US"/>
+        </w:rPr>
+        <w:tab/>
+      </w:r>
+      <w:r>
+        <w:rPr>
+          <w:rFonts w:ascii="TH Sarabun New" w:hAnsi="TH Sarabun New" w:cs="TH Sarabun New" w:hint="cs"/>
+          <w:b/>
+          <w:bCs/>
+          <w:sz w:val="32"/>
+          <w:szCs w:val="32"/>
+          <w:cs/>
+          <w:lang w:val="en-US"/>
+        </w:rPr>
+        <w:t>ความเป็นมาและความสำคัญ</w:t>
+      </w:r>
+      <w:r>
+        <w:rPr>
+          <w:rFonts w:ascii="TH Sarabun New" w:hAnsi="TH Sarabun New" w:cs="TH Sarabun New"/>
+          <w:b/>
+          <w:bCs/>
+          <w:sz w:val="32"/>
+          <w:szCs w:val="32"/>
+          <w:lang w:val="en-US"/>
+        </w:rPr>
+        <w:t xml:space="preserve"> </w:t>
+      </w:r>
+    </w:p>
+    <w:p>
+      <w:pPr>
+        <w:pStyle w:val="NormalWeb"/>
+        <w:tabs>
+          <w:tab w:val="left" w:pos="0"/>
+          <w:tab w:val="left" w:pos="567"/>
+          <w:tab w:val="left" w:pos="851"/>
+          <w:tab w:val="left" w:pos="1134"/>
+          <w:tab w:val="left" w:pos="1418"/>
+          <w:tab w:val="left" w:pos="1701"/>
+        </w:tabs>
+        <w:spacing w:before="0" w:beforeAutospacing="0" w:after="0" w:afterAutospacing="0"/>
+        <w:contextualSpacing/>
+        <w:jc w:val="thaiDistribute"/>
+        <w:rPr>
+          <w:rFonts w:ascii="TH Sarabun New" w:hAnsi="TH Sarabun New" w:cs="TH Sarabun New"/>
+          <w:sz w:val="32"/>
+          <w:szCs w:val="32"/>
+          <w:lang w:val="en-US"/>
+        </w:rPr>
+      </w:pPr>
+      <w:r>
+        <w:rPr>
+          <w:rFonts w:ascii="TH Sarabun New" w:hAnsi="TH Sarabun New" w:cs="TH Sarabun New"/>
+          <w:sz w:val="32"/>
+          <w:szCs w:val="32"/>
+          <w:lang w:val="en-US"/>
+        </w:rPr>
+        <w:tab/>
+      </w:r>
+      <w:r>
+        <w:rPr>
+          <w:rFonts w:ascii="TH Sarabun New" w:hAnsi="TH Sarabun New" w:cs="TH Sarabun New" w:hint="cs"/>
+          <w:sz w:val="32"/>
+          <w:szCs w:val="32"/>
+          <w:cs/>
+          <w:lang w:val="en-US"/>
+        </w:rPr>
+        <w:t>ในปัจจุบันหลายประเทศทั่วโลกกำลังเผชิญกับการเปลี่ยนแปลงโครงสร้างประชากร โดยเฉพาะประเทศญี่ปุ่นที่ก้าวเข้าสู่สังคมผู้สูงอายุระดับสุดยอด (</w:t>
+      </w:r>
+      <w:r>
+        <w:rPr>
+          <w:rFonts w:ascii="TH Sarabun New" w:hAnsi="TH Sarabun New" w:cs="TH Sarabun New" w:hint="cs"/>
+          <w:sz w:val="32"/>
+          <w:szCs w:val="32"/>
+        </w:rPr>
+        <w:t xml:space="preserve">Super-Aged Society) </w:t>
+      </w:r>
+      <w:r>
+        <w:rPr>
+          <w:rFonts w:ascii="TH Sarabun New" w:hAnsi="TH Sarabun New" w:cs="TH Sarabun New" w:hint="cs"/>
+          <w:sz w:val="32"/>
+          <w:szCs w:val="32"/>
+          <w:cs/>
+          <w:lang w:val="en-US"/>
+        </w:rPr>
+        <w:t>ซึ่งมีประชากรผู้สูงอายุ</w:t>
+      </w:r>
+      <w:r>
+        <w:rPr>
+          <w:rFonts w:ascii="TH Sarabun New" w:hAnsi="TH Sarabun New" w:cs="TH Sarabun New"/>
+          <w:sz w:val="32"/>
+          <w:szCs w:val="32"/>
+          <w:lang w:val="en-US"/>
+        </w:rPr>
+        <w:t xml:space="preserve">   </w:t>
+      </w:r>
+      <w:r>
+        <w:rPr>
+          <w:rFonts w:ascii="TH Sarabun New" w:hAnsi="TH Sarabun New" w:cs="TH Sarabun New" w:hint="cs"/>
+          <w:sz w:val="32"/>
+          <w:szCs w:val="32"/>
+          <w:cs/>
+          <w:lang w:val="en-US"/>
+        </w:rPr>
+        <w:t xml:space="preserve">คิดเป็นร้อยละ </w:t>
+      </w:r>
+      <w:r>
+        <w:rPr>
+          <w:rFonts w:ascii="TH Sarabun New" w:hAnsi="TH Sarabun New" w:cs="TH Sarabun New" w:hint="cs"/>
+          <w:sz w:val="32"/>
+          <w:szCs w:val="32"/>
+        </w:rPr>
+        <w:t xml:space="preserve">29.1 </w:t>
+      </w:r>
+      <w:r>
+        <w:rPr>
+          <w:rFonts w:ascii="TH Sarabun New" w:hAnsi="TH Sarabun New" w:cs="TH Sarabun New" w:hint="cs"/>
+          <w:sz w:val="32"/>
+          <w:szCs w:val="32"/>
+          <w:cs/>
+          <w:lang w:val="en-US"/>
+        </w:rPr>
+        <w:t>ของประชากรทั้งหมด (กระทรวงกิจการภายในประเทศและการสื่อสารของญี่ปุ่น</w:t>
+      </w:r>
+      <w:r>
+        <w:rPr>
+          <w:rFonts w:ascii="TH Sarabun New" w:hAnsi="TH Sarabun New" w:cs="TH Sarabun New"/>
+          <w:sz w:val="32"/>
+          <w:szCs w:val="32"/>
+          <w:lang w:val="en-US"/>
+        </w:rPr>
+        <w:t>,</w:t>
+      </w:r>
+      <w:r>
+        <w:rPr>
+          <w:rFonts w:ascii="TH Sarabun New" w:hAnsi="TH Sarabun New" w:cs="TH Sarabun New" w:hint="cs"/>
+          <w:sz w:val="32"/>
+          <w:szCs w:val="32"/>
+        </w:rPr>
+        <w:t xml:space="preserve"> 2566) </w:t>
+      </w:r>
+      <w:r>
+        <w:rPr>
+          <w:rFonts w:ascii="TH Sarabun New" w:hAnsi="TH Sarabun New" w:cs="TH Sarabun New" w:hint="cs"/>
+          <w:sz w:val="32"/>
+          <w:szCs w:val="32"/>
+          <w:cs/>
+          <w:lang w:val="en-US"/>
+        </w:rPr>
+        <w:t xml:space="preserve">โดยผู้สูงอายุส่วนใหญ่มักอาศัยอยู่ลำพัง ในขณะเดียวกันประเทศญี่ปุ่นกลับประสบปัญหาขาดแคลนบุคลากรทางการแพทย์และผู้ดูแลผู้สูงอายุกว่า </w:t>
+      </w:r>
+      <w:r>
+        <w:rPr>
+          <w:rFonts w:ascii="TH Sarabun New" w:hAnsi="TH Sarabun New" w:cs="TH Sarabun New" w:hint="cs"/>
+          <w:sz w:val="32"/>
+          <w:szCs w:val="32"/>
+        </w:rPr>
+        <w:t xml:space="preserve">270,000 </w:t>
+      </w:r>
+      <w:r>
+        <w:rPr>
+          <w:rFonts w:ascii="TH Sarabun New" w:hAnsi="TH Sarabun New" w:cs="TH Sarabun New" w:hint="cs"/>
+          <w:sz w:val="32"/>
+          <w:szCs w:val="32"/>
+          <w:cs/>
+          <w:lang w:val="en-US"/>
+        </w:rPr>
+        <w:t>คน ทำให้เมื่อคนชราเกิดอุบัติเหตุ การเข้าถึงการช่วยเหลือจึงเป็นไปอย่างล่าช้า ทั้งนี้ ในทางการแพทย์มีช่วงเวลาสำคัญที่เรียกว่า "</w:t>
+      </w:r>
+      <w:r>
+        <w:rPr>
+          <w:rFonts w:ascii="TH Sarabun New" w:hAnsi="TH Sarabun New" w:cs="TH Sarabun New" w:hint="cs"/>
+          <w:sz w:val="32"/>
+          <w:szCs w:val="32"/>
+        </w:rPr>
+        <w:t xml:space="preserve">Golden Hour" </w:t>
+      </w:r>
+      <w:r>
+        <w:rPr>
+          <w:rFonts w:ascii="TH Sarabun New" w:hAnsi="TH Sarabun New" w:cs="TH Sarabun New" w:hint="cs"/>
+          <w:sz w:val="32"/>
+          <w:szCs w:val="32"/>
+          <w:cs/>
+          <w:lang w:val="en-US"/>
+        </w:rPr>
+        <w:t xml:space="preserve">ซึ่งหากผู้ที่หกล้มไม่ได้รับการช่วยเหลืออย่างทันท่วงที จะมีอัตราการเสียชีวิตหรือทุพพลภาพถาวรสูงมาก สำหรับประเทศไทยเองก็กำลังก้าวเข้าสู่สังคมผู้สูงอายุอย่างเต็มรูปแบบเช่นกัน เนื่องจากอัตราการเกิดที่ลดลงอย่างต่อเนื่อง โดยในปี </w:t>
+      </w:r>
+      <w:r>
+        <w:rPr>
+          <w:rFonts w:ascii="TH Sarabun New" w:hAnsi="TH Sarabun New" w:cs="TH Sarabun New" w:hint="cs"/>
+          <w:sz w:val="32"/>
+          <w:szCs w:val="32"/>
+        </w:rPr>
+        <w:t xml:space="preserve">2566 </w:t>
+      </w:r>
+      <w:r>
+        <w:rPr>
+          <w:rFonts w:ascii="TH Sarabun New" w:hAnsi="TH Sarabun New" w:cs="TH Sarabun New" w:hint="cs"/>
+          <w:sz w:val="32"/>
+          <w:szCs w:val="32"/>
+          <w:cs/>
+          <w:lang w:val="en-US"/>
+        </w:rPr>
+        <w:t xml:space="preserve">มีเด็กเกิดใหม่เพียงราว </w:t>
+      </w:r>
+      <w:r>
+        <w:rPr>
+          <w:rFonts w:ascii="TH Sarabun New" w:hAnsi="TH Sarabun New" w:cs="TH Sarabun New" w:hint="cs"/>
+          <w:sz w:val="32"/>
+          <w:szCs w:val="32"/>
+        </w:rPr>
+        <w:t xml:space="preserve">5 </w:t>
+      </w:r>
+      <w:r>
+        <w:rPr>
+          <w:rFonts w:ascii="TH Sarabun New" w:hAnsi="TH Sarabun New" w:cs="TH Sarabun New" w:hint="cs"/>
+          <w:sz w:val="32"/>
+          <w:szCs w:val="32"/>
+          <w:cs/>
+          <w:lang w:val="en-US"/>
+        </w:rPr>
+        <w:t>แสนคน การดูแลและใส่ใจความปลอดภัยของคนชราจึงเป็นประเด็นเร่งด่วนระดับประเทศ</w:t>
+      </w:r>
+    </w:p>
+    <w:p>
+      <w:pPr>
+        <w:pStyle w:val="NormalWeb"/>
+        <w:tabs>
+          <w:tab w:val="left" w:pos="567"/>
+          <w:tab w:val="left" w:pos="851"/>
+          <w:tab w:val="left" w:pos="1134"/>
+          <w:tab w:val="left" w:pos="1418"/>
+          <w:tab w:val="left" w:pos="1701"/>
+        </w:tabs>
+        <w:spacing w:before="0" w:beforeAutospacing="0" w:after="0" w:afterAutospacing="0"/>
+        <w:contextualSpacing/>
+        <w:jc w:val="thaiDistribute"/>
+        <w:rPr>
+          <w:rFonts w:ascii="TH Sarabun New" w:hAnsi="TH Sarabun New" w:cs="TH Sarabun New"/>
+          <w:sz w:val="32"/>
+          <w:szCs w:val="32"/>
+        </w:rPr>
+      </w:pPr>
+      <w:r>
+        <w:rPr>
+          <w:rFonts w:ascii="TH Sarabun New" w:hAnsi="TH Sarabun New" w:cs="TH Sarabun New"/>
+          <w:sz w:val="32"/>
+          <w:szCs w:val="32"/>
+          <w:lang w:val="en-US"/>
+        </w:rPr>
+        <w:tab/>
+      </w:r>
+      <w:r>
+        <w:rPr>
+          <w:rFonts w:ascii="TH Sarabun New" w:hAnsi="TH Sarabun New" w:cs="TH Sarabun New" w:hint="cs"/>
+          <w:sz w:val="32"/>
+          <w:szCs w:val="32"/>
+          <w:cs/>
+          <w:lang w:val="en-US"/>
+        </w:rPr>
+        <w:t xml:space="preserve">จากข้อมูลสถิติของกรมควบคุมโรค กระทรวงสาธารณสุข พบว่าในแต่ละปีมีผู้สูงอายุไทยหกล้มกว่า </w:t>
+      </w:r>
+      <w:r>
+        <w:rPr>
+          <w:rFonts w:ascii="TH Sarabun New" w:hAnsi="TH Sarabun New" w:cs="TH Sarabun New" w:hint="cs"/>
+          <w:sz w:val="32"/>
+          <w:szCs w:val="32"/>
+        </w:rPr>
+        <w:t xml:space="preserve">3 </w:t>
+      </w:r>
+      <w:r>
+        <w:rPr>
+          <w:rFonts w:ascii="TH Sarabun New" w:hAnsi="TH Sarabun New" w:cs="TH Sarabun New" w:hint="cs"/>
+          <w:sz w:val="32"/>
+          <w:szCs w:val="32"/>
+          <w:cs/>
+          <w:lang w:val="en-US"/>
+        </w:rPr>
+        <w:t xml:space="preserve">ล้านคน หรือคิดเป็นร้อยละ </w:t>
+      </w:r>
+      <w:r>
+        <w:rPr>
+          <w:rFonts w:ascii="TH Sarabun New" w:hAnsi="TH Sarabun New" w:cs="TH Sarabun New" w:hint="cs"/>
+          <w:sz w:val="32"/>
+          <w:szCs w:val="32"/>
+        </w:rPr>
+        <w:t xml:space="preserve">30 </w:t>
+      </w:r>
+      <w:r>
+        <w:rPr>
+          <w:rFonts w:ascii="TH Sarabun New" w:hAnsi="TH Sarabun New" w:cs="TH Sarabun New" w:hint="cs"/>
+          <w:sz w:val="32"/>
+          <w:szCs w:val="32"/>
+          <w:cs/>
+          <w:lang w:val="en-US"/>
+        </w:rPr>
+        <w:t>ของผู้สูงอายุทั้งหมด โดยสถานที่ที่เกิดอุบัติเหตุบ่อยครั้งที่สุดคือ "ห้องน้ำ" ปัจจุบันแม้จะมีการใช้เทคโนโลยีเข้ามาช่วยเฝ้าระวัง แต่ก็ยังมีข้อจำกัดที่สำคัญ เช่น การติดตั้งกล้องวงจรปิด (</w:t>
+      </w:r>
+      <w:r>
+        <w:rPr>
+          <w:rFonts w:ascii="TH Sarabun New" w:hAnsi="TH Sarabun New" w:cs="TH Sarabun New" w:hint="cs"/>
+          <w:sz w:val="32"/>
+          <w:szCs w:val="32"/>
+        </w:rPr>
+        <w:t xml:space="preserve">CCTV) </w:t>
+      </w:r>
+      <w:r>
+        <w:rPr>
+          <w:rFonts w:ascii="TH Sarabun New" w:hAnsi="TH Sarabun New" w:cs="TH Sarabun New" w:hint="cs"/>
+          <w:sz w:val="32"/>
+          <w:szCs w:val="32"/>
+          <w:cs/>
+          <w:lang w:val="en-US"/>
+        </w:rPr>
+        <w:t>ที่ส่งผลกระทบโดยตรงต่อการละเมิดความเป็นส่วนตัว หรือการใช้อุปกรณ์สวมใส่ (</w:t>
+      </w:r>
+      <w:r>
+        <w:rPr>
+          <w:rFonts w:ascii="TH Sarabun New" w:hAnsi="TH Sarabun New" w:cs="TH Sarabun New" w:hint="cs"/>
+          <w:sz w:val="32"/>
+          <w:szCs w:val="32"/>
+        </w:rPr>
+        <w:t xml:space="preserve">Wearable Devices) </w:t>
+      </w:r>
+      <w:r>
+        <w:rPr>
+          <w:rFonts w:ascii="TH Sarabun New" w:hAnsi="TH Sarabun New" w:cs="TH Sarabun New" w:hint="cs"/>
+          <w:sz w:val="32"/>
+          <w:szCs w:val="32"/>
+          <w:cs/>
+          <w:lang w:val="en-US"/>
+        </w:rPr>
+        <w:t>ที่ผู้สูงอายุมักลืมสวมใส่หรือแบตเตอรี่หมด ยิ่งไปกว่านั้น ระบบเซ็นเซอร์ตรวจจับการล้มแบบดั้งเดิมส่วนใหญ่มักแจ้งเตือนเพียงว่าเกิดการล้มขึ้น แต่ไม่สามารถระบุพิกัดตำแหน่งที่แน่ชัดได้ ทำให้ผู้ดูแลเสียเวลาในการค้นหา โดยเฉพาะในบ้านที่มีหลายห้องหรือพื้นที่ซับซ้อน</w:t>
+      </w:r>
+    </w:p>
+    <w:p>
+      <w:pPr>
+        <w:pStyle w:val="NormalWeb"/>
+        <w:tabs>
+          <w:tab w:val="left" w:pos="567"/>
+          <w:tab w:val="left" w:pos="851"/>
+          <w:tab w:val="left" w:pos="1418"/>
+        </w:tabs>
+        <w:spacing w:before="0" w:beforeAutospacing="0" w:after="0" w:afterAutospacing="0"/>
+        <w:contextualSpacing/>
+        <w:jc w:val="thaiDistribute"/>
+        <w:rPr>
+          <w:rFonts w:ascii="TH Sarabun New" w:hAnsi="TH Sarabun New" w:cs="TH Sarabun New"/>
+          <w:sz w:val="32"/>
+          <w:szCs w:val="32"/>
+          <w:lang w:val="en-US"/>
+        </w:rPr>
+      </w:pPr>
+      <w:r>
+        <w:rPr>
+          <w:rFonts w:ascii="TH Sarabun New" w:hAnsi="TH Sarabun New" w:cs="TH Sarabun New"/>
+          <w:sz w:val="32"/>
+          <w:szCs w:val="32"/>
+          <w:lang w:val="en-US"/>
+        </w:rPr>
+        <w:tab/>
+      </w:r>
+      <w:r>
+        <w:rPr>
+          <w:rFonts w:ascii="TH Sarabun New" w:hAnsi="TH Sarabun New" w:cs="TH Sarabun New" w:hint="cs"/>
+          <w:sz w:val="32"/>
+          <w:szCs w:val="32"/>
+          <w:cs/>
+          <w:lang w:val="en-US"/>
+        </w:rPr>
+        <w:t>ด้วยเหตุนี้ คณะผู้จัดทำจึงมีแนวคิดที่จะพัฒนาระบบตรวจจับการล้มโดยอาศัยเทคโนโลยีการวิเคราะห์สถานะช่องสัญญาณวิทยุ (</w:t>
+      </w:r>
+      <w:r>
+        <w:rPr>
+          <w:rFonts w:ascii="TH Sarabun New" w:hAnsi="TH Sarabun New" w:cs="TH Sarabun New" w:hint="cs"/>
+          <w:sz w:val="32"/>
+          <w:szCs w:val="32"/>
+        </w:rPr>
+        <w:t xml:space="preserve">WiFi Channel State Information: CSI) </w:t>
+      </w:r>
+      <w:r>
+        <w:rPr>
+          <w:rFonts w:ascii="TH Sarabun New" w:hAnsi="TH Sarabun New" w:cs="TH Sarabun New" w:hint="cs"/>
+          <w:sz w:val="32"/>
+          <w:szCs w:val="32"/>
+          <w:cs/>
+          <w:lang w:val="en-US"/>
+        </w:rPr>
+        <w:t>ร่วมกับ</w:t>
+      </w:r>
+      <w:r>
+        <w:rPr>
+          <w:rFonts w:ascii="TH Sarabun New" w:hAnsi="TH Sarabun New" w:cs="TH Sarabun New" w:hint="cs"/>
+          <w:sz w:val="32"/>
+          <w:szCs w:val="32"/>
+        </w:rPr>
+        <w:t xml:space="preserve"> </w:t>
+      </w:r>
+      <w:r>
+        <w:rPr>
+          <w:rFonts w:ascii="TH Sarabun New" w:hAnsi="TH Sarabun New" w:cs="TH Sarabun New" w:hint="cs"/>
+          <w:sz w:val="32"/>
+          <w:szCs w:val="32"/>
+          <w:cs/>
+          <w:lang w:val="en-US"/>
+        </w:rPr>
+        <w:t xml:space="preserve">เทคโนโลยีการระบุพิกัด </w:t>
+      </w:r>
+      <w:r>
+        <w:rPr>
+          <w:rFonts w:ascii="TH Sarabun New" w:hAnsi="TH Sarabun New" w:cs="TH Sarabun New" w:hint="cs"/>
+          <w:sz w:val="32"/>
+          <w:szCs w:val="32"/>
+        </w:rPr>
+        <w:t xml:space="preserve">3 </w:t>
+      </w:r>
+      <w:r>
+        <w:rPr>
+          <w:rFonts w:ascii="TH Sarabun New" w:hAnsi="TH Sarabun New" w:cs="TH Sarabun New" w:hint="cs"/>
+          <w:sz w:val="32"/>
+          <w:szCs w:val="32"/>
+          <w:cs/>
+          <w:lang w:val="en-US"/>
+        </w:rPr>
+        <w:t>มิติ (</w:t>
+      </w:r>
+      <w:r>
+        <w:rPr>
+          <w:rFonts w:ascii="TH Sarabun New" w:hAnsi="TH Sarabun New" w:cs="TH Sarabun New" w:hint="cs"/>
+          <w:sz w:val="32"/>
+          <w:szCs w:val="32"/>
+        </w:rPr>
+        <w:t xml:space="preserve">3D Localization) </w:t>
+      </w:r>
+      <w:r>
+        <w:rPr>
+          <w:rFonts w:ascii="TH Sarabun New" w:hAnsi="TH Sarabun New" w:cs="TH Sarabun New" w:hint="cs"/>
+          <w:sz w:val="32"/>
+          <w:szCs w:val="32"/>
+          <w:cs/>
+          <w:lang w:val="en-US"/>
+        </w:rPr>
+        <w:t>เพื่อเข้ามาแก้ปัญหาและปิดจุดบอดของระบบเดิม ระบบดังกล่าวจะทำงานผ่านกลุ่มบอร์ดไมโครคอนโทรลเลอร์ความเร็วสูง (</w:t>
+      </w:r>
+      <w:r>
+        <w:rPr>
+          <w:rFonts w:ascii="TH Sarabun New" w:hAnsi="TH Sarabun New" w:cs="TH Sarabun New" w:hint="cs"/>
+          <w:sz w:val="32"/>
+          <w:szCs w:val="32"/>
+        </w:rPr>
+        <w:t xml:space="preserve">ESP32-S3) </w:t>
+      </w:r>
+      <w:r>
+        <w:rPr>
+          <w:rFonts w:ascii="TH Sarabun New" w:hAnsi="TH Sarabun New" w:cs="TH Sarabun New" w:hint="cs"/>
+          <w:sz w:val="32"/>
+          <w:szCs w:val="32"/>
+          <w:cs/>
+          <w:lang w:val="en-US"/>
+        </w:rPr>
+        <w:t xml:space="preserve">ที่กระจายอยู่ตามมุมห้อง เพื่อรับคลื่นวิทยุที่สะท้อนกับสรีระมนุษย์ จากนั้นข้อมูลจะถูกนำไปประมวลผลผ่านปัญญาประดิษฐ์สถาปัตยกรรม </w:t>
+      </w:r>
+      <w:r>
+        <w:rPr>
+          <w:rFonts w:ascii="TH Sarabun New" w:hAnsi="TH Sarabun New" w:cs="TH Sarabun New" w:hint="cs"/>
+          <w:sz w:val="32"/>
+          <w:szCs w:val="32"/>
+        </w:rPr>
+        <w:t xml:space="preserve">Spatio-Temporal Transformer </w:t>
+      </w:r>
+      <w:r>
+        <w:rPr>
+          <w:rFonts w:ascii="TH Sarabun New" w:hAnsi="TH Sarabun New" w:cs="TH Sarabun New" w:hint="cs"/>
+          <w:sz w:val="32"/>
+          <w:szCs w:val="32"/>
+          <w:cs/>
+          <w:lang w:val="en-US"/>
+        </w:rPr>
+        <w:t>เพื่อทำนายพิกัดจุดศูนย์กลางของบุคคลแบบเรียลไทม์ทั้งในแกน</w:t>
+      </w:r>
+      <w:r>
+        <w:rPr>
+          <w:rFonts w:ascii="TH Sarabun New" w:hAnsi="TH Sarabun New" w:cs="TH Sarabun New" w:hint="cs"/>
+          <w:sz w:val="32"/>
+          <w:szCs w:val="32"/>
+        </w:rPr>
+        <w:t xml:space="preserve"> X, Y </w:t>
+      </w:r>
+      <w:r>
+        <w:rPr>
+          <w:rFonts w:ascii="TH Sarabun New" w:hAnsi="TH Sarabun New" w:cs="TH Sarabun New" w:hint="cs"/>
+          <w:sz w:val="32"/>
+          <w:szCs w:val="32"/>
+          <w:cs/>
+          <w:lang w:val="en-US"/>
+        </w:rPr>
+        <w:t>และความสูง</w:t>
+      </w:r>
+      <w:r>
+        <w:rPr>
+          <w:rFonts w:ascii="TH Sarabun New" w:hAnsi="TH Sarabun New" w:cs="TH Sarabun New" w:hint="cs"/>
+          <w:sz w:val="32"/>
+          <w:szCs w:val="32"/>
+        </w:rPr>
+        <w:t xml:space="preserve"> Z </w:t>
+      </w:r>
+      <w:r>
+        <w:rPr>
+          <w:rFonts w:ascii="TH Sarabun New" w:hAnsi="TH Sarabun New" w:cs="TH Sarabun New" w:hint="cs"/>
+          <w:sz w:val="32"/>
+          <w:szCs w:val="32"/>
+          <w:cs/>
+          <w:lang w:val="en-US"/>
+        </w:rPr>
+        <w:t>ซึ่งพิกัดความสูงในแกน</w:t>
+      </w:r>
+      <w:r>
+        <w:rPr>
+          <w:rFonts w:ascii="TH Sarabun New" w:hAnsi="TH Sarabun New" w:cs="TH Sarabun New" w:hint="cs"/>
+          <w:sz w:val="32"/>
+          <w:szCs w:val="32"/>
+        </w:rPr>
+        <w:t xml:space="preserve"> Z </w:t>
+      </w:r>
+      <w:r>
+        <w:rPr>
+          <w:rFonts w:ascii="TH Sarabun New" w:hAnsi="TH Sarabun New" w:cs="TH Sarabun New" w:hint="cs"/>
+          <w:sz w:val="32"/>
+          <w:szCs w:val="32"/>
+          <w:cs/>
+          <w:lang w:val="en-US"/>
+        </w:rPr>
+        <w:t>นี่เองที่จะเป็นตัวชี้วัดสำคัญในการประเมินพฤติกรรมการล้มได้</w:t>
+      </w:r>
+      <w:r>
+        <w:rPr>
+          <w:rFonts w:ascii="TH Sarabun New" w:hAnsi="TH Sarabun New" w:cs="TH Sarabun New" w:hint="cs"/>
+          <w:sz w:val="32"/>
+          <w:szCs w:val="32"/>
+          <w:cs/>
+          <w:lang w:val="en-US"/>
+        </w:rPr>
+        <w:lastRenderedPageBreak/>
+        <w:t>อย่างแม่นยำ ระบบนี้จึงสามารถแจ้งเตือนอุบัติเหตุพร้อมระบุตำแหน่งที่แน่ชัดได้ทันที โดยไม่ต้องพึ่งพากล้องวิดีโอหรืออุปกรณ์สวมใส่ใด ๆ และรักษาสิทธิความเป็นส่วนตัวของผู้ใช้งานในพื้นที่ละเอียดอ่อนได้อย่างสมบูรณ์แบบ</w:t>
+      </w:r>
+    </w:p>
+    <w:p>
+      <w:pPr>
+        <w:pStyle w:val="NormalWeb"/>
+        <w:tabs>
+          <w:tab w:val="left" w:pos="567"/>
+          <w:tab w:val="left" w:pos="1134"/>
+        </w:tabs>
+        <w:spacing w:before="0" w:beforeAutospacing="0" w:after="0" w:afterAutospacing="0"/>
+        <w:contextualSpacing/>
+        <w:jc w:val="thaiDistribute"/>
+        <w:rPr>
+          <w:rFonts w:ascii="TH Sarabun New" w:hAnsi="TH Sarabun New" w:cs="TH Sarabun New"/>
+          <w:sz w:val="32"/>
+          <w:szCs w:val="32"/>
+          <w:lang w:val="en-US"/>
+        </w:rPr>
+      </w:pPr>
+    </w:p>
+    <w:p>
+      <w:pPr>
+        <w:pStyle w:val="NormalWeb"/>
+        <w:tabs>
+          <w:tab w:val="left" w:pos="567"/>
+          <w:tab w:val="left" w:pos="1134"/>
+        </w:tabs>
+        <w:spacing w:before="0" w:beforeAutospacing="0" w:after="0" w:afterAutospacing="0"/>
+        <w:contextualSpacing/>
+        <w:jc w:val="thaiDistribute"/>
+        <w:rPr>
+          <w:rFonts w:ascii="TH Sarabun New" w:hAnsi="TH Sarabun New" w:cs="TH Sarabun New"/>
+          <w:b/>
+          <w:bCs/>
+          <w:sz w:val="32"/>
+          <w:szCs w:val="32"/>
+          <w:lang w:val="en-US"/>
+        </w:rPr>
+      </w:pPr>
+      <w:r>
+        <w:rPr>
+          <w:rFonts w:ascii="TH Sarabun New" w:hAnsi="TH Sarabun New" w:cs="TH Sarabun New"/>
+          <w:b/>
+          <w:bCs/>
+          <w:sz w:val="32"/>
+          <w:szCs w:val="32"/>
+          <w:lang w:val="en-US"/>
+        </w:rPr>
+        <w:t>1.2</w:t>
+      </w:r>
+      <w:r>
+        <w:rPr>
+          <w:rFonts w:ascii="TH Sarabun New" w:hAnsi="TH Sarabun New" w:cs="TH Sarabun New"/>
+          <w:b/>
+          <w:bCs/>
+          <w:sz w:val="32"/>
+          <w:szCs w:val="32"/>
+          <w:lang w:val="en-US"/>
+        </w:rPr>
+        <w:tab/>
+      </w:r>
+      <w:r>
+        <w:rPr>
+          <w:rFonts w:ascii="TH Sarabun New" w:hAnsi="TH Sarabun New" w:cs="TH Sarabun New" w:hint="cs"/>
+          <w:b/>
+          <w:bCs/>
+          <w:sz w:val="32"/>
+          <w:szCs w:val="32"/>
+          <w:cs/>
+          <w:lang w:val="en-US"/>
+        </w:rPr>
+        <w:t>วัตถุประสงค์</w:t>
       </w:r>
     </w:p>
     <w:p>
@@ -68,151 +730,85 @@
           <w:tab w:val="left" w:pos="1134"/>
           <w:tab w:val="left" w:pos="1418"/>
         </w:tabs>
+        <w:spacing w:before="0" w:beforeAutospacing="0" w:after="0" w:afterAutospacing="0"/>
         <w:contextualSpacing/>
         <w:jc w:val="thaiDistribute"/>
         <w:rPr>
           <w:rFonts w:ascii="TH Sarabun New" w:hAnsi="TH Sarabun New" w:cs="TH Sarabun New"/>
           <w:sz w:val="32"/>
           <w:szCs w:val="32"/>
-          <w:lang w:val="en-US"/>
-        </w:rPr>
-      </w:pPr>
-      <w:r>
-        <w:rPr>
-          <w:rFonts w:ascii="TH Sarabun New" w:hAnsi="TH Sarabun New" w:cs="TH Sarabun New" w:hint="cs"/>
-          <w:sz w:val="32"/>
-          <w:szCs w:val="32"/>
-          <w:cs/>
+        </w:rPr>
+      </w:pPr>
+      <w:r>
+        <w:rPr>
+          <w:rFonts w:ascii="TH Sarabun New" w:hAnsi="TH Sarabun New" w:cs="TH Sarabun New"/>
+          <w:sz w:val="32"/>
+          <w:szCs w:val="32"/>
           <w:lang w:val="en-US"/>
         </w:rPr>
         <w:tab/>
-        <w:t>ในปัจจุบันหลายประเทศทั่วโลกกำลังเผชิญกับการเปลี่ยนแปลงโครงสร้างประชากร โดยเฉพาะประเทศญี่ปุ่นที่ก้าวเข้าสู่สังคมผู้สูงอายุระดับสุดยอด (</w:t>
-      </w:r>
-      <w:r>
-        <w:rPr>
-          <w:rFonts w:ascii="TH Sarabun New" w:hAnsi="TH Sarabun New" w:cs="TH Sarabun New" w:hint="cs"/>
-          <w:sz w:val="32"/>
-          <w:szCs w:val="32"/>
-        </w:rPr>
-        <w:t xml:space="preserve">Super-Aged Society) </w:t>
-      </w:r>
-      <w:r>
-        <w:rPr>
-          <w:rFonts w:ascii="TH Sarabun New" w:hAnsi="TH Sarabun New" w:cs="TH Sarabun New" w:hint="cs"/>
-          <w:sz w:val="32"/>
-          <w:szCs w:val="32"/>
-          <w:cs/>
-          <w:lang w:val="en-US"/>
-        </w:rPr>
-        <w:t xml:space="preserve">ซึ่งมีประชากรผู้สูงอายุคิดเป็นร้อยละ </w:t>
-      </w:r>
-      <w:r>
-        <w:rPr>
-          <w:rFonts w:ascii="TH Sarabun New" w:hAnsi="TH Sarabun New" w:cs="TH Sarabun New" w:hint="cs"/>
-          <w:sz w:val="32"/>
-          <w:szCs w:val="32"/>
-        </w:rPr>
-        <w:t xml:space="preserve">29.1 </w:t>
-      </w:r>
-      <w:r>
-        <w:rPr>
-          <w:rFonts w:ascii="TH Sarabun New" w:hAnsi="TH Sarabun New" w:cs="TH Sarabun New" w:hint="cs"/>
-          <w:sz w:val="32"/>
-          <w:szCs w:val="32"/>
-          <w:cs/>
-          <w:lang w:val="en-US"/>
-        </w:rPr>
-        <w:t>ของประชากรทั้งหมด (กระทรวงกิจการภายในประเทศและการสื่อสารของญี่ปุ่น</w:t>
-      </w:r>
-      <w:r>
-        <w:rPr>
-          <w:rFonts w:ascii="TH Sarabun New" w:hAnsi="TH Sarabun New" w:cs="TH Sarabun New" w:hint="cs"/>
-          <w:sz w:val="32"/>
-          <w:szCs w:val="32"/>
-        </w:rPr>
-        <w:t xml:space="preserve">, 2566) </w:t>
-      </w:r>
-      <w:r>
-        <w:rPr>
-          <w:rFonts w:ascii="TH Sarabun New" w:hAnsi="TH Sarabun New" w:cs="TH Sarabun New" w:hint="cs"/>
-          <w:sz w:val="32"/>
-          <w:szCs w:val="32"/>
-          <w:cs/>
-          <w:lang w:val="en-US"/>
-        </w:rPr>
-        <w:t xml:space="preserve">โดยผู้สูงอายุส่วนใหญ่มักอาศัยอยู่ลำพัง ในขณะเดียวกันประเทศญี่ปุ่นกลับประสบปัญหาขาดแคลนบุคลากรทางการแพทย์และผู้ดูแลผู้สูงอายุกว่า </w:t>
-      </w:r>
-      <w:r>
-        <w:rPr>
-          <w:rFonts w:ascii="TH Sarabun New" w:hAnsi="TH Sarabun New" w:cs="TH Sarabun New" w:hint="cs"/>
-          <w:sz w:val="32"/>
-          <w:szCs w:val="32"/>
-        </w:rPr>
-        <w:t xml:space="preserve">270,000 </w:t>
-      </w:r>
-      <w:r>
-        <w:rPr>
-          <w:rFonts w:ascii="TH Sarabun New" w:hAnsi="TH Sarabun New" w:cs="TH Sarabun New" w:hint="cs"/>
-          <w:sz w:val="32"/>
-          <w:szCs w:val="32"/>
-          <w:cs/>
-          <w:lang w:val="en-US"/>
-        </w:rPr>
-        <w:t>คน ทำให้เมื่อคนชราเกิดอุบัติเหตุ การเข้าถึงการช่วยเหลือจึงเป็นไปอย่างล่าช้า ทั้งนี้ ในทางการแพทย์มีช่วงเวลาสำคัญที่เรียกว่า "</w:t>
-      </w:r>
-      <w:r>
-        <w:rPr>
-          <w:rFonts w:ascii="TH Sarabun New" w:hAnsi="TH Sarabun New" w:cs="TH Sarabun New" w:hint="cs"/>
-          <w:sz w:val="32"/>
-          <w:szCs w:val="32"/>
-        </w:rPr>
-        <w:t xml:space="preserve">Golden Hour" </w:t>
-      </w:r>
-      <w:r>
-        <w:rPr>
-          <w:rFonts w:ascii="TH Sarabun New" w:hAnsi="TH Sarabun New" w:cs="TH Sarabun New" w:hint="cs"/>
-          <w:sz w:val="32"/>
-          <w:szCs w:val="32"/>
-          <w:cs/>
-          <w:lang w:val="en-US"/>
-        </w:rPr>
-        <w:t xml:space="preserve">ซึ่งหากผู้ที่หกล้มไม่ได้รับการช่วยเหลืออย่างทันท่วงที จะมีอัตราการเสียชีวิตหรือทุพพลภาพถาวรสูงมาก สำหรับประเทศไทยเองก็กำลังก้าวเข้าสู่สังคมผู้สูงอายุอย่างเต็มรูปแบบเช่นกัน เนื่องจากอัตราการเกิดที่ลดลงอย่างต่อเนื่อง โดยในปี </w:t>
-      </w:r>
-      <w:r>
-        <w:rPr>
-          <w:rFonts w:ascii="TH Sarabun New" w:hAnsi="TH Sarabun New" w:cs="TH Sarabun New" w:hint="cs"/>
-          <w:sz w:val="32"/>
-          <w:szCs w:val="32"/>
-        </w:rPr>
-        <w:t xml:space="preserve">2566 </w:t>
-      </w:r>
-      <w:r>
-        <w:rPr>
-          <w:rFonts w:ascii="TH Sarabun New" w:hAnsi="TH Sarabun New" w:cs="TH Sarabun New" w:hint="cs"/>
-          <w:sz w:val="32"/>
-          <w:szCs w:val="32"/>
-          <w:cs/>
-          <w:lang w:val="en-US"/>
-        </w:rPr>
-        <w:t xml:space="preserve">มีเด็กเกิดใหม่เพียงราว </w:t>
-      </w:r>
-      <w:r>
-        <w:rPr>
-          <w:rFonts w:ascii="TH Sarabun New" w:hAnsi="TH Sarabun New" w:cs="TH Sarabun New" w:hint="cs"/>
-          <w:sz w:val="32"/>
-          <w:szCs w:val="32"/>
-        </w:rPr>
-        <w:t xml:space="preserve">5 </w:t>
-      </w:r>
-      <w:r>
-        <w:rPr>
-          <w:rFonts w:ascii="TH Sarabun New" w:hAnsi="TH Sarabun New" w:cs="TH Sarabun New" w:hint="cs"/>
-          <w:sz w:val="32"/>
-          <w:szCs w:val="32"/>
-          <w:cs/>
-          <w:lang w:val="en-US"/>
-        </w:rPr>
-        <w:t>แสนคน การดูแลและใส่ใจความปลอดภัยของคนชราจึงเป็นประเด็นเร่งด่วนระดับประเทศ</w:t>
+      </w:r>
+      <w:r>
+        <w:rPr>
+          <w:rFonts w:ascii="TH Sarabun New" w:hAnsi="TH Sarabun New" w:cs="TH Sarabun New"/>
+          <w:sz w:val="32"/>
+          <w:szCs w:val="32"/>
+        </w:rPr>
+        <w:t xml:space="preserve">1.2.1 </w:t>
+      </w:r>
+      <w:r>
+        <w:rPr>
+          <w:rFonts w:ascii="TH Sarabun New" w:hAnsi="TH Sarabun New" w:cs="TH Sarabun New"/>
+          <w:sz w:val="32"/>
+          <w:szCs w:val="32"/>
+          <w:cs/>
+          <w:lang w:val="en-US"/>
+        </w:rPr>
+        <w:t xml:space="preserve">เพื่อพัฒนาระบบตรวจจับการล้มโดยใช้เทคโนโลยีระบุพิกัด </w:t>
+      </w:r>
+      <w:r>
+        <w:rPr>
+          <w:rFonts w:ascii="TH Sarabun New" w:hAnsi="TH Sarabun New" w:cs="TH Sarabun New"/>
+          <w:sz w:val="32"/>
+          <w:szCs w:val="32"/>
+        </w:rPr>
+        <w:t xml:space="preserve">3 </w:t>
+      </w:r>
+      <w:r>
+        <w:rPr>
+          <w:rFonts w:ascii="TH Sarabun New" w:hAnsi="TH Sarabun New" w:cs="TH Sarabun New"/>
+          <w:sz w:val="32"/>
+          <w:szCs w:val="32"/>
+          <w:cs/>
+          <w:lang w:val="en-US"/>
+        </w:rPr>
+        <w:t>มิติ (</w:t>
+      </w:r>
+      <w:r>
+        <w:rPr>
+          <w:rFonts w:ascii="TH Sarabun New" w:hAnsi="TH Sarabun New" w:cs="TH Sarabun New"/>
+          <w:sz w:val="32"/>
+          <w:szCs w:val="32"/>
+        </w:rPr>
+        <w:t xml:space="preserve">3D Localization) </w:t>
+      </w:r>
+      <w:r>
+        <w:rPr>
+          <w:rFonts w:ascii="TH Sarabun New" w:hAnsi="TH Sarabun New" w:cs="TH Sarabun New"/>
+          <w:sz w:val="32"/>
+          <w:szCs w:val="32"/>
+          <w:cs/>
+          <w:lang w:val="en-US"/>
+        </w:rPr>
+        <w:t>ผ่านการวิเคราะห์ข้อมูลสถานะช่องสัญญาณวิทยุ (</w:t>
+      </w:r>
+      <w:r>
+        <w:rPr>
+          <w:rFonts w:ascii="TH Sarabun New" w:hAnsi="TH Sarabun New" w:cs="TH Sarabun New"/>
+          <w:sz w:val="32"/>
+          <w:szCs w:val="32"/>
+        </w:rPr>
+        <w:t>WiFi CSI)</w:t>
       </w:r>
     </w:p>
     <w:p>
@@ -222,6 +818,7 @@
           <w:tab w:val="left" w:pos="567"/>
           <w:tab w:val="left" w:pos="1134"/>
         </w:tabs>
+        <w:spacing w:before="0" w:beforeAutospacing="0" w:after="0" w:afterAutospacing="0"/>
         <w:contextualSpacing/>
         <w:jc w:val="thaiDistribute"/>
         <w:rPr>
@@ -232,7 +829,7 @@
       </w:pPr>
       <w:r>
         <w:rPr>
-          <w:rFonts w:ascii="TH Sarabun New" w:hAnsi="TH Sarabun New" w:cs="TH Sarabun New" w:hint="cs"/>
+          <w:rFonts w:ascii="TH Sarabun New" w:hAnsi="TH Sarabun New" w:cs="TH Sarabun New"/>
           <w:sz w:val="32"/>
           <w:szCs w:val="32"/>
           <w:lang w:val="en-US"/>
@@ -241,85 +838,74 @@
       </w:r>
       <w:r>
         <w:rPr>
-          <w:rFonts w:ascii="TH Sarabun New" w:hAnsi="TH Sarabun New" w:cs="TH Sarabun New" w:hint="cs"/>
-          <w:sz w:val="32"/>
-          <w:szCs w:val="32"/>
-          <w:cs/>
-          <w:lang w:val="en-US"/>
-        </w:rPr>
-        <w:t xml:space="preserve">จากข้อมูลสถิติของกรมควบคุมโรค กระทรวงสาธารณสุข พบว่าในแต่ละปีมีผู้สูงอายุไทยหกล้มกว่า </w:t>
-      </w:r>
-      <w:r>
-        <w:rPr>
-          <w:rFonts w:ascii="TH Sarabun New" w:hAnsi="TH Sarabun New" w:cs="TH Sarabun New" w:hint="cs"/>
-          <w:sz w:val="32"/>
-          <w:szCs w:val="32"/>
-        </w:rPr>
-        <w:t xml:space="preserve">3 </w:t>
-      </w:r>
-      <w:r>
-        <w:rPr>
-          <w:rFonts w:ascii="TH Sarabun New" w:hAnsi="TH Sarabun New" w:cs="TH Sarabun New" w:hint="cs"/>
-          <w:sz w:val="32"/>
-          <w:szCs w:val="32"/>
-          <w:cs/>
-          <w:lang w:val="en-US"/>
-        </w:rPr>
-        <w:t xml:space="preserve">ล้านคน หรือคิดเป็นร้อยละ </w:t>
-      </w:r>
-      <w:r>
-        <w:rPr>
-          <w:rFonts w:ascii="TH Sarabun New" w:hAnsi="TH Sarabun New" w:cs="TH Sarabun New" w:hint="cs"/>
-          <w:sz w:val="32"/>
-          <w:szCs w:val="32"/>
-        </w:rPr>
-        <w:t xml:space="preserve">30 </w:t>
-      </w:r>
-      <w:r>
-        <w:rPr>
-          <w:rFonts w:ascii="TH Sarabun New" w:hAnsi="TH Sarabun New" w:cs="TH Sarabun New" w:hint="cs"/>
-          <w:sz w:val="32"/>
-          <w:szCs w:val="32"/>
-          <w:cs/>
-          <w:lang w:val="en-US"/>
-        </w:rPr>
-        <w:t>ของผู้สูงอายุทั้งหมด โดยสถานที่ที่เกิดอุบัติเหตุบ่อยครั้งที่สุดคือ "ห้องน้ำ" ปัจจุบันแม้จะมีการใช้เทคโนโลยีเข้ามาช่วยเฝ้าระวัง แต่ก็ยังมีข้อจำกัดที่สำคัญ เช่น การติดตั้งกล้องวงจรปิด (</w:t>
-      </w:r>
-      <w:r>
-        <w:rPr>
-          <w:rFonts w:ascii="TH Sarabun New" w:hAnsi="TH Sarabun New" w:cs="TH Sarabun New" w:hint="cs"/>
-          <w:sz w:val="32"/>
-          <w:szCs w:val="32"/>
-        </w:rPr>
-        <w:t xml:space="preserve">CCTV) </w:t>
-      </w:r>
-      <w:r>
-        <w:rPr>
-          <w:rFonts w:ascii="TH Sarabun New" w:hAnsi="TH Sarabun New" w:cs="TH Sarabun New" w:hint="cs"/>
-          <w:sz w:val="32"/>
-          <w:szCs w:val="32"/>
-          <w:cs/>
-          <w:lang w:val="en-US"/>
-        </w:rPr>
-        <w:t>ที่ส่งผลกระทบโดยตรงต่อการละเมิดความเป็นส่วนตัว หรือการใช้อุปกรณ์สวมใส่ (</w:t>
-      </w:r>
-      <w:r>
-        <w:rPr>
-          <w:rFonts w:ascii="TH Sarabun New" w:hAnsi="TH Sarabun New" w:cs="TH Sarabun New" w:hint="cs"/>
-          <w:sz w:val="32"/>
-          <w:szCs w:val="32"/>
-        </w:rPr>
-        <w:t xml:space="preserve">Wearable Devices) </w:t>
-      </w:r>
-      <w:r>
-        <w:rPr>
-          <w:rFonts w:ascii="TH Sarabun New" w:hAnsi="TH Sarabun New" w:cs="TH Sarabun New" w:hint="cs"/>
-          <w:sz w:val="32"/>
-          <w:szCs w:val="32"/>
-          <w:cs/>
-          <w:lang w:val="en-US"/>
-        </w:rPr>
-        <w:t>ที่ผู้สูงอายุมักลืมสวมใส่หรือแบตเตอรี่หมด ยิ่งไปกว่านั้น ระบบเซ็นเซอร์ตรวจจับการล้มแบบดั้งเดิมส่วนใหญ่มักแจ้งเตือนเพียงว่าเกิดการล้มขึ้น แต่ไม่สามารถระบุพิกัดตำแหน่งที่แน่ชัดได้ ทำให้ผู้ดูแลเสียเวลาในการค้นหา โดยเฉพาะในบ้านที่มีหลายห้องหรือพื้นที่ซับซ้อน</w:t>
+          <w:rFonts w:ascii="TH Sarabun New" w:hAnsi="TH Sarabun New" w:cs="TH Sarabun New"/>
+          <w:sz w:val="32"/>
+          <w:szCs w:val="32"/>
+        </w:rPr>
+        <w:t xml:space="preserve">1.2.2 </w:t>
+      </w:r>
+      <w:r>
+        <w:rPr>
+          <w:rFonts w:ascii="TH Sarabun New" w:hAnsi="TH Sarabun New" w:cs="TH Sarabun New"/>
+          <w:sz w:val="32"/>
+          <w:szCs w:val="32"/>
+          <w:cs/>
+          <w:lang w:val="en-US"/>
+        </w:rPr>
+        <w:t xml:space="preserve">เพื่อประยุกต์ใช้โมเดลปัญญาประดิษฐ์สถาปัตยกรรม </w:t>
+      </w:r>
+      <w:r>
+        <w:rPr>
+          <w:rFonts w:ascii="TH Sarabun New" w:hAnsi="TH Sarabun New" w:cs="TH Sarabun New"/>
+          <w:sz w:val="32"/>
+          <w:szCs w:val="32"/>
+        </w:rPr>
+        <w:t xml:space="preserve">Spatio-Temporal Transformer </w:t>
+      </w:r>
+      <w:r>
+        <w:rPr>
+          <w:rFonts w:ascii="TH Sarabun New" w:hAnsi="TH Sarabun New" w:cs="TH Sarabun New"/>
+          <w:sz w:val="32"/>
+          <w:szCs w:val="32"/>
+          <w:lang w:val="en-US"/>
+        </w:rPr>
+        <w:t xml:space="preserve">   </w:t>
+      </w:r>
+      <w:r>
+        <w:rPr>
+          <w:rFonts w:ascii="TH Sarabun New" w:hAnsi="TH Sarabun New" w:cs="TH Sarabun New"/>
+          <w:sz w:val="32"/>
+          <w:szCs w:val="32"/>
+          <w:cs/>
+          <w:lang w:val="en-US"/>
+        </w:rPr>
+        <w:t>ในการทำนายพิกัดจุดศูนย์กลางมวล (</w:t>
+      </w:r>
+      <w:r>
+        <w:rPr>
+          <w:rFonts w:ascii="TH Sarabun New" w:hAnsi="TH Sarabun New" w:cs="TH Sarabun New"/>
+          <w:sz w:val="32"/>
+          <w:szCs w:val="32"/>
+        </w:rPr>
+        <w:t xml:space="preserve">Centroid) </w:t>
+      </w:r>
+      <w:r>
+        <w:rPr>
+          <w:rFonts w:ascii="TH Sarabun New" w:hAnsi="TH Sarabun New" w:cs="TH Sarabun New"/>
+          <w:sz w:val="32"/>
+          <w:szCs w:val="32"/>
+          <w:cs/>
+          <w:lang w:val="en-US"/>
+        </w:rPr>
+        <w:t>ของบุคคลจากข้อมูลอนุกรมเวลา (</w:t>
+      </w:r>
+      <w:r>
+        <w:rPr>
+          <w:rFonts w:ascii="TH Sarabun New" w:hAnsi="TH Sarabun New" w:cs="TH Sarabun New"/>
+          <w:sz w:val="32"/>
+          <w:szCs w:val="32"/>
+        </w:rPr>
+        <w:t>Time-series data)</w:t>
       </w:r>
     </w:p>
     <w:p>
@@ -328,206 +914,36 @@
         <w:tabs>
           <w:tab w:val="left" w:pos="567"/>
           <w:tab w:val="left" w:pos="1134"/>
-        </w:tabs>
+          <w:tab w:val="left" w:pos="1418"/>
+        </w:tabs>
+        <w:spacing w:before="0" w:beforeAutospacing="0" w:after="0" w:afterAutospacing="0"/>
         <w:contextualSpacing/>
         <w:jc w:val="thaiDistribute"/>
         <w:rPr>
-          <w:rFonts w:ascii="TH Sarabun New" w:hAnsi="TH Sarabun New" w:cs="TH Sarabun New"/>
-          <w:sz w:val="32"/>
-          <w:szCs w:val="32"/>
-          <w:lang w:val="en-US"/>
-        </w:rPr>
-      </w:pPr>
-      <w:r>
-        <w:rPr>
-          <w:rFonts w:ascii="TH Sarabun New" w:hAnsi="TH Sarabun New" w:cs="TH Sarabun New" w:hint="cs"/>
+          <w:rFonts w:ascii="TH Sarabun New" w:hAnsi="TH Sarabun New" w:cs="TH Sarabun New" w:hint="cs"/>
+          <w:sz w:val="32"/>
+          <w:szCs w:val="32"/>
+          <w:lang w:val="en-US"/>
+        </w:rPr>
+      </w:pPr>
+      <w:r>
+        <w:rPr>
+          <w:rFonts w:ascii="TH Sarabun New" w:hAnsi="TH Sarabun New" w:cs="TH Sarabun New"/>
           <w:sz w:val="32"/>
           <w:szCs w:val="32"/>
         </w:rPr>
         <w:tab/>
-      </w:r>
-      <w:r>
-        <w:rPr>
-          <w:rFonts w:ascii="TH Sarabun New" w:hAnsi="TH Sarabun New" w:cs="TH Sarabun New" w:hint="cs"/>
-          <w:sz w:val="32"/>
-          <w:szCs w:val="32"/>
-          <w:cs/>
-          <w:lang w:val="en-US"/>
-        </w:rPr>
-        <w:t>ด้วยเหตุนี้ คณะผู้จัดทำจึงมีแนวคิดที่จะพัฒนาระบบตรวจจับการล้มโดยอาศัยเทคโนโลยีการวิเคราะห์สถานะช่องสัญญาณวิทยุ (</w:t>
-      </w:r>
-      <w:r>
-        <w:rPr>
-          <w:rFonts w:ascii="TH Sarabun New" w:hAnsi="TH Sarabun New" w:cs="TH Sarabun New" w:hint="cs"/>
-          <w:sz w:val="32"/>
-          <w:szCs w:val="32"/>
-        </w:rPr>
-        <w:t xml:space="preserve">WiFi Channel State Information: CSI) </w:t>
-      </w:r>
-      <w:r>
-        <w:rPr>
-          <w:rFonts w:ascii="TH Sarabun New" w:hAnsi="TH Sarabun New" w:cs="TH Sarabun New" w:hint="cs"/>
-          <w:sz w:val="32"/>
-          <w:szCs w:val="32"/>
-          <w:cs/>
-          <w:lang w:val="en-US"/>
-        </w:rPr>
-        <w:t>ร่วมกับ</w:t>
-      </w:r>
-      <w:r>
-        <w:rPr>
-          <w:rFonts w:ascii="TH Sarabun New" w:hAnsi="TH Sarabun New" w:cs="TH Sarabun New" w:hint="cs"/>
-          <w:sz w:val="32"/>
-          <w:szCs w:val="32"/>
-        </w:rPr>
-        <w:t xml:space="preserve"> </w:t>
-      </w:r>
-      <w:r>
-        <w:rPr>
-          <w:rFonts w:ascii="TH Sarabun New" w:hAnsi="TH Sarabun New" w:cs="TH Sarabun New" w:hint="cs"/>
-          <w:sz w:val="32"/>
-          <w:szCs w:val="32"/>
-          <w:cs/>
-          <w:lang w:val="en-US"/>
-        </w:rPr>
-        <w:t xml:space="preserve">เทคโนโลยีการระบุพิกัด </w:t>
-      </w:r>
-      <w:r>
-        <w:rPr>
-          <w:rFonts w:ascii="TH Sarabun New" w:hAnsi="TH Sarabun New" w:cs="TH Sarabun New" w:hint="cs"/>
-          <w:sz w:val="32"/>
-          <w:szCs w:val="32"/>
-        </w:rPr>
-        <w:t xml:space="preserve">3 </w:t>
-      </w:r>
-      <w:r>
-        <w:rPr>
-          <w:rFonts w:ascii="TH Sarabun New" w:hAnsi="TH Sarabun New" w:cs="TH Sarabun New" w:hint="cs"/>
-          <w:sz w:val="32"/>
-          <w:szCs w:val="32"/>
-          <w:cs/>
-          <w:lang w:val="en-US"/>
-        </w:rPr>
-        <w:t>มิติ (</w:t>
-      </w:r>
-      <w:r>
-        <w:rPr>
-          <w:rFonts w:ascii="TH Sarabun New" w:hAnsi="TH Sarabun New" w:cs="TH Sarabun New" w:hint="cs"/>
-          <w:sz w:val="32"/>
-          <w:szCs w:val="32"/>
-        </w:rPr>
-        <w:t xml:space="preserve">3D Localization) </w:t>
-      </w:r>
-      <w:r>
-        <w:rPr>
-          <w:rFonts w:ascii="TH Sarabun New" w:hAnsi="TH Sarabun New" w:cs="TH Sarabun New" w:hint="cs"/>
-          <w:sz w:val="32"/>
-          <w:szCs w:val="32"/>
-          <w:cs/>
-          <w:lang w:val="en-US"/>
-        </w:rPr>
-        <w:t>เพื่อเข้ามาแก้ปัญหาและปิดจุดบอดของระบบเดิม ระบบดังกล่าวจะทำงานผ่านกลุ่มบอร์ดไมโครคอนโทรลเลอร์ความเร็วสูง (</w:t>
-      </w:r>
-      <w:r>
-        <w:rPr>
-          <w:rFonts w:ascii="TH Sarabun New" w:hAnsi="TH Sarabun New" w:cs="TH Sarabun New" w:hint="cs"/>
-          <w:sz w:val="32"/>
-          <w:szCs w:val="32"/>
-        </w:rPr>
-        <w:t xml:space="preserve">ESP32-S3) </w:t>
-      </w:r>
-      <w:r>
-        <w:rPr>
-          <w:rFonts w:ascii="TH Sarabun New" w:hAnsi="TH Sarabun New" w:cs="TH Sarabun New" w:hint="cs"/>
-          <w:sz w:val="32"/>
-          <w:szCs w:val="32"/>
-          <w:cs/>
-          <w:lang w:val="en-US"/>
-        </w:rPr>
-        <w:t xml:space="preserve">ที่กระจายอยู่ตามมุมห้อง เพื่อรับคลื่นวิทยุที่สะท้อนกับสรีระมนุษย์ จากนั้นข้อมูลจะถูกนำไปประมวลผลผ่านปัญญาประดิษฐ์สถาปัตยกรรม </w:t>
-      </w:r>
-      <w:r>
-        <w:rPr>
-          <w:rFonts w:ascii="TH Sarabun New" w:hAnsi="TH Sarabun New" w:cs="TH Sarabun New" w:hint="cs"/>
-          <w:sz w:val="32"/>
-          <w:szCs w:val="32"/>
-        </w:rPr>
-        <w:t xml:space="preserve">Spatio-Temporal Transformer </w:t>
-      </w:r>
-      <w:r>
-        <w:rPr>
-          <w:rFonts w:ascii="TH Sarabun New" w:hAnsi="TH Sarabun New" w:cs="TH Sarabun New" w:hint="cs"/>
-          <w:sz w:val="32"/>
-          <w:szCs w:val="32"/>
-          <w:cs/>
-          <w:lang w:val="en-US"/>
-        </w:rPr>
-        <w:t>เพื่อทำนายพิกัดจุดศูนย์กลางของบุคคลแบบเรียลไทม์ทั้งในแกน</w:t>
-      </w:r>
-      <w:r>
-        <w:rPr>
-          <w:rFonts w:ascii="TH Sarabun New" w:hAnsi="TH Sarabun New" w:cs="TH Sarabun New" w:hint="cs"/>
-          <w:sz w:val="32"/>
-          <w:szCs w:val="32"/>
-        </w:rPr>
-        <w:t xml:space="preserve"> X, Y </w:t>
-      </w:r>
-      <w:r>
-        <w:rPr>
-          <w:rFonts w:ascii="TH Sarabun New" w:hAnsi="TH Sarabun New" w:cs="TH Sarabun New" w:hint="cs"/>
-          <w:sz w:val="32"/>
-          <w:szCs w:val="32"/>
-          <w:cs/>
-          <w:lang w:val="en-US"/>
-        </w:rPr>
-        <w:t>และความสูง</w:t>
-      </w:r>
-      <w:r>
-        <w:rPr>
-          <w:rFonts w:ascii="TH Sarabun New" w:hAnsi="TH Sarabun New" w:cs="TH Sarabun New" w:hint="cs"/>
-          <w:sz w:val="32"/>
-          <w:szCs w:val="32"/>
-        </w:rPr>
-        <w:t xml:space="preserve"> Z </w:t>
-      </w:r>
-      <w:r>
-        <w:rPr>
-          <w:rFonts w:ascii="TH Sarabun New" w:hAnsi="TH Sarabun New" w:cs="TH Sarabun New" w:hint="cs"/>
-          <w:sz w:val="32"/>
-          <w:szCs w:val="32"/>
-          <w:cs/>
-          <w:lang w:val="en-US"/>
-        </w:rPr>
-        <w:t>ซึ่งพิกัดความสูงในแกน</w:t>
-      </w:r>
-      <w:r>
-        <w:rPr>
-          <w:rFonts w:ascii="TH Sarabun New" w:hAnsi="TH Sarabun New" w:cs="TH Sarabun New" w:hint="cs"/>
-          <w:sz w:val="32"/>
-          <w:szCs w:val="32"/>
-        </w:rPr>
-        <w:t xml:space="preserve"> Z </w:t>
-      </w:r>
-      <w:r>
-        <w:rPr>
-          <w:rFonts w:ascii="TH Sarabun New" w:hAnsi="TH Sarabun New" w:cs="TH Sarabun New" w:hint="cs"/>
-          <w:sz w:val="32"/>
-          <w:szCs w:val="32"/>
-          <w:cs/>
-          <w:lang w:val="en-US"/>
-        </w:rPr>
-        <w:t>นี่เองที่จะเป็นตัวชี้วัดสำคัญในการประเมินพฤติกรรมการล้มได้อย่างแม่นยำ ระบบนี้จึงสามารถแจ้งเตือนอุบัติเหตุพร้อมระบุตำแหน่งที่แน่ชัดได้ทันที โดยไม่ต้องพึ่งพา</w:t>
-      </w:r>
-      <w:r>
-        <w:rPr>
-          <w:rFonts w:ascii="TH Sarabun New" w:hAnsi="TH Sarabun New" w:cs="TH Sarabun New" w:hint="cs"/>
-          <w:sz w:val="32"/>
-          <w:szCs w:val="32"/>
-          <w:cs/>
-          <w:lang w:val="en-US"/>
-        </w:rPr>
-        <w:lastRenderedPageBreak/>
-        <w:t>กล้องวิดีโอหรืออุปกรณ์สวมใส่ใด ๆ และรักษาสิทธิความเป็นส่วนตัวของผู้ใช้งานในพื้นที่ละเอียดอ่อนได้อย่างสมบูรณ์แบบ</w:t>
+        <w:t xml:space="preserve">1.2.3 </w:t>
+      </w:r>
+      <w:r>
+        <w:rPr>
+          <w:rFonts w:ascii="TH Sarabun New" w:hAnsi="TH Sarabun New" w:cs="TH Sarabun New"/>
+          <w:sz w:val="32"/>
+          <w:szCs w:val="32"/>
+          <w:cs/>
+          <w:lang w:val="en-US"/>
+        </w:rPr>
+        <w:t>เพื่อสร้างเว็บแอปพลิเคชันสำหรับติดตามพิกัดตำแหน่งแบบเรียลไทม์และแจ้งเตือนเมื่อเกิดเหตุการณ์ล้ม</w:t>
       </w:r>
     </w:p>
     <w:p>
@@ -537,6 +953,7 @@
           <w:tab w:val="left" w:pos="567"/>
           <w:tab w:val="left" w:pos="1134"/>
         </w:tabs>
+        <w:spacing w:before="0" w:beforeAutospacing="0" w:after="0" w:afterAutospacing="0"/>
         <w:contextualSpacing/>
         <w:jc w:val="thaiDistribute"/>
         <w:rPr>
@@ -554,6 +971,7 @@
           <w:tab w:val="left" w:pos="567"/>
           <w:tab w:val="left" w:pos="1134"/>
         </w:tabs>
+        <w:spacing w:before="0" w:beforeAutospacing="0" w:after="0" w:afterAutospacing="0"/>
         <w:contextualSpacing/>
         <w:jc w:val="thaiDistribute"/>
         <w:rPr>
@@ -574,19 +992,30 @@
           <w:szCs w:val="32"/>
           <w:lang w:val="en-US"/>
         </w:rPr>
-        <w:t xml:space="preserve">1.2 </w:t>
-      </w:r>
-      <w:r>
-        <w:rPr>
-          <w:rFonts w:ascii="TH Sarabun New" w:hAnsi="TH Sarabun New" w:cs="TH Sarabun New" w:hint="cs"/>
+        <w:t xml:space="preserve">1.3 </w:t>
+      </w:r>
+      <w:r>
+        <w:rPr>
+          <w:rFonts w:ascii="TH Sarabun New" w:hAnsi="TH Sarabun New" w:cs="TH Sarabun New"/>
           <w:b/>
           <w:bCs/>
           <w:sz w:val="32"/>
           <w:szCs w:val="32"/>
-          <w:cs/>
-          <w:lang w:val="en-US"/>
-        </w:rPr>
-        <w:t>วัตถุประสงค์</w:t>
+          <w:lang w:val="en-US"/>
+        </w:rPr>
+        <w:tab/>
+      </w:r>
+      <w:r>
+        <w:rPr>
+          <w:rFonts w:ascii="TH Sarabun New" w:hAnsi="TH Sarabun New" w:cs="TH Sarabun New" w:hint="cs"/>
+          <w:b/>
+          <w:bCs/>
+          <w:sz w:val="32"/>
+          <w:szCs w:val="32"/>
+          <w:cs/>
+          <w:lang w:val="en-US"/>
+        </w:rPr>
+        <w:t>ขอบเขต</w:t>
       </w:r>
     </w:p>
     <w:p>
@@ -596,6 +1025,7 @@
           <w:tab w:val="left" w:pos="567"/>
           <w:tab w:val="left" w:pos="1134"/>
         </w:tabs>
+        <w:spacing w:before="0" w:beforeAutospacing="0" w:after="0" w:afterAutospacing="0"/>
         <w:contextualSpacing/>
         <w:jc w:val="thaiDistribute"/>
         <w:rPr>
@@ -609,255 +1039,20 @@
           <w:rFonts w:ascii="TH Sarabun New" w:hAnsi="TH Sarabun New" w:cs="TH Sarabun New"/>
           <w:sz w:val="32"/>
           <w:szCs w:val="32"/>
+          <w:lang w:val="en-US"/>
         </w:rPr>
         <w:tab/>
-        <w:t xml:space="preserve">1.2.1 </w:t>
-      </w:r>
-      <w:r>
-        <w:rPr>
-          <w:rFonts w:ascii="TH Sarabun New" w:hAnsi="TH Sarabun New" w:cs="TH Sarabun New"/>
-          <w:sz w:val="32"/>
-          <w:szCs w:val="32"/>
-          <w:cs/>
-          <w:lang w:val="en-US"/>
-        </w:rPr>
-        <w:t xml:space="preserve">เพื่อพัฒนาระบบตรวจจับการล้มโดยใช้เทคโนโลยีระบุพิกัด </w:t>
-      </w:r>
-      <w:r>
-        <w:rPr>
-          <w:rFonts w:ascii="TH Sarabun New" w:hAnsi="TH Sarabun New" w:cs="TH Sarabun New"/>
-          <w:sz w:val="32"/>
-          <w:szCs w:val="32"/>
-        </w:rPr>
-        <w:t xml:space="preserve">3 </w:t>
-      </w:r>
-      <w:r>
-        <w:rPr>
-          <w:rFonts w:ascii="TH Sarabun New" w:hAnsi="TH Sarabun New" w:cs="TH Sarabun New"/>
-          <w:sz w:val="32"/>
-          <w:szCs w:val="32"/>
-          <w:cs/>
-          <w:lang w:val="en-US"/>
-        </w:rPr>
-        <w:t>มิติ (</w:t>
-      </w:r>
-      <w:r>
-        <w:rPr>
-          <w:rFonts w:ascii="TH Sarabun New" w:hAnsi="TH Sarabun New" w:cs="TH Sarabun New"/>
-          <w:sz w:val="32"/>
-          <w:szCs w:val="32"/>
-        </w:rPr>
-        <w:t xml:space="preserve">3D Localization) </w:t>
-      </w:r>
-      <w:r>
-        <w:rPr>
-          <w:rFonts w:ascii="TH Sarabun New" w:hAnsi="TH Sarabun New" w:cs="TH Sarabun New"/>
-          <w:sz w:val="32"/>
-          <w:szCs w:val="32"/>
-          <w:cs/>
-          <w:lang w:val="en-US"/>
-        </w:rPr>
-        <w:t>ผ่านการวิเคราะห์ข้อมูลสถานะช่องสัญญาณวิทยุ (</w:t>
-      </w:r>
-      <w:r>
-        <w:rPr>
-          <w:rFonts w:ascii="TH Sarabun New" w:hAnsi="TH Sarabun New" w:cs="TH Sarabun New"/>
-          <w:sz w:val="32"/>
-          <w:szCs w:val="32"/>
-        </w:rPr>
-        <w:t>WiFi CSI)</w:t>
-      </w:r>
-    </w:p>
-    <w:p>
-      <w:pPr>
-        <w:pStyle w:val="NormalWeb"/>
-        <w:tabs>
-          <w:tab w:val="left" w:pos="567"/>
-          <w:tab w:val="left" w:pos="1134"/>
-        </w:tabs>
-        <w:contextualSpacing/>
-        <w:jc w:val="thaiDistribute"/>
-        <w:rPr>
-          <w:rFonts w:ascii="TH Sarabun New" w:hAnsi="TH Sarabun New" w:cs="TH Sarabun New"/>
-          <w:sz w:val="32"/>
-          <w:szCs w:val="32"/>
-        </w:rPr>
-      </w:pPr>
-      <w:r>
-        <w:rPr>
-          <w:rFonts w:ascii="TH Sarabun New" w:hAnsi="TH Sarabun New" w:cs="TH Sarabun New"/>
-          <w:sz w:val="32"/>
-          <w:szCs w:val="32"/>
+        <w:t>1.3.1</w:t>
+      </w:r>
+      <w:r>
+        <w:rPr>
+          <w:rFonts w:ascii="TH Sarabun New" w:hAnsi="TH Sarabun New" w:cs="TH Sarabun New"/>
+          <w:sz w:val="32"/>
+          <w:szCs w:val="32"/>
+          <w:lang w:val="en-US"/>
         </w:rPr>
         <w:tab/>
-        <w:t xml:space="preserve">1.2.2 </w:t>
-      </w:r>
-      <w:r>
-        <w:rPr>
-          <w:rFonts w:ascii="TH Sarabun New" w:hAnsi="TH Sarabun New" w:cs="TH Sarabun New"/>
-          <w:sz w:val="32"/>
-          <w:szCs w:val="32"/>
-          <w:cs/>
-          <w:lang w:val="en-US"/>
-        </w:rPr>
-        <w:t xml:space="preserve">เพื่อประยุกต์ใช้โมเดลปัญญาประดิษฐ์สถาปัตยกรรม </w:t>
-      </w:r>
-      <w:r>
-        <w:rPr>
-          <w:rFonts w:ascii="TH Sarabun New" w:hAnsi="TH Sarabun New" w:cs="TH Sarabun New"/>
-          <w:sz w:val="32"/>
-          <w:szCs w:val="32"/>
-        </w:rPr>
-        <w:t xml:space="preserve">Spatio-Temporal Transformer </w:t>
-      </w:r>
-      <w:r>
-        <w:rPr>
-          <w:rFonts w:ascii="TH Sarabun New" w:hAnsi="TH Sarabun New" w:cs="TH Sarabun New"/>
-          <w:sz w:val="32"/>
-          <w:szCs w:val="32"/>
-          <w:cs/>
-          <w:lang w:val="en-US"/>
-        </w:rPr>
-        <w:t>ในการทำนายพิกัดจุดศูนย์กลางมวล (</w:t>
-      </w:r>
-      <w:r>
-        <w:rPr>
-          <w:rFonts w:ascii="TH Sarabun New" w:hAnsi="TH Sarabun New" w:cs="TH Sarabun New"/>
-          <w:sz w:val="32"/>
-          <w:szCs w:val="32"/>
-        </w:rPr>
-        <w:t xml:space="preserve">Centroid) </w:t>
-      </w:r>
-      <w:r>
-        <w:rPr>
-          <w:rFonts w:ascii="TH Sarabun New" w:hAnsi="TH Sarabun New" w:cs="TH Sarabun New"/>
-          <w:sz w:val="32"/>
-          <w:szCs w:val="32"/>
-          <w:cs/>
-          <w:lang w:val="en-US"/>
-        </w:rPr>
-        <w:t>ของบุคคลจากข้อมูลอนุกรมเวลา (</w:t>
-      </w:r>
-      <w:r>
-        <w:rPr>
-          <w:rFonts w:ascii="TH Sarabun New" w:hAnsi="TH Sarabun New" w:cs="TH Sarabun New"/>
-          <w:sz w:val="32"/>
-          <w:szCs w:val="32"/>
-        </w:rPr>
-        <w:t>Time-series data)</w:t>
-      </w:r>
-    </w:p>
-    <w:p>
-      <w:pPr>
-        <w:pStyle w:val="NormalWeb"/>
-        <w:tabs>
-          <w:tab w:val="left" w:pos="567"/>
-          <w:tab w:val="left" w:pos="1134"/>
-        </w:tabs>
-        <w:contextualSpacing/>
-        <w:jc w:val="thaiDistribute"/>
-        <w:rPr>
-          <w:rFonts w:ascii="TH Sarabun New" w:hAnsi="TH Sarabun New" w:cs="TH Sarabun New"/>
-          <w:sz w:val="32"/>
-          <w:szCs w:val="32"/>
-        </w:rPr>
-      </w:pPr>
-      <w:r>
-        <w:rPr>
-          <w:rFonts w:ascii="TH Sarabun New" w:hAnsi="TH Sarabun New" w:cs="TH Sarabun New"/>
-          <w:sz w:val="32"/>
-          <w:szCs w:val="32"/>
-        </w:rPr>
-        <w:tab/>
-        <w:t xml:space="preserve">1.2.3 </w:t>
-      </w:r>
-      <w:r>
-        <w:rPr>
-          <w:rFonts w:ascii="TH Sarabun New" w:hAnsi="TH Sarabun New" w:cs="TH Sarabun New"/>
-          <w:sz w:val="32"/>
-          <w:szCs w:val="32"/>
-          <w:cs/>
-          <w:lang w:val="en-US"/>
-        </w:rPr>
-        <w:t>เพื่อสร้างเว็บแอปพลิเคชันสำหรับติดตามพิกัดตำแหน่งแบบเรียลไทม์และแจ้งเตือนเมื่อเกิดเหตุการณ์ล้ม</w:t>
-      </w:r>
-    </w:p>
-    <w:p>
-      <w:pPr>
-        <w:pStyle w:val="NormalWeb"/>
-        <w:tabs>
-          <w:tab w:val="left" w:pos="567"/>
-          <w:tab w:val="left" w:pos="1134"/>
-        </w:tabs>
-        <w:contextualSpacing/>
-        <w:jc w:val="thaiDistribute"/>
-        <w:rPr>
-          <w:rFonts w:ascii="TH Sarabun New" w:hAnsi="TH Sarabun New" w:cs="TH Sarabun New"/>
-          <w:b/>
-          <w:bCs/>
-          <w:sz w:val="32"/>
-          <w:szCs w:val="32"/>
-          <w:lang w:val="en-US"/>
-        </w:rPr>
-      </w:pPr>
-    </w:p>
-    <w:p>
-      <w:pPr>
-        <w:pStyle w:val="NormalWeb"/>
-        <w:tabs>
-          <w:tab w:val="left" w:pos="567"/>
-          <w:tab w:val="left" w:pos="1134"/>
-        </w:tabs>
-        <w:contextualSpacing/>
-        <w:jc w:val="thaiDistribute"/>
-        <w:rPr>
-          <w:rFonts w:ascii="TH Sarabun New" w:hAnsi="TH Sarabun New" w:cs="TH Sarabun New"/>
-          <w:b/>
-          <w:bCs/>
-          <w:sz w:val="32"/>
-          <w:szCs w:val="32"/>
-          <w:lang w:val="en-US"/>
-        </w:rPr>
-      </w:pPr>
-      <w:r>
-        <w:rPr>
-          <w:rFonts w:ascii="TH Sarabun New" w:hAnsi="TH Sarabun New" w:cs="TH Sarabun New"/>
-          <w:b/>
-          <w:bCs/>
-          <w:sz w:val="32"/>
-          <w:szCs w:val="32"/>
-          <w:lang w:val="en-US"/>
-        </w:rPr>
-        <w:t xml:space="preserve">1.3 </w:t>
-      </w:r>
-      <w:r>
-        <w:rPr>
-          <w:rFonts w:ascii="TH Sarabun New" w:hAnsi="TH Sarabun New" w:cs="TH Sarabun New" w:hint="cs"/>
-          <w:b/>
-          <w:bCs/>
-          <w:sz w:val="32"/>
-          <w:szCs w:val="32"/>
-          <w:cs/>
-          <w:lang w:val="en-US"/>
-        </w:rPr>
-        <w:t>ขอบเขต</w:t>
-      </w:r>
-    </w:p>
-    <w:p>
-      <w:pPr>
-        <w:pStyle w:val="NormalWeb"/>
-        <w:tabs>
-          <w:tab w:val="left" w:pos="567"/>
-          <w:tab w:val="left" w:pos="1134"/>
-        </w:tabs>
-        <w:contextualSpacing/>
-        <w:jc w:val="thaiDistribute"/>
-        <w:rPr>
-          <w:rFonts w:ascii="TH Sarabun New" w:hAnsi="TH Sarabun New" w:cs="TH Sarabun New"/>
-          <w:sz w:val="32"/>
-          <w:szCs w:val="32"/>
-        </w:rPr>
-      </w:pPr>
+      </w:r>
       <w:r>
         <w:rPr>
           <w:rFonts w:ascii="TH Sarabun New" w:hAnsi="TH Sarabun New" w:cs="TH Sarabun New"/>
@@ -885,9 +1080,12 @@
           <w:numId w:val="2"/>
         </w:numPr>
         <w:tabs>
-          <w:tab w:val="left" w:pos="567"/>
+          <w:tab w:val="left" w:pos="851"/>
           <w:tab w:val="left" w:pos="1134"/>
-        </w:tabs>
+          <w:tab w:val="left" w:pos="1418"/>
+        </w:tabs>
+        <w:spacing w:before="0" w:beforeAutospacing="0" w:after="0" w:afterAutospacing="0"/>
+        <w:ind w:left="0" w:firstLine="1134"/>
         <w:contextualSpacing/>
         <w:jc w:val="thaiDistribute"/>
         <w:rPr>
@@ -987,9 +1185,13 @@
           <w:numId w:val="2"/>
         </w:numPr>
         <w:tabs>
+          <w:tab w:val="clear" w:pos="1800"/>
           <w:tab w:val="left" w:pos="567"/>
           <w:tab w:val="left" w:pos="1134"/>
-        </w:tabs>
+          <w:tab w:val="num" w:pos="1418"/>
+        </w:tabs>
+        <w:spacing w:before="0" w:beforeAutospacing="0" w:after="0" w:afterAutospacing="0"/>
+        <w:ind w:left="0" w:firstLine="1134"/>
         <w:contextualSpacing/>
         <w:jc w:val="thaiDistribute"/>
         <w:rPr>
@@ -1024,7 +1226,26 @@
           <w:cs/>
           <w:lang w:val="en-US"/>
         </w:rPr>
-        <w:t>โดยปราศจากการใช้กล้องวงจรปิด (</w:t>
+        <w:t xml:space="preserve">โดยปราศจากการใช้กล้องวงจรปิด </w:t>
+      </w:r>
+      <w:r>
+        <w:rPr>
+          <w:rFonts w:ascii="TH Sarabun New" w:hAnsi="TH Sarabun New" w:cs="TH Sarabun New"/>
+          <w:sz w:val="32"/>
+          <w:szCs w:val="32"/>
+          <w:lang w:val="en-US"/>
+        </w:rPr>
+        <w:t xml:space="preserve">  </w:t>
+      </w:r>
+      <w:r>
+        <w:rPr>
+          <w:rFonts w:ascii="TH Sarabun New" w:hAnsi="TH Sarabun New" w:cs="TH Sarabun New"/>
+          <w:sz w:val="32"/>
+          <w:szCs w:val="32"/>
+          <w:cs/>
+          <w:lang w:val="en-US"/>
+        </w:rPr>
+        <w:t>(</w:t>
       </w:r>
       <w:r>
         <w:rPr>
@@ -1052,6 +1273,7 @@
           <w:tab w:val="left" w:pos="567"/>
           <w:tab w:val="left" w:pos="1134"/>
         </w:tabs>
+        <w:spacing w:before="0" w:beforeAutospacing="0" w:after="0" w:afterAutospacing="0"/>
         <w:contextualSpacing/>
         <w:jc w:val="thaiDistribute"/>
         <w:rPr>
@@ -1060,6 +1282,25 @@
           <w:szCs w:val="32"/>
         </w:rPr>
       </w:pPr>
+      <w:r>
+        <w:rPr>
+          <w:rFonts w:ascii="TH Sarabun New" w:hAnsi="TH Sarabun New" w:cs="TH Sarabun New"/>
+          <w:sz w:val="32"/>
+          <w:szCs w:val="32"/>
+          <w:lang w:val="en-US"/>
+        </w:rPr>
+        <w:tab/>
+        <w:t>1.3.2</w:t>
+      </w:r>
+      <w:r>
+        <w:rPr>
+          <w:rFonts w:ascii="TH Sarabun New" w:hAnsi="TH Sarabun New" w:cs="TH Sarabun New"/>
+          <w:sz w:val="32"/>
+          <w:szCs w:val="32"/>
+          <w:lang w:val="en-US"/>
+        </w:rPr>
+        <w:tab/>
+      </w:r>
       <w:r>
         <w:rPr>
           <w:rFonts w:ascii="TH Sarabun New" w:hAnsi="TH Sarabun New" w:cs="TH Sarabun New"/>
@@ -1090,6 +1331,8 @@
           <w:tab w:val="left" w:pos="567"/>
           <w:tab w:val="left" w:pos="1134"/>
         </w:tabs>
+        <w:spacing w:before="0" w:beforeAutospacing="0" w:after="0" w:afterAutospacing="0"/>
+        <w:ind w:left="0" w:firstLine="1134"/>
         <w:contextualSpacing/>
         <w:jc w:val="thaiDistribute"/>
         <w:rPr>
@@ -1106,7 +1349,26 @@
           <w:cs/>
           <w:lang w:val="en-US"/>
         </w:rPr>
-        <w:t>โมเดลปัญญาประดิษฐ์ประมวลผลบนเครื่องคอมพิวเตอร์ประสิทธิภาพสูง (</w:t>
+        <w:t xml:space="preserve">โมเดลปัญญาประดิษฐ์ประมวลผลบนเครื่องคอมพิวเตอร์ประสิทธิภาพสูง </w:t>
+      </w:r>
+      <w:r>
+        <w:rPr>
+          <w:rFonts w:ascii="TH Sarabun New" w:hAnsi="TH Sarabun New" w:cs="TH Sarabun New"/>
+          <w:sz w:val="32"/>
+          <w:szCs w:val="32"/>
+          <w:lang w:val="en-US"/>
+        </w:rPr>
+        <w:t xml:space="preserve">                     </w:t>
+      </w:r>
+      <w:r>
+        <w:rPr>
+          <w:rFonts w:ascii="TH Sarabun New" w:hAnsi="TH Sarabun New" w:cs="TH Sarabun New"/>
+          <w:sz w:val="32"/>
+          <w:szCs w:val="32"/>
+          <w:cs/>
+          <w:lang w:val="en-US"/>
+        </w:rPr>
+        <w:t>(</w:t>
       </w:r>
       <w:r>
         <w:rPr>
@@ -1128,6 +1390,8 @@
           <w:tab w:val="left" w:pos="567"/>
           <w:tab w:val="left" w:pos="1134"/>
         </w:tabs>
+        <w:spacing w:before="0" w:beforeAutospacing="0" w:after="0" w:afterAutospacing="0"/>
+        <w:ind w:left="0" w:firstLine="1134"/>
         <w:contextualSpacing/>
         <w:jc w:val="thaiDistribute"/>
         <w:rPr>
@@ -1180,7 +1444,26 @@
           <w:cs/>
           <w:lang w:val="en-US"/>
         </w:rPr>
-        <w:t>โดยระบุเป็นจุดศูนย์กลางมวล (</w:t>
+        <w:t xml:space="preserve">โดยระบุเป็นจุดศูนย์กลางมวล </w:t>
+      </w:r>
+      <w:r>
+        <w:rPr>
+          <w:rFonts w:ascii="TH Sarabun New" w:hAnsi="TH Sarabun New" w:cs="TH Sarabun New"/>
+          <w:sz w:val="32"/>
+          <w:szCs w:val="32"/>
+          <w:lang w:val="en-US"/>
+        </w:rPr>
+        <w:t xml:space="preserve"> </w:t>
+      </w:r>
+      <w:r>
+        <w:rPr>
+          <w:rFonts w:ascii="TH Sarabun New" w:hAnsi="TH Sarabun New" w:cs="TH Sarabun New"/>
+          <w:sz w:val="32"/>
+          <w:szCs w:val="32"/>
+          <w:cs/>
+          <w:lang w:val="en-US"/>
+        </w:rPr>
+        <w:t>(</w:t>
       </w:r>
       <w:r>
         <w:rPr>
@@ -1247,7 +1530,10 @@
         <w:tabs>
           <w:tab w:val="left" w:pos="567"/>
           <w:tab w:val="left" w:pos="1134"/>
-        </w:tabs>
+          <w:tab w:val="left" w:pos="1418"/>
+        </w:tabs>
+        <w:spacing w:before="0" w:beforeAutospacing="0" w:after="0" w:afterAutospacing="0"/>
+        <w:ind w:left="0" w:firstLine="1134"/>
         <w:contextualSpacing/>
         <w:jc w:val="thaiDistribute"/>
         <w:rPr>
@@ -1292,6 +1578,7 @@
           <w:tab w:val="left" w:pos="567"/>
           <w:tab w:val="left" w:pos="1134"/>
         </w:tabs>
+        <w:spacing w:before="0" w:beforeAutospacing="0" w:after="0" w:afterAutospacing="0"/>
         <w:contextualSpacing/>
         <w:jc w:val="thaiDistribute"/>
         <w:rPr>
@@ -1300,6 +1587,25 @@
           <w:szCs w:val="32"/>
         </w:rPr>
       </w:pPr>
+      <w:r>
+        <w:rPr>
+          <w:rFonts w:ascii="TH Sarabun New" w:hAnsi="TH Sarabun New" w:cs="TH Sarabun New"/>
+          <w:sz w:val="32"/>
+          <w:szCs w:val="32"/>
+          <w:lang w:val="en-US"/>
+        </w:rPr>
+        <w:tab/>
+        <w:t>1.3.3</w:t>
+      </w:r>
+      <w:r>
+        <w:rPr>
+          <w:rFonts w:ascii="TH Sarabun New" w:hAnsi="TH Sarabun New" w:cs="TH Sarabun New"/>
+          <w:sz w:val="32"/>
+          <w:szCs w:val="32"/>
+          <w:lang w:val="en-US"/>
+        </w:rPr>
+        <w:tab/>
+      </w:r>
       <w:r>
         <w:rPr>
           <w:rFonts w:ascii="TH Sarabun New" w:hAnsi="TH Sarabun New" w:cs="TH Sarabun New"/>
@@ -1327,9 +1633,13 @@
           <w:numId w:val="4"/>
         </w:numPr>
         <w:tabs>
+          <w:tab w:val="clear" w:pos="1004"/>
           <w:tab w:val="left" w:pos="567"/>
+          <w:tab w:val="num" w:pos="851"/>
           <w:tab w:val="left" w:pos="1134"/>
         </w:tabs>
+        <w:spacing w:before="0" w:beforeAutospacing="0" w:after="0" w:afterAutospacing="0"/>
+        <w:ind w:left="1418" w:hanging="284"/>
         <w:contextualSpacing/>
         <w:jc w:val="thaiDistribute"/>
         <w:rPr>
@@ -1360,6 +1670,8 @@
           <w:tab w:val="left" w:pos="567"/>
           <w:tab w:val="left" w:pos="1134"/>
         </w:tabs>
+        <w:spacing w:before="0" w:beforeAutospacing="0" w:after="0" w:afterAutospacing="0"/>
+        <w:ind w:left="0" w:firstLine="1134"/>
         <w:contextualSpacing/>
         <w:jc w:val="thaiDistribute"/>
         <w:rPr>
@@ -1376,6 +1688,7 @@
           <w:cs/>
           <w:lang w:val="en-US"/>
         </w:rPr>
+        <w:lastRenderedPageBreak/>
         <w:t xml:space="preserve">ระบบสามารถประเมินและแจ้งเตือนการล้มได้ เมื่อพิกัดความสูง (แกน </w:t>
       </w:r>
       <w:r>
@@ -1404,10 +1717,28 @@
           <w:tab w:val="left" w:pos="567"/>
           <w:tab w:val="left" w:pos="1134"/>
         </w:tabs>
+        <w:spacing w:before="0" w:beforeAutospacing="0" w:after="0" w:afterAutospacing="0"/>
         <w:contextualSpacing/>
         <w:jc w:val="thaiDistribute"/>
         <w:rPr>
           <w:rFonts w:ascii="TH Sarabun New" w:hAnsi="TH Sarabun New" w:cs="TH Sarabun New"/>
+          <w:sz w:val="32"/>
+          <w:szCs w:val="32"/>
+        </w:rPr>
+      </w:pPr>
+    </w:p>
+    <w:p>
+      <w:pPr>
+        <w:pStyle w:val="NormalWeb"/>
+        <w:tabs>
+          <w:tab w:val="left" w:pos="567"/>
+          <w:tab w:val="left" w:pos="1134"/>
+        </w:tabs>
+        <w:spacing w:before="0" w:beforeAutospacing="0" w:after="0" w:afterAutospacing="0"/>
+        <w:contextualSpacing/>
+        <w:jc w:val="thaiDistribute"/>
+        <w:rPr>
+          <w:rFonts w:ascii="TH Sarabun New" w:hAnsi="TH Sarabun New" w:cs="TH Sarabun New"/>
           <w:b/>
           <w:bCs/>
           <w:sz w:val="32"/>
@@ -1415,6 +1746,40 @@
           <w:lang w:val="en-US"/>
         </w:rPr>
       </w:pPr>
+      <w:r>
+        <w:rPr>
+          <w:rFonts w:ascii="TH Sarabun New" w:hAnsi="TH Sarabun New" w:cs="TH Sarabun New"/>
+          <w:b/>
+          <w:bCs/>
+          <w:sz w:val="32"/>
+          <w:szCs w:val="32"/>
+          <w:lang w:val="en-US"/>
+        </w:rPr>
+        <w:t>1.4</w:t>
+      </w:r>
+      <w:r>
+        <w:rPr>
+          <w:rFonts w:ascii="TH Sarabun New" w:hAnsi="TH Sarabun New" w:cs="TH Sarabun New"/>
+          <w:b/>
+          <w:bCs/>
+          <w:sz w:val="32"/>
+          <w:szCs w:val="32"/>
+          <w:lang w:val="en-US"/>
+        </w:rPr>
+        <w:tab/>
+      </w:r>
+      <w:r>
+        <w:rPr>
+          <w:rFonts w:ascii="TH Sarabun New" w:hAnsi="TH Sarabun New" w:cs="TH Sarabun New" w:hint="cs"/>
+          <w:b/>
+          <w:bCs/>
+          <w:sz w:val="32"/>
+          <w:szCs w:val="32"/>
+          <w:cs/>
+          <w:lang w:val="en-US"/>
+        </w:rPr>
+        <w:t>ประโยชน์ที่คาดว่าจะได้รับ</w:t>
+      </w:r>
     </w:p>
     <w:p>
       <w:pPr>
@@ -1423,40 +1788,108 @@
           <w:tab w:val="left" w:pos="567"/>
           <w:tab w:val="left" w:pos="1134"/>
         </w:tabs>
+        <w:spacing w:before="0" w:beforeAutospacing="0" w:after="0" w:afterAutospacing="0"/>
         <w:contextualSpacing/>
         <w:jc w:val="thaiDistribute"/>
         <w:rPr>
           <w:rFonts w:ascii="TH Sarabun New" w:hAnsi="TH Sarabun New" w:cs="TH Sarabun New"/>
-          <w:b/>
-          <w:bCs/>
-          <w:sz w:val="32"/>
-          <w:szCs w:val="32"/>
-          <w:lang w:val="en-US"/>
-        </w:rPr>
-      </w:pPr>
-      <w:r>
-        <w:rPr>
-          <w:rFonts w:ascii="TH Sarabun New" w:hAnsi="TH Sarabun New" w:cs="TH Sarabun New"/>
-          <w:b/>
-          <w:bCs/>
-          <w:sz w:val="32"/>
-          <w:szCs w:val="32"/>
-          <w:lang w:val="en-US"/>
-        </w:rPr>
-        <w:lastRenderedPageBreak/>
-        <w:t xml:space="preserve">1.4 </w:t>
-      </w:r>
-      <w:r>
-        <w:rPr>
-          <w:rFonts w:ascii="TH Sarabun New" w:hAnsi="TH Sarabun New" w:cs="TH Sarabun New" w:hint="cs"/>
-          <w:b/>
-          <w:bCs/>
-          <w:sz w:val="32"/>
-          <w:szCs w:val="32"/>
-          <w:cs/>
-          <w:lang w:val="en-US"/>
-        </w:rPr>
-        <w:t>ประโยชน์ที่คาดว่าจะได้รับ</w:t>
+          <w:sz w:val="32"/>
+          <w:szCs w:val="32"/>
+        </w:rPr>
+      </w:pPr>
+      <w:r>
+        <w:rPr>
+          <w:rFonts w:ascii="TH Sarabun New" w:hAnsi="TH Sarabun New" w:cs="TH Sarabun New"/>
+          <w:sz w:val="32"/>
+          <w:szCs w:val="32"/>
+          <w:lang w:val="en-US"/>
+        </w:rPr>
+        <w:tab/>
+      </w:r>
+      <w:r>
+        <w:rPr>
+          <w:rFonts w:ascii="TH Sarabun New" w:hAnsi="TH Sarabun New" w:cs="TH Sarabun New"/>
+          <w:sz w:val="32"/>
+          <w:szCs w:val="32"/>
+        </w:rPr>
+        <w:t>1.4.1</w:t>
+      </w:r>
+      <w:r>
+        <w:rPr>
+          <w:rFonts w:ascii="TH Sarabun New" w:hAnsi="TH Sarabun New" w:cs="TH Sarabun New"/>
+          <w:sz w:val="32"/>
+          <w:szCs w:val="32"/>
+          <w:lang w:val="en-US"/>
+        </w:rPr>
+        <w:tab/>
+      </w:r>
+      <w:r>
+        <w:rPr>
+          <w:rFonts w:ascii="TH Sarabun New" w:hAnsi="TH Sarabun New" w:cs="TH Sarabun New"/>
+          <w:sz w:val="32"/>
+          <w:szCs w:val="32"/>
+          <w:cs/>
+        </w:rPr>
+        <w:t xml:space="preserve">ได้รับระบบต้นแบบการระบุพิกัด </w:t>
+      </w:r>
+      <w:r>
+        <w:rPr>
+          <w:rFonts w:ascii="TH Sarabun New" w:hAnsi="TH Sarabun New" w:cs="TH Sarabun New"/>
+          <w:sz w:val="32"/>
+          <w:szCs w:val="32"/>
+        </w:rPr>
+        <w:t xml:space="preserve">3 </w:t>
+      </w:r>
+      <w:r>
+        <w:rPr>
+          <w:rFonts w:ascii="TH Sarabun New" w:hAnsi="TH Sarabun New" w:cs="TH Sarabun New"/>
+          <w:sz w:val="32"/>
+          <w:szCs w:val="32"/>
+          <w:cs/>
+        </w:rPr>
+        <w:t>มิติแบบเรียลไทม์ (</w:t>
+      </w:r>
+      <w:r>
+        <w:rPr>
+          <w:rFonts w:ascii="TH Sarabun New" w:hAnsi="TH Sarabun New" w:cs="TH Sarabun New"/>
+          <w:sz w:val="32"/>
+          <w:szCs w:val="32"/>
+        </w:rPr>
+        <w:t xml:space="preserve">Real-time 3D Localization Prototype) </w:t>
+      </w:r>
+      <w:r>
+        <w:rPr>
+          <w:rFonts w:ascii="TH Sarabun New" w:hAnsi="TH Sarabun New" w:cs="TH Sarabun New"/>
+          <w:sz w:val="32"/>
+          <w:szCs w:val="32"/>
+          <w:cs/>
+        </w:rPr>
+        <w:t xml:space="preserve">ที่ใช้สัญญาณ </w:t>
+      </w:r>
+      <w:r>
+        <w:rPr>
+          <w:rFonts w:ascii="TH Sarabun New" w:hAnsi="TH Sarabun New" w:cs="TH Sarabun New"/>
+          <w:sz w:val="32"/>
+          <w:szCs w:val="32"/>
+        </w:rPr>
+        <w:t xml:space="preserve">WiFi </w:t>
+      </w:r>
+      <w:r>
+        <w:rPr>
+          <w:rFonts w:ascii="TH Sarabun New" w:hAnsi="TH Sarabun New" w:cs="TH Sarabun New"/>
+          <w:sz w:val="32"/>
+          <w:szCs w:val="32"/>
+          <w:cs/>
+        </w:rPr>
+        <w:t>ในการทำงาน</w:t>
+      </w:r>
+      <w:r>
+        <w:rPr>
+          <w:rFonts w:ascii="TH Sarabun New" w:hAnsi="TH Sarabun New" w:cs="TH Sarabun New"/>
+          <w:sz w:val="32"/>
+          <w:szCs w:val="32"/>
+        </w:rPr>
+        <w:t xml:space="preserve"> </w:t>
       </w:r>
     </w:p>
     <w:p>
@@ -1466,6 +1899,7 @@
           <w:tab w:val="left" w:pos="567"/>
           <w:tab w:val="left" w:pos="1134"/>
         </w:tabs>
+        <w:spacing w:before="0" w:beforeAutospacing="0" w:after="0" w:afterAutospacing="0"/>
         <w:contextualSpacing/>
         <w:jc w:val="thaiDistribute"/>
         <w:rPr>
@@ -1488,67 +1922,42 @@
           <w:sz w:val="32"/>
           <w:szCs w:val="32"/>
         </w:rPr>
-        <w:t xml:space="preserve">1.4.1 </w:t>
-      </w:r>
-      <w:r>
-        <w:rPr>
-          <w:rFonts w:ascii="TH Sarabun New" w:hAnsi="TH Sarabun New" w:cs="TH Sarabun New"/>
-          <w:sz w:val="32"/>
-          <w:szCs w:val="32"/>
-          <w:cs/>
-        </w:rPr>
-        <w:t xml:space="preserve">ได้รับระบบต้นแบบการระบุพิกัด </w:t>
-      </w:r>
-      <w:r>
-        <w:rPr>
-          <w:rFonts w:ascii="TH Sarabun New" w:hAnsi="TH Sarabun New" w:cs="TH Sarabun New"/>
-          <w:sz w:val="32"/>
-          <w:szCs w:val="32"/>
-        </w:rPr>
-        <w:t xml:space="preserve">3 </w:t>
-      </w:r>
-      <w:r>
-        <w:rPr>
-          <w:rFonts w:ascii="TH Sarabun New" w:hAnsi="TH Sarabun New" w:cs="TH Sarabun New"/>
-          <w:sz w:val="32"/>
-          <w:szCs w:val="32"/>
-          <w:cs/>
-        </w:rPr>
-        <w:t>มิติแบบเรียลไทม์ (</w:t>
-      </w:r>
-      <w:r>
-        <w:rPr>
-          <w:rFonts w:ascii="TH Sarabun New" w:hAnsi="TH Sarabun New" w:cs="TH Sarabun New"/>
-          <w:sz w:val="32"/>
-          <w:szCs w:val="32"/>
-        </w:rPr>
-        <w:t xml:space="preserve">Real-time 3D Localization Prototype) </w:t>
-      </w:r>
-      <w:r>
-        <w:rPr>
-          <w:rFonts w:ascii="TH Sarabun New" w:hAnsi="TH Sarabun New" w:cs="TH Sarabun New"/>
-          <w:sz w:val="32"/>
-          <w:szCs w:val="32"/>
-          <w:cs/>
-        </w:rPr>
-        <w:t xml:space="preserve">ที่ใช้สัญญาณ </w:t>
-      </w:r>
-      <w:r>
-        <w:rPr>
-          <w:rFonts w:ascii="TH Sarabun New" w:hAnsi="TH Sarabun New" w:cs="TH Sarabun New"/>
-          <w:sz w:val="32"/>
-          <w:szCs w:val="32"/>
-        </w:rPr>
-        <w:t xml:space="preserve">WiFi </w:t>
-      </w:r>
-      <w:r>
-        <w:rPr>
-          <w:rFonts w:ascii="TH Sarabun New" w:hAnsi="TH Sarabun New" w:cs="TH Sarabun New"/>
-          <w:sz w:val="32"/>
-          <w:szCs w:val="32"/>
-          <w:cs/>
-        </w:rPr>
-        <w:t>ในการทำงาน</w:t>
+        <w:t>1.4.2</w:t>
+      </w:r>
+      <w:r>
+        <w:rPr>
+          <w:rFonts w:ascii="TH Sarabun New" w:hAnsi="TH Sarabun New" w:cs="TH Sarabun New"/>
+          <w:sz w:val="32"/>
+          <w:szCs w:val="32"/>
+          <w:lang w:val="en-US"/>
+        </w:rPr>
+        <w:tab/>
+      </w:r>
+      <w:r>
+        <w:rPr>
+          <w:rFonts w:ascii="TH Sarabun New" w:hAnsi="TH Sarabun New" w:cs="TH Sarabun New"/>
+          <w:sz w:val="32"/>
+          <w:szCs w:val="32"/>
+          <w:cs/>
+        </w:rPr>
+        <w:t>ได้รับระบบตรวจจับการล้มที่สามารถรักษาความเป็นส่วนตัวของผู้ใช้งานได้อย่างสมบูรณ์แบบ (</w:t>
+      </w:r>
+      <w:r>
+        <w:rPr>
+          <w:rFonts w:ascii="TH Sarabun New" w:hAnsi="TH Sarabun New" w:cs="TH Sarabun New"/>
+          <w:sz w:val="32"/>
+          <w:szCs w:val="32"/>
+        </w:rPr>
+        <w:t xml:space="preserve">Privacy-Preserving Fall Detection System) </w:t>
+      </w:r>
+      <w:r>
+        <w:rPr>
+          <w:rFonts w:ascii="TH Sarabun New" w:hAnsi="TH Sarabun New" w:cs="TH Sarabun New"/>
+          <w:sz w:val="32"/>
+          <w:szCs w:val="32"/>
+          <w:cs/>
+        </w:rPr>
+        <w:t>สามารถใช้งานในพื้นที่ละเอียดอ่อนได้</w:t>
       </w:r>
       <w:r>
         <w:rPr>
@@ -1566,6 +1975,7 @@
           <w:tab w:val="left" w:pos="567"/>
           <w:tab w:val="left" w:pos="1134"/>
         </w:tabs>
+        <w:spacing w:before="0" w:beforeAutospacing="0" w:after="0" w:afterAutospacing="0"/>
         <w:contextualSpacing/>
         <w:jc w:val="thaiDistribute"/>
         <w:rPr>
@@ -1579,6 +1989,7 @@
           <w:rFonts w:ascii="TH Sarabun New" w:hAnsi="TH Sarabun New" w:cs="TH Sarabun New"/>
           <w:sz w:val="32"/>
           <w:szCs w:val="32"/>
+          <w:lang w:val="en-US"/>
         </w:rPr>
         <w:tab/>
       </w:r>
@@ -1588,33 +1999,25 @@
           <w:sz w:val="32"/>
           <w:szCs w:val="32"/>
         </w:rPr>
-        <w:t xml:space="preserve">1.4.2 </w:t>
-      </w:r>
-      <w:r>
-        <w:rPr>
-          <w:rFonts w:ascii="TH Sarabun New" w:hAnsi="TH Sarabun New" w:cs="TH Sarabun New"/>
-          <w:sz w:val="32"/>
-          <w:szCs w:val="32"/>
-          <w:cs/>
-        </w:rPr>
-        <w:t>ได้รับระบบตรวจจับการล้มที่สามารถรักษาความเป็นส่วนตัวของผู้ใช้งานได้อย่างสมบูรณ์แบบ (</w:t>
-      </w:r>
-      <w:r>
-        <w:rPr>
-          <w:rFonts w:ascii="TH Sarabun New" w:hAnsi="TH Sarabun New" w:cs="TH Sarabun New"/>
-          <w:sz w:val="32"/>
-          <w:szCs w:val="32"/>
-        </w:rPr>
-        <w:t xml:space="preserve">Privacy-Preserving Fall Detection System) </w:t>
-      </w:r>
-      <w:r>
-        <w:rPr>
-          <w:rFonts w:ascii="TH Sarabun New" w:hAnsi="TH Sarabun New" w:cs="TH Sarabun New"/>
-          <w:sz w:val="32"/>
-          <w:szCs w:val="32"/>
-          <w:cs/>
-        </w:rPr>
-        <w:t>สามารถใช้งานในพื้นที่ละเอียดอ่อนได้</w:t>
+        <w:t>1.4.3</w:t>
+      </w:r>
+      <w:r>
+        <w:rPr>
+          <w:rFonts w:ascii="TH Sarabun New" w:hAnsi="TH Sarabun New" w:cs="TH Sarabun New"/>
+          <w:sz w:val="32"/>
+          <w:szCs w:val="32"/>
+          <w:lang w:val="en-US"/>
+        </w:rPr>
+        <w:tab/>
+      </w:r>
+      <w:r>
+        <w:rPr>
+          <w:rFonts w:ascii="TH Sarabun New" w:hAnsi="TH Sarabun New" w:cs="TH Sarabun New"/>
+          <w:sz w:val="32"/>
+          <w:szCs w:val="32"/>
+          <w:cs/>
+        </w:rPr>
+        <w:t>ได้รับเว็บแอปพลิเคชันที่ช่วยให้ผู้ดูแลสามารถติดตามและรับการแจ้งเตือนอุบัติเหตุได้อย่างทันท่วงที</w:t>
       </w:r>
       <w:r>
         <w:rPr>
@@ -1632,12 +2035,14 @@
           <w:tab w:val="left" w:pos="567"/>
           <w:tab w:val="left" w:pos="1134"/>
         </w:tabs>
+        <w:spacing w:before="0" w:beforeAutospacing="0" w:after="0" w:afterAutospacing="0"/>
         <w:contextualSpacing/>
         <w:jc w:val="thaiDistribute"/>
         <w:rPr>
           <w:rFonts w:ascii="TH Sarabun New" w:hAnsi="TH Sarabun New" w:cs="TH Sarabun New"/>
           <w:sz w:val="32"/>
           <w:szCs w:val="32"/>
+          <w:cs/>
         </w:rPr>
       </w:pPr>
       <w:r>
@@ -1654,57 +2059,16 @@
           <w:sz w:val="32"/>
           <w:szCs w:val="32"/>
         </w:rPr>
-        <w:t xml:space="preserve">1.4.3 </w:t>
-      </w:r>
-      <w:r>
-        <w:rPr>
-          <w:rFonts w:ascii="TH Sarabun New" w:hAnsi="TH Sarabun New" w:cs="TH Sarabun New"/>
-          <w:sz w:val="32"/>
-          <w:szCs w:val="32"/>
-          <w:cs/>
-        </w:rPr>
-        <w:t>ได้รับเว็บแอปพลิเคชันที่ช่วยให้ผู้ดูแลสามารถติดตามและรับการแจ้งเตือนอุบัติเหตุได้อย่างทันท่วงที</w:t>
-      </w:r>
-      <w:r>
-        <w:rPr>
-          <w:rFonts w:ascii="TH Sarabun New" w:hAnsi="TH Sarabun New" w:cs="TH Sarabun New"/>
-          <w:sz w:val="32"/>
-          <w:szCs w:val="32"/>
-        </w:rPr>
-        <w:t xml:space="preserve"> </w:t>
-      </w:r>
-    </w:p>
-    <w:p>
-      <w:pPr>
-        <w:pStyle w:val="NormalWeb"/>
-        <w:tabs>
-          <w:tab w:val="left" w:pos="567"/>
-          <w:tab w:val="left" w:pos="1134"/>
-        </w:tabs>
-        <w:contextualSpacing/>
-        <w:jc w:val="thaiDistribute"/>
-        <w:rPr>
-          <w:rFonts w:ascii="TH Sarabun New" w:hAnsi="TH Sarabun New" w:cs="TH Sarabun New"/>
-          <w:sz w:val="32"/>
-          <w:szCs w:val="32"/>
-          <w:cs/>
-        </w:rPr>
-      </w:pPr>
-      <w:r>
-        <w:rPr>
-          <w:rFonts w:ascii="TH Sarabun New" w:hAnsi="TH Sarabun New" w:cs="TH Sarabun New"/>
-          <w:sz w:val="32"/>
-          <w:szCs w:val="32"/>
+        <w:t>1.4.4</w:t>
+      </w:r>
+      <w:r>
+        <w:rPr>
+          <w:rFonts w:ascii="TH Sarabun New" w:hAnsi="TH Sarabun New" w:cs="TH Sarabun New"/>
+          <w:sz w:val="32"/>
+          <w:szCs w:val="32"/>
+          <w:lang w:val="en-US"/>
         </w:rPr>
         <w:tab/>
-      </w:r>
-      <w:r>
-        <w:rPr>
-          <w:rFonts w:ascii="TH Sarabun New" w:hAnsi="TH Sarabun New" w:cs="TH Sarabun New"/>
-          <w:sz w:val="32"/>
-          <w:szCs w:val="32"/>
-        </w:rPr>
-        <w:t xml:space="preserve">1.4.4 </w:t>
       </w:r>
       <w:r>
         <w:rPr>
@@ -1742,13 +2106,133 @@
       </w:r>
     </w:p>
     <w:sectPr>
+      <w:headerReference w:type="even" r:id="rId8"/>
+      <w:headerReference w:type="default" r:id="rId9"/>
+      <w:footerReference w:type="even" r:id="rId10"/>
+      <w:footerReference w:type="default" r:id="rId11"/>
+      <w:headerReference w:type="first" r:id="rId12"/>
+      <w:footerReference w:type="first" r:id="rId13"/>
       <w:pgSz w:w="12240" w:h="15840"/>
-      <w:pgMar w:top="2160" w:right="1440" w:bottom="1440" w:left="2160" w:header="706" w:footer="706" w:gutter="0"/>
+      <w:pgMar w:top="2160" w:right="1440" w:bottom="1440" w:left="2160" w:header="709" w:footer="709" w:gutter="0"/>
       <w:cols w:space="708"/>
       <w:docGrid w:linePitch="360"/>
     </w:sectPr>
   </w:body>
 </w:document>
+</file>
+
+<file path=word/endnotes.xml><?xml version="1.0" encoding="utf-8"?>
+<w:endnotes xmlns:wpc="http://schemas.microsoft.com/office/word/2010/wordprocessingCanvas" xmlns:cx="http://schemas.microsoft.com/office/drawing/2014/chartex" xmlns:cx1="http://schemas.microsoft.com/office/drawing/2015/9/8/chartex" xmlns:cx2="http://schemas.microsoft.com/office/drawing/2015/10/21/chartex" xmlns:cx3="http://schemas.microsoft.com/office/drawing/2016/5/9/chartex" xmlns:cx4="http://schemas.microsoft.com/office/drawing/2016/5/10/chartex" xmlns:cx5="http://schemas.microsoft.com/office/drawing/2016/5/11/chartex" xmlns:cx6="http://schemas.microsoft.com/office/drawing/2016/5/12/chartex" xmlns:cx7="http://schemas.microsoft.com/office/drawing/2016/5/13/chartex" xmlns:cx8="http://schemas.microsoft.com/office/drawing/2016/5/14/chartex" xmlns:mc="http://schemas.openxmlformats.org/markup-compatibility/2006" xmlns:aink="http://schemas.microsoft.com/office/drawing/2016/ink" xmlns:am3d="http://schemas.microsoft.com/office/drawing/2017/model3d" xmlns:o="urn:schemas-microsoft-com:office:office" xmlns:oel="http://schemas.microsoft.com/office/2019/extlst" xmlns:r="http://schemas.openxmlformats.org/officeDocument/2006/relationships" xmlns:m="http://schemas.openxmlformats.org/officeDocument/2006/math" xmlns:v="urn:schemas-microsoft-com:vml" xmlns:wp14="http://schemas.microsoft.com/office/word/2010/wordprocessingDrawing" xmlns:wp="http://schemas.openxmlformats.org/drawingml/2006/wordprocessingDrawing" xmlns:w10="urn:schemas-microsoft-com:office:word" xmlns:w="http://schemas.openxmlformats.org/wordprocessingml/2006/main" xmlns:w14="http://schemas.microsoft.com/office/word/2010/wordml" xmlns:w15="http://schemas.microsoft.com/office/word/2012/wordml" xmlns:w16cex="http://schemas.microsoft.com/office/word/2018/wordml/cex" xmlns:w16cid="http://schemas.microsoft.com/office/word/2016/wordml/cid" xmlns:w16="http://schemas.microsoft.com/office/word/2018/wordml" xmlns:w16du="http://schemas.microsoft.com/office/word/2023/wordml/word16du" xmlns:w16sdtdh="http://schemas.microsoft.com/office/word/2020/wordml/sdtdatahash" xmlns:w16sdtfl="http://schemas.microsoft.com/office/word/2024/wordml/sdtformatlock" xmlns:w16se="http://schemas.microsoft.com/office/word/2015/wordml/symex" xmlns:wpg="http://schemas.microsoft.com/office/word/2010/wordprocessingGroup" xmlns:wpi="http://schemas.microsoft.com/office/word/2010/wordprocessingInk" xmlns:wne="http://schemas.microsoft.com/office/word/2006/wordml" xmlns:wps="http://schemas.microsoft.com/office/word/2010/wordprocessingShape" mc:Ignorable="w14 w15 w16se w16cid w16 w16cex w16sdtdh w16sdtfl w16du wp14">
+  <w:endnote w:type="separator" w:id="-1">
+    <w:p>
+      <w:pPr>
+        <w:spacing w:after="0" w:line="240" w:lineRule="auto"/>
+      </w:pPr>
+      <w:r>
+        <w:separator/>
+      </w:r>
+    </w:p>
+  </w:endnote>
+  <w:endnote w:type="continuationSeparator" w:id="0">
+    <w:p>
+      <w:pPr>
+        <w:spacing w:after="0" w:line="240" w:lineRule="auto"/>
+      </w:pPr>
+      <w:r>
+        <w:continuationSeparator/>
+      </w:r>
+    </w:p>
+  </w:endnote>
+</w:endnotes>
+</file>
+
+<file path=word/footer1.xml><?xml version="1.0" encoding="utf-8"?>
+<w:ftr xmlns:wpc="http://schemas.microsoft.com/office/word/2010/wordprocessingCanvas" xmlns:cx="http://schemas.microsoft.com/office/drawing/2014/chartex" xmlns:cx1="http://schemas.microsoft.com/office/drawing/2015/9/8/chartex" xmlns:cx2="http://schemas.microsoft.com/office/drawing/2015/10/21/chartex" xmlns:cx3="http://schemas.microsoft.com/office/drawing/2016/5/9/chartex" xmlns:cx4="http://schemas.microsoft.com/office/drawing/2016/5/10/chartex" xmlns:cx5="http://schemas.microsoft.com/office/drawing/2016/5/11/chartex" xmlns:cx6="http://schemas.microsoft.com/office/drawing/2016/5/12/chartex" xmlns:cx7="http://schemas.microsoft.com/office/drawing/2016/5/13/chartex" xmlns:cx8="http://schemas.microsoft.com/office/drawing/2016/5/14/chartex" xmlns:mc="http://schemas.openxmlformats.org/markup-compatibility/2006" xmlns:aink="http://schemas.microsoft.com/office/drawing/2016/ink" xmlns:am3d="http://schemas.microsoft.com/office/drawing/2017/model3d" xmlns:o="urn:schemas-microsoft-com:office:office" xmlns:oel="http://schemas.microsoft.com/office/2019/extlst" xmlns:r="http://schemas.openxmlformats.org/officeDocument/2006/relationships" xmlns:m="http://schemas.openxmlformats.org/officeDocument/2006/math" xmlns:v="urn:schemas-microsoft-com:vml" xmlns:wp14="http://schemas.microsoft.com/office/word/2010/wordprocessingDrawing" xmlns:wp="http://schemas.openxmlformats.org/drawingml/2006/wordprocessingDrawing" xmlns:w10="urn:schemas-microsoft-com:office:word" xmlns:w="http://schemas.openxmlformats.org/wordprocessingml/2006/main" xmlns:w14="http://schemas.microsoft.com/office/word/2010/wordml" xmlns:w15="http://schemas.microsoft.com/office/word/2012/wordml" xmlns:w16cex="http://schemas.microsoft.com/office/word/2018/wordml/cex" xmlns:w16cid="http://schemas.microsoft.com/office/word/2016/wordml/cid" xmlns:w16="http://schemas.microsoft.com/office/word/2018/wordml" xmlns:w16du="http://schemas.microsoft.com/office/word/2023/wordml/word16du" xmlns:w16sdtdh="http://schemas.microsoft.com/office/word/2020/wordml/sdtdatahash" xmlns:w16sdtfl="http://schemas.microsoft.com/office/word/2024/wordml/sdtformatlock" xmlns:w16se="http://schemas.microsoft.com/office/word/2015/wordml/symex" xmlns:wpg="http://schemas.microsoft.com/office/word/2010/wordprocessingGroup" xmlns:wpi="http://schemas.microsoft.com/office/word/2010/wordprocessingInk" xmlns:wne="http://schemas.microsoft.com/office/word/2006/wordml" xmlns:wps="http://schemas.microsoft.com/office/word/2010/wordprocessingShape" mc:Ignorable="w14 w15 w16se w16cid w16 w16cex w16sdtdh w16sdtfl w16du wp14">
+  <w:p>
+    <w:pPr>
+      <w:pStyle w:val="Footer"/>
+    </w:pPr>
+  </w:p>
+</w:ftr>
+</file>
+
+<file path=word/footer2.xml><?xml version="1.0" encoding="utf-8"?>
+<w:ftr xmlns:wpc="http://schemas.microsoft.com/office/word/2010/wordprocessingCanvas" xmlns:cx="http://schemas.microsoft.com/office/drawing/2014/chartex" xmlns:cx1="http://schemas.microsoft.com/office/drawing/2015/9/8/chartex" xmlns:cx2="http://schemas.microsoft.com/office/drawing/2015/10/21/chartex" xmlns:cx3="http://schemas.microsoft.com/office/drawing/2016/5/9/chartex" xmlns:cx4="http://schemas.microsoft.com/office/drawing/2016/5/10/chartex" xmlns:cx5="http://schemas.microsoft.com/office/drawing/2016/5/11/chartex" xmlns:cx6="http://schemas.microsoft.com/office/drawing/2016/5/12/chartex" xmlns:cx7="http://schemas.microsoft.com/office/drawing/2016/5/13/chartex" xmlns:cx8="http://schemas.microsoft.com/office/drawing/2016/5/14/chartex" xmlns:mc="http://schemas.openxmlformats.org/markup-compatibility/2006" xmlns:aink="http://schemas.microsoft.com/office/drawing/2016/ink" xmlns:am3d="http://schemas.microsoft.com/office/drawing/2017/model3d" xmlns:o="urn:schemas-microsoft-com:office:office" xmlns:oel="http://schemas.microsoft.com/office/2019/extlst" xmlns:r="http://schemas.openxmlformats.org/officeDocument/2006/relationships" xmlns:m="http://schemas.openxmlformats.org/officeDocument/2006/math" xmlns:v="urn:schemas-microsoft-com:vml" xmlns:wp14="http://schemas.microsoft.com/office/word/2010/wordprocessingDrawing" xmlns:wp="http://schemas.openxmlformats.org/drawingml/2006/wordprocessingDrawing" xmlns:w10="urn:schemas-microsoft-com:office:word" xmlns:w="http://schemas.openxmlformats.org/wordprocessingml/2006/main" xmlns:w14="http://schemas.microsoft.com/office/word/2010/wordml" xmlns:w15="http://schemas.microsoft.com/office/word/2012/wordml" xmlns:w16cex="http://schemas.microsoft.com/office/word/2018/wordml/cex" xmlns:w16cid="http://schemas.microsoft.com/office/word/2016/wordml/cid" xmlns:w16="http://schemas.microsoft.com/office/word/2018/wordml" xmlns:w16du="http://schemas.microsoft.com/office/word/2023/wordml/word16du" xmlns:w16sdtdh="http://schemas.microsoft.com/office/word/2020/wordml/sdtdatahash" xmlns:w16sdtfl="http://schemas.microsoft.com/office/word/2024/wordml/sdtformatlock" xmlns:w16se="http://schemas.microsoft.com/office/word/2015/wordml/symex" xmlns:wpg="http://schemas.microsoft.com/office/word/2010/wordprocessingGroup" xmlns:wpi="http://schemas.microsoft.com/office/word/2010/wordprocessingInk" xmlns:wne="http://schemas.microsoft.com/office/word/2006/wordml" xmlns:wps="http://schemas.microsoft.com/office/word/2010/wordprocessingShape" mc:Ignorable="w14 w15 w16se w16cid w16 w16cex w16sdtdh w16sdtfl w16du wp14">
+  <w:p>
+    <w:pPr>
+      <w:pStyle w:val="Footer"/>
+    </w:pPr>
+  </w:p>
+</w:ftr>
+</file>
+
+<file path=word/footer3.xml><?xml version="1.0" encoding="utf-8"?>
+<w:ftr xmlns:wpc="http://schemas.microsoft.com/office/word/2010/wordprocessingCanvas" xmlns:cx="http://schemas.microsoft.com/office/drawing/2014/chartex" xmlns:cx1="http://schemas.microsoft.com/office/drawing/2015/9/8/chartex" xmlns:cx2="http://schemas.microsoft.com/office/drawing/2015/10/21/chartex" xmlns:cx3="http://schemas.microsoft.com/office/drawing/2016/5/9/chartex" xmlns:cx4="http://schemas.microsoft.com/office/drawing/2016/5/10/chartex" xmlns:cx5="http://schemas.microsoft.com/office/drawing/2016/5/11/chartex" xmlns:cx6="http://schemas.microsoft.com/office/drawing/2016/5/12/chartex" xmlns:cx7="http://schemas.microsoft.com/office/drawing/2016/5/13/chartex" xmlns:cx8="http://schemas.microsoft.com/office/drawing/2016/5/14/chartex" xmlns:mc="http://schemas.openxmlformats.org/markup-compatibility/2006" xmlns:aink="http://schemas.microsoft.com/office/drawing/2016/ink" xmlns:am3d="http://schemas.microsoft.com/office/drawing/2017/model3d" xmlns:o="urn:schemas-microsoft-com:office:office" xmlns:oel="http://schemas.microsoft.com/office/2019/extlst" xmlns:r="http://schemas.openxmlformats.org/officeDocument/2006/relationships" xmlns:m="http://schemas.openxmlformats.org/officeDocument/2006/math" xmlns:v="urn:schemas-microsoft-com:vml" xmlns:wp14="http://schemas.microsoft.com/office/word/2010/wordprocessingDrawing" xmlns:wp="http://schemas.openxmlformats.org/drawingml/2006/wordprocessingDrawing" xmlns:w10="urn:schemas-microsoft-com:office:word" xmlns:w="http://schemas.openxmlformats.org/wordprocessingml/2006/main" xmlns:w14="http://schemas.microsoft.com/office/word/2010/wordml" xmlns:w15="http://schemas.microsoft.com/office/word/2012/wordml" xmlns:w16cex="http://schemas.microsoft.com/office/word/2018/wordml/cex" xmlns:w16cid="http://schemas.microsoft.com/office/word/2016/wordml/cid" xmlns:w16="http://schemas.microsoft.com/office/word/2018/wordml" xmlns:w16du="http://schemas.microsoft.com/office/word/2023/wordml/word16du" xmlns:w16sdtdh="http://schemas.microsoft.com/office/word/2020/wordml/sdtdatahash" xmlns:w16sdtfl="http://schemas.microsoft.com/office/word/2024/wordml/sdtformatlock" xmlns:w16se="http://schemas.microsoft.com/office/word/2015/wordml/symex" xmlns:wpg="http://schemas.microsoft.com/office/word/2010/wordprocessingGroup" xmlns:wpi="http://schemas.microsoft.com/office/word/2010/wordprocessingInk" xmlns:wne="http://schemas.microsoft.com/office/word/2006/wordml" xmlns:wps="http://schemas.microsoft.com/office/word/2010/wordprocessingShape" mc:Ignorable="w14 w15 w16se w16cid w16 w16cex w16sdtdh w16sdtfl w16du wp14">
+  <w:p>
+    <w:pPr>
+      <w:pStyle w:val="Footer"/>
+    </w:pPr>
+  </w:p>
+</w:ftr>
+</file>
+
+<file path=word/footnotes.xml><?xml version="1.0" encoding="utf-8"?>
+<w:footnotes xmlns:wpc="http://schemas.microsoft.com/office/word/2010/wordprocessingCanvas" xmlns:cx="http://schemas.microsoft.com/office/drawing/2014/chartex" xmlns:cx1="http://schemas.microsoft.com/office/drawing/2015/9/8/chartex" xmlns:cx2="http://schemas.microsoft.com/office/drawing/2015/10/21/chartex" xmlns:cx3="http://schemas.microsoft.com/office/drawing/2016/5/9/chartex" xmlns:cx4="http://schemas.microsoft.com/office/drawing/2016/5/10/chartex" xmlns:cx5="http://schemas.microsoft.com/office/drawing/2016/5/11/chartex" xmlns:cx6="http://schemas.microsoft.com/office/drawing/2016/5/12/chartex" xmlns:cx7="http://schemas.microsoft.com/office/drawing/2016/5/13/chartex" xmlns:cx8="http://schemas.microsoft.com/office/drawing/2016/5/14/chartex" xmlns:mc="http://schemas.openxmlformats.org/markup-compatibility/2006" xmlns:aink="http://schemas.microsoft.com/office/drawing/2016/ink" xmlns:am3d="http://schemas.microsoft.com/office/drawing/2017/model3d" xmlns:o="urn:schemas-microsoft-com:office:office" xmlns:oel="http://schemas.microsoft.com/office/2019/extlst" xmlns:r="http://schemas.openxmlformats.org/officeDocument/2006/relationships" xmlns:m="http://schemas.openxmlformats.org/officeDocument/2006/math" xmlns:v="urn:schemas-microsoft-com:vml" xmlns:wp14="http://schemas.microsoft.com/office/word/2010/wordprocessingDrawing" xmlns:wp="http://schemas.openxmlformats.org/drawingml/2006/wordprocessingDrawing" xmlns:w10="urn:schemas-microsoft-com:office:word" xmlns:w="http://schemas.openxmlformats.org/wordprocessingml/2006/main" xmlns:w14="http://schemas.microsoft.com/office/word/2010/wordml" xmlns:w15="http://schemas.microsoft.com/office/word/2012/wordml" xmlns:w16cex="http://schemas.microsoft.com/office/word/2018/wordml/cex" xmlns:w16cid="http://schemas.microsoft.com/office/word/2016/wordml/cid" xmlns:w16="http://schemas.microsoft.com/office/word/2018/wordml" xmlns:w16du="http://schemas.microsoft.com/office/word/2023/wordml/word16du" xmlns:w16sdtdh="http://schemas.microsoft.com/office/word/2020/wordml/sdtdatahash" xmlns:w16sdtfl="http://schemas.microsoft.com/office/word/2024/wordml/sdtformatlock" xmlns:w16se="http://schemas.microsoft.com/office/word/2015/wordml/symex" xmlns:wpg="http://schemas.microsoft.com/office/word/2010/wordprocessingGroup" xmlns:wpi="http://schemas.microsoft.com/office/word/2010/wordprocessingInk" xmlns:wne="http://schemas.microsoft.com/office/word/2006/wordml" xmlns:wps="http://schemas.microsoft.com/office/word/2010/wordprocessingShape" mc:Ignorable="w14 w15 w16se w16cid w16 w16cex w16sdtdh w16sdtfl w16du wp14">
+  <w:footnote w:type="separator" w:id="-1">
+    <w:p>
+      <w:pPr>
+        <w:spacing w:after="0" w:line="240" w:lineRule="auto"/>
+      </w:pPr>
+      <w:r>
+        <w:separator/>
+      </w:r>
+    </w:p>
+  </w:footnote>
+  <w:footnote w:type="continuationSeparator" w:id="0">
+    <w:p>
+      <w:pPr>
+        <w:spacing w:after="0" w:line="240" w:lineRule="auto"/>
+      </w:pPr>
+      <w:r>
+        <w:continuationSeparator/>
+      </w:r>
+    </w:p>
+  </w:footnote>
+</w:footnotes>
+</file>
+
+<file path=word/header1.xml><?xml version="1.0" encoding="utf-8"?>
+<w:hdr xmlns:wpc="http://schemas.microsoft.com/office/word/2010/wordprocessingCanvas" xmlns:cx="http://schemas.microsoft.com/office/drawing/2014/chartex" xmlns:cx1="http://schemas.microsoft.com/office/drawing/2015/9/8/chartex" xmlns:cx2="http://schemas.microsoft.com/office/drawing/2015/10/21/chartex" xmlns:cx3="http://schemas.microsoft.com/office/drawing/2016/5/9/chartex" xmlns:cx4="http://schemas.microsoft.com/office/drawing/2016/5/10/chartex" xmlns:cx5="http://schemas.microsoft.com/office/drawing/2016/5/11/chartex" xmlns:cx6="http://schemas.microsoft.com/office/drawing/2016/5/12/chartex" xmlns:cx7="http://schemas.microsoft.com/office/drawing/2016/5/13/chartex" xmlns:cx8="http://schemas.microsoft.com/office/drawing/2016/5/14/chartex" xmlns:mc="http://schemas.openxmlformats.org/markup-compatibility/2006" xmlns:aink="http://schemas.microsoft.com/office/drawing/2016/ink" xmlns:am3d="http://schemas.microsoft.com/office/drawing/2017/model3d" xmlns:o="urn:schemas-microsoft-com:office:office" xmlns:oel="http://schemas.microsoft.com/office/2019/extlst" xmlns:r="http://schemas.openxmlformats.org/officeDocument/2006/relationships" xmlns:m="http://schemas.openxmlformats.org/officeDocument/2006/math" xmlns:v="urn:schemas-microsoft-com:vml" xmlns:wp14="http://schemas.microsoft.com/office/word/2010/wordprocessingDrawing" xmlns:wp="http://schemas.openxmlformats.org/drawingml/2006/wordprocessingDrawing" xmlns:w10="urn:schemas-microsoft-com:office:word" xmlns:w="http://schemas.openxmlformats.org/wordprocessingml/2006/main" xmlns:w14="http://schemas.microsoft.com/office/word/2010/wordml" xmlns:w15="http://schemas.microsoft.com/office/word/2012/wordml" xmlns:w16cex="http://schemas.microsoft.com/office/word/2018/wordml/cex" xmlns:w16cid="http://schemas.microsoft.com/office/word/2016/wordml/cid" xmlns:w16="http://schemas.microsoft.com/office/word/2018/wordml" xmlns:w16du="http://schemas.microsoft.com/office/word/2023/wordml/word16du" xmlns:w16sdtdh="http://schemas.microsoft.com/office/word/2020/wordml/sdtdatahash" xmlns:w16sdtfl="http://schemas.microsoft.com/office/word/2024/wordml/sdtformatlock" xmlns:w16se="http://schemas.microsoft.com/office/word/2015/wordml/symex" xmlns:wpg="http://schemas.microsoft.com/office/word/2010/wordprocessingGroup" xmlns:wpi="http://schemas.microsoft.com/office/word/2010/wordprocessingInk" xmlns:wne="http://schemas.microsoft.com/office/word/2006/wordml" xmlns:wps="http://schemas.microsoft.com/office/word/2010/wordprocessingShape" mc:Ignorable="w14 w15 w16se w16cid w16 w16cex w16sdtdh w16sdtfl w16du wp14">
+  <w:p>
+    <w:pPr>
+      <w:pStyle w:val="Header"/>
+    </w:pPr>
+  </w:p>
+</w:hdr>
+</file>
+
+<file path=word/header2.xml><?xml version="1.0" encoding="utf-8"?>
+<w:hdr xmlns:wpc="http://schemas.microsoft.com/office/word/2010/wordprocessingCanvas" xmlns:cx="http://schemas.microsoft.com/office/drawing/2014/chartex" xmlns:cx1="http://schemas.microsoft.com/office/drawing/2015/9/8/chartex" xmlns:cx2="http://schemas.microsoft.com/office/drawing/2015/10/21/chartex" xmlns:cx3="http://schemas.microsoft.com/office/drawing/2016/5/9/chartex" xmlns:cx4="http://schemas.microsoft.com/office/drawing/2016/5/10/chartex" xmlns:cx5="http://schemas.microsoft.com/office/drawing/2016/5/11/chartex" xmlns:cx6="http://schemas.microsoft.com/office/drawing/2016/5/12/chartex" xmlns:cx7="http://schemas.microsoft.com/office/drawing/2016/5/13/chartex" xmlns:cx8="http://schemas.microsoft.com/office/drawing/2016/5/14/chartex" xmlns:mc="http://schemas.openxmlformats.org/markup-compatibility/2006" xmlns:aink="http://schemas.microsoft.com/office/drawing/2016/ink" xmlns:am3d="http://schemas.microsoft.com/office/drawing/2017/model3d" xmlns:o="urn:schemas-microsoft-com:office:office" xmlns:oel="http://schemas.microsoft.com/office/2019/extlst" xmlns:r="http://schemas.openxmlformats.org/officeDocument/2006/relationships" xmlns:m="http://schemas.openxmlformats.org/officeDocument/2006/math" xmlns:v="urn:schemas-microsoft-com:vml" xmlns:wp14="http://schemas.microsoft.com/office/word/2010/wordprocessingDrawing" xmlns:wp="http://schemas.openxmlformats.org/drawingml/2006/wordprocessingDrawing" xmlns:w10="urn:schemas-microsoft-com:office:word" xmlns:w="http://schemas.openxmlformats.org/wordprocessingml/2006/main" xmlns:w14="http://schemas.microsoft.com/office/word/2010/wordml" xmlns:w15="http://schemas.microsoft.com/office/word/2012/wordml" xmlns:w16cex="http://schemas.microsoft.com/office/word/2018/wordml/cex" xmlns:w16cid="http://schemas.microsoft.com/office/word/2016/wordml/cid" xmlns:w16="http://schemas.microsoft.com/office/word/2018/wordml" xmlns:w16du="http://schemas.microsoft.com/office/word/2023/wordml/word16du" xmlns:w16sdtdh="http://schemas.microsoft.com/office/word/2020/wordml/sdtdatahash" xmlns:w16sdtfl="http://schemas.microsoft.com/office/word/2024/wordml/sdtformatlock" xmlns:w16se="http://schemas.microsoft.com/office/word/2015/wordml/symex" xmlns:wpg="http://schemas.microsoft.com/office/word/2010/wordprocessingGroup" xmlns:wpi="http://schemas.microsoft.com/office/word/2010/wordprocessingInk" xmlns:wne="http://schemas.microsoft.com/office/word/2006/wordml" xmlns:wps="http://schemas.microsoft.com/office/word/2010/wordprocessingShape" mc:Ignorable="w14 w15 w16se w16cid w16 w16cex w16sdtdh w16sdtfl w16du wp14">
+  <w:p>
+    <w:pPr>
+      <w:pStyle w:val="Header"/>
+      <w:jc w:val="right"/>
+      <w:rPr>
+        <w:lang w:val="en-US"/>
+      </w:rPr>
+    </w:pPr>
+  </w:p>
+</w:hdr>
+</file>
+
+<file path=word/header3.xml><?xml version="1.0" encoding="utf-8"?>
+<w:hdr xmlns:wpc="http://schemas.microsoft.com/office/word/2010/wordprocessingCanvas" xmlns:cx="http://schemas.microsoft.com/office/drawing/2014/chartex" xmlns:cx1="http://schemas.microsoft.com/office/drawing/2015/9/8/chartex" xmlns:cx2="http://schemas.microsoft.com/office/drawing/2015/10/21/chartex" xmlns:cx3="http://schemas.microsoft.com/office/drawing/2016/5/9/chartex" xmlns:cx4="http://schemas.microsoft.com/office/drawing/2016/5/10/chartex" xmlns:cx5="http://schemas.microsoft.com/office/drawing/2016/5/11/chartex" xmlns:cx6="http://schemas.microsoft.com/office/drawing/2016/5/12/chartex" xmlns:cx7="http://schemas.microsoft.com/office/drawing/2016/5/13/chartex" xmlns:cx8="http://schemas.microsoft.com/office/drawing/2016/5/14/chartex" xmlns:mc="http://schemas.openxmlformats.org/markup-compatibility/2006" xmlns:aink="http://schemas.microsoft.com/office/drawing/2016/ink" xmlns:am3d="http://schemas.microsoft.com/office/drawing/2017/model3d" xmlns:o="urn:schemas-microsoft-com:office:office" xmlns:oel="http://schemas.microsoft.com/office/2019/extlst" xmlns:r="http://schemas.openxmlformats.org/officeDocument/2006/relationships" xmlns:m="http://schemas.openxmlformats.org/officeDocument/2006/math" xmlns:v="urn:schemas-microsoft-com:vml" xmlns:wp14="http://schemas.microsoft.com/office/word/2010/wordprocessingDrawing" xmlns:wp="http://schemas.openxmlformats.org/drawingml/2006/wordprocessingDrawing" xmlns:w10="urn:schemas-microsoft-com:office:word" xmlns:w="http://schemas.openxmlformats.org/wordprocessingml/2006/main" xmlns:w14="http://schemas.microsoft.com/office/word/2010/wordml" xmlns:w15="http://schemas.microsoft.com/office/word/2012/wordml" xmlns:w16cex="http://schemas.microsoft.com/office/word/2018/wordml/cex" xmlns:w16cid="http://schemas.microsoft.com/office/word/2016/wordml/cid" xmlns:w16="http://schemas.microsoft.com/office/word/2018/wordml" xmlns:w16du="http://schemas.microsoft.com/office/word/2023/wordml/word16du" xmlns:w16sdtdh="http://schemas.microsoft.com/office/word/2020/wordml/sdtdatahash" xmlns:w16sdtfl="http://schemas.microsoft.com/office/word/2024/wordml/sdtformatlock" xmlns:w16se="http://schemas.microsoft.com/office/word/2015/wordml/symex" xmlns:wpg="http://schemas.microsoft.com/office/word/2010/wordprocessingGroup" xmlns:wpi="http://schemas.microsoft.com/office/word/2010/wordprocessingInk" xmlns:wne="http://schemas.microsoft.com/office/word/2006/wordml" xmlns:wps="http://schemas.microsoft.com/office/word/2010/wordprocessingShape" mc:Ignorable="w14 w15 w16se w16cid w16 w16cex w16sdtdh w16sdtfl w16du wp14">
+  <w:p>
+    <w:pPr>
+      <w:pStyle w:val="Header"/>
+    </w:pPr>
+  </w:p>
+</w:hdr>
 </file>
 
 <file path=word/numbering.xml><?xml version="1.0" encoding="utf-8"?>
@@ -1764,25 +2248,25 @@
       <w:lvlJc w:val="left"/>
       <w:pPr>
         <w:tabs>
-          <w:tab w:val="num" w:pos="720"/>
-        </w:tabs>
-        <w:ind w:left="720" w:hanging="360"/>
+          <w:tab w:val="num" w:pos="1800"/>
+        </w:tabs>
+        <w:ind w:left="1800" w:hanging="360"/>
       </w:pPr>
       <w:rPr>
         <w:rFonts w:ascii="Symbol" w:hAnsi="Symbol" w:hint="default"/>
         <w:sz w:val="20"/>
       </w:rPr>
     </w:lvl>
-    <w:lvl w:ilvl="1" w:tentative="1">
+    <w:lvl w:ilvl="1">
       <w:start w:val="1"/>
       <w:numFmt w:val="bullet"/>
       <w:lvlText w:val="o"/>
       <w:lvlJc w:val="left"/>
       <w:pPr>
         <w:tabs>
-          <w:tab w:val="num" w:pos="1440"/>
-        </w:tabs>
-        <w:ind w:left="1440" w:hanging="360"/>
+          <w:tab w:val="num" w:pos="2520"/>
+        </w:tabs>
+        <w:ind w:left="2520" w:hanging="360"/>
       </w:pPr>
       <w:rPr>
         <w:rFonts w:ascii="Courier New" w:hAnsi="Courier New" w:hint="default"/>
@@ -1796,9 +2280,9 @@
       <w:lvlJc w:val="left"/>
       <w:pPr>
         <w:tabs>
-          <w:tab w:val="num" w:pos="2160"/>
-        </w:tabs>
-        <w:ind w:left="2160" w:hanging="360"/>
+          <w:tab w:val="num" w:pos="3240"/>
+        </w:tabs>
+        <w:ind w:left="3240" w:hanging="360"/>
       </w:pPr>
       <w:rPr>
         <w:rFonts w:ascii="Wingdings" w:hAnsi="Wingdings" w:hint="default"/>
@@ -1812,9 +2296,9 @@
       <w:lvlJc w:val="left"/>
       <w:pPr>
         <w:tabs>
-          <w:tab w:val="num" w:pos="2880"/>
-        </w:tabs>
-        <w:ind w:left="2880" w:hanging="360"/>
+          <w:tab w:val="num" w:pos="3960"/>
+        </w:tabs>
+        <w:ind w:left="3960" w:hanging="360"/>
       </w:pPr>
       <w:rPr>
         <w:rFonts w:ascii="Wingdings" w:hAnsi="Wingdings" w:hint="default"/>
@@ -1828,9 +2312,9 @@
       <w:lvlJc w:val="left"/>
       <w:pPr>
         <w:tabs>
-          <w:tab w:val="num" w:pos="3600"/>
-        </w:tabs>
-        <w:ind w:left="3600" w:hanging="360"/>
+          <w:tab w:val="num" w:pos="4680"/>
+        </w:tabs>
+        <w:ind w:left="4680" w:hanging="360"/>
       </w:pPr>
       <w:rPr>
         <w:rFonts w:ascii="Wingdings" w:hAnsi="Wingdings" w:hint="default"/>
@@ -1844,9 +2328,9 @@
       <w:lvlJc w:val="left"/>
       <w:pPr>
         <w:tabs>
-          <w:tab w:val="num" w:pos="4320"/>
-        </w:tabs>
-        <w:ind w:left="4320" w:hanging="360"/>
+          <w:tab w:val="num" w:pos="5400"/>
+        </w:tabs>
+        <w:ind w:left="5400" w:hanging="360"/>
       </w:pPr>
       <w:rPr>
         <w:rFonts w:ascii="Wingdings" w:hAnsi="Wingdings" w:hint="default"/>
@@ -1860,9 +2344,9 @@
       <w:lvlJc w:val="left"/>
       <w:pPr>
         <w:tabs>
-          <w:tab w:val="num" w:pos="5040"/>
-        </w:tabs>
-        <w:ind w:left="5040" w:hanging="360"/>
+          <w:tab w:val="num" w:pos="6120"/>
+        </w:tabs>
+        <w:ind w:left="6120" w:hanging="360"/>
       </w:pPr>
       <w:rPr>
         <w:rFonts w:ascii="Wingdings" w:hAnsi="Wingdings" w:hint="default"/>
@@ -1876,9 +2360,9 @@
       <w:lvlJc w:val="left"/>
       <w:pPr>
         <w:tabs>
-          <w:tab w:val="num" w:pos="5760"/>
-        </w:tabs>
-        <w:ind w:left="5760" w:hanging="360"/>
+          <w:tab w:val="num" w:pos="6840"/>
+        </w:tabs>
+        <w:ind w:left="6840" w:hanging="360"/>
       </w:pPr>
       <w:rPr>
         <w:rFonts w:ascii="Wingdings" w:hAnsi="Wingdings" w:hint="default"/>
@@ -1892,9 +2376,9 @@
       <w:lvlJc w:val="left"/>
       <w:pPr>
         <w:tabs>
-          <w:tab w:val="num" w:pos="6480"/>
-        </w:tabs>
-        <w:ind w:left="6480" w:hanging="360"/>
+          <w:tab w:val="num" w:pos="7560"/>
+        </w:tabs>
+        <w:ind w:left="7560" w:hanging="360"/>
       </w:pPr>
       <w:rPr>
         <w:rFonts w:ascii="Wingdings" w:hAnsi="Wingdings" w:hint="default"/>
@@ -1913,9 +2397,9 @@
       <w:lvlJc w:val="left"/>
       <w:pPr>
         <w:tabs>
-          <w:tab w:val="num" w:pos="720"/>
-        </w:tabs>
-        <w:ind w:left="720" w:hanging="360"/>
+          <w:tab w:val="num" w:pos="1004"/>
+        </w:tabs>
+        <w:ind w:left="1004" w:hanging="360"/>
       </w:pPr>
       <w:rPr>
         <w:rFonts w:ascii="Symbol" w:hAnsi="Symbol" w:hint="default"/>
@@ -1929,9 +2413,9 @@
       <w:lvlJc w:val="left"/>
       <w:pPr>
         <w:tabs>
-          <w:tab w:val="num" w:pos="1440"/>
-        </w:tabs>
-        <w:ind w:left="1440" w:hanging="360"/>
+          <w:tab w:val="num" w:pos="1724"/>
+        </w:tabs>
+        <w:ind w:left="1724" w:hanging="360"/>
       </w:pPr>
       <w:rPr>
         <w:rFonts w:ascii="Courier New" w:hAnsi="Courier New" w:hint="default"/>
@@ -1945,9 +2429,9 @@
       <w:lvlJc w:val="left"/>
       <w:pPr>
         <w:tabs>
-          <w:tab w:val="num" w:pos="2160"/>
-        </w:tabs>
-        <w:ind w:left="2160" w:hanging="360"/>
+          <w:tab w:val="num" w:pos="2444"/>
+        </w:tabs>
+        <w:ind w:left="2444" w:hanging="360"/>
       </w:pPr>
       <w:rPr>
         <w:rFonts w:ascii="Wingdings" w:hAnsi="Wingdings" w:hint="default"/>
@@ -1961,9 +2445,9 @@
       <w:lvlJc w:val="left"/>
       <w:pPr>
         <w:tabs>
-          <w:tab w:val="num" w:pos="2880"/>
-        </w:tabs>
-        <w:ind w:left="2880" w:hanging="360"/>
+          <w:tab w:val="num" w:pos="3164"/>
+        </w:tabs>
+        <w:ind w:left="3164" w:hanging="360"/>
       </w:pPr>
       <w:rPr>
         <w:rFonts w:ascii="Wingdings" w:hAnsi="Wingdings" w:hint="default"/>
@@ -1977,9 +2461,9 @@
       <w:lvlJc w:val="left"/>
       <w:pPr>
         <w:tabs>
-          <w:tab w:val="num" w:pos="3600"/>
-        </w:tabs>
-        <w:ind w:left="3600" w:hanging="360"/>
+          <w:tab w:val="num" w:pos="3884"/>
+        </w:tabs>
+        <w:ind w:left="3884" w:hanging="360"/>
       </w:pPr>
       <w:rPr>
         <w:rFonts w:ascii="Wingdings" w:hAnsi="Wingdings" w:hint="default"/>
@@ -1993,9 +2477,9 @@
       <w:lvlJc w:val="left"/>
       <w:pPr>
         <w:tabs>
-          <w:tab w:val="num" w:pos="4320"/>
-        </w:tabs>
-        <w:ind w:left="4320" w:hanging="360"/>
+          <w:tab w:val="num" w:pos="4604"/>
+        </w:tabs>
+        <w:ind w:left="4604" w:hanging="360"/>
       </w:pPr>
       <w:rPr>
         <w:rFonts w:ascii="Wingdings" w:hAnsi="Wingdings" w:hint="default"/>
@@ -2009,9 +2493,9 @@
       <w:lvlJc w:val="left"/>
       <w:pPr>
         <w:tabs>
-          <w:tab w:val="num" w:pos="5040"/>
-        </w:tabs>
-        <w:ind w:left="5040" w:hanging="360"/>
+          <w:tab w:val="num" w:pos="5324"/>
+        </w:tabs>
+        <w:ind w:left="5324" w:hanging="360"/>
       </w:pPr>
       <w:rPr>
         <w:rFonts w:ascii="Wingdings" w:hAnsi="Wingdings" w:hint="default"/>
@@ -2025,9 +2509,9 @@
       <w:lvlJc w:val="left"/>
       <w:pPr>
         <w:tabs>
-          <w:tab w:val="num" w:pos="5760"/>
-        </w:tabs>
-        <w:ind w:left="5760" w:hanging="360"/>
+          <w:tab w:val="num" w:pos="6044"/>
+        </w:tabs>
+        <w:ind w:left="6044" w:hanging="360"/>
       </w:pPr>
       <w:rPr>
         <w:rFonts w:ascii="Wingdings" w:hAnsi="Wingdings" w:hint="default"/>
@@ -2041,9 +2525,9 @@
       <w:lvlJc w:val="left"/>
       <w:pPr>
         <w:tabs>
-          <w:tab w:val="num" w:pos="6480"/>
-        </w:tabs>
-        <w:ind w:left="6480" w:hanging="360"/>
+          <w:tab w:val="num" w:pos="6764"/>
+        </w:tabs>
+        <w:ind w:left="6764" w:hanging="360"/>
       </w:pPr>
       <w:rPr>
         <w:rFonts w:ascii="Wingdings" w:hAnsi="Wingdings" w:hint="default"/>
@@ -2337,7 +2821,7 @@
         <w:kern w:val="2"/>
         <w:sz w:val="24"/>
         <w:szCs w:val="30"/>
-        <w:lang w:val="en-TH" w:eastAsia="en-US" w:bidi="th-TH"/>
+        <w:lang w:eastAsia="en-US" w:bidi="th-TH"/>
         <w14:ligatures w14:val="standardContextual"/>
       </w:rPr>
     </w:rPrDefault>
@@ -3264,6 +3748,56 @@
       <w14:ligatures w14:val="none"/>
     </w:rPr>
   </w:style>
+  <w:style w:type="paragraph" w:styleId="Header">
+    <w:name w:val="header"/>
+    <w:basedOn w:val="Normal"/>
+    <w:link w:val="HeaderChar"/>
+    <w:uiPriority w:val="99"/>
+    <w:unhideWhenUsed/>
+    <w:rsid w:val="00B14C27"/>
+    <w:pPr>
+      <w:tabs>
+        <w:tab w:val="center" w:pos="4419"/>
+        <w:tab w:val="right" w:pos="8838"/>
+      </w:tabs>
+      <w:spacing w:after="0" w:line="240" w:lineRule="auto"/>
+    </w:pPr>
+  </w:style>
+  <w:style w:type="character" w:customStyle="1" w:styleId="HeaderChar">
+    <w:name w:val="Header Char"/>
+    <w:basedOn w:val="DefaultParagraphFont"/>
+    <w:link w:val="Header"/>
+    <w:uiPriority w:val="99"/>
+    <w:rsid w:val="00B14C27"/>
+    <w:rPr>
+      <w:rFonts w:cs="Angsana New"/>
+    </w:rPr>
+  </w:style>
+  <w:style w:type="paragraph" w:styleId="Footer">
+    <w:name w:val="footer"/>
+    <w:basedOn w:val="Normal"/>
+    <w:link w:val="FooterChar"/>
+    <w:uiPriority w:val="99"/>
+    <w:unhideWhenUsed/>
+    <w:rsid w:val="00B14C27"/>
+    <w:pPr>
+      <w:tabs>
+        <w:tab w:val="center" w:pos="4419"/>
+        <w:tab w:val="right" w:pos="8838"/>
+      </w:tabs>
+      <w:spacing w:after="0" w:line="240" w:lineRule="auto"/>
+    </w:pPr>
+  </w:style>
+  <w:style w:type="character" w:customStyle="1" w:styleId="FooterChar">
+    <w:name w:val="Footer Char"/>
+    <w:basedOn w:val="DefaultParagraphFont"/>
+    <w:link w:val="Footer"/>
+    <w:uiPriority w:val="99"/>
+    <w:rsid w:val="00B14C27"/>
+    <w:rPr>
+      <w:rFonts w:cs="Angsana New"/>
+    </w:rPr>
+  </w:style>
 </w:styles>
 </file>
 
@@ -3560,4 +4094,16 @@
     </a:ext>
   </a:extLst>
 </a:theme>
+</file>
+
+<file path=customXml/item1.xml><?xml version="1.0" encoding="utf-8"?>
+<b:Sources xmlns:b="http://schemas.openxmlformats.org/officeDocument/2006/bibliography" xmlns="http://schemas.openxmlformats.org/officeDocument/2006/bibliography" SelectedStyle="\APASixthEditionOfficeOnline.xsl" StyleName="APA" Version="6"/>
+</file>
+
+<file path=customXml/itemProps1.xml><?xml version="1.0" encoding="utf-8"?>
+<ds:datastoreItem xmlns:ds="http://schemas.openxmlformats.org/officeDocument/2006/customXml" ds:itemID="{5B8CA597-1258-4CA5-A755-E3A4F8D0F9F7}">
+  <ds:schemaRefs>
+    <ds:schemaRef ds:uri="http://schemas.openxmlformats.org/officeDocument/2006/bibliography"/>
+  </ds:schemaRefs>
+</ds:datastoreItem>
 </file>
--- a/เอกสารบทที่ 1/บทที่ 1.docx
+++ b/เอกสารบทที่ 1/บทที่ 1.docx
@@ -12,7 +12,6 @@
           <w:bCs/>
           <w:sz w:val="32"/>
           <w:szCs w:val="32"/>
-          <w:lang w:val="en-US"/>
         </w:rPr>
       </w:pPr>
       <w:r>
@@ -23,7 +22,6 @@
           <w:sz w:val="32"/>
           <w:szCs w:val="32"/>
           <w:cs/>
-          <w:lang w:val="en-US"/>
         </w:rPr>
         <w:t>บทที่ 1</w:t>
       </w:r>
@@ -38,7 +36,7 @@
           <w:bCs/>
           <w:sz w:val="32"/>
           <w:szCs w:val="32"/>
-          <w:lang w:val="en-US"/>
+          <w:cs/>
         </w:rPr>
       </w:pPr>
       <w:r>
@@ -49,24 +47,9 @@
           <w:sz w:val="32"/>
           <w:szCs w:val="32"/>
           <w:cs/>
-          <w:lang w:val="en-US"/>
         </w:rPr>
         <w:t>บทนำ</w:t>
       </w:r>
-    </w:p>
-    <w:p>
-      <w:pPr>
-        <w:spacing w:after="0" w:line="240" w:lineRule="auto"/>
-        <w:jc w:val="center"/>
-        <w:rPr>
-          <w:rFonts w:ascii="TH Sarabun New" w:eastAsiaTheme="minorEastAsia" w:hAnsi="TH Sarabun New" w:cs="TH Sarabun New"/>
-          <w:b/>
-          <w:bCs/>
-          <w:sz w:val="32"/>
-          <w:szCs w:val="32"/>
-          <w:lang w:val="en-US" w:eastAsia="ja-JP"/>
-        </w:rPr>
-      </w:pPr>
     </w:p>
     <w:p>
       <w:pPr>
@@ -84,7 +67,6 @@
           <w:sz w:val="32"/>
           <w:szCs w:val="32"/>
           <w:cs/>
-          <w:lang w:val="en-US"/>
           <w14:ligatures w14:val="none"/>
         </w:rPr>
       </w:pPr>
@@ -105,7 +87,7 @@
           <w:bCs/>
           <w:sz w:val="32"/>
           <w:szCs w:val="32"/>
-          <w:lang w:val="en-US"/>
+          <w:cs/>
         </w:rPr>
         <w:tab/>
       </w:r>
@@ -117,32 +99,18 @@
           <w:sz w:val="32"/>
           <w:szCs w:val="32"/>
           <w:cs/>
-          <w:lang w:val="en-US"/>
         </w:rPr>
         <w:t>ความเป็นมาและความสำคัญ</w:t>
-      </w:r>
-      <w:r>
-        <w:rPr>
-          <w:rFonts w:ascii="TH Sarabun New" w:hAnsi="TH Sarabun New" w:cs="TH Sarabun New"/>
-          <w:b/>
-          <w:bCs/>
-          <w:sz w:val="32"/>
-          <w:szCs w:val="32"/>
-          <w:lang w:val="en-US"/>
-        </w:rPr>
-        <w:t xml:space="preserve"> </w:t>
       </w:r>
     </w:p>
     <w:p>
       <w:pPr>
         <w:pStyle w:val="NormalWeb"/>
         <w:tabs>
-          <w:tab w:val="left" w:pos="0"/>
           <w:tab w:val="left" w:pos="567"/>
           <w:tab w:val="left" w:pos="851"/>
           <w:tab w:val="left" w:pos="1134"/>
           <w:tab w:val="left" w:pos="1418"/>
-          <w:tab w:val="left" w:pos="1701"/>
         </w:tabs>
         <w:spacing w:before="0" w:beforeAutospacing="0" w:after="0" w:afterAutospacing="0"/>
         <w:contextualSpacing/>
@@ -151,15 +119,14 @@
           <w:rFonts w:ascii="TH Sarabun New" w:hAnsi="TH Sarabun New" w:cs="TH Sarabun New"/>
           <w:sz w:val="32"/>
           <w:szCs w:val="32"/>
-          <w:lang w:val="en-US"/>
-        </w:rPr>
-      </w:pPr>
-      <w:r>
-        <w:rPr>
-          <w:rFonts w:ascii="TH Sarabun New" w:hAnsi="TH Sarabun New" w:cs="TH Sarabun New"/>
-          <w:sz w:val="32"/>
-          <w:szCs w:val="32"/>
-          <w:lang w:val="en-US"/>
+        </w:rPr>
+      </w:pPr>
+      <w:r>
+        <w:rPr>
+          <w:rFonts w:ascii="TH Sarabun New" w:hAnsi="TH Sarabun New" w:cs="TH Sarabun New"/>
+          <w:sz w:val="32"/>
+          <w:szCs w:val="32"/>
+          <w:cs/>
         </w:rPr>
         <w:tab/>
       </w:r>
@@ -169,7 +136,6 @@
           <w:sz w:val="32"/>
           <w:szCs w:val="32"/>
           <w:cs/>
-          <w:lang w:val="en-US"/>
         </w:rPr>
         <w:t>ในปัจจุบันหลายประเทศทั่วโลกกำลังเผชิญกับการเปลี่ยนแปลงโครงสร้างประชากร โดยเฉพาะประเทศญี่ปุ่นที่ก้าวเข้าสู่สังคมผู้สูงอายุระดับสุดยอด (</w:t>
       </w:r>
@@ -187,28 +153,8 @@
           <w:sz w:val="32"/>
           <w:szCs w:val="32"/>
           <w:cs/>
-          <w:lang w:val="en-US"/>
-        </w:rPr>
-        <w:t>ซึ่งมีประชากรผู้สูงอายุ</w:t>
-      </w:r>
-      <w:r>
-        <w:rPr>
-          <w:rFonts w:ascii="TH Sarabun New" w:hAnsi="TH Sarabun New" w:cs="TH Sarabun New"/>
-          <w:sz w:val="32"/>
-          <w:szCs w:val="32"/>
-          <w:lang w:val="en-US"/>
-        </w:rPr>
-        <w:t xml:space="preserve">   </w:t>
-      </w:r>
-      <w:r>
-        <w:rPr>
-          <w:rFonts w:ascii="TH Sarabun New" w:hAnsi="TH Sarabun New" w:cs="TH Sarabun New" w:hint="cs"/>
-          <w:sz w:val="32"/>
-          <w:szCs w:val="32"/>
-          <w:cs/>
-          <w:lang w:val="en-US"/>
-        </w:rPr>
-        <w:t xml:space="preserve">คิดเป็นร้อยละ </w:t>
+        </w:rPr>
+        <w:t xml:space="preserve">ซึ่งมีประชากรผู้สูงอายุคิดเป็นร้อยละ </w:t>
       </w:r>
       <w:r>
         <w:rPr>
@@ -224,34 +170,23 @@
           <w:sz w:val="32"/>
           <w:szCs w:val="32"/>
           <w:cs/>
-          <w:lang w:val="en-US"/>
         </w:rPr>
         <w:t>ของประชากรทั้งหมด (กระทรวงกิจการภายในประเทศและการสื่อสารของญี่ปุ่น</w:t>
       </w:r>
       <w:r>
         <w:rPr>
-          <w:rFonts w:ascii="TH Sarabun New" w:hAnsi="TH Sarabun New" w:cs="TH Sarabun New"/>
-          <w:sz w:val="32"/>
-          <w:szCs w:val="32"/>
-          <w:lang w:val="en-US"/>
-        </w:rPr>
-        <w:t>,</w:t>
-      </w:r>
-      <w:r>
-        <w:rPr>
-          <w:rFonts w:ascii="TH Sarabun New" w:hAnsi="TH Sarabun New" w:cs="TH Sarabun New" w:hint="cs"/>
-          <w:sz w:val="32"/>
-          <w:szCs w:val="32"/>
-        </w:rPr>
-        <w:t xml:space="preserve"> 2566) </w:t>
-      </w:r>
-      <w:r>
-        <w:rPr>
-          <w:rFonts w:ascii="TH Sarabun New" w:hAnsi="TH Sarabun New" w:cs="TH Sarabun New" w:hint="cs"/>
-          <w:sz w:val="32"/>
-          <w:szCs w:val="32"/>
-          <w:cs/>
-          <w:lang w:val="en-US"/>
+          <w:rFonts w:ascii="TH Sarabun New" w:hAnsi="TH Sarabun New" w:cs="TH Sarabun New" w:hint="cs"/>
+          <w:sz w:val="32"/>
+          <w:szCs w:val="32"/>
+        </w:rPr>
+        <w:t xml:space="preserve">, 2566) </w:t>
+      </w:r>
+      <w:r>
+        <w:rPr>
+          <w:rFonts w:ascii="TH Sarabun New" w:hAnsi="TH Sarabun New" w:cs="TH Sarabun New" w:hint="cs"/>
+          <w:sz w:val="32"/>
+          <w:szCs w:val="32"/>
+          <w:cs/>
         </w:rPr>
         <w:t xml:space="preserve">โดยผู้สูงอายุส่วนใหญ่มักอาศัยอยู่ลำพัง ในขณะเดียวกันประเทศญี่ปุ่นกลับประสบปัญหาขาดแคลนบุคลากรทางการแพทย์และผู้ดูแลผู้สูงอายุกว่า </w:t>
       </w:r>
@@ -269,7 +204,6 @@
           <w:sz w:val="32"/>
           <w:szCs w:val="32"/>
           <w:cs/>
-          <w:lang w:val="en-US"/>
         </w:rPr>
         <w:t>คน ทำให้เมื่อคนชราเกิดอุบัติเหตุ การเข้าถึงการช่วยเหลือจึงเป็นไปอย่างล่าช้า ทั้งนี้ ในทางการแพทย์มีช่วงเวลาสำคัญที่เรียกว่า "</w:t>
       </w:r>
@@ -287,7 +221,6 @@
           <w:sz w:val="32"/>
           <w:szCs w:val="32"/>
           <w:cs/>
-          <w:lang w:val="en-US"/>
         </w:rPr>
         <w:t xml:space="preserve">ซึ่งหากผู้ที่หกล้มไม่ได้รับการช่วยเหลืออย่างทันท่วงที จะมีอัตราการเสียชีวิตหรือทุพพลภาพถาวรสูงมาก สำหรับประเทศไทยเองก็กำลังก้าวเข้าสู่สังคมผู้สูงอายุอย่างเต็มรูปแบบเช่นกัน เนื่องจากอัตราการเกิดที่ลดลงอย่างต่อเนื่อง โดยในปี </w:t>
       </w:r>
@@ -305,7 +238,6 @@
           <w:sz w:val="32"/>
           <w:szCs w:val="32"/>
           <w:cs/>
-          <w:lang w:val="en-US"/>
         </w:rPr>
         <w:t xml:space="preserve">มีเด็กเกิดใหม่เพียงราว </w:t>
       </w:r>
@@ -323,7 +255,6 @@
           <w:sz w:val="32"/>
           <w:szCs w:val="32"/>
           <w:cs/>
-          <w:lang w:val="en-US"/>
         </w:rPr>
         <w:t>แสนคน การดูแลและใส่ใจความปลอดภัยของคนชราจึงเป็นประเด็นเร่งด่วนระดับประเทศ</w:t>
       </w:r>
@@ -333,10 +264,7 @@
         <w:pStyle w:val="NormalWeb"/>
         <w:tabs>
           <w:tab w:val="left" w:pos="567"/>
-          <w:tab w:val="left" w:pos="851"/>
           <w:tab w:val="left" w:pos="1134"/>
-          <w:tab w:val="left" w:pos="1418"/>
-          <w:tab w:val="left" w:pos="1701"/>
         </w:tabs>
         <w:spacing w:before="0" w:beforeAutospacing="0" w:after="0" w:afterAutospacing="0"/>
         <w:contextualSpacing/>
@@ -349,10 +277,9 @@
       </w:pPr>
       <w:r>
         <w:rPr>
-          <w:rFonts w:ascii="TH Sarabun New" w:hAnsi="TH Sarabun New" w:cs="TH Sarabun New"/>
-          <w:sz w:val="32"/>
-          <w:szCs w:val="32"/>
-          <w:lang w:val="en-US"/>
+          <w:rFonts w:ascii="TH Sarabun New" w:hAnsi="TH Sarabun New" w:cs="TH Sarabun New" w:hint="cs"/>
+          <w:sz w:val="32"/>
+          <w:szCs w:val="32"/>
         </w:rPr>
         <w:tab/>
       </w:r>
@@ -362,7 +289,6 @@
           <w:sz w:val="32"/>
           <w:szCs w:val="32"/>
           <w:cs/>
-          <w:lang w:val="en-US"/>
         </w:rPr>
         <w:t xml:space="preserve">จากข้อมูลสถิติของกรมควบคุมโรค กระทรวงสาธารณสุข พบว่าในแต่ละปีมีผู้สูงอายุไทยหกล้มกว่า </w:t>
       </w:r>
@@ -380,7 +306,6 @@
           <w:sz w:val="32"/>
           <w:szCs w:val="32"/>
           <w:cs/>
-          <w:lang w:val="en-US"/>
         </w:rPr>
         <w:t xml:space="preserve">ล้านคน หรือคิดเป็นร้อยละ </w:t>
       </w:r>
@@ -398,9 +323,25 @@
           <w:sz w:val="32"/>
           <w:szCs w:val="32"/>
           <w:cs/>
-          <w:lang w:val="en-US"/>
-        </w:rPr>
-        <w:t>ของผู้สูงอายุทั้งหมด โดยสถานที่ที่เกิดอุบัติเหตุบ่อยครั้งที่สุดคือ "ห้องน้ำ" ปัจจุบันแม้จะมีการใช้เทคโนโลยีเข้ามาช่วยเฝ้าระวัง แต่ก็ยังมีข้อจำกัดที่สำคัญ เช่น การติดตั้งกล้องวงจรปิด (</w:t>
+        </w:rPr>
+        <w:t>ของผู้สูงอายุทั้งหมด โดยสถานที่ที่เกิดอุบัติเหตุบ่อยครั้งที่สุดคือห้องน้ำ ปัจจุบันแม้จะมีการใช้เทคโนโลยีเข้ามาช่วยเฝ้าระวัง แต่ก็ยังมีข้อจำกัดที่สำคัญ เช่น การติดตั้งกล้อง</w:t>
+      </w:r>
+      <w:r>
+        <w:rPr>
+          <w:rFonts w:ascii="TH Sarabun New" w:hAnsi="TH Sarabun New" w:cs="TH Sarabun New"/>
+          <w:sz w:val="32"/>
+          <w:szCs w:val="32"/>
+        </w:rPr>
+        <w:br/>
+      </w:r>
+      <w:r>
+        <w:rPr>
+          <w:rFonts w:ascii="TH Sarabun New" w:hAnsi="TH Sarabun New" w:cs="TH Sarabun New" w:hint="cs"/>
+          <w:sz w:val="32"/>
+          <w:szCs w:val="32"/>
+          <w:cs/>
+        </w:rPr>
+        <w:t>วงจรปิด (</w:t>
       </w:r>
       <w:r>
         <w:rPr>
@@ -416,27 +357,33 @@
           <w:sz w:val="32"/>
           <w:szCs w:val="32"/>
           <w:cs/>
-          <w:lang w:val="en-US"/>
-        </w:rPr>
-        <w:t>ที่ส่งผลกระทบโดยตรงต่อการละเมิดความเป็นส่วนตัว หรือการใช้อุปกรณ์สวมใส่ (</w:t>
-      </w:r>
-      <w:r>
-        <w:rPr>
-          <w:rFonts w:ascii="TH Sarabun New" w:hAnsi="TH Sarabun New" w:cs="TH Sarabun New" w:hint="cs"/>
-          <w:sz w:val="32"/>
-          <w:szCs w:val="32"/>
-        </w:rPr>
-        <w:t xml:space="preserve">Wearable Devices) </w:t>
-      </w:r>
-      <w:r>
-        <w:rPr>
-          <w:rFonts w:ascii="TH Sarabun New" w:hAnsi="TH Sarabun New" w:cs="TH Sarabun New" w:hint="cs"/>
-          <w:sz w:val="32"/>
-          <w:szCs w:val="32"/>
-          <w:cs/>
-          <w:lang w:val="en-US"/>
-        </w:rPr>
-        <w:t>ที่ผู้สูงอายุมักลืมสวมใส่หรือแบตเตอรี่หมด ยิ่งไปกว่านั้น ระบบเซ็นเซอร์ตรวจจับการล้มแบบดั้งเดิมส่วนใหญ่มักแจ้งเตือนเพียงว่าเกิดการล้มขึ้น แต่ไม่สามารถระบุพิกัดตำแหน่งที่แน่ชัดได้ ทำให้ผู้ดูแลเสียเวลาในการค้นหา โดยเฉพาะในบ้านที่มีหลายห้องหรือพื้นที่ซับซ้อน</w:t>
+        </w:rPr>
+        <w:t>ที่ส่งผลกระทบโดยตรงต่อการละเมิดความเป็นส่วนตัว หรือการใช้อุปกรณ์สวมใส่</w:t>
+      </w:r>
+      <w:r>
+        <w:rPr>
+          <w:rFonts w:ascii="TH Sarabun New" w:hAnsi="TH Sarabun New" w:cs="TH Sarabun New" w:hint="cs"/>
+          <w:sz w:val="32"/>
+          <w:szCs w:val="32"/>
+        </w:rPr>
+        <w:t xml:space="preserve"> </w:t>
+      </w:r>
+      <w:r>
+        <w:rPr>
+          <w:rFonts w:ascii="TH Sarabun New" w:hAnsi="TH Sarabun New" w:cs="TH Sarabun New"/>
+          <w:sz w:val="32"/>
+          <w:szCs w:val="32"/>
+        </w:rPr>
+        <w:br/>
+      </w:r>
+      <w:r>
+        <w:rPr>
+          <w:rFonts w:ascii="TH Sarabun New" w:hAnsi="TH Sarabun New" w:cs="TH Sarabun New" w:hint="cs"/>
+          <w:sz w:val="32"/>
+          <w:szCs w:val="32"/>
+          <w:cs/>
+        </w:rPr>
+        <w:t>ที่ผู้สูงอายุมักลืมสวมใส่หรือแบตเตอรี่หมด</w:t>
       </w:r>
     </w:p>
     <w:p>
@@ -444,8 +391,7 @@
         <w:pStyle w:val="NormalWeb"/>
         <w:tabs>
           <w:tab w:val="left" w:pos="567"/>
-          <w:tab w:val="left" w:pos="851"/>
-          <w:tab w:val="left" w:pos="1418"/>
+          <w:tab w:val="left" w:pos="1134"/>
         </w:tabs>
         <w:spacing w:before="0" w:beforeAutospacing="0" w:after="0" w:afterAutospacing="0"/>
         <w:contextualSpacing/>
@@ -454,15 +400,13 @@
           <w:rFonts w:ascii="TH Sarabun New" w:hAnsi="TH Sarabun New" w:cs="TH Sarabun New"/>
           <w:sz w:val="32"/>
           <w:szCs w:val="32"/>
-          <w:lang w:val="en-US"/>
-        </w:rPr>
-      </w:pPr>
-      <w:r>
-        <w:rPr>
-          <w:rFonts w:ascii="TH Sarabun New" w:hAnsi="TH Sarabun New" w:cs="TH Sarabun New"/>
-          <w:sz w:val="32"/>
-          <w:szCs w:val="32"/>
-          <w:lang w:val="en-US"/>
+        </w:rPr>
+      </w:pPr>
+      <w:r>
+        <w:rPr>
+          <w:rFonts w:ascii="TH Sarabun New" w:hAnsi="TH Sarabun New" w:cs="TH Sarabun New" w:hint="cs"/>
+          <w:sz w:val="32"/>
+          <w:szCs w:val="32"/>
         </w:rPr>
         <w:tab/>
       </w:r>
@@ -472,7 +416,6 @@
           <w:sz w:val="32"/>
           <w:szCs w:val="32"/>
           <w:cs/>
-          <w:lang w:val="en-US"/>
         </w:rPr>
         <w:t>ด้วยเหตุนี้ คณะผู้จัดทำจึงมีแนวคิดที่จะพัฒนาระบบตรวจจับการล้มโดยอาศัยเทคโนโลยีการวิเคราะห์สถานะช่องสัญญาณวิทยุ (</w:t>
       </w:r>
@@ -490,7 +433,6 @@
           <w:sz w:val="32"/>
           <w:szCs w:val="32"/>
           <w:cs/>
-          <w:lang w:val="en-US"/>
         </w:rPr>
         <w:t>ร่วมกับ</w:t>
       </w:r>
@@ -508,7 +450,6 @@
           <w:sz w:val="32"/>
           <w:szCs w:val="32"/>
           <w:cs/>
-          <w:lang w:val="en-US"/>
         </w:rPr>
         <w:t xml:space="preserve">เทคโนโลยีการระบุพิกัด </w:t>
       </w:r>
@@ -526,7 +467,6 @@
           <w:sz w:val="32"/>
           <w:szCs w:val="32"/>
           <w:cs/>
-          <w:lang w:val="en-US"/>
         </w:rPr>
         <w:t>มิติ (</w:t>
       </w:r>
@@ -544,7 +484,6 @@
           <w:sz w:val="32"/>
           <w:szCs w:val="32"/>
           <w:cs/>
-          <w:lang w:val="en-US"/>
         </w:rPr>
         <w:t>เพื่อเข้ามาแก้ปัญหาและปิดจุดบอดของระบบเดิม ระบบดังกล่าวจะทำงานผ่านกลุ่มบอร์ดไมโครคอนโทรลเลอร์ความเร็วสูง (</w:t>
       </w:r>
@@ -562,7 +501,6 @@
           <w:sz w:val="32"/>
           <w:szCs w:val="32"/>
           <w:cs/>
-          <w:lang w:val="en-US"/>
         </w:rPr>
         <w:t xml:space="preserve">ที่กระจายอยู่ตามมุมห้อง เพื่อรับคลื่นวิทยุที่สะท้อนกับสรีระมนุษย์ จากนั้นข้อมูลจะถูกนำไปประมวลผลผ่านปัญญาประดิษฐ์สถาปัตยกรรม </w:t>
       </w:r>
@@ -580,7 +518,6 @@
           <w:sz w:val="32"/>
           <w:szCs w:val="32"/>
           <w:cs/>
-          <w:lang w:val="en-US"/>
         </w:rPr>
         <w:t>เพื่อทำนายพิกัดจุดศูนย์กลางของบุคคลแบบเรียลไทม์ทั้งในแกน</w:t>
       </w:r>
@@ -598,7 +535,6 @@
           <w:sz w:val="32"/>
           <w:szCs w:val="32"/>
           <w:cs/>
-          <w:lang w:val="en-US"/>
         </w:rPr>
         <w:t>และความสูง</w:t>
       </w:r>
@@ -616,7 +552,6 @@
           <w:sz w:val="32"/>
           <w:szCs w:val="32"/>
           <w:cs/>
-          <w:lang w:val="en-US"/>
         </w:rPr>
         <w:t>ซึ่งพิกัดความสูงในแกน</w:t>
       </w:r>
@@ -634,20 +569,8 @@
           <w:sz w:val="32"/>
           <w:szCs w:val="32"/>
           <w:cs/>
-          <w:lang w:val="en-US"/>
-        </w:rPr>
-        <w:t>นี่เองที่จะเป็นตัวชี้วัดสำคัญในการประเมินพฤติกรรมการล้มได้</w:t>
-      </w:r>
-      <w:r>
-        <w:rPr>
-          <w:rFonts w:ascii="TH Sarabun New" w:hAnsi="TH Sarabun New" w:cs="TH Sarabun New" w:hint="cs"/>
-          <w:sz w:val="32"/>
-          <w:szCs w:val="32"/>
-          <w:cs/>
-          <w:lang w:val="en-US"/>
-        </w:rPr>
-        <w:lastRenderedPageBreak/>
-        <w:t>อย่างแม่นยำ ระบบนี้จึงสามารถแจ้งเตือนอุบัติเหตุพร้อมระบุตำแหน่งที่แน่ชัดได้ทันที โดยไม่ต้องพึ่งพากล้องวิดีโอหรืออุปกรณ์สวมใส่ใด ๆ และรักษาสิทธิความเป็นส่วนตัวของผู้ใช้งานในพื้นที่ละเอียดอ่อนได้อย่างสมบูรณ์แบบ</w:t>
+        </w:rPr>
+        <w:t>นี่เองที่จะเป็นตัวชี้วัดสำคัญในการประเมินพฤติกรรมการล้มได้อย่างแม่นยำ ระบบนี้จึงสามารถแจ้งเตือนอุบัติเหตุพร้อมระบุตำแหน่งที่แน่ชัดได้ทันที โดยไม่ต้องพึ่งพากล้องวิดีโอหรืออุปกรณ์สวมใส่ใด ๆ และรักษาสิทธิความเป็นส่วนตัวของผู้ใช้งานในพื้นที่ละเอียดอ่อนได้อย่างสมบูรณ์แบบ</w:t>
       </w:r>
     </w:p>
     <w:p>
@@ -662,11 +585,45 @@
         <w:jc w:val="thaiDistribute"/>
         <w:rPr>
           <w:rFonts w:ascii="TH Sarabun New" w:hAnsi="TH Sarabun New" w:cs="TH Sarabun New"/>
-          <w:sz w:val="32"/>
-          <w:szCs w:val="32"/>
-          <w:lang w:val="en-US"/>
-        </w:rPr>
-      </w:pPr>
+          <w:b/>
+          <w:bCs/>
+          <w:sz w:val="32"/>
+          <w:szCs w:val="32"/>
+        </w:rPr>
+      </w:pPr>
+      <w:r>
+        <w:rPr>
+          <w:rFonts w:ascii="TH Sarabun New" w:hAnsi="TH Sarabun New" w:cs="TH Sarabun New"/>
+          <w:b/>
+          <w:bCs/>
+          <w:sz w:val="32"/>
+          <w:szCs w:val="32"/>
+        </w:rPr>
+        <w:lastRenderedPageBreak/>
+        <w:t>1.2</w:t>
+      </w:r>
+      <w:r>
+        <w:rPr>
+          <w:rFonts w:ascii="TH Sarabun New" w:hAnsi="TH Sarabun New" w:cs="TH Sarabun New"/>
+          <w:b/>
+          <w:bCs/>
+          <w:sz w:val="32"/>
+          <w:szCs w:val="32"/>
+          <w:cs/>
+        </w:rPr>
+        <w:tab/>
+      </w:r>
+      <w:r>
+        <w:rPr>
+          <w:rFonts w:ascii="TH Sarabun New" w:hAnsi="TH Sarabun New" w:cs="TH Sarabun New" w:hint="cs"/>
+          <w:b/>
+          <w:bCs/>
+          <w:sz w:val="32"/>
+          <w:szCs w:val="32"/>
+          <w:cs/>
+        </w:rPr>
+        <w:t>วัตถุประสงค์</w:t>
+      </w:r>
     </w:p>
     <w:p>
       <w:pPr>
@@ -680,46 +637,95 @@
         <w:jc w:val="thaiDistribute"/>
         <w:rPr>
           <w:rFonts w:ascii="TH Sarabun New" w:hAnsi="TH Sarabun New" w:cs="TH Sarabun New"/>
-          <w:b/>
-          <w:bCs/>
-          <w:sz w:val="32"/>
-          <w:szCs w:val="32"/>
-          <w:lang w:val="en-US"/>
-        </w:rPr>
-      </w:pPr>
-      <w:r>
-        <w:rPr>
-          <w:rFonts w:ascii="TH Sarabun New" w:hAnsi="TH Sarabun New" w:cs="TH Sarabun New"/>
-          <w:b/>
-          <w:bCs/>
-          <w:sz w:val="32"/>
-          <w:szCs w:val="32"/>
-          <w:lang w:val="en-US"/>
-        </w:rPr>
-        <w:t>1.2</w:t>
-      </w:r>
-      <w:r>
-        <w:rPr>
-          <w:rFonts w:ascii="TH Sarabun New" w:hAnsi="TH Sarabun New" w:cs="TH Sarabun New"/>
-          <w:b/>
-          <w:bCs/>
-          <w:sz w:val="32"/>
-          <w:szCs w:val="32"/>
-          <w:lang w:val="en-US"/>
+          <w:sz w:val="32"/>
+          <w:szCs w:val="32"/>
+        </w:rPr>
+      </w:pPr>
+      <w:r>
+        <w:rPr>
+          <w:rFonts w:ascii="TH Sarabun New" w:hAnsi="TH Sarabun New" w:cs="TH Sarabun New"/>
+          <w:sz w:val="32"/>
+          <w:szCs w:val="32"/>
+          <w:cs/>
         </w:rPr>
         <w:tab/>
       </w:r>
       <w:r>
         <w:rPr>
-          <w:rFonts w:ascii="TH Sarabun New" w:hAnsi="TH Sarabun New" w:cs="TH Sarabun New" w:hint="cs"/>
-          <w:b/>
-          <w:bCs/>
-          <w:sz w:val="32"/>
-          <w:szCs w:val="32"/>
-          <w:cs/>
-          <w:lang w:val="en-US"/>
-        </w:rPr>
-        <w:t>วัตถุประสงค์</w:t>
+          <w:rFonts w:ascii="TH Sarabun New" w:hAnsi="TH Sarabun New" w:cs="TH Sarabun New"/>
+          <w:sz w:val="32"/>
+          <w:szCs w:val="32"/>
+        </w:rPr>
+        <w:t>1.2.1</w:t>
+      </w:r>
+      <w:r>
+        <w:rPr>
+          <w:rFonts w:ascii="TH Sarabun New" w:hAnsi="TH Sarabun New" w:cs="TH Sarabun New"/>
+          <w:sz w:val="32"/>
+          <w:szCs w:val="32"/>
+          <w:cs/>
+        </w:rPr>
+        <w:tab/>
+      </w:r>
+      <w:r>
+        <w:rPr>
+          <w:rFonts w:ascii="TH Sarabun New" w:hAnsi="TH Sarabun New" w:cs="TH Sarabun New"/>
+          <w:sz w:val="32"/>
+          <w:szCs w:val="32"/>
+          <w:cs/>
+        </w:rPr>
+        <w:t xml:space="preserve">เพื่อพัฒนาระบบตรวจจับการล้มโดยใช้เทคโนโลยีระบุพิกัด </w:t>
+      </w:r>
+      <w:r>
+        <w:rPr>
+          <w:rFonts w:ascii="TH Sarabun New" w:hAnsi="TH Sarabun New" w:cs="TH Sarabun New"/>
+          <w:sz w:val="32"/>
+          <w:szCs w:val="32"/>
+        </w:rPr>
+        <w:t xml:space="preserve">3 </w:t>
+      </w:r>
+      <w:r>
+        <w:rPr>
+          <w:rFonts w:ascii="TH Sarabun New" w:hAnsi="TH Sarabun New" w:cs="TH Sarabun New"/>
+          <w:sz w:val="32"/>
+          <w:szCs w:val="32"/>
+          <w:cs/>
+        </w:rPr>
+        <w:t>มิติ (</w:t>
+      </w:r>
+      <w:r>
+        <w:rPr>
+          <w:rFonts w:ascii="TH Sarabun New" w:hAnsi="TH Sarabun New" w:cs="TH Sarabun New"/>
+          <w:sz w:val="32"/>
+          <w:szCs w:val="32"/>
+        </w:rPr>
+        <w:t xml:space="preserve">3D Localization) </w:t>
+      </w:r>
+      <w:r>
+        <w:rPr>
+          <w:rFonts w:ascii="TH Sarabun New" w:hAnsi="TH Sarabun New" w:cs="TH Sarabun New" w:hint="cs"/>
+          <w:sz w:val="32"/>
+          <w:szCs w:val="32"/>
+          <w:cs/>
+        </w:rPr>
+        <w:t xml:space="preserve">   </w:t>
+      </w:r>
+      <w:r>
+        <w:rPr>
+          <w:rFonts w:ascii="TH Sarabun New" w:hAnsi="TH Sarabun New" w:cs="TH Sarabun New"/>
+          <w:sz w:val="32"/>
+          <w:szCs w:val="32"/>
+          <w:cs/>
+        </w:rPr>
+        <w:t>ผ่านการวิเคราะห์ข้อมูลสถานะช่องสัญญาณวิทยุ (</w:t>
+      </w:r>
+      <w:r>
+        <w:rPr>
+          <w:rFonts w:ascii="TH Sarabun New" w:hAnsi="TH Sarabun New" w:cs="TH Sarabun New"/>
+          <w:sz w:val="32"/>
+          <w:szCs w:val="32"/>
+        </w:rPr>
+        <w:t>WiFi CSI)</w:t>
       </w:r>
     </w:p>
     <w:p>
@@ -728,7 +734,6 @@
         <w:tabs>
           <w:tab w:val="left" w:pos="567"/>
           <w:tab w:val="left" w:pos="1134"/>
-          <w:tab w:val="left" w:pos="1418"/>
         </w:tabs>
         <w:spacing w:before="0" w:beforeAutospacing="0" w:after="0" w:afterAutospacing="0"/>
         <w:contextualSpacing/>
@@ -744,71 +749,69 @@
           <w:rFonts w:ascii="TH Sarabun New" w:hAnsi="TH Sarabun New" w:cs="TH Sarabun New"/>
           <w:sz w:val="32"/>
           <w:szCs w:val="32"/>
-          <w:lang w:val="en-US"/>
         </w:rPr>
         <w:tab/>
-      </w:r>
-      <w:r>
-        <w:rPr>
-          <w:rFonts w:ascii="TH Sarabun New" w:hAnsi="TH Sarabun New" w:cs="TH Sarabun New"/>
-          <w:sz w:val="32"/>
-          <w:szCs w:val="32"/>
-        </w:rPr>
-        <w:t xml:space="preserve">1.2.1 </w:t>
-      </w:r>
-      <w:r>
-        <w:rPr>
-          <w:rFonts w:ascii="TH Sarabun New" w:hAnsi="TH Sarabun New" w:cs="TH Sarabun New"/>
-          <w:sz w:val="32"/>
-          <w:szCs w:val="32"/>
-          <w:cs/>
-          <w:lang w:val="en-US"/>
-        </w:rPr>
-        <w:t xml:space="preserve">เพื่อพัฒนาระบบตรวจจับการล้มโดยใช้เทคโนโลยีระบุพิกัด </w:t>
-      </w:r>
-      <w:r>
-        <w:rPr>
-          <w:rFonts w:ascii="TH Sarabun New" w:hAnsi="TH Sarabun New" w:cs="TH Sarabun New"/>
-          <w:sz w:val="32"/>
-          <w:szCs w:val="32"/>
-        </w:rPr>
-        <w:t xml:space="preserve">3 </w:t>
-      </w:r>
-      <w:r>
-        <w:rPr>
-          <w:rFonts w:ascii="TH Sarabun New" w:hAnsi="TH Sarabun New" w:cs="TH Sarabun New"/>
-          <w:sz w:val="32"/>
-          <w:szCs w:val="32"/>
-          <w:cs/>
-          <w:lang w:val="en-US"/>
-        </w:rPr>
-        <w:t>มิติ (</w:t>
-      </w:r>
-      <w:r>
-        <w:rPr>
-          <w:rFonts w:ascii="TH Sarabun New" w:hAnsi="TH Sarabun New" w:cs="TH Sarabun New"/>
-          <w:sz w:val="32"/>
-          <w:szCs w:val="32"/>
-        </w:rPr>
-        <w:t xml:space="preserve">3D Localization) </w:t>
-      </w:r>
-      <w:r>
-        <w:rPr>
-          <w:rFonts w:ascii="TH Sarabun New" w:hAnsi="TH Sarabun New" w:cs="TH Sarabun New"/>
-          <w:sz w:val="32"/>
-          <w:szCs w:val="32"/>
-          <w:cs/>
-          <w:lang w:val="en-US"/>
-        </w:rPr>
-        <w:t>ผ่านการวิเคราะห์ข้อมูลสถานะช่องสัญญาณวิทยุ (</w:t>
-      </w:r>
-      <w:r>
-        <w:rPr>
-          <w:rFonts w:ascii="TH Sarabun New" w:hAnsi="TH Sarabun New" w:cs="TH Sarabun New"/>
-          <w:sz w:val="32"/>
-          <w:szCs w:val="32"/>
-        </w:rPr>
-        <w:t>WiFi CSI)</w:t>
+        <w:t>1.2.2</w:t>
+      </w:r>
+      <w:r>
+        <w:rPr>
+          <w:rFonts w:ascii="TH Sarabun New" w:hAnsi="TH Sarabun New" w:cs="TH Sarabun New"/>
+          <w:sz w:val="32"/>
+          <w:szCs w:val="32"/>
+          <w:cs/>
+        </w:rPr>
+        <w:tab/>
+      </w:r>
+      <w:r>
+        <w:rPr>
+          <w:rFonts w:ascii="TH Sarabun New" w:hAnsi="TH Sarabun New" w:cs="TH Sarabun New"/>
+          <w:sz w:val="32"/>
+          <w:szCs w:val="32"/>
+          <w:cs/>
+        </w:rPr>
+        <w:t xml:space="preserve">เพื่อประยุกต์ใช้โมเดลปัญญาประดิษฐ์สถาปัตยกรรม </w:t>
+      </w:r>
+      <w:r>
+        <w:rPr>
+          <w:rFonts w:ascii="TH Sarabun New" w:hAnsi="TH Sarabun New" w:cs="TH Sarabun New"/>
+          <w:sz w:val="32"/>
+          <w:szCs w:val="32"/>
+        </w:rPr>
+        <w:t xml:space="preserve">Spatio-Temporal Transformer </w:t>
+      </w:r>
+      <w:r>
+        <w:rPr>
+          <w:rFonts w:ascii="TH Sarabun New" w:hAnsi="TH Sarabun New" w:cs="TH Sarabun New"/>
+          <w:sz w:val="32"/>
+          <w:szCs w:val="32"/>
+          <w:cs/>
+        </w:rPr>
+        <w:t>ในการทำนายพิกัดจุดศูนย์กลางมวล (</w:t>
+      </w:r>
+      <w:r>
+        <w:rPr>
+          <w:rFonts w:ascii="TH Sarabun New" w:hAnsi="TH Sarabun New" w:cs="TH Sarabun New"/>
+          <w:sz w:val="32"/>
+          <w:szCs w:val="32"/>
+        </w:rPr>
+        <w:t xml:space="preserve">Centroid) </w:t>
+      </w:r>
+      <w:r>
+        <w:rPr>
+          <w:rFonts w:ascii="TH Sarabun New" w:hAnsi="TH Sarabun New" w:cs="TH Sarabun New"/>
+          <w:sz w:val="32"/>
+          <w:szCs w:val="32"/>
+          <w:cs/>
+        </w:rPr>
+        <w:t>ของบุคคลจากข้อมูลอนุกรมเวลา (</w:t>
+      </w:r>
+      <w:r>
+        <w:rPr>
+          <w:rFonts w:ascii="TH Sarabun New" w:hAnsi="TH Sarabun New" w:cs="TH Sarabun New"/>
+          <w:sz w:val="32"/>
+          <w:szCs w:val="32"/>
+        </w:rPr>
+        <w:t>Time-series data)</w:t>
       </w:r>
     </w:p>
     <w:p>
@@ -832,80 +835,27 @@
           <w:rFonts w:ascii="TH Sarabun New" w:hAnsi="TH Sarabun New" w:cs="TH Sarabun New"/>
           <w:sz w:val="32"/>
           <w:szCs w:val="32"/>
-          <w:lang w:val="en-US"/>
         </w:rPr>
         <w:tab/>
-      </w:r>
-      <w:r>
-        <w:rPr>
-          <w:rFonts w:ascii="TH Sarabun New" w:hAnsi="TH Sarabun New" w:cs="TH Sarabun New"/>
-          <w:sz w:val="32"/>
-          <w:szCs w:val="32"/>
-        </w:rPr>
-        <w:t xml:space="preserve">1.2.2 </w:t>
-      </w:r>
-      <w:r>
-        <w:rPr>
-          <w:rFonts w:ascii="TH Sarabun New" w:hAnsi="TH Sarabun New" w:cs="TH Sarabun New"/>
-          <w:sz w:val="32"/>
-          <w:szCs w:val="32"/>
-          <w:cs/>
-          <w:lang w:val="en-US"/>
-        </w:rPr>
-        <w:t xml:space="preserve">เพื่อประยุกต์ใช้โมเดลปัญญาประดิษฐ์สถาปัตยกรรม </w:t>
-      </w:r>
-      <w:r>
-        <w:rPr>
-          <w:rFonts w:ascii="TH Sarabun New" w:hAnsi="TH Sarabun New" w:cs="TH Sarabun New"/>
-          <w:sz w:val="32"/>
-          <w:szCs w:val="32"/>
-        </w:rPr>
-        <w:t xml:space="preserve">Spatio-Temporal Transformer </w:t>
-      </w:r>
-      <w:r>
-        <w:rPr>
-          <w:rFonts w:ascii="TH Sarabun New" w:hAnsi="TH Sarabun New" w:cs="TH Sarabun New"/>
-          <w:sz w:val="32"/>
-          <w:szCs w:val="32"/>
-          <w:lang w:val="en-US"/>
-        </w:rPr>
-        <w:t xml:space="preserve">   </w:t>
-      </w:r>
-      <w:r>
-        <w:rPr>
-          <w:rFonts w:ascii="TH Sarabun New" w:hAnsi="TH Sarabun New" w:cs="TH Sarabun New"/>
-          <w:sz w:val="32"/>
-          <w:szCs w:val="32"/>
-          <w:cs/>
-          <w:lang w:val="en-US"/>
-        </w:rPr>
-        <w:t>ในการทำนายพิกัดจุดศูนย์กลางมวล (</w:t>
-      </w:r>
-      <w:r>
-        <w:rPr>
-          <w:rFonts w:ascii="TH Sarabun New" w:hAnsi="TH Sarabun New" w:cs="TH Sarabun New"/>
-          <w:sz w:val="32"/>
-          <w:szCs w:val="32"/>
-        </w:rPr>
-        <w:t xml:space="preserve">Centroid) </w:t>
-      </w:r>
-      <w:r>
-        <w:rPr>
-          <w:rFonts w:ascii="TH Sarabun New" w:hAnsi="TH Sarabun New" w:cs="TH Sarabun New"/>
-          <w:sz w:val="32"/>
-          <w:szCs w:val="32"/>
-          <w:cs/>
-          <w:lang w:val="en-US"/>
-        </w:rPr>
-        <w:t>ของบุคคลจากข้อมูลอนุกรมเวลา (</w:t>
-      </w:r>
-      <w:r>
-        <w:rPr>
-          <w:rFonts w:ascii="TH Sarabun New" w:hAnsi="TH Sarabun New" w:cs="TH Sarabun New"/>
-          <w:sz w:val="32"/>
-          <w:szCs w:val="32"/>
-        </w:rPr>
-        <w:t>Time-series data)</w:t>
+        <w:t>1.2.3</w:t>
+      </w:r>
+      <w:r>
+        <w:rPr>
+          <w:rFonts w:ascii="TH Sarabun New" w:hAnsi="TH Sarabun New" w:cs="TH Sarabun New"/>
+          <w:sz w:val="32"/>
+          <w:szCs w:val="32"/>
+          <w:cs/>
+        </w:rPr>
+        <w:tab/>
+      </w:r>
+      <w:r>
+        <w:rPr>
+          <w:rFonts w:ascii="TH Sarabun New" w:hAnsi="TH Sarabun New" w:cs="TH Sarabun New"/>
+          <w:sz w:val="32"/>
+          <w:szCs w:val="32"/>
+          <w:cs/>
+        </w:rPr>
+        <w:t>เพื่อสร้างเว็บแอปพลิเคชันสำหรับติดตามพิกัดตำแหน่งแบบเรียลไทม์และแจ้งเตือนเมื่อเกิดเหตุการณ์ล้ม</w:t>
       </w:r>
     </w:p>
     <w:p>
@@ -914,37 +864,18 @@
         <w:tabs>
           <w:tab w:val="left" w:pos="567"/>
           <w:tab w:val="left" w:pos="1134"/>
-          <w:tab w:val="left" w:pos="1418"/>
         </w:tabs>
         <w:spacing w:before="0" w:beforeAutospacing="0" w:after="0" w:afterAutospacing="0"/>
         <w:contextualSpacing/>
         <w:jc w:val="thaiDistribute"/>
         <w:rPr>
-          <w:rFonts w:ascii="TH Sarabun New" w:hAnsi="TH Sarabun New" w:cs="TH Sarabun New" w:hint="cs"/>
-          <w:sz w:val="32"/>
-          <w:szCs w:val="32"/>
-          <w:lang w:val="en-US"/>
-        </w:rPr>
-      </w:pPr>
-      <w:r>
-        <w:rPr>
-          <w:rFonts w:ascii="TH Sarabun New" w:hAnsi="TH Sarabun New" w:cs="TH Sarabun New"/>
-          <w:sz w:val="32"/>
-          <w:szCs w:val="32"/>
-        </w:rPr>
-        <w:tab/>
-        <w:t xml:space="preserve">1.2.3 </w:t>
-      </w:r>
-      <w:r>
-        <w:rPr>
-          <w:rFonts w:ascii="TH Sarabun New" w:hAnsi="TH Sarabun New" w:cs="TH Sarabun New"/>
-          <w:sz w:val="32"/>
-          <w:szCs w:val="32"/>
-          <w:cs/>
-          <w:lang w:val="en-US"/>
-        </w:rPr>
-        <w:t>เพื่อสร้างเว็บแอปพลิเคชันสำหรับติดตามพิกัดตำแหน่งแบบเรียลไทม์และแจ้งเตือนเมื่อเกิดเหตุการณ์ล้ม</w:t>
-      </w:r>
+          <w:rFonts w:ascii="TH Sarabun New" w:hAnsi="TH Sarabun New" w:cs="TH Sarabun New"/>
+          <w:b/>
+          <w:bCs/>
+          <w:sz w:val="32"/>
+          <w:szCs w:val="32"/>
+        </w:rPr>
+      </w:pPr>
     </w:p>
     <w:p>
       <w:pPr>
@@ -958,11 +889,44 @@
         <w:jc w:val="thaiDistribute"/>
         <w:rPr>
           <w:rFonts w:ascii="TH Sarabun New" w:hAnsi="TH Sarabun New" w:cs="TH Sarabun New"/>
-          <w:sz w:val="32"/>
-          <w:szCs w:val="32"/>
-          <w:lang w:val="en-US"/>
-        </w:rPr>
-      </w:pPr>
+          <w:b/>
+          <w:bCs/>
+          <w:sz w:val="32"/>
+          <w:szCs w:val="32"/>
+        </w:rPr>
+      </w:pPr>
+      <w:r>
+        <w:rPr>
+          <w:rFonts w:ascii="TH Sarabun New" w:hAnsi="TH Sarabun New" w:cs="TH Sarabun New"/>
+          <w:b/>
+          <w:bCs/>
+          <w:sz w:val="32"/>
+          <w:szCs w:val="32"/>
+        </w:rPr>
+        <w:t xml:space="preserve">1.3 </w:t>
+      </w:r>
+      <w:r>
+        <w:rPr>
+          <w:rFonts w:ascii="TH Sarabun New" w:hAnsi="TH Sarabun New" w:cs="TH Sarabun New"/>
+          <w:b/>
+          <w:bCs/>
+          <w:sz w:val="32"/>
+          <w:szCs w:val="32"/>
+          <w:cs/>
+        </w:rPr>
+        <w:tab/>
+      </w:r>
+      <w:r>
+        <w:rPr>
+          <w:rFonts w:ascii="TH Sarabun New" w:hAnsi="TH Sarabun New" w:cs="TH Sarabun New" w:hint="cs"/>
+          <w:b/>
+          <w:bCs/>
+          <w:sz w:val="32"/>
+          <w:szCs w:val="32"/>
+          <w:cs/>
+        </w:rPr>
+        <w:t>ขอบเขต</w:t>
+      </w:r>
     </w:p>
     <w:p>
       <w:pPr>
@@ -976,90 +940,52 @@
         <w:jc w:val="thaiDistribute"/>
         <w:rPr>
           <w:rFonts w:ascii="TH Sarabun New" w:hAnsi="TH Sarabun New" w:cs="TH Sarabun New"/>
-          <w:b/>
-          <w:bCs/>
-          <w:sz w:val="32"/>
-          <w:szCs w:val="32"/>
-          <w:lang w:val="en-US"/>
-        </w:rPr>
-      </w:pPr>
-      <w:r>
-        <w:rPr>
-          <w:rFonts w:ascii="TH Sarabun New" w:hAnsi="TH Sarabun New" w:cs="TH Sarabun New"/>
-          <w:b/>
-          <w:bCs/>
-          <w:sz w:val="32"/>
-          <w:szCs w:val="32"/>
-          <w:lang w:val="en-US"/>
-        </w:rPr>
-        <w:t xml:space="preserve">1.3 </w:t>
-      </w:r>
-      <w:r>
-        <w:rPr>
-          <w:rFonts w:ascii="TH Sarabun New" w:hAnsi="TH Sarabun New" w:cs="TH Sarabun New"/>
-          <w:b/>
-          <w:bCs/>
-          <w:sz w:val="32"/>
-          <w:szCs w:val="32"/>
-          <w:lang w:val="en-US"/>
+          <w:sz w:val="32"/>
+          <w:szCs w:val="32"/>
+        </w:rPr>
+      </w:pPr>
+      <w:r>
+        <w:rPr>
+          <w:rFonts w:ascii="TH Sarabun New" w:hAnsi="TH Sarabun New" w:cs="TH Sarabun New"/>
+          <w:sz w:val="32"/>
+          <w:szCs w:val="32"/>
+          <w:cs/>
         </w:rPr>
         <w:tab/>
       </w:r>
       <w:r>
         <w:rPr>
           <w:rFonts w:ascii="TH Sarabun New" w:hAnsi="TH Sarabun New" w:cs="TH Sarabun New" w:hint="cs"/>
-          <w:b/>
-          <w:bCs/>
-          <w:sz w:val="32"/>
-          <w:szCs w:val="32"/>
-          <w:cs/>
-          <w:lang w:val="en-US"/>
-        </w:rPr>
-        <w:t>ขอบเขต</w:t>
-      </w:r>
-    </w:p>
-    <w:p>
-      <w:pPr>
-        <w:pStyle w:val="NormalWeb"/>
-        <w:tabs>
-          <w:tab w:val="left" w:pos="567"/>
-          <w:tab w:val="left" w:pos="1134"/>
-        </w:tabs>
-        <w:spacing w:before="0" w:beforeAutospacing="0" w:after="0" w:afterAutospacing="0"/>
-        <w:contextualSpacing/>
-        <w:jc w:val="thaiDistribute"/>
-        <w:rPr>
-          <w:rFonts w:ascii="TH Sarabun New" w:hAnsi="TH Sarabun New" w:cs="TH Sarabun New"/>
-          <w:sz w:val="32"/>
-          <w:szCs w:val="32"/>
-        </w:rPr>
-      </w:pPr>
-      <w:r>
-        <w:rPr>
-          <w:rFonts w:ascii="TH Sarabun New" w:hAnsi="TH Sarabun New" w:cs="TH Sarabun New"/>
-          <w:sz w:val="32"/>
-          <w:szCs w:val="32"/>
-          <w:lang w:val="en-US"/>
+          <w:sz w:val="32"/>
+          <w:szCs w:val="32"/>
+          <w:cs/>
+        </w:rPr>
+        <w:t>1</w:t>
+      </w:r>
+      <w:r>
+        <w:rPr>
+          <w:rFonts w:ascii="TH Sarabun New" w:hAnsi="TH Sarabun New" w:cs="TH Sarabun New" w:hint="cs"/>
+          <w:sz w:val="32"/>
+          <w:szCs w:val="32"/>
+          <w:cs/>
+        </w:rPr>
+        <w:t>.3.1</w:t>
+      </w:r>
+      <w:r>
+        <w:rPr>
+          <w:rFonts w:ascii="TH Sarabun New" w:hAnsi="TH Sarabun New" w:cs="TH Sarabun New"/>
+          <w:sz w:val="32"/>
+          <w:szCs w:val="32"/>
+          <w:cs/>
         </w:rPr>
         <w:tab/>
-        <w:t>1.3.1</w:t>
-      </w:r>
-      <w:r>
-        <w:rPr>
-          <w:rFonts w:ascii="TH Sarabun New" w:hAnsi="TH Sarabun New" w:cs="TH Sarabun New"/>
-          <w:sz w:val="32"/>
-          <w:szCs w:val="32"/>
-          <w:lang w:val="en-US"/>
-        </w:rPr>
-        <w:tab/>
-      </w:r>
-      <w:r>
-        <w:rPr>
-          <w:rFonts w:ascii="TH Sarabun New" w:hAnsi="TH Sarabun New" w:cs="TH Sarabun New"/>
-          <w:sz w:val="32"/>
-          <w:szCs w:val="32"/>
-          <w:cs/>
-          <w:lang w:val="en-US"/>
+      </w:r>
+      <w:r>
+        <w:rPr>
+          <w:rFonts w:ascii="TH Sarabun New" w:hAnsi="TH Sarabun New" w:cs="TH Sarabun New"/>
+          <w:sz w:val="32"/>
+          <w:szCs w:val="32"/>
+          <w:cs/>
         </w:rPr>
         <w:t>ด้านฮาร์ดแวร์ (</w:t>
       </w:r>
@@ -1080,7 +1006,8 @@
           <w:numId w:val="2"/>
         </w:numPr>
         <w:tabs>
-          <w:tab w:val="left" w:pos="851"/>
+          <w:tab w:val="clear" w:pos="720"/>
+          <w:tab w:val="num" w:pos="567"/>
           <w:tab w:val="left" w:pos="1134"/>
           <w:tab w:val="left" w:pos="1418"/>
         </w:tabs>
@@ -1096,53 +1023,83 @@
       </w:pPr>
       <w:r>
         <w:rPr>
-          <w:rFonts w:ascii="TH Sarabun New" w:hAnsi="TH Sarabun New" w:cs="TH Sarabun New"/>
-          <w:sz w:val="32"/>
-          <w:szCs w:val="32"/>
-          <w:cs/>
-          <w:lang w:val="en-US"/>
+          <w:rFonts w:ascii="TH Sarabun New" w:hAnsi="TH Sarabun New" w:cs="TH Sarabun New" w:hint="cs"/>
+          <w:sz w:val="32"/>
+          <w:szCs w:val="32"/>
+          <w:cs/>
         </w:rPr>
         <w:t xml:space="preserve">ใช้บอร์ดไมโครคอนโทรลเลอร์ </w:t>
       </w:r>
       <w:r>
         <w:rPr>
-          <w:rFonts w:ascii="TH Sarabun New" w:hAnsi="TH Sarabun New" w:cs="TH Sarabun New"/>
-          <w:sz w:val="32"/>
-          <w:szCs w:val="32"/>
-        </w:rPr>
-        <w:t xml:space="preserve">ESP32-S3 </w:t>
-      </w:r>
-      <w:r>
-        <w:rPr>
-          <w:rFonts w:ascii="TH Sarabun New" w:hAnsi="TH Sarabun New" w:cs="TH Sarabun New"/>
-          <w:sz w:val="32"/>
-          <w:szCs w:val="32"/>
-          <w:cs/>
-          <w:lang w:val="en-US"/>
-        </w:rPr>
-        <w:t xml:space="preserve">จำนวน </w:t>
-      </w:r>
-      <w:r>
-        <w:rPr>
-          <w:rFonts w:ascii="TH Sarabun New" w:hAnsi="TH Sarabun New" w:cs="TH Sarabun New"/>
-          <w:sz w:val="32"/>
-          <w:szCs w:val="32"/>
-        </w:rPr>
-        <w:t xml:space="preserve">4 </w:t>
-      </w:r>
-      <w:r>
-        <w:rPr>
-          <w:rFonts w:ascii="TH Sarabun New" w:hAnsi="TH Sarabun New" w:cs="TH Sarabun New"/>
-          <w:sz w:val="32"/>
-          <w:szCs w:val="32"/>
-          <w:cs/>
-          <w:lang w:val="en-US"/>
-        </w:rPr>
-        <w:t>บอร์ด ในการเก็บข้อมูล โดยแบ่งเป็นตัวส่งสัญญาณ (</w:t>
-      </w:r>
-      <w:r>
-        <w:rPr>
-          <w:rFonts w:ascii="TH Sarabun New" w:hAnsi="TH Sarabun New" w:cs="TH Sarabun New"/>
+          <w:rFonts w:ascii="TH Sarabun New" w:hAnsi="TH Sarabun New" w:cs="TH Sarabun New" w:hint="cs"/>
+          <w:sz w:val="32"/>
+          <w:szCs w:val="32"/>
+        </w:rPr>
+        <w:t>ESP32-</w:t>
+      </w:r>
+      <w:r>
+        <w:rPr>
+          <w:rFonts w:ascii="TH Sarabun New" w:hAnsi="TH Sarabun New" w:cs="TH Sarabun New"/>
+          <w:sz w:val="32"/>
+          <w:szCs w:val="32"/>
+        </w:rPr>
+        <w:t>S3</w:t>
+      </w:r>
+      <w:r>
+        <w:rPr>
+          <w:rFonts w:ascii="TH Sarabun New" w:hAnsi="TH Sarabun New" w:cs="TH Sarabun New" w:hint="cs"/>
+          <w:sz w:val="32"/>
+          <w:szCs w:val="32"/>
+        </w:rPr>
+        <w:t xml:space="preserve"> </w:t>
+      </w:r>
+      <w:r>
+        <w:rPr>
+          <w:rFonts w:ascii="TH Sarabun New" w:hAnsi="TH Sarabun New" w:cs="TH Sarabun New" w:hint="cs"/>
+          <w:sz w:val="32"/>
+          <w:szCs w:val="32"/>
+          <w:cs/>
+        </w:rPr>
+        <w:t>เป็นตัวรับสัญญาณ (</w:t>
+      </w:r>
+      <w:r>
+        <w:rPr>
+          <w:rFonts w:ascii="TH Sarabun New" w:hAnsi="TH Sarabun New" w:cs="TH Sarabun New" w:hint="cs"/>
+          <w:sz w:val="32"/>
+          <w:szCs w:val="32"/>
+        </w:rPr>
+        <w:t xml:space="preserve">Rx) 3 </w:t>
+      </w:r>
+      <w:r>
+        <w:rPr>
+          <w:rFonts w:ascii="TH Sarabun New" w:hAnsi="TH Sarabun New" w:cs="TH Sarabun New" w:hint="cs"/>
+          <w:sz w:val="32"/>
+          <w:szCs w:val="32"/>
+          <w:cs/>
+        </w:rPr>
+        <w:t xml:space="preserve">บอร์ด และ </w:t>
+      </w:r>
+      <w:r>
+        <w:rPr>
+          <w:rFonts w:ascii="TH Sarabun New" w:hAnsi="TH Sarabun New" w:cs="TH Sarabun New" w:hint="cs"/>
+          <w:sz w:val="32"/>
+          <w:szCs w:val="32"/>
+        </w:rPr>
+        <w:t xml:space="preserve">ESP32 </w:t>
+      </w:r>
+      <w:r>
+        <w:rPr>
+          <w:rFonts w:ascii="TH Sarabun New" w:hAnsi="TH Sarabun New" w:cs="TH Sarabun New" w:hint="cs"/>
+          <w:sz w:val="32"/>
+          <w:szCs w:val="32"/>
+          <w:cs/>
+        </w:rPr>
+        <w:t>เป็นตัวส่งสัญญาณ (</w:t>
+      </w:r>
+      <w:r>
+        <w:rPr>
+          <w:rFonts w:ascii="TH Sarabun New" w:hAnsi="TH Sarabun New" w:cs="TH Sarabun New" w:hint="cs"/>
           <w:sz w:val="32"/>
           <w:szCs w:val="32"/>
         </w:rPr>
@@ -1150,31 +1107,12 @@
       </w:r>
       <w:r>
         <w:rPr>
-          <w:rFonts w:ascii="TH Sarabun New" w:hAnsi="TH Sarabun New" w:cs="TH Sarabun New"/>
-          <w:sz w:val="32"/>
-          <w:szCs w:val="32"/>
-          <w:cs/>
-          <w:lang w:val="en-US"/>
-        </w:rPr>
-        <w:t>บอร์ด และตัวรับสัญญาณ (</w:t>
-      </w:r>
-      <w:r>
-        <w:rPr>
-          <w:rFonts w:ascii="TH Sarabun New" w:hAnsi="TH Sarabun New" w:cs="TH Sarabun New"/>
-          <w:sz w:val="32"/>
-          <w:szCs w:val="32"/>
-        </w:rPr>
-        <w:t xml:space="preserve">Rx) 3 </w:t>
-      </w:r>
-      <w:r>
-        <w:rPr>
-          <w:rFonts w:ascii="TH Sarabun New" w:hAnsi="TH Sarabun New" w:cs="TH Sarabun New"/>
-          <w:sz w:val="32"/>
-          <w:szCs w:val="32"/>
-          <w:cs/>
-          <w:lang w:val="en-US"/>
-        </w:rPr>
-        <w:t>บอร์ด</w:t>
+          <w:rFonts w:ascii="TH Sarabun New" w:hAnsi="TH Sarabun New" w:cs="TH Sarabun New" w:hint="cs"/>
+          <w:sz w:val="32"/>
+          <w:szCs w:val="32"/>
+          <w:cs/>
+        </w:rPr>
+        <w:t>บอร์ด ในการเก็บข้อมูล</w:t>
       </w:r>
     </w:p>
     <w:p>
@@ -1185,10 +1123,9 @@
           <w:numId w:val="2"/>
         </w:numPr>
         <w:tabs>
-          <w:tab w:val="clear" w:pos="1800"/>
           <w:tab w:val="left" w:pos="567"/>
           <w:tab w:val="left" w:pos="1134"/>
-          <w:tab w:val="num" w:pos="1418"/>
+          <w:tab w:val="left" w:pos="1418"/>
         </w:tabs>
         <w:spacing w:before="0" w:beforeAutospacing="0" w:after="0" w:afterAutospacing="0"/>
         <w:ind w:left="0" w:firstLine="1134"/>
@@ -1206,7 +1143,6 @@
           <w:sz w:val="32"/>
           <w:szCs w:val="32"/>
           <w:cs/>
-          <w:lang w:val="en-US"/>
         </w:rPr>
         <w:t xml:space="preserve">ระบบประมวลผลการเคลื่อนไหวผ่านคลื่น </w:t>
       </w:r>
@@ -1224,44 +1160,32 @@
           <w:sz w:val="32"/>
           <w:szCs w:val="32"/>
           <w:cs/>
-          <w:lang w:val="en-US"/>
-        </w:rPr>
-        <w:t xml:space="preserve">โดยปราศจากการใช้กล้องวงจรปิด </w:t>
-      </w:r>
-      <w:r>
-        <w:rPr>
-          <w:rFonts w:ascii="TH Sarabun New" w:hAnsi="TH Sarabun New" w:cs="TH Sarabun New"/>
-          <w:sz w:val="32"/>
-          <w:szCs w:val="32"/>
-          <w:lang w:val="en-US"/>
-        </w:rPr>
-        <w:t xml:space="preserve">  </w:t>
-      </w:r>
-      <w:r>
-        <w:rPr>
-          <w:rFonts w:ascii="TH Sarabun New" w:hAnsi="TH Sarabun New" w:cs="TH Sarabun New"/>
-          <w:sz w:val="32"/>
-          <w:szCs w:val="32"/>
-          <w:cs/>
-          <w:lang w:val="en-US"/>
-        </w:rPr>
-        <w:t>(</w:t>
-      </w:r>
-      <w:r>
-        <w:rPr>
-          <w:rFonts w:ascii="TH Sarabun New" w:hAnsi="TH Sarabun New" w:cs="TH Sarabun New"/>
-          <w:sz w:val="32"/>
-          <w:szCs w:val="32"/>
-        </w:rPr>
-        <w:t xml:space="preserve">No cameras) </w:t>
-      </w:r>
-      <w:r>
-        <w:rPr>
-          <w:rFonts w:ascii="TH Sarabun New" w:hAnsi="TH Sarabun New" w:cs="TH Sarabun New"/>
-          <w:sz w:val="32"/>
-          <w:szCs w:val="32"/>
-          <w:cs/>
-          <w:lang w:val="en-US"/>
+        </w:rPr>
+        <w:t>โดยปราศจากการใช้กล้องวงจรปิด</w:t>
+      </w:r>
+      <w:r>
+        <w:rPr>
+          <w:rFonts w:ascii="TH Sarabun New" w:hAnsi="TH Sarabun New" w:cs="TH Sarabun New"/>
+          <w:sz w:val="32"/>
+          <w:szCs w:val="32"/>
+        </w:rPr>
+        <w:t xml:space="preserve"> </w:t>
+      </w:r>
+      <w:r>
+        <w:rPr>
+          <w:rFonts w:ascii="TH Sarabun New" w:hAnsi="TH Sarabun New" w:cs="TH Sarabun New" w:hint="cs"/>
+          <w:sz w:val="32"/>
+          <w:szCs w:val="32"/>
+          <w:cs/>
+        </w:rPr>
+        <w:t xml:space="preserve">   </w:t>
+      </w:r>
+      <w:r>
+        <w:rPr>
+          <w:rFonts w:ascii="TH Sarabun New" w:hAnsi="TH Sarabun New" w:cs="TH Sarabun New"/>
+          <w:sz w:val="32"/>
+          <w:szCs w:val="32"/>
+          <w:cs/>
         </w:rPr>
         <w:t>เพื่อรักษาความเป็นส่วนตัวของผู้ใช้งาน</w:t>
       </w:r>
@@ -1274,6 +1198,7 @@
           <w:tab w:val="left" w:pos="1134"/>
         </w:tabs>
         <w:spacing w:before="0" w:beforeAutospacing="0" w:after="0" w:afterAutospacing="0"/>
+        <w:ind w:firstLine="567"/>
         <w:contextualSpacing/>
         <w:jc w:val="thaiDistribute"/>
         <w:rPr>
@@ -1284,30 +1209,28 @@
       </w:pPr>
       <w:r>
         <w:rPr>
-          <w:rFonts w:ascii="TH Sarabun New" w:hAnsi="TH Sarabun New" w:cs="TH Sarabun New"/>
-          <w:sz w:val="32"/>
-          <w:szCs w:val="32"/>
-          <w:lang w:val="en-US"/>
+          <w:rFonts w:ascii="TH Sarabun New" w:hAnsi="TH Sarabun New" w:cs="TH Sarabun New" w:hint="cs"/>
+          <w:sz w:val="32"/>
+          <w:szCs w:val="32"/>
+          <w:cs/>
+        </w:rPr>
+        <w:t>1.3.2</w:t>
+      </w:r>
+      <w:r>
+        <w:rPr>
+          <w:rFonts w:ascii="TH Sarabun New" w:hAnsi="TH Sarabun New" w:cs="TH Sarabun New"/>
+          <w:sz w:val="32"/>
+          <w:szCs w:val="32"/>
+          <w:cs/>
         </w:rPr>
         <w:tab/>
-        <w:t>1.3.2</w:t>
-      </w:r>
-      <w:r>
-        <w:rPr>
-          <w:rFonts w:ascii="TH Sarabun New" w:hAnsi="TH Sarabun New" w:cs="TH Sarabun New"/>
-          <w:sz w:val="32"/>
-          <w:szCs w:val="32"/>
-          <w:lang w:val="en-US"/>
-        </w:rPr>
-        <w:tab/>
-      </w:r>
-      <w:r>
-        <w:rPr>
-          <w:rFonts w:ascii="TH Sarabun New" w:hAnsi="TH Sarabun New" w:cs="TH Sarabun New"/>
-          <w:sz w:val="32"/>
-          <w:szCs w:val="32"/>
-          <w:cs/>
-          <w:lang w:val="en-US"/>
+      </w:r>
+      <w:r>
+        <w:rPr>
+          <w:rFonts w:ascii="TH Sarabun New" w:hAnsi="TH Sarabun New" w:cs="TH Sarabun New"/>
+          <w:sz w:val="32"/>
+          <w:szCs w:val="32"/>
+          <w:cs/>
         </w:rPr>
         <w:t>ด้านซอฟต์แวร์และปัญญาประดิษฐ์ (</w:t>
       </w:r>
@@ -1329,7 +1252,7 @@
         </w:numPr>
         <w:tabs>
           <w:tab w:val="left" w:pos="567"/>
-          <w:tab w:val="left" w:pos="1134"/>
+          <w:tab w:val="left" w:pos="1418"/>
         </w:tabs>
         <w:spacing w:before="0" w:beforeAutospacing="0" w:after="0" w:afterAutospacing="0"/>
         <w:ind w:left="0" w:firstLine="1134"/>
@@ -1347,36 +1270,8 @@
           <w:sz w:val="32"/>
           <w:szCs w:val="32"/>
           <w:cs/>
-          <w:lang w:val="en-US"/>
-        </w:rPr>
-        <w:t xml:space="preserve">โมเดลปัญญาประดิษฐ์ประมวลผลบนเครื่องคอมพิวเตอร์ประสิทธิภาพสูง </w:t>
-      </w:r>
-      <w:r>
-        <w:rPr>
-          <w:rFonts w:ascii="TH Sarabun New" w:hAnsi="TH Sarabun New" w:cs="TH Sarabun New"/>
-          <w:sz w:val="32"/>
-          <w:szCs w:val="32"/>
-          <w:lang w:val="en-US"/>
-        </w:rPr>
-        <w:t xml:space="preserve">                     </w:t>
-      </w:r>
-      <w:r>
-        <w:rPr>
-          <w:rFonts w:ascii="TH Sarabun New" w:hAnsi="TH Sarabun New" w:cs="TH Sarabun New"/>
-          <w:sz w:val="32"/>
-          <w:szCs w:val="32"/>
-          <w:cs/>
-          <w:lang w:val="en-US"/>
-        </w:rPr>
-        <w:t>(</w:t>
-      </w:r>
-      <w:r>
-        <w:rPr>
-          <w:rFonts w:ascii="TH Sarabun New" w:hAnsi="TH Sarabun New" w:cs="TH Sarabun New"/>
-          <w:sz w:val="32"/>
-          <w:szCs w:val="32"/>
-        </w:rPr>
-        <w:t>Main Workstation)</w:t>
+        </w:rPr>
+        <w:t>โมเดลปัญญาประดิษฐ์ประมวลผลบนเครื่องคอมพิวเตอร์ประสิทธิภาพสูง</w:t>
       </w:r>
     </w:p>
     <w:p>
@@ -1406,7 +1301,6 @@
           <w:sz w:val="32"/>
           <w:szCs w:val="32"/>
           <w:cs/>
-          <w:lang w:val="en-US"/>
         </w:rPr>
         <w:t xml:space="preserve">โมเดลสามารถทำนายพิกัด </w:t>
       </w:r>
@@ -1424,7 +1318,6 @@
           <w:sz w:val="32"/>
           <w:szCs w:val="32"/>
           <w:cs/>
-          <w:lang w:val="en-US"/>
         </w:rPr>
         <w:t xml:space="preserve">มิติ (แกน </w:t>
       </w:r>
@@ -1442,26 +1335,24 @@
           <w:sz w:val="32"/>
           <w:szCs w:val="32"/>
           <w:cs/>
-          <w:lang w:val="en-US"/>
         </w:rPr>
         <w:t xml:space="preserve">โดยระบุเป็นจุดศูนย์กลางมวล </w:t>
       </w:r>
       <w:r>
         <w:rPr>
-          <w:rFonts w:ascii="TH Sarabun New" w:hAnsi="TH Sarabun New" w:cs="TH Sarabun New"/>
-          <w:sz w:val="32"/>
-          <w:szCs w:val="32"/>
-          <w:lang w:val="en-US"/>
-        </w:rPr>
-        <w:t xml:space="preserve"> </w:t>
-      </w:r>
-      <w:r>
-        <w:rPr>
-          <w:rFonts w:ascii="TH Sarabun New" w:hAnsi="TH Sarabun New" w:cs="TH Sarabun New"/>
-          <w:sz w:val="32"/>
-          <w:szCs w:val="32"/>
-          <w:cs/>
-          <w:lang w:val="en-US"/>
+          <w:rFonts w:ascii="TH Sarabun New" w:hAnsi="TH Sarabun New" w:cs="TH Sarabun New" w:hint="cs"/>
+          <w:sz w:val="32"/>
+          <w:szCs w:val="32"/>
+          <w:cs/>
+        </w:rPr>
+        <w:t xml:space="preserve">  </w:t>
+      </w:r>
+      <w:r>
+        <w:rPr>
+          <w:rFonts w:ascii="TH Sarabun New" w:hAnsi="TH Sarabun New" w:cs="TH Sarabun New"/>
+          <w:sz w:val="32"/>
+          <w:szCs w:val="32"/>
+          <w:cs/>
         </w:rPr>
         <w:t>(</w:t>
       </w:r>
@@ -1479,7 +1370,6 @@
           <w:sz w:val="32"/>
           <w:szCs w:val="32"/>
           <w:cs/>
-          <w:lang w:val="en-US"/>
         </w:rPr>
         <w:t xml:space="preserve">จำนวน </w:t>
       </w:r>
@@ -1497,7 +1387,6 @@
           <w:sz w:val="32"/>
           <w:szCs w:val="32"/>
           <w:cs/>
-          <w:lang w:val="en-US"/>
         </w:rPr>
         <w:t xml:space="preserve">จุด ต่อ </w:t>
       </w:r>
@@ -1515,7 +1404,6 @@
           <w:sz w:val="32"/>
           <w:szCs w:val="32"/>
           <w:cs/>
-          <w:lang w:val="en-US"/>
         </w:rPr>
         <w:t>บุคคล</w:t>
       </w:r>
@@ -1530,7 +1418,6 @@
         <w:tabs>
           <w:tab w:val="left" w:pos="567"/>
           <w:tab w:val="left" w:pos="1134"/>
-          <w:tab w:val="left" w:pos="1418"/>
         </w:tabs>
         <w:spacing w:before="0" w:beforeAutospacing="0" w:after="0" w:afterAutospacing="0"/>
         <w:ind w:left="0" w:firstLine="1134"/>
@@ -1548,7 +1435,6 @@
           <w:sz w:val="32"/>
           <w:szCs w:val="32"/>
           <w:cs/>
-          <w:lang w:val="en-US"/>
         </w:rPr>
         <w:t>ระบบมีกระบวนการหักล้างสัญญาณพื้นหลัง (</w:t>
       </w:r>
@@ -1566,7 +1452,6 @@
           <w:sz w:val="32"/>
           <w:szCs w:val="32"/>
           <w:cs/>
-          <w:lang w:val="en-US"/>
         </w:rPr>
         <w:t>เพื่อลดสัญญาณรบกวนและรองรับการทำงานในสภาพแวดล้อมที่เปลี่ยนแปลง</w:t>
       </w:r>
@@ -1579,6 +1464,7 @@
           <w:tab w:val="left" w:pos="1134"/>
         </w:tabs>
         <w:spacing w:before="0" w:beforeAutospacing="0" w:after="0" w:afterAutospacing="0"/>
+        <w:ind w:firstLine="567"/>
         <w:contextualSpacing/>
         <w:jc w:val="thaiDistribute"/>
         <w:rPr>
@@ -1589,30 +1475,28 @@
       </w:pPr>
       <w:r>
         <w:rPr>
-          <w:rFonts w:ascii="TH Sarabun New" w:hAnsi="TH Sarabun New" w:cs="TH Sarabun New"/>
-          <w:sz w:val="32"/>
-          <w:szCs w:val="32"/>
-          <w:lang w:val="en-US"/>
+          <w:rFonts w:ascii="TH Sarabun New" w:hAnsi="TH Sarabun New" w:cs="TH Sarabun New" w:hint="cs"/>
+          <w:sz w:val="32"/>
+          <w:szCs w:val="32"/>
+          <w:cs/>
+        </w:rPr>
+        <w:t>1.3.3</w:t>
+      </w:r>
+      <w:r>
+        <w:rPr>
+          <w:rFonts w:ascii="TH Sarabun New" w:hAnsi="TH Sarabun New" w:cs="TH Sarabun New"/>
+          <w:sz w:val="32"/>
+          <w:szCs w:val="32"/>
+          <w:cs/>
         </w:rPr>
         <w:tab/>
-        <w:t>1.3.3</w:t>
-      </w:r>
-      <w:r>
-        <w:rPr>
-          <w:rFonts w:ascii="TH Sarabun New" w:hAnsi="TH Sarabun New" w:cs="TH Sarabun New"/>
-          <w:sz w:val="32"/>
-          <w:szCs w:val="32"/>
-          <w:lang w:val="en-US"/>
-        </w:rPr>
-        <w:tab/>
-      </w:r>
-      <w:r>
-        <w:rPr>
-          <w:rFonts w:ascii="TH Sarabun New" w:hAnsi="TH Sarabun New" w:cs="TH Sarabun New"/>
-          <w:sz w:val="32"/>
-          <w:szCs w:val="32"/>
-          <w:cs/>
-          <w:lang w:val="en-US"/>
+      </w:r>
+      <w:r>
+        <w:rPr>
+          <w:rFonts w:ascii="TH Sarabun New" w:hAnsi="TH Sarabun New" w:cs="TH Sarabun New"/>
+          <w:sz w:val="32"/>
+          <w:szCs w:val="32"/>
+          <w:cs/>
         </w:rPr>
         <w:t>ด้านการแสดงผล (</w:t>
       </w:r>
@@ -1633,13 +1517,12 @@
           <w:numId w:val="4"/>
         </w:numPr>
         <w:tabs>
-          <w:tab w:val="clear" w:pos="1004"/>
           <w:tab w:val="left" w:pos="567"/>
-          <w:tab w:val="num" w:pos="851"/>
           <w:tab w:val="left" w:pos="1134"/>
+          <w:tab w:val="left" w:pos="1418"/>
         </w:tabs>
         <w:spacing w:before="0" w:beforeAutospacing="0" w:after="0" w:afterAutospacing="0"/>
-        <w:ind w:left="1418" w:hanging="284"/>
+        <w:ind w:left="0" w:firstLine="1134"/>
         <w:contextualSpacing/>
         <w:jc w:val="thaiDistribute"/>
         <w:rPr>
@@ -1654,7 +1537,6 @@
           <w:sz w:val="32"/>
           <w:szCs w:val="32"/>
           <w:cs/>
-          <w:lang w:val="en-US"/>
         </w:rPr>
         <w:t>เว็บแอปพลิเคชันสามารถรับและแสดงผลพิกัดได้แบบเรียลไทม์</w:t>
       </w:r>
@@ -1667,8 +1549,11 @@
           <w:numId w:val="4"/>
         </w:numPr>
         <w:tabs>
+          <w:tab w:val="clear" w:pos="720"/>
           <w:tab w:val="left" w:pos="567"/>
+          <w:tab w:val="num" w:pos="709"/>
           <w:tab w:val="left" w:pos="1134"/>
+          <w:tab w:val="left" w:pos="1418"/>
         </w:tabs>
         <w:spacing w:before="0" w:beforeAutospacing="0" w:after="0" w:afterAutospacing="0"/>
         <w:ind w:left="0" w:firstLine="1134"/>
@@ -1686,9 +1571,7 @@
           <w:sz w:val="32"/>
           <w:szCs w:val="32"/>
           <w:cs/>
-          <w:lang w:val="en-US"/>
-        </w:rPr>
-        <w:lastRenderedPageBreak/>
+        </w:rPr>
         <w:t xml:space="preserve">ระบบสามารถประเมินและแจ้งเตือนการล้มได้ เมื่อพิกัดความสูง (แกน </w:t>
       </w:r>
       <w:r>
@@ -1705,7 +1588,6 @@
           <w:sz w:val="32"/>
           <w:szCs w:val="32"/>
           <w:cs/>
-          <w:lang w:val="en-US"/>
         </w:rPr>
         <w:t>ลดลงต่ำกว่าเกณฑ์ที่กำหนด</w:t>
       </w:r>
@@ -1722,10 +1604,72 @@
         <w:jc w:val="thaiDistribute"/>
         <w:rPr>
           <w:rFonts w:ascii="TH Sarabun New" w:hAnsi="TH Sarabun New" w:cs="TH Sarabun New"/>
-          <w:sz w:val="32"/>
-          <w:szCs w:val="32"/>
-        </w:rPr>
-      </w:pPr>
+          <w:b/>
+          <w:bCs/>
+          <w:sz w:val="32"/>
+          <w:szCs w:val="32"/>
+        </w:rPr>
+      </w:pPr>
+    </w:p>
+    <w:p>
+      <w:pPr>
+        <w:tabs>
+          <w:tab w:val="left" w:pos="567"/>
+        </w:tabs>
+        <w:spacing w:after="0" w:line="240" w:lineRule="auto"/>
+        <w:rPr>
+          <w:rFonts w:ascii="TH Sarabun New" w:eastAsia="Times New Roman" w:hAnsi="TH Sarabun New" w:cs="TH Sarabun New"/>
+          <w:b/>
+          <w:bCs/>
+          <w:kern w:val="0"/>
+          <w:sz w:val="32"/>
+          <w:szCs w:val="32"/>
+          <w14:ligatures w14:val="none"/>
+        </w:rPr>
+      </w:pPr>
+      <w:r>
+        <w:rPr>
+          <w:rFonts w:ascii="TH Sarabun New" w:hAnsi="TH Sarabun New" w:cs="TH Sarabun New"/>
+          <w:b/>
+          <w:bCs/>
+          <w:sz w:val="32"/>
+          <w:szCs w:val="32"/>
+        </w:rPr>
+        <w:br w:type="page"/>
+      </w:r>
+      <w:r>
+        <w:rPr>
+          <w:rFonts w:ascii="TH Sarabun New" w:hAnsi="TH Sarabun New" w:cs="TH Sarabun New"/>
+          <w:b/>
+          <w:bCs/>
+          <w:sz w:val="32"/>
+          <w:szCs w:val="32"/>
+        </w:rPr>
+        <w:lastRenderedPageBreak/>
+        <w:t xml:space="preserve">1.4 </w:t>
+      </w:r>
+      <w:r>
+        <w:rPr>
+          <w:rFonts w:ascii="TH Sarabun New" w:hAnsi="TH Sarabun New" w:cs="TH Sarabun New"/>
+          <w:b/>
+          <w:bCs/>
+          <w:sz w:val="32"/>
+          <w:szCs w:val="32"/>
+          <w:cs/>
+        </w:rPr>
+        <w:tab/>
+      </w:r>
+      <w:r>
+        <w:rPr>
+          <w:rFonts w:ascii="TH Sarabun New" w:hAnsi="TH Sarabun New" w:cs="TH Sarabun New" w:hint="cs"/>
+          <w:b/>
+          <w:bCs/>
+          <w:sz w:val="32"/>
+          <w:szCs w:val="32"/>
+          <w:cs/>
+        </w:rPr>
+        <w:t>ประโยชน์ที่คาดว่าจะได้รับ</w:t>
+      </w:r>
     </w:p>
     <w:p>
       <w:pPr>
@@ -1739,46 +1683,85 @@
         <w:jc w:val="thaiDistribute"/>
         <w:rPr>
           <w:rFonts w:ascii="TH Sarabun New" w:hAnsi="TH Sarabun New" w:cs="TH Sarabun New"/>
-          <w:b/>
-          <w:bCs/>
-          <w:sz w:val="32"/>
-          <w:szCs w:val="32"/>
-          <w:lang w:val="en-US"/>
-        </w:rPr>
-      </w:pPr>
-      <w:r>
-        <w:rPr>
-          <w:rFonts w:ascii="TH Sarabun New" w:hAnsi="TH Sarabun New" w:cs="TH Sarabun New"/>
-          <w:b/>
-          <w:bCs/>
-          <w:sz w:val="32"/>
-          <w:szCs w:val="32"/>
-          <w:lang w:val="en-US"/>
-        </w:rPr>
-        <w:t>1.4</w:t>
-      </w:r>
-      <w:r>
-        <w:rPr>
-          <w:rFonts w:ascii="TH Sarabun New" w:hAnsi="TH Sarabun New" w:cs="TH Sarabun New"/>
-          <w:b/>
-          <w:bCs/>
-          <w:sz w:val="32"/>
-          <w:szCs w:val="32"/>
-          <w:lang w:val="en-US"/>
+          <w:sz w:val="32"/>
+          <w:szCs w:val="32"/>
+        </w:rPr>
+      </w:pPr>
+      <w:r>
+        <w:rPr>
+          <w:rFonts w:ascii="TH Sarabun New" w:hAnsi="TH Sarabun New" w:cs="TH Sarabun New"/>
+          <w:sz w:val="32"/>
+          <w:szCs w:val="32"/>
         </w:rPr>
         <w:tab/>
       </w:r>
       <w:r>
         <w:rPr>
-          <w:rFonts w:ascii="TH Sarabun New" w:hAnsi="TH Sarabun New" w:cs="TH Sarabun New" w:hint="cs"/>
-          <w:b/>
-          <w:bCs/>
-          <w:sz w:val="32"/>
-          <w:szCs w:val="32"/>
-          <w:cs/>
-          <w:lang w:val="en-US"/>
-        </w:rPr>
-        <w:t>ประโยชน์ที่คาดว่าจะได้รับ</w:t>
+          <w:rFonts w:ascii="TH Sarabun New" w:hAnsi="TH Sarabun New" w:cs="TH Sarabun New"/>
+          <w:sz w:val="32"/>
+          <w:szCs w:val="32"/>
+        </w:rPr>
+        <w:t>1.4.1</w:t>
+      </w:r>
+      <w:r>
+        <w:rPr>
+          <w:rFonts w:ascii="TH Sarabun New" w:hAnsi="TH Sarabun New" w:cs="TH Sarabun New"/>
+          <w:sz w:val="32"/>
+          <w:szCs w:val="32"/>
+          <w:cs/>
+        </w:rPr>
+        <w:tab/>
+      </w:r>
+      <w:r>
+        <w:rPr>
+          <w:rFonts w:ascii="TH Sarabun New" w:hAnsi="TH Sarabun New" w:cs="TH Sarabun New"/>
+          <w:sz w:val="32"/>
+          <w:szCs w:val="32"/>
+          <w:cs/>
+        </w:rPr>
+        <w:t xml:space="preserve">ได้รับระบบต้นแบบการระบุพิกัด </w:t>
+      </w:r>
+      <w:r>
+        <w:rPr>
+          <w:rFonts w:ascii="TH Sarabun New" w:hAnsi="TH Sarabun New" w:cs="TH Sarabun New"/>
+          <w:sz w:val="32"/>
+          <w:szCs w:val="32"/>
+        </w:rPr>
+        <w:t xml:space="preserve">3 </w:t>
+      </w:r>
+      <w:r>
+        <w:rPr>
+          <w:rFonts w:ascii="TH Sarabun New" w:hAnsi="TH Sarabun New" w:cs="TH Sarabun New"/>
+          <w:sz w:val="32"/>
+          <w:szCs w:val="32"/>
+          <w:cs/>
+        </w:rPr>
+        <w:t xml:space="preserve">มิติแบบเรียลไทม์ ที่ใช้สัญญาณ </w:t>
+      </w:r>
+      <w:r>
+        <w:rPr>
+          <w:rFonts w:ascii="TH Sarabun New" w:hAnsi="TH Sarabun New" w:cs="TH Sarabun New"/>
+          <w:sz w:val="32"/>
+          <w:szCs w:val="32"/>
+        </w:rPr>
+        <w:t xml:space="preserve">WiFi </w:t>
+      </w:r>
+      <w:r>
+        <w:rPr>
+          <w:rFonts w:ascii="TH Sarabun New" w:hAnsi="TH Sarabun New" w:cs="TH Sarabun New"/>
+          <w:sz w:val="32"/>
+          <w:szCs w:val="32"/>
+          <w:cs/>
+        </w:rPr>
+        <w:t>ในการทำงาน</w:t>
+      </w:r>
+      <w:r>
+        <w:rPr>
+          <w:rFonts w:ascii="TH Sarabun New" w:hAnsi="TH Sarabun New" w:cs="TH Sarabun New"/>
+          <w:sz w:val="32"/>
+          <w:szCs w:val="32"/>
+        </w:rPr>
+        <w:t xml:space="preserve"> </w:t>
       </w:r>
     </w:p>
     <w:p>
@@ -1802,7 +1785,6 @@
           <w:rFonts w:ascii="TH Sarabun New" w:hAnsi="TH Sarabun New" w:cs="TH Sarabun New"/>
           <w:sz w:val="32"/>
           <w:szCs w:val="32"/>
-          <w:lang w:val="en-US"/>
         </w:rPr>
         <w:tab/>
       </w:r>
@@ -1812,14 +1794,14 @@
           <w:sz w:val="32"/>
           <w:szCs w:val="32"/>
         </w:rPr>
-        <w:t>1.4.1</w:t>
-      </w:r>
-      <w:r>
-        <w:rPr>
-          <w:rFonts w:ascii="TH Sarabun New" w:hAnsi="TH Sarabun New" w:cs="TH Sarabun New"/>
-          <w:sz w:val="32"/>
-          <w:szCs w:val="32"/>
-          <w:lang w:val="en-US"/>
+        <w:t>1.4.2</w:t>
+      </w:r>
+      <w:r>
+        <w:rPr>
+          <w:rFonts w:ascii="TH Sarabun New" w:hAnsi="TH Sarabun New" w:cs="TH Sarabun New"/>
+          <w:sz w:val="32"/>
+          <w:szCs w:val="32"/>
+          <w:cs/>
         </w:rPr>
         <w:tab/>
       </w:r>
@@ -1830,58 +1812,7 @@
           <w:szCs w:val="32"/>
           <w:cs/>
         </w:rPr>
-        <w:t xml:space="preserve">ได้รับระบบต้นแบบการระบุพิกัด </w:t>
-      </w:r>
-      <w:r>
-        <w:rPr>
-          <w:rFonts w:ascii="TH Sarabun New" w:hAnsi="TH Sarabun New" w:cs="TH Sarabun New"/>
-          <w:sz w:val="32"/>
-          <w:szCs w:val="32"/>
-        </w:rPr>
-        <w:t xml:space="preserve">3 </w:t>
-      </w:r>
-      <w:r>
-        <w:rPr>
-          <w:rFonts w:ascii="TH Sarabun New" w:hAnsi="TH Sarabun New" w:cs="TH Sarabun New"/>
-          <w:sz w:val="32"/>
-          <w:szCs w:val="32"/>
-          <w:cs/>
-        </w:rPr>
-        <w:t>มิติแบบเรียลไทม์ (</w:t>
-      </w:r>
-      <w:r>
-        <w:rPr>
-          <w:rFonts w:ascii="TH Sarabun New" w:hAnsi="TH Sarabun New" w:cs="TH Sarabun New"/>
-          <w:sz w:val="32"/>
-          <w:szCs w:val="32"/>
-        </w:rPr>
-        <w:t xml:space="preserve">Real-time 3D Localization Prototype) </w:t>
-      </w:r>
-      <w:r>
-        <w:rPr>
-          <w:rFonts w:ascii="TH Sarabun New" w:hAnsi="TH Sarabun New" w:cs="TH Sarabun New"/>
-          <w:sz w:val="32"/>
-          <w:szCs w:val="32"/>
-          <w:cs/>
-        </w:rPr>
-        <w:t xml:space="preserve">ที่ใช้สัญญาณ </w:t>
-      </w:r>
-      <w:r>
-        <w:rPr>
-          <w:rFonts w:ascii="TH Sarabun New" w:hAnsi="TH Sarabun New" w:cs="TH Sarabun New"/>
-          <w:sz w:val="32"/>
-          <w:szCs w:val="32"/>
-        </w:rPr>
-        <w:t xml:space="preserve">WiFi </w:t>
-      </w:r>
-      <w:r>
-        <w:rPr>
-          <w:rFonts w:ascii="TH Sarabun New" w:hAnsi="TH Sarabun New" w:cs="TH Sarabun New"/>
-          <w:sz w:val="32"/>
-          <w:szCs w:val="32"/>
-          <w:cs/>
-        </w:rPr>
-        <w:t>ในการทำงาน</w:t>
+        <w:t>ได้รับระบบตรวจจับการล้มที่สามารถรักษาความเป็นส่วนตัวของผู้ใช้งานได้อย่างสมบูรณ์แบบ สามารถใช้งานในพื้นที่ละเอียดอ่อนได้</w:t>
       </w:r>
       <w:r>
         <w:rPr>
@@ -1922,14 +1853,14 @@
           <w:sz w:val="32"/>
           <w:szCs w:val="32"/>
         </w:rPr>
-        <w:t>1.4.2</w:t>
-      </w:r>
-      <w:r>
-        <w:rPr>
-          <w:rFonts w:ascii="TH Sarabun New" w:hAnsi="TH Sarabun New" w:cs="TH Sarabun New"/>
-          <w:sz w:val="32"/>
-          <w:szCs w:val="32"/>
-          <w:lang w:val="en-US"/>
+        <w:t>1.4.3</w:t>
+      </w:r>
+      <w:r>
+        <w:rPr>
+          <w:rFonts w:ascii="TH Sarabun New" w:hAnsi="TH Sarabun New" w:cs="TH Sarabun New"/>
+          <w:sz w:val="32"/>
+          <w:szCs w:val="32"/>
+          <w:cs/>
         </w:rPr>
         <w:tab/>
       </w:r>
@@ -1940,24 +1871,7 @@
           <w:szCs w:val="32"/>
           <w:cs/>
         </w:rPr>
-        <w:t>ได้รับระบบตรวจจับการล้มที่สามารถรักษาความเป็นส่วนตัวของผู้ใช้งานได้อย่างสมบูรณ์แบบ (</w:t>
-      </w:r>
-      <w:r>
-        <w:rPr>
-          <w:rFonts w:ascii="TH Sarabun New" w:hAnsi="TH Sarabun New" w:cs="TH Sarabun New"/>
-          <w:sz w:val="32"/>
-          <w:szCs w:val="32"/>
-        </w:rPr>
-        <w:t xml:space="preserve">Privacy-Preserving Fall Detection System) </w:t>
-      </w:r>
-      <w:r>
-        <w:rPr>
-          <w:rFonts w:ascii="TH Sarabun New" w:hAnsi="TH Sarabun New" w:cs="TH Sarabun New"/>
-          <w:sz w:val="32"/>
-          <w:szCs w:val="32"/>
-          <w:cs/>
-        </w:rPr>
-        <w:t>สามารถใช้งานในพื้นที่ละเอียดอ่อนได้</w:t>
+        <w:t>ได้รับเว็บแอปพลิเคชันที่ช่วยให้ผู้ดูแลสามารถติดตามและรับการแจ้งเตือนอุบัติเหตุได้อย่างทันท่วงที</w:t>
       </w:r>
       <w:r>
         <w:rPr>
@@ -1982,14 +1896,14 @@
           <w:rFonts w:ascii="TH Sarabun New" w:hAnsi="TH Sarabun New" w:cs="TH Sarabun New"/>
           <w:sz w:val="32"/>
           <w:szCs w:val="32"/>
-        </w:rPr>
-      </w:pPr>
-      <w:r>
-        <w:rPr>
-          <w:rFonts w:ascii="TH Sarabun New" w:hAnsi="TH Sarabun New" w:cs="TH Sarabun New"/>
-          <w:sz w:val="32"/>
-          <w:szCs w:val="32"/>
-          <w:lang w:val="en-US"/>
+          <w:cs/>
+        </w:rPr>
+      </w:pPr>
+      <w:r>
+        <w:rPr>
+          <w:rFonts w:ascii="TH Sarabun New" w:hAnsi="TH Sarabun New" w:cs="TH Sarabun New"/>
+          <w:sz w:val="32"/>
+          <w:szCs w:val="32"/>
         </w:rPr>
         <w:tab/>
       </w:r>
@@ -1999,66 +1913,6 @@
           <w:sz w:val="32"/>
           <w:szCs w:val="32"/>
         </w:rPr>
-        <w:t>1.4.3</w:t>
-      </w:r>
-      <w:r>
-        <w:rPr>
-          <w:rFonts w:ascii="TH Sarabun New" w:hAnsi="TH Sarabun New" w:cs="TH Sarabun New"/>
-          <w:sz w:val="32"/>
-          <w:szCs w:val="32"/>
-          <w:lang w:val="en-US"/>
-        </w:rPr>
-        <w:tab/>
-      </w:r>
-      <w:r>
-        <w:rPr>
-          <w:rFonts w:ascii="TH Sarabun New" w:hAnsi="TH Sarabun New" w:cs="TH Sarabun New"/>
-          <w:sz w:val="32"/>
-          <w:szCs w:val="32"/>
-          <w:cs/>
-        </w:rPr>
-        <w:t>ได้รับเว็บแอปพลิเคชันที่ช่วยให้ผู้ดูแลสามารถติดตามและรับการแจ้งเตือนอุบัติเหตุได้อย่างทันท่วงที</w:t>
-      </w:r>
-      <w:r>
-        <w:rPr>
-          <w:rFonts w:ascii="TH Sarabun New" w:hAnsi="TH Sarabun New" w:cs="TH Sarabun New"/>
-          <w:sz w:val="32"/>
-          <w:szCs w:val="32"/>
-        </w:rPr>
-        <w:t xml:space="preserve"> </w:t>
-      </w:r>
-    </w:p>
-    <w:p>
-      <w:pPr>
-        <w:pStyle w:val="NormalWeb"/>
-        <w:tabs>
-          <w:tab w:val="left" w:pos="567"/>
-          <w:tab w:val="left" w:pos="1134"/>
-        </w:tabs>
-        <w:spacing w:before="0" w:beforeAutospacing="0" w:after="0" w:afterAutospacing="0"/>
-        <w:contextualSpacing/>
-        <w:jc w:val="thaiDistribute"/>
-        <w:rPr>
-          <w:rFonts w:ascii="TH Sarabun New" w:hAnsi="TH Sarabun New" w:cs="TH Sarabun New"/>
-          <w:sz w:val="32"/>
-          <w:szCs w:val="32"/>
-          <w:cs/>
-        </w:rPr>
-      </w:pPr>
-      <w:r>
-        <w:rPr>
-          <w:rFonts w:ascii="TH Sarabun New" w:hAnsi="TH Sarabun New" w:cs="TH Sarabun New"/>
-          <w:sz w:val="32"/>
-          <w:szCs w:val="32"/>
-        </w:rPr>
-        <w:tab/>
-      </w:r>
-      <w:r>
-        <w:rPr>
-          <w:rFonts w:ascii="TH Sarabun New" w:hAnsi="TH Sarabun New" w:cs="TH Sarabun New"/>
-          <w:sz w:val="32"/>
-          <w:szCs w:val="32"/>
-        </w:rPr>
         <w:t>1.4.4</w:t>
       </w:r>
       <w:r>
@@ -2066,7 +1920,7 @@
           <w:rFonts w:ascii="TH Sarabun New" w:hAnsi="TH Sarabun New" w:cs="TH Sarabun New"/>
           <w:sz w:val="32"/>
           <w:szCs w:val="32"/>
-          <w:lang w:val="en-US"/>
+          <w:cs/>
         </w:rPr>
         <w:tab/>
       </w:r>
@@ -2106,133 +1960,13 @@
       </w:r>
     </w:p>
     <w:sectPr>
-      <w:headerReference w:type="even" r:id="rId8"/>
-      <w:headerReference w:type="default" r:id="rId9"/>
-      <w:footerReference w:type="even" r:id="rId10"/>
-      <w:footerReference w:type="default" r:id="rId11"/>
-      <w:headerReference w:type="first" r:id="rId12"/>
-      <w:footerReference w:type="first" r:id="rId13"/>
       <w:pgSz w:w="12240" w:h="15840"/>
-      <w:pgMar w:top="2160" w:right="1440" w:bottom="1440" w:left="2160" w:header="709" w:footer="709" w:gutter="0"/>
+      <w:pgMar w:top="2160" w:right="1440" w:bottom="1440" w:left="2160" w:header="706" w:footer="706" w:gutter="0"/>
       <w:cols w:space="708"/>
       <w:docGrid w:linePitch="360"/>
     </w:sectPr>
   </w:body>
 </w:document>
-</file>
-
-<file path=word/endnotes.xml><?xml version="1.0" encoding="utf-8"?>
-<w:endnotes xmlns:wpc="http://schemas.microsoft.com/office/word/2010/wordprocessingCanvas" xmlns:cx="http://schemas.microsoft.com/office/drawing/2014/chartex" xmlns:cx1="http://schemas.microsoft.com/office/drawing/2015/9/8/chartex" xmlns:cx2="http://schemas.microsoft.com/office/drawing/2015/10/21/chartex" xmlns:cx3="http://schemas.microsoft.com/office/drawing/2016/5/9/chartex" xmlns:cx4="http://schemas.microsoft.com/office/drawing/2016/5/10/chartex" xmlns:cx5="http://schemas.microsoft.com/office/drawing/2016/5/11/chartex" xmlns:cx6="http://schemas.microsoft.com/office/drawing/2016/5/12/chartex" xmlns:cx7="http://schemas.microsoft.com/office/drawing/2016/5/13/chartex" xmlns:cx8="http://schemas.microsoft.com/office/drawing/2016/5/14/chartex" xmlns:mc="http://schemas.openxmlformats.org/markup-compatibility/2006" xmlns:aink="http://schemas.microsoft.com/office/drawing/2016/ink" xmlns:am3d="http://schemas.microsoft.com/office/drawing/2017/model3d" xmlns:o="urn:schemas-microsoft-com:office:office" xmlns:oel="http://schemas.microsoft.com/office/2019/extlst" xmlns:r="http://schemas.openxmlformats.org/officeDocument/2006/relationships" xmlns:m="http://schemas.openxmlformats.org/officeDocument/2006/math" xmlns:v="urn:schemas-microsoft-com:vml" xmlns:wp14="http://schemas.microsoft.com/office/word/2010/wordprocessingDrawing" xmlns:wp="http://schemas.openxmlformats.org/drawingml/2006/wordprocessingDrawing" xmlns:w10="urn:schemas-microsoft-com:office:word" xmlns:w="http://schemas.openxmlformats.org/wordprocessingml/2006/main" xmlns:w14="http://schemas.microsoft.com/office/word/2010/wordml" xmlns:w15="http://schemas.microsoft.com/office/word/2012/wordml" xmlns:w16cex="http://schemas.microsoft.com/office/word/2018/wordml/cex" xmlns:w16cid="http://schemas.microsoft.com/office/word/2016/wordml/cid" xmlns:w16="http://schemas.microsoft.com/office/word/2018/wordml" xmlns:w16du="http://schemas.microsoft.com/office/word/2023/wordml/word16du" xmlns:w16sdtdh="http://schemas.microsoft.com/office/word/2020/wordml/sdtdatahash" xmlns:w16sdtfl="http://schemas.microsoft.com/office/word/2024/wordml/sdtformatlock" xmlns:w16se="http://schemas.microsoft.com/office/word/2015/wordml/symex" xmlns:wpg="http://schemas.microsoft.com/office/word/2010/wordprocessingGroup" xmlns:wpi="http://schemas.microsoft.com/office/word/2010/wordprocessingInk" xmlns:wne="http://schemas.microsoft.com/office/word/2006/wordml" xmlns:wps="http://schemas.microsoft.com/office/word/2010/wordprocessingShape" mc:Ignorable="w14 w15 w16se w16cid w16 w16cex w16sdtdh w16sdtfl w16du wp14">
-  <w:endnote w:type="separator" w:id="-1">
-    <w:p>
-      <w:pPr>
-        <w:spacing w:after="0" w:line="240" w:lineRule="auto"/>
-      </w:pPr>
-      <w:r>
-        <w:separator/>
-      </w:r>
-    </w:p>
-  </w:endnote>
-  <w:endnote w:type="continuationSeparator" w:id="0">
-    <w:p>
-      <w:pPr>
-        <w:spacing w:after="0" w:line="240" w:lineRule="auto"/>
-      </w:pPr>
-      <w:r>
-        <w:continuationSeparator/>
-      </w:r>
-    </w:p>
-  </w:endnote>
-</w:endnotes>
-</file>
-
-<file path=word/footer1.xml><?xml version="1.0" encoding="utf-8"?>
-<w:ftr xmlns:wpc="http://schemas.microsoft.com/office/word/2010/wordprocessingCanvas" xmlns:cx="http://schemas.microsoft.com/office/drawing/2014/chartex" xmlns:cx1="http://schemas.microsoft.com/office/drawing/2015/9/8/chartex" xmlns:cx2="http://schemas.microsoft.com/office/drawing/2015/10/21/chartex" xmlns:cx3="http://schemas.microsoft.com/office/drawing/2016/5/9/chartex" xmlns:cx4="http://schemas.microsoft.com/office/drawing/2016/5/10/chartex" xmlns:cx5="http://schemas.microsoft.com/office/drawing/2016/5/11/chartex" xmlns:cx6="http://schemas.microsoft.com/office/drawing/2016/5/12/chartex" xmlns:cx7="http://schemas.microsoft.com/office/drawing/2016/5/13/chartex" xmlns:cx8="http://schemas.microsoft.com/office/drawing/2016/5/14/chartex" xmlns:mc="http://schemas.openxmlformats.org/markup-compatibility/2006" xmlns:aink="http://schemas.microsoft.com/office/drawing/2016/ink" xmlns:am3d="http://schemas.microsoft.com/office/drawing/2017/model3d" xmlns:o="urn:schemas-microsoft-com:office:office" xmlns:oel="http://schemas.microsoft.com/office/2019/extlst" xmlns:r="http://schemas.openxmlformats.org/officeDocument/2006/relationships" xmlns:m="http://schemas.openxmlformats.org/officeDocument/2006/math" xmlns:v="urn:schemas-microsoft-com:vml" xmlns:wp14="http://schemas.microsoft.com/office/word/2010/wordprocessingDrawing" xmlns:wp="http://schemas.openxmlformats.org/drawingml/2006/wordprocessingDrawing" xmlns:w10="urn:schemas-microsoft-com:office:word" xmlns:w="http://schemas.openxmlformats.org/wordprocessingml/2006/main" xmlns:w14="http://schemas.microsoft.com/office/word/2010/wordml" xmlns:w15="http://schemas.microsoft.com/office/word/2012/wordml" xmlns:w16cex="http://schemas.microsoft.com/office/word/2018/wordml/cex" xmlns:w16cid="http://schemas.microsoft.com/office/word/2016/wordml/cid" xmlns:w16="http://schemas.microsoft.com/office/word/2018/wordml" xmlns:w16du="http://schemas.microsoft.com/office/word/2023/wordml/word16du" xmlns:w16sdtdh="http://schemas.microsoft.com/office/word/2020/wordml/sdtdatahash" xmlns:w16sdtfl="http://schemas.microsoft.com/office/word/2024/wordml/sdtformatlock" xmlns:w16se="http://schemas.microsoft.com/office/word/2015/wordml/symex" xmlns:wpg="http://schemas.microsoft.com/office/word/2010/wordprocessingGroup" xmlns:wpi="http://schemas.microsoft.com/office/word/2010/wordprocessingInk" xmlns:wne="http://schemas.microsoft.com/office/word/2006/wordml" xmlns:wps="http://schemas.microsoft.com/office/word/2010/wordprocessingShape" mc:Ignorable="w14 w15 w16se w16cid w16 w16cex w16sdtdh w16sdtfl w16du wp14">
-  <w:p>
-    <w:pPr>
-      <w:pStyle w:val="Footer"/>
-    </w:pPr>
-  </w:p>
-</w:ftr>
-</file>
-
-<file path=word/footer2.xml><?xml version="1.0" encoding="utf-8"?>
-<w:ftr xmlns:wpc="http://schemas.microsoft.com/office/word/2010/wordprocessingCanvas" xmlns:cx="http://schemas.microsoft.com/office/drawing/2014/chartex" xmlns:cx1="http://schemas.microsoft.com/office/drawing/2015/9/8/chartex" xmlns:cx2="http://schemas.microsoft.com/office/drawing/2015/10/21/chartex" xmlns:cx3="http://schemas.microsoft.com/office/drawing/2016/5/9/chartex" xmlns:cx4="http://schemas.microsoft.com/office/drawing/2016/5/10/chartex" xmlns:cx5="http://schemas.microsoft.com/office/drawing/2016/5/11/chartex" xmlns:cx6="http://schemas.microsoft.com/office/drawing/2016/5/12/chartex" xmlns:cx7="http://schemas.microsoft.com/office/drawing/2016/5/13/chartex" xmlns:cx8="http://schemas.microsoft.com/office/drawing/2016/5/14/chartex" xmlns:mc="http://schemas.openxmlformats.org/markup-compatibility/2006" xmlns:aink="http://schemas.microsoft.com/office/drawing/2016/ink" xmlns:am3d="http://schemas.microsoft.com/office/drawing/2017/model3d" xmlns:o="urn:schemas-microsoft-com:office:office" xmlns:oel="http://schemas.microsoft.com/office/2019/extlst" xmlns:r="http://schemas.openxmlformats.org/officeDocument/2006/relationships" xmlns:m="http://schemas.openxmlformats.org/officeDocument/2006/math" xmlns:v="urn:schemas-microsoft-com:vml" xmlns:wp14="http://schemas.microsoft.com/office/word/2010/wordprocessingDrawing" xmlns:wp="http://schemas.openxmlformats.org/drawingml/2006/wordprocessingDrawing" xmlns:w10="urn:schemas-microsoft-com:office:word" xmlns:w="http://schemas.openxmlformats.org/wordprocessingml/2006/main" xmlns:w14="http://schemas.microsoft.com/office/word/2010/wordml" xmlns:w15="http://schemas.microsoft.com/office/word/2012/wordml" xmlns:w16cex="http://schemas.microsoft.com/office/word/2018/wordml/cex" xmlns:w16cid="http://schemas.microsoft.com/office/word/2016/wordml/cid" xmlns:w16="http://schemas.microsoft.com/office/word/2018/wordml" xmlns:w16du="http://schemas.microsoft.com/office/word/2023/wordml/word16du" xmlns:w16sdtdh="http://schemas.microsoft.com/office/word/2020/wordml/sdtdatahash" xmlns:w16sdtfl="http://schemas.microsoft.com/office/word/2024/wordml/sdtformatlock" xmlns:w16se="http://schemas.microsoft.com/office/word/2015/wordml/symex" xmlns:wpg="http://schemas.microsoft.com/office/word/2010/wordprocessingGroup" xmlns:wpi="http://schemas.microsoft.com/office/word/2010/wordprocessingInk" xmlns:wne="http://schemas.microsoft.com/office/word/2006/wordml" xmlns:wps="http://schemas.microsoft.com/office/word/2010/wordprocessingShape" mc:Ignorable="w14 w15 w16se w16cid w16 w16cex w16sdtdh w16sdtfl w16du wp14">
-  <w:p>
-    <w:pPr>
-      <w:pStyle w:val="Footer"/>
-    </w:pPr>
-  </w:p>
-</w:ftr>
-</file>
-
-<file path=word/footer3.xml><?xml version="1.0" encoding="utf-8"?>
-<w:ftr xmlns:wpc="http://schemas.microsoft.com/office/word/2010/wordprocessingCanvas" xmlns:cx="http://schemas.microsoft.com/office/drawing/2014/chartex" xmlns:cx1="http://schemas.microsoft.com/office/drawing/2015/9/8/chartex" xmlns:cx2="http://schemas.microsoft.com/office/drawing/2015/10/21/chartex" xmlns:cx3="http://schemas.microsoft.com/office/drawing/2016/5/9/chartex" xmlns:cx4="http://schemas.microsoft.com/office/drawing/2016/5/10/chartex" xmlns:cx5="http://schemas.microsoft.com/office/drawing/2016/5/11/chartex" xmlns:cx6="http://schemas.microsoft.com/office/drawing/2016/5/12/chartex" xmlns:cx7="http://schemas.microsoft.com/office/drawing/2016/5/13/chartex" xmlns:cx8="http://schemas.microsoft.com/office/drawing/2016/5/14/chartex" xmlns:mc="http://schemas.openxmlformats.org/markup-compatibility/2006" xmlns:aink="http://schemas.microsoft.com/office/drawing/2016/ink" xmlns:am3d="http://schemas.microsoft.com/office/drawing/2017/model3d" xmlns:o="urn:schemas-microsoft-com:office:office" xmlns:oel="http://schemas.microsoft.com/office/2019/extlst" xmlns:r="http://schemas.openxmlformats.org/officeDocument/2006/relationships" xmlns:m="http://schemas.openxmlformats.org/officeDocument/2006/math" xmlns:v="urn:schemas-microsoft-com:vml" xmlns:wp14="http://schemas.microsoft.com/office/word/2010/wordprocessingDrawing" xmlns:wp="http://schemas.openxmlformats.org/drawingml/2006/wordprocessingDrawing" xmlns:w10="urn:schemas-microsoft-com:office:word" xmlns:w="http://schemas.openxmlformats.org/wordprocessingml/2006/main" xmlns:w14="http://schemas.microsoft.com/office/word/2010/wordml" xmlns:w15="http://schemas.microsoft.com/office/word/2012/wordml" xmlns:w16cex="http://schemas.microsoft.com/office/word/2018/wordml/cex" xmlns:w16cid="http://schemas.microsoft.com/office/word/2016/wordml/cid" xmlns:w16="http://schemas.microsoft.com/office/word/2018/wordml" xmlns:w16du="http://schemas.microsoft.com/office/word/2023/wordml/word16du" xmlns:w16sdtdh="http://schemas.microsoft.com/office/word/2020/wordml/sdtdatahash" xmlns:w16sdtfl="http://schemas.microsoft.com/office/word/2024/wordml/sdtformatlock" xmlns:w16se="http://schemas.microsoft.com/office/word/2015/wordml/symex" xmlns:wpg="http://schemas.microsoft.com/office/word/2010/wordprocessingGroup" xmlns:wpi="http://schemas.microsoft.com/office/word/2010/wordprocessingInk" xmlns:wne="http://schemas.microsoft.com/office/word/2006/wordml" xmlns:wps="http://schemas.microsoft.com/office/word/2010/wordprocessingShape" mc:Ignorable="w14 w15 w16se w16cid w16 w16cex w16sdtdh w16sdtfl w16du wp14">
-  <w:p>
-    <w:pPr>
-      <w:pStyle w:val="Footer"/>
-    </w:pPr>
-  </w:p>
-</w:ftr>
-</file>
-
-<file path=word/footnotes.xml><?xml version="1.0" encoding="utf-8"?>
-<w:footnotes xmlns:wpc="http://schemas.microsoft.com/office/word/2010/wordprocessingCanvas" xmlns:cx="http://schemas.microsoft.com/office/drawing/2014/chartex" xmlns:cx1="http://schemas.microsoft.com/office/drawing/2015/9/8/chartex" xmlns:cx2="http://schemas.microsoft.com/office/drawing/2015/10/21/chartex" xmlns:cx3="http://schemas.microsoft.com/office/drawing/2016/5/9/chartex" xmlns:cx4="http://schemas.microsoft.com/office/drawing/2016/5/10/chartex" xmlns:cx5="http://schemas.microsoft.com/office/drawing/2016/5/11/chartex" xmlns:cx6="http://schemas.microsoft.com/office/drawing/2016/5/12/chartex" xmlns:cx7="http://schemas.microsoft.com/office/drawing/2016/5/13/chartex" xmlns:cx8="http://schemas.microsoft.com/office/drawing/2016/5/14/chartex" xmlns:mc="http://schemas.openxmlformats.org/markup-compatibility/2006" xmlns:aink="http://schemas.microsoft.com/office/drawing/2016/ink" xmlns:am3d="http://schemas.microsoft.com/office/drawing/2017/model3d" xmlns:o="urn:schemas-microsoft-com:office:office" xmlns:oel="http://schemas.microsoft.com/office/2019/extlst" xmlns:r="http://schemas.openxmlformats.org/officeDocument/2006/relationships" xmlns:m="http://schemas.openxmlformats.org/officeDocument/2006/math" xmlns:v="urn:schemas-microsoft-com:vml" xmlns:wp14="http://schemas.microsoft.com/office/word/2010/wordprocessingDrawing" xmlns:wp="http://schemas.openxmlformats.org/drawingml/2006/wordprocessingDrawing" xmlns:w10="urn:schemas-microsoft-com:office:word" xmlns:w="http://schemas.openxmlformats.org/wordprocessingml/2006/main" xmlns:w14="http://schemas.microsoft.com/office/word/2010/wordml" xmlns:w15="http://schemas.microsoft.com/office/word/2012/wordml" xmlns:w16cex="http://schemas.microsoft.com/office/word/2018/wordml/cex" xmlns:w16cid="http://schemas.microsoft.com/office/word/2016/wordml/cid" xmlns:w16="http://schemas.microsoft.com/office/word/2018/wordml" xmlns:w16du="http://schemas.microsoft.com/office/word/2023/wordml/word16du" xmlns:w16sdtdh="http://schemas.microsoft.com/office/word/2020/wordml/sdtdatahash" xmlns:w16sdtfl="http://schemas.microsoft.com/office/word/2024/wordml/sdtformatlock" xmlns:w16se="http://schemas.microsoft.com/office/word/2015/wordml/symex" xmlns:wpg="http://schemas.microsoft.com/office/word/2010/wordprocessingGroup" xmlns:wpi="http://schemas.microsoft.com/office/word/2010/wordprocessingInk" xmlns:wne="http://schemas.microsoft.com/office/word/2006/wordml" xmlns:wps="http://schemas.microsoft.com/office/word/2010/wordprocessingShape" mc:Ignorable="w14 w15 w16se w16cid w16 w16cex w16sdtdh w16sdtfl w16du wp14">
-  <w:footnote w:type="separator" w:id="-1">
-    <w:p>
-      <w:pPr>
-        <w:spacing w:after="0" w:line="240" w:lineRule="auto"/>
-      </w:pPr>
-      <w:r>
-        <w:separator/>
-      </w:r>
-    </w:p>
-  </w:footnote>
-  <w:footnote w:type="continuationSeparator" w:id="0">
-    <w:p>
-      <w:pPr>
-        <w:spacing w:after="0" w:line="240" w:lineRule="auto"/>
-      </w:pPr>
-      <w:r>
-        <w:continuationSeparator/>
-      </w:r>
-    </w:p>
-  </w:footnote>
-</w:footnotes>
-</file>
-
-<file path=word/header1.xml><?xml version="1.0" encoding="utf-8"?>
-<w:hdr xmlns:wpc="http://schemas.microsoft.com/office/word/2010/wordprocessingCanvas" xmlns:cx="http://schemas.microsoft.com/office/drawing/2014/chartex" xmlns:cx1="http://schemas.microsoft.com/office/drawing/2015/9/8/chartex" xmlns:cx2="http://schemas.microsoft.com/office/drawing/2015/10/21/chartex" xmlns:cx3="http://schemas.microsoft.com/office/drawing/2016/5/9/chartex" xmlns:cx4="http://schemas.microsoft.com/office/drawing/2016/5/10/chartex" xmlns:cx5="http://schemas.microsoft.com/office/drawing/2016/5/11/chartex" xmlns:cx6="http://schemas.microsoft.com/office/drawing/2016/5/12/chartex" xmlns:cx7="http://schemas.microsoft.com/office/drawing/2016/5/13/chartex" xmlns:cx8="http://schemas.microsoft.com/office/drawing/2016/5/14/chartex" xmlns:mc="http://schemas.openxmlformats.org/markup-compatibility/2006" xmlns:aink="http://schemas.microsoft.com/office/drawing/2016/ink" xmlns:am3d="http://schemas.microsoft.com/office/drawing/2017/model3d" xmlns:o="urn:schemas-microsoft-com:office:office" xmlns:oel="http://schemas.microsoft.com/office/2019/extlst" xmlns:r="http://schemas.openxmlformats.org/officeDocument/2006/relationships" xmlns:m="http://schemas.openxmlformats.org/officeDocument/2006/math" xmlns:v="urn:schemas-microsoft-com:vml" xmlns:wp14="http://schemas.microsoft.com/office/word/2010/wordprocessingDrawing" xmlns:wp="http://schemas.openxmlformats.org/drawingml/2006/wordprocessingDrawing" xmlns:w10="urn:schemas-microsoft-com:office:word" xmlns:w="http://schemas.openxmlformats.org/wordprocessingml/2006/main" xmlns:w14="http://schemas.microsoft.com/office/word/2010/wordml" xmlns:w15="http://schemas.microsoft.com/office/word/2012/wordml" xmlns:w16cex="http://schemas.microsoft.com/office/word/2018/wordml/cex" xmlns:w16cid="http://schemas.microsoft.com/office/word/2016/wordml/cid" xmlns:w16="http://schemas.microsoft.com/office/word/2018/wordml" xmlns:w16du="http://schemas.microsoft.com/office/word/2023/wordml/word16du" xmlns:w16sdtdh="http://schemas.microsoft.com/office/word/2020/wordml/sdtdatahash" xmlns:w16sdtfl="http://schemas.microsoft.com/office/word/2024/wordml/sdtformatlock" xmlns:w16se="http://schemas.microsoft.com/office/word/2015/wordml/symex" xmlns:wpg="http://schemas.microsoft.com/office/word/2010/wordprocessingGroup" xmlns:wpi="http://schemas.microsoft.com/office/word/2010/wordprocessingInk" xmlns:wne="http://schemas.microsoft.com/office/word/2006/wordml" xmlns:wps="http://schemas.microsoft.com/office/word/2010/wordprocessingShape" mc:Ignorable="w14 w15 w16se w16cid w16 w16cex w16sdtdh w16sdtfl w16du wp14">
-  <w:p>
-    <w:pPr>
-      <w:pStyle w:val="Header"/>
-    </w:pPr>
-  </w:p>
-</w:hdr>
-</file>
-
-<file path=word/header2.xml><?xml version="1.0" encoding="utf-8"?>
-<w:hdr xmlns:wpc="http://schemas.microsoft.com/office/word/2010/wordprocessingCanvas" xmlns:cx="http://schemas.microsoft.com/office/drawing/2014/chartex" xmlns:cx1="http://schemas.microsoft.com/office/drawing/2015/9/8/chartex" xmlns:cx2="http://schemas.microsoft.com/office/drawing/2015/10/21/chartex" xmlns:cx3="http://schemas.microsoft.com/office/drawing/2016/5/9/chartex" xmlns:cx4="http://schemas.microsoft.com/office/drawing/2016/5/10/chartex" xmlns:cx5="http://schemas.microsoft.com/office/drawing/2016/5/11/chartex" xmlns:cx6="http://schemas.microsoft.com/office/drawing/2016/5/12/chartex" xmlns:cx7="http://schemas.microsoft.com/office/drawing/2016/5/13/chartex" xmlns:cx8="http://schemas.microsoft.com/office/drawing/2016/5/14/chartex" xmlns:mc="http://schemas.openxmlformats.org/markup-compatibility/2006" xmlns:aink="http://schemas.microsoft.com/office/drawing/2016/ink" xmlns:am3d="http://schemas.microsoft.com/office/drawing/2017/model3d" xmlns:o="urn:schemas-microsoft-com:office:office" xmlns:oel="http://schemas.microsoft.com/office/2019/extlst" xmlns:r="http://schemas.openxmlformats.org/officeDocument/2006/relationships" xmlns:m="http://schemas.openxmlformats.org/officeDocument/2006/math" xmlns:v="urn:schemas-microsoft-com:vml" xmlns:wp14="http://schemas.microsoft.com/office/word/2010/wordprocessingDrawing" xmlns:wp="http://schemas.openxmlformats.org/drawingml/2006/wordprocessingDrawing" xmlns:w10="urn:schemas-microsoft-com:office:word" xmlns:w="http://schemas.openxmlformats.org/wordprocessingml/2006/main" xmlns:w14="http://schemas.microsoft.com/office/word/2010/wordml" xmlns:w15="http://schemas.microsoft.com/office/word/2012/wordml" xmlns:w16cex="http://schemas.microsoft.com/office/word/2018/wordml/cex" xmlns:w16cid="http://schemas.microsoft.com/office/word/2016/wordml/cid" xmlns:w16="http://schemas.microsoft.com/office/word/2018/wordml" xmlns:w16du="http://schemas.microsoft.com/office/word/2023/wordml/word16du" xmlns:w16sdtdh="http://schemas.microsoft.com/office/word/2020/wordml/sdtdatahash" xmlns:w16sdtfl="http://schemas.microsoft.com/office/word/2024/wordml/sdtformatlock" xmlns:w16se="http://schemas.microsoft.com/office/word/2015/wordml/symex" xmlns:wpg="http://schemas.microsoft.com/office/word/2010/wordprocessingGroup" xmlns:wpi="http://schemas.microsoft.com/office/word/2010/wordprocessingInk" xmlns:wne="http://schemas.microsoft.com/office/word/2006/wordml" xmlns:wps="http://schemas.microsoft.com/office/word/2010/wordprocessingShape" mc:Ignorable="w14 w15 w16se w16cid w16 w16cex w16sdtdh w16sdtfl w16du wp14">
-  <w:p>
-    <w:pPr>
-      <w:pStyle w:val="Header"/>
-      <w:jc w:val="right"/>
-      <w:rPr>
-        <w:lang w:val="en-US"/>
-      </w:rPr>
-    </w:pPr>
-  </w:p>
-</w:hdr>
-</file>
-
-<file path=word/header3.xml><?xml version="1.0" encoding="utf-8"?>
-<w:hdr xmlns:wpc="http://schemas.microsoft.com/office/word/2010/wordprocessingCanvas" xmlns:cx="http://schemas.microsoft.com/office/drawing/2014/chartex" xmlns:cx1="http://schemas.microsoft.com/office/drawing/2015/9/8/chartex" xmlns:cx2="http://schemas.microsoft.com/office/drawing/2015/10/21/chartex" xmlns:cx3="http://schemas.microsoft.com/office/drawing/2016/5/9/chartex" xmlns:cx4="http://schemas.microsoft.com/office/drawing/2016/5/10/chartex" xmlns:cx5="http://schemas.microsoft.com/office/drawing/2016/5/11/chartex" xmlns:cx6="http://schemas.microsoft.com/office/drawing/2016/5/12/chartex" xmlns:cx7="http://schemas.microsoft.com/office/drawing/2016/5/13/chartex" xmlns:cx8="http://schemas.microsoft.com/office/drawing/2016/5/14/chartex" xmlns:mc="http://schemas.openxmlformats.org/markup-compatibility/2006" xmlns:aink="http://schemas.microsoft.com/office/drawing/2016/ink" xmlns:am3d="http://schemas.microsoft.com/office/drawing/2017/model3d" xmlns:o="urn:schemas-microsoft-com:office:office" xmlns:oel="http://schemas.microsoft.com/office/2019/extlst" xmlns:r="http://schemas.openxmlformats.org/officeDocument/2006/relationships" xmlns:m="http://schemas.openxmlformats.org/officeDocument/2006/math" xmlns:v="urn:schemas-microsoft-com:vml" xmlns:wp14="http://schemas.microsoft.com/office/word/2010/wordprocessingDrawing" xmlns:wp="http://schemas.openxmlformats.org/drawingml/2006/wordprocessingDrawing" xmlns:w10="urn:schemas-microsoft-com:office:word" xmlns:w="http://schemas.openxmlformats.org/wordprocessingml/2006/main" xmlns:w14="http://schemas.microsoft.com/office/word/2010/wordml" xmlns:w15="http://schemas.microsoft.com/office/word/2012/wordml" xmlns:w16cex="http://schemas.microsoft.com/office/word/2018/wordml/cex" xmlns:w16cid="http://schemas.microsoft.com/office/word/2016/wordml/cid" xmlns:w16="http://schemas.microsoft.com/office/word/2018/wordml" xmlns:w16du="http://schemas.microsoft.com/office/word/2023/wordml/word16du" xmlns:w16sdtdh="http://schemas.microsoft.com/office/word/2020/wordml/sdtdatahash" xmlns:w16sdtfl="http://schemas.microsoft.com/office/word/2024/wordml/sdtformatlock" xmlns:w16se="http://schemas.microsoft.com/office/word/2015/wordml/symex" xmlns:wpg="http://schemas.microsoft.com/office/word/2010/wordprocessingGroup" xmlns:wpi="http://schemas.microsoft.com/office/word/2010/wordprocessingInk" xmlns:wne="http://schemas.microsoft.com/office/word/2006/wordml" xmlns:wps="http://schemas.microsoft.com/office/word/2010/wordprocessingShape" mc:Ignorable="w14 w15 w16se w16cid w16 w16cex w16sdtdh w16sdtfl w16du wp14">
-  <w:p>
-    <w:pPr>
-      <w:pStyle w:val="Header"/>
-    </w:pPr>
-  </w:p>
-</w:hdr>
 </file>
 
 <file path=word/numbering.xml><?xml version="1.0" encoding="utf-8"?>
@@ -2248,25 +1982,25 @@
       <w:lvlJc w:val="left"/>
       <w:pPr>
         <w:tabs>
-          <w:tab w:val="num" w:pos="1800"/>
-        </w:tabs>
-        <w:ind w:left="1800" w:hanging="360"/>
+          <w:tab w:val="num" w:pos="720"/>
+        </w:tabs>
+        <w:ind w:left="720" w:hanging="360"/>
       </w:pPr>
       <w:rPr>
         <w:rFonts w:ascii="Symbol" w:hAnsi="Symbol" w:hint="default"/>
         <w:sz w:val="20"/>
       </w:rPr>
     </w:lvl>
-    <w:lvl w:ilvl="1">
+    <w:lvl w:ilvl="1" w:tentative="1">
       <w:start w:val="1"/>
       <w:numFmt w:val="bullet"/>
       <w:lvlText w:val="o"/>
       <w:lvlJc w:val="left"/>
       <w:pPr>
         <w:tabs>
-          <w:tab w:val="num" w:pos="2520"/>
-        </w:tabs>
-        <w:ind w:left="2520" w:hanging="360"/>
+          <w:tab w:val="num" w:pos="1440"/>
+        </w:tabs>
+        <w:ind w:left="1440" w:hanging="360"/>
       </w:pPr>
       <w:rPr>
         <w:rFonts w:ascii="Courier New" w:hAnsi="Courier New" w:hint="default"/>
@@ -2280,9 +2014,9 @@
       <w:lvlJc w:val="left"/>
       <w:pPr>
         <w:tabs>
-          <w:tab w:val="num" w:pos="3240"/>
-        </w:tabs>
-        <w:ind w:left="3240" w:hanging="360"/>
+          <w:tab w:val="num" w:pos="2160"/>
+        </w:tabs>
+        <w:ind w:left="2160" w:hanging="360"/>
       </w:pPr>
       <w:rPr>
         <w:rFonts w:ascii="Wingdings" w:hAnsi="Wingdings" w:hint="default"/>
@@ -2296,9 +2030,9 @@
       <w:lvlJc w:val="left"/>
       <w:pPr>
         <w:tabs>
-          <w:tab w:val="num" w:pos="3960"/>
-        </w:tabs>
-        <w:ind w:left="3960" w:hanging="360"/>
+          <w:tab w:val="num" w:pos="2880"/>
+        </w:tabs>
+        <w:ind w:left="2880" w:hanging="360"/>
       </w:pPr>
       <w:rPr>
         <w:rFonts w:ascii="Wingdings" w:hAnsi="Wingdings" w:hint="default"/>
@@ -2312,9 +2046,9 @@
       <w:lvlJc w:val="left"/>
       <w:pPr>
         <w:tabs>
-          <w:tab w:val="num" w:pos="4680"/>
-        </w:tabs>
-        <w:ind w:left="4680" w:hanging="360"/>
+          <w:tab w:val="num" w:pos="3600"/>
+        </w:tabs>
+        <w:ind w:left="3600" w:hanging="360"/>
       </w:pPr>
       <w:rPr>
         <w:rFonts w:ascii="Wingdings" w:hAnsi="Wingdings" w:hint="default"/>
@@ -2328,9 +2062,9 @@
       <w:lvlJc w:val="left"/>
       <w:pPr>
         <w:tabs>
-          <w:tab w:val="num" w:pos="5400"/>
-        </w:tabs>
-        <w:ind w:left="5400" w:hanging="360"/>
+          <w:tab w:val="num" w:pos="4320"/>
+        </w:tabs>
+        <w:ind w:left="4320" w:hanging="360"/>
       </w:pPr>
       <w:rPr>
         <w:rFonts w:ascii="Wingdings" w:hAnsi="Wingdings" w:hint="default"/>
@@ -2344,9 +2078,9 @@
       <w:lvlJc w:val="left"/>
       <w:pPr>
         <w:tabs>
-          <w:tab w:val="num" w:pos="6120"/>
-        </w:tabs>
-        <w:ind w:left="6120" w:hanging="360"/>
+          <w:tab w:val="num" w:pos="5040"/>
+        </w:tabs>
+        <w:ind w:left="5040" w:hanging="360"/>
       </w:pPr>
       <w:rPr>
         <w:rFonts w:ascii="Wingdings" w:hAnsi="Wingdings" w:hint="default"/>
@@ -2360,9 +2094,9 @@
       <w:lvlJc w:val="left"/>
       <w:pPr>
         <w:tabs>
-          <w:tab w:val="num" w:pos="6840"/>
-        </w:tabs>
-        <w:ind w:left="6840" w:hanging="360"/>
+          <w:tab w:val="num" w:pos="5760"/>
+        </w:tabs>
+        <w:ind w:left="5760" w:hanging="360"/>
       </w:pPr>
       <w:rPr>
         <w:rFonts w:ascii="Wingdings" w:hAnsi="Wingdings" w:hint="default"/>
@@ -2376,9 +2110,9 @@
       <w:lvlJc w:val="left"/>
       <w:pPr>
         <w:tabs>
-          <w:tab w:val="num" w:pos="7560"/>
-        </w:tabs>
-        <w:ind w:left="7560" w:hanging="360"/>
+          <w:tab w:val="num" w:pos="6480"/>
+        </w:tabs>
+        <w:ind w:left="6480" w:hanging="360"/>
       </w:pPr>
       <w:rPr>
         <w:rFonts w:ascii="Wingdings" w:hAnsi="Wingdings" w:hint="default"/>
@@ -2397,9 +2131,9 @@
       <w:lvlJc w:val="left"/>
       <w:pPr>
         <w:tabs>
-          <w:tab w:val="num" w:pos="1004"/>
-        </w:tabs>
-        <w:ind w:left="1004" w:hanging="360"/>
+          <w:tab w:val="num" w:pos="720"/>
+        </w:tabs>
+        <w:ind w:left="720" w:hanging="360"/>
       </w:pPr>
       <w:rPr>
         <w:rFonts w:ascii="Symbol" w:hAnsi="Symbol" w:hint="default"/>
@@ -2413,9 +2147,9 @@
       <w:lvlJc w:val="left"/>
       <w:pPr>
         <w:tabs>
-          <w:tab w:val="num" w:pos="1724"/>
-        </w:tabs>
-        <w:ind w:left="1724" w:hanging="360"/>
+          <w:tab w:val="num" w:pos="1440"/>
+        </w:tabs>
+        <w:ind w:left="1440" w:hanging="360"/>
       </w:pPr>
       <w:rPr>
         <w:rFonts w:ascii="Courier New" w:hAnsi="Courier New" w:hint="default"/>
@@ -2429,9 +2163,9 @@
       <w:lvlJc w:val="left"/>
       <w:pPr>
         <w:tabs>
-          <w:tab w:val="num" w:pos="2444"/>
-        </w:tabs>
-        <w:ind w:left="2444" w:hanging="360"/>
+          <w:tab w:val="num" w:pos="2160"/>
+        </w:tabs>
+        <w:ind w:left="2160" w:hanging="360"/>
       </w:pPr>
       <w:rPr>
         <w:rFonts w:ascii="Wingdings" w:hAnsi="Wingdings" w:hint="default"/>
@@ -2445,9 +2179,9 @@
       <w:lvlJc w:val="left"/>
       <w:pPr>
         <w:tabs>
-          <w:tab w:val="num" w:pos="3164"/>
-        </w:tabs>
-        <w:ind w:left="3164" w:hanging="360"/>
+          <w:tab w:val="num" w:pos="2880"/>
+        </w:tabs>
+        <w:ind w:left="2880" w:hanging="360"/>
       </w:pPr>
       <w:rPr>
         <w:rFonts w:ascii="Wingdings" w:hAnsi="Wingdings" w:hint="default"/>
@@ -2461,9 +2195,9 @@
       <w:lvlJc w:val="left"/>
       <w:pPr>
         <w:tabs>
-          <w:tab w:val="num" w:pos="3884"/>
-        </w:tabs>
-        <w:ind w:left="3884" w:hanging="360"/>
+          <w:tab w:val="num" w:pos="3600"/>
+        </w:tabs>
+        <w:ind w:left="3600" w:hanging="360"/>
       </w:pPr>
       <w:rPr>
         <w:rFonts w:ascii="Wingdings" w:hAnsi="Wingdings" w:hint="default"/>
@@ -2477,9 +2211,9 @@
       <w:lvlJc w:val="left"/>
       <w:pPr>
         <w:tabs>
-          <w:tab w:val="num" w:pos="4604"/>
-        </w:tabs>
-        <w:ind w:left="4604" w:hanging="360"/>
+          <w:tab w:val="num" w:pos="4320"/>
+        </w:tabs>
+        <w:ind w:left="4320" w:hanging="360"/>
       </w:pPr>
       <w:rPr>
         <w:rFonts w:ascii="Wingdings" w:hAnsi="Wingdings" w:hint="default"/>
@@ -2493,9 +2227,9 @@
       <w:lvlJc w:val="left"/>
       <w:pPr>
         <w:tabs>
-          <w:tab w:val="num" w:pos="5324"/>
-        </w:tabs>
-        <w:ind w:left="5324" w:hanging="360"/>
+          <w:tab w:val="num" w:pos="5040"/>
+        </w:tabs>
+        <w:ind w:left="5040" w:hanging="360"/>
       </w:pPr>
       <w:rPr>
         <w:rFonts w:ascii="Wingdings" w:hAnsi="Wingdings" w:hint="default"/>
@@ -2509,9 +2243,9 @@
       <w:lvlJc w:val="left"/>
       <w:pPr>
         <w:tabs>
-          <w:tab w:val="num" w:pos="6044"/>
-        </w:tabs>
-        <w:ind w:left="6044" w:hanging="360"/>
+          <w:tab w:val="num" w:pos="5760"/>
+        </w:tabs>
+        <w:ind w:left="5760" w:hanging="360"/>
       </w:pPr>
       <w:rPr>
         <w:rFonts w:ascii="Wingdings" w:hAnsi="Wingdings" w:hint="default"/>
@@ -2525,9 +2259,9 @@
       <w:lvlJc w:val="left"/>
       <w:pPr>
         <w:tabs>
-          <w:tab w:val="num" w:pos="6764"/>
-        </w:tabs>
-        <w:ind w:left="6764" w:hanging="360"/>
+          <w:tab w:val="num" w:pos="6480"/>
+        </w:tabs>
+        <w:ind w:left="6480" w:hanging="360"/>
       </w:pPr>
       <w:rPr>
         <w:rFonts w:ascii="Wingdings" w:hAnsi="Wingdings" w:hint="default"/>
@@ -2809,6 +2543,9 @@
   <w:num w:numId="4" w16cid:durableId="983660670">
     <w:abstractNumId w:val="1"/>
   </w:num>
+  <w:num w:numId="5" w16cid:durableId="1610158976">
+    <w:abstractNumId w:val="0"/>
+  </w:num>
 </w:numbering>
 </file>
 
@@ -2821,7 +2558,7 @@
         <w:kern w:val="2"/>
         <w:sz w:val="24"/>
         <w:szCs w:val="30"/>
-        <w:lang w:eastAsia="en-US" w:bidi="th-TH"/>
+        <w:lang w:val="en-US" w:eastAsia="en-US" w:bidi="th-TH"/>
         <w14:ligatures w14:val="standardContextual"/>
       </w:rPr>
     </w:rPrDefault>
@@ -3748,56 +3485,6 @@
       <w14:ligatures w14:val="none"/>
     </w:rPr>
   </w:style>
-  <w:style w:type="paragraph" w:styleId="Header">
-    <w:name w:val="header"/>
-    <w:basedOn w:val="Normal"/>
-    <w:link w:val="HeaderChar"/>
-    <w:uiPriority w:val="99"/>
-    <w:unhideWhenUsed/>
-    <w:rsid w:val="00B14C27"/>
-    <w:pPr>
-      <w:tabs>
-        <w:tab w:val="center" w:pos="4419"/>
-        <w:tab w:val="right" w:pos="8838"/>
-      </w:tabs>
-      <w:spacing w:after="0" w:line="240" w:lineRule="auto"/>
-    </w:pPr>
-  </w:style>
-  <w:style w:type="character" w:customStyle="1" w:styleId="HeaderChar">
-    <w:name w:val="Header Char"/>
-    <w:basedOn w:val="DefaultParagraphFont"/>
-    <w:link w:val="Header"/>
-    <w:uiPriority w:val="99"/>
-    <w:rsid w:val="00B14C27"/>
-    <w:rPr>
-      <w:rFonts w:cs="Angsana New"/>
-    </w:rPr>
-  </w:style>
-  <w:style w:type="paragraph" w:styleId="Footer">
-    <w:name w:val="footer"/>
-    <w:basedOn w:val="Normal"/>
-    <w:link w:val="FooterChar"/>
-    <w:uiPriority w:val="99"/>
-    <w:unhideWhenUsed/>
-    <w:rsid w:val="00B14C27"/>
-    <w:pPr>
-      <w:tabs>
-        <w:tab w:val="center" w:pos="4419"/>
-        <w:tab w:val="right" w:pos="8838"/>
-      </w:tabs>
-      <w:spacing w:after="0" w:line="240" w:lineRule="auto"/>
-    </w:pPr>
-  </w:style>
-  <w:style w:type="character" w:customStyle="1" w:styleId="FooterChar">
-    <w:name w:val="Footer Char"/>
-    <w:basedOn w:val="DefaultParagraphFont"/>
-    <w:link w:val="Footer"/>
-    <w:uiPriority w:val="99"/>
-    <w:rsid w:val="00B14C27"/>
-    <w:rPr>
-      <w:rFonts w:cs="Angsana New"/>
-    </w:rPr>
-  </w:style>
 </w:styles>
 </file>
 
@@ -4094,16 +3781,4 @@
     </a:ext>
   </a:extLst>
 </a:theme>
-</file>
-
-<file path=customXml/item1.xml><?xml version="1.0" encoding="utf-8"?>
-<b:Sources xmlns:b="http://schemas.openxmlformats.org/officeDocument/2006/bibliography" xmlns="http://schemas.openxmlformats.org/officeDocument/2006/bibliography" SelectedStyle="\APASixthEditionOfficeOnline.xsl" StyleName="APA" Version="6"/>
-</file>
-
-<file path=customXml/itemProps1.xml><?xml version="1.0" encoding="utf-8"?>
-<ds:datastoreItem xmlns:ds="http://schemas.openxmlformats.org/officeDocument/2006/customXml" ds:itemID="{5B8CA597-1258-4CA5-A755-E3A4F8D0F9F7}">
-  <ds:schemaRefs>
-    <ds:schemaRef ds:uri="http://schemas.openxmlformats.org/officeDocument/2006/bibliography"/>
-  </ds:schemaRefs>
-</ds:datastoreItem>
 </file>
--- a/เอกสารบทที่ 1/บทที่ 1.docx
+++ b/เอกสารบทที่ 1/บทที่ 1.docx
@@ -931,6 +931,10 @@
     <w:p>
       <w:pPr>
         <w:pStyle w:val="NormalWeb"/>
+        <w:numPr>
+          <w:ilvl w:val="2"/>
+          <w:numId w:val="6"/>
+        </w:numPr>
         <w:tabs>
           <w:tab w:val="left" w:pos="567"/>
           <w:tab w:val="left" w:pos="1134"/>
@@ -951,42 +955,6 @@
           <w:szCs w:val="32"/>
           <w:cs/>
         </w:rPr>
-        <w:tab/>
-      </w:r>
-      <w:r>
-        <w:rPr>
-          <w:rFonts w:ascii="TH Sarabun New" w:hAnsi="TH Sarabun New" w:cs="TH Sarabun New" w:hint="cs"/>
-          <w:sz w:val="32"/>
-          <w:szCs w:val="32"/>
-          <w:cs/>
-        </w:rPr>
-        <w:t>1</w:t>
-      </w:r>
-      <w:r>
-        <w:rPr>
-          <w:rFonts w:ascii="TH Sarabun New" w:hAnsi="TH Sarabun New" w:cs="TH Sarabun New" w:hint="cs"/>
-          <w:sz w:val="32"/>
-          <w:szCs w:val="32"/>
-          <w:cs/>
-        </w:rPr>
-        <w:t>.3.1</w:t>
-      </w:r>
-      <w:r>
-        <w:rPr>
-          <w:rFonts w:ascii="TH Sarabun New" w:hAnsi="TH Sarabun New" w:cs="TH Sarabun New"/>
-          <w:sz w:val="32"/>
-          <w:szCs w:val="32"/>
-          <w:cs/>
-        </w:rPr>
-        <w:tab/>
-      </w:r>
-      <w:r>
-        <w:rPr>
-          <w:rFonts w:ascii="TH Sarabun New" w:hAnsi="TH Sarabun New" w:cs="TH Sarabun New"/>
-          <w:sz w:val="32"/>
-          <w:szCs w:val="32"/>
-          <w:cs/>
-        </w:rPr>
         <w:t>ด้านฮาร์ดแวร์ (</w:t>
       </w:r>
       <w:r>
@@ -1003,11 +971,9 @@
         <w:pStyle w:val="NormalWeb"/>
         <w:numPr>
           <w:ilvl w:val="0"/>
-          <w:numId w:val="2"/>
+          <w:numId w:val="7"/>
         </w:numPr>
         <w:tabs>
-          <w:tab w:val="clear" w:pos="720"/>
-          <w:tab w:val="num" w:pos="567"/>
           <w:tab w:val="left" w:pos="1134"/>
           <w:tab w:val="left" w:pos="1418"/>
         </w:tabs>
@@ -1120,10 +1086,9 @@
         <w:pStyle w:val="NormalWeb"/>
         <w:numPr>
           <w:ilvl w:val="0"/>
-          <w:numId w:val="2"/>
+          <w:numId w:val="7"/>
         </w:numPr>
         <w:tabs>
-          <w:tab w:val="left" w:pos="567"/>
           <w:tab w:val="left" w:pos="1134"/>
           <w:tab w:val="left" w:pos="1418"/>
         </w:tabs>
@@ -1146,13 +1111,23 @@
         </w:rPr>
         <w:t xml:space="preserve">ระบบประมวลผลการเคลื่อนไหวผ่านคลื่น </w:t>
       </w:r>
-      <w:r>
-        <w:rPr>
-          <w:rFonts w:ascii="TH Sarabun New" w:hAnsi="TH Sarabun New" w:cs="TH Sarabun New"/>
-          <w:sz w:val="32"/>
-          <w:szCs w:val="32"/>
-        </w:rPr>
-        <w:t xml:space="preserve">WiFi </w:t>
+      <w:proofErr w:type="spellStart"/>
+      <w:r>
+        <w:rPr>
+          <w:rFonts w:ascii="TH Sarabun New" w:hAnsi="TH Sarabun New" w:cs="TH Sarabun New"/>
+          <w:sz w:val="32"/>
+          <w:szCs w:val="32"/>
+        </w:rPr>
+        <w:t>WiFi</w:t>
+      </w:r>
+      <w:proofErr w:type="spellEnd"/>
+      <w:r>
+        <w:rPr>
+          <w:rFonts w:ascii="TH Sarabun New" w:hAnsi="TH Sarabun New" w:cs="TH Sarabun New"/>
+          <w:sz w:val="32"/>
+          <w:szCs w:val="32"/>
+        </w:rPr>
+        <w:t xml:space="preserve"> </w:t>
       </w:r>
       <w:r>
         <w:rPr>
@@ -1193,12 +1168,15 @@
     <w:p>
       <w:pPr>
         <w:pStyle w:val="NormalWeb"/>
+        <w:numPr>
+          <w:ilvl w:val="2"/>
+          <w:numId w:val="6"/>
+        </w:numPr>
         <w:tabs>
           <w:tab w:val="left" w:pos="567"/>
           <w:tab w:val="left" w:pos="1134"/>
         </w:tabs>
         <w:spacing w:before="0" w:beforeAutospacing="0" w:after="0" w:afterAutospacing="0"/>
-        <w:ind w:firstLine="567"/>
         <w:contextualSpacing/>
         <w:jc w:val="thaiDistribute"/>
         <w:rPr>
@@ -1207,24 +1185,6 @@
           <w:szCs w:val="32"/>
         </w:rPr>
       </w:pPr>
-      <w:r>
-        <w:rPr>
-          <w:rFonts w:ascii="TH Sarabun New" w:hAnsi="TH Sarabun New" w:cs="TH Sarabun New" w:hint="cs"/>
-          <w:sz w:val="32"/>
-          <w:szCs w:val="32"/>
-          <w:cs/>
-        </w:rPr>
-        <w:t>1.3.2</w:t>
-      </w:r>
-      <w:r>
-        <w:rPr>
-          <w:rFonts w:ascii="TH Sarabun New" w:hAnsi="TH Sarabun New" w:cs="TH Sarabun New"/>
-          <w:sz w:val="32"/>
-          <w:szCs w:val="32"/>
-          <w:cs/>
-        </w:rPr>
-        <w:tab/>
-      </w:r>
       <w:r>
         <w:rPr>
           <w:rFonts w:ascii="TH Sarabun New" w:hAnsi="TH Sarabun New" w:cs="TH Sarabun New"/>
@@ -1248,7 +1208,7 @@
         <w:pStyle w:val="NormalWeb"/>
         <w:numPr>
           <w:ilvl w:val="0"/>
-          <w:numId w:val="3"/>
+          <w:numId w:val="8"/>
         </w:numPr>
         <w:tabs>
           <w:tab w:val="left" w:pos="567"/>
@@ -1279,11 +1239,11 @@
         <w:pStyle w:val="NormalWeb"/>
         <w:numPr>
           <w:ilvl w:val="0"/>
-          <w:numId w:val="3"/>
+          <w:numId w:val="8"/>
         </w:numPr>
         <w:tabs>
           <w:tab w:val="left" w:pos="567"/>
-          <w:tab w:val="left" w:pos="1134"/>
+          <w:tab w:val="left" w:pos="1418"/>
         </w:tabs>
         <w:spacing w:before="0" w:beforeAutospacing="0" w:after="0" w:afterAutospacing="0"/>
         <w:ind w:left="0" w:firstLine="1134"/>
@@ -1413,11 +1373,11 @@
         <w:pStyle w:val="NormalWeb"/>
         <w:numPr>
           <w:ilvl w:val="0"/>
-          <w:numId w:val="3"/>
+          <w:numId w:val="8"/>
         </w:numPr>
         <w:tabs>
           <w:tab w:val="left" w:pos="567"/>
-          <w:tab w:val="left" w:pos="1134"/>
+          <w:tab w:val="left" w:pos="1418"/>
         </w:tabs>
         <w:spacing w:before="0" w:beforeAutospacing="0" w:after="0" w:afterAutospacing="0"/>
         <w:ind w:left="0" w:firstLine="1134"/>
@@ -1459,12 +1419,15 @@
     <w:p>
       <w:pPr>
         <w:pStyle w:val="NormalWeb"/>
+        <w:numPr>
+          <w:ilvl w:val="2"/>
+          <w:numId w:val="6"/>
+        </w:numPr>
         <w:tabs>
           <w:tab w:val="left" w:pos="567"/>
           <w:tab w:val="left" w:pos="1134"/>
         </w:tabs>
         <w:spacing w:before="0" w:beforeAutospacing="0" w:after="0" w:afterAutospacing="0"/>
-        <w:ind w:firstLine="567"/>
         <w:contextualSpacing/>
         <w:jc w:val="thaiDistribute"/>
         <w:rPr>
@@ -1473,24 +1436,6 @@
           <w:szCs w:val="32"/>
         </w:rPr>
       </w:pPr>
-      <w:r>
-        <w:rPr>
-          <w:rFonts w:ascii="TH Sarabun New" w:hAnsi="TH Sarabun New" w:cs="TH Sarabun New" w:hint="cs"/>
-          <w:sz w:val="32"/>
-          <w:szCs w:val="32"/>
-          <w:cs/>
-        </w:rPr>
-        <w:t>1.3.3</w:t>
-      </w:r>
-      <w:r>
-        <w:rPr>
-          <w:rFonts w:ascii="TH Sarabun New" w:hAnsi="TH Sarabun New" w:cs="TH Sarabun New"/>
-          <w:sz w:val="32"/>
-          <w:szCs w:val="32"/>
-          <w:cs/>
-        </w:rPr>
-        <w:tab/>
-      </w:r>
       <w:r>
         <w:rPr>
           <w:rFonts w:ascii="TH Sarabun New" w:hAnsi="TH Sarabun New" w:cs="TH Sarabun New"/>
@@ -1514,7 +1459,7 @@
         <w:pStyle w:val="NormalWeb"/>
         <w:numPr>
           <w:ilvl w:val="0"/>
-          <w:numId w:val="4"/>
+          <w:numId w:val="9"/>
         </w:numPr>
         <w:tabs>
           <w:tab w:val="left" w:pos="567"/>
@@ -1546,12 +1491,10 @@
         <w:pStyle w:val="NormalWeb"/>
         <w:numPr>
           <w:ilvl w:val="0"/>
-          <w:numId w:val="4"/>
+          <w:numId w:val="9"/>
         </w:numPr>
         <w:tabs>
-          <w:tab w:val="clear" w:pos="720"/>
           <w:tab w:val="left" w:pos="567"/>
-          <w:tab w:val="num" w:pos="709"/>
           <w:tab w:val="left" w:pos="1134"/>
           <w:tab w:val="left" w:pos="1418"/>
         </w:tabs>
@@ -2121,6 +2064,208 @@
     </w:lvl>
   </w:abstractNum>
   <w:abstractNum w:abstractNumId="1" w15:restartNumberingAfterBreak="0">
+    <w:nsid w:val="0AF50E91"/>
+    <w:multiLevelType w:val="hybridMultilevel"/>
+    <w:tmpl w:val="37AE5CFA"/>
+    <w:lvl w:ilvl="0" w:tplc="6F2A0BBA">
+      <w:start w:val="1"/>
+      <w:numFmt w:val="decimal"/>
+      <w:lvlText w:val="%1)"/>
+      <w:lvlJc w:val="left"/>
+      <w:pPr>
+        <w:ind w:left="1494" w:hanging="360"/>
+      </w:pPr>
+      <w:rPr>
+        <w:rFonts w:hint="default"/>
+      </w:rPr>
+    </w:lvl>
+    <w:lvl w:ilvl="1" w:tplc="04090019" w:tentative="1">
+      <w:start w:val="1"/>
+      <w:numFmt w:val="lowerLetter"/>
+      <w:lvlText w:val="%2."/>
+      <w:lvlJc w:val="left"/>
+      <w:pPr>
+        <w:ind w:left="2214" w:hanging="360"/>
+      </w:pPr>
+    </w:lvl>
+    <w:lvl w:ilvl="2" w:tplc="0409001B" w:tentative="1">
+      <w:start w:val="1"/>
+      <w:numFmt w:val="lowerRoman"/>
+      <w:lvlText w:val="%3."/>
+      <w:lvlJc w:val="right"/>
+      <w:pPr>
+        <w:ind w:left="2934" w:hanging="180"/>
+      </w:pPr>
+    </w:lvl>
+    <w:lvl w:ilvl="3" w:tplc="0409000F" w:tentative="1">
+      <w:start w:val="1"/>
+      <w:numFmt w:val="decimal"/>
+      <w:lvlText w:val="%4."/>
+      <w:lvlJc w:val="left"/>
+      <w:pPr>
+        <w:ind w:left="3654" w:hanging="360"/>
+      </w:pPr>
+    </w:lvl>
+    <w:lvl w:ilvl="4" w:tplc="04090019" w:tentative="1">
+      <w:start w:val="1"/>
+      <w:numFmt w:val="lowerLetter"/>
+      <w:lvlText w:val="%5."/>
+      <w:lvlJc w:val="left"/>
+      <w:pPr>
+        <w:ind w:left="4374" w:hanging="360"/>
+      </w:pPr>
+    </w:lvl>
+    <w:lvl w:ilvl="5" w:tplc="0409001B" w:tentative="1">
+      <w:start w:val="1"/>
+      <w:numFmt w:val="lowerRoman"/>
+      <w:lvlText w:val="%6."/>
+      <w:lvlJc w:val="right"/>
+      <w:pPr>
+        <w:ind w:left="5094" w:hanging="180"/>
+      </w:pPr>
+    </w:lvl>
+    <w:lvl w:ilvl="6" w:tplc="0409000F" w:tentative="1">
+      <w:start w:val="1"/>
+      <w:numFmt w:val="decimal"/>
+      <w:lvlText w:val="%7."/>
+      <w:lvlJc w:val="left"/>
+      <w:pPr>
+        <w:ind w:left="5814" w:hanging="360"/>
+      </w:pPr>
+    </w:lvl>
+    <w:lvl w:ilvl="7" w:tplc="04090019" w:tentative="1">
+      <w:start w:val="1"/>
+      <w:numFmt w:val="lowerLetter"/>
+      <w:lvlText w:val="%8."/>
+      <w:lvlJc w:val="left"/>
+      <w:pPr>
+        <w:ind w:left="6534" w:hanging="360"/>
+      </w:pPr>
+    </w:lvl>
+    <w:lvl w:ilvl="8" w:tplc="0409001B" w:tentative="1">
+      <w:start w:val="1"/>
+      <w:numFmt w:val="lowerRoman"/>
+      <w:lvlText w:val="%9."/>
+      <w:lvlJc w:val="right"/>
+      <w:pPr>
+        <w:ind w:left="7254" w:hanging="180"/>
+      </w:pPr>
+    </w:lvl>
+  </w:abstractNum>
+  <w:abstractNum w:abstractNumId="2" w15:restartNumberingAfterBreak="0">
+    <w:nsid w:val="0C83354A"/>
+    <w:multiLevelType w:val="multilevel"/>
+    <w:tmpl w:val="42F64C4C"/>
+    <w:lvl w:ilvl="0">
+      <w:start w:val="1"/>
+      <w:numFmt w:val="decimal"/>
+      <w:lvlText w:val="%1"/>
+      <w:lvlJc w:val="left"/>
+      <w:pPr>
+        <w:ind w:left="460" w:hanging="460"/>
+      </w:pPr>
+      <w:rPr>
+        <w:rFonts w:hint="default"/>
+      </w:rPr>
+    </w:lvl>
+    <w:lvl w:ilvl="1">
+      <w:start w:val="3"/>
+      <w:numFmt w:val="decimal"/>
+      <w:lvlText w:val="%1.%2"/>
+      <w:lvlJc w:val="left"/>
+      <w:pPr>
+        <w:ind w:left="740" w:hanging="460"/>
+      </w:pPr>
+      <w:rPr>
+        <w:rFonts w:hint="default"/>
+      </w:rPr>
+    </w:lvl>
+    <w:lvl w:ilvl="2">
+      <w:start w:val="1"/>
+      <w:numFmt w:val="decimal"/>
+      <w:lvlText w:val="%1.%2.%3"/>
+      <w:lvlJc w:val="left"/>
+      <w:pPr>
+        <w:ind w:left="1280" w:hanging="720"/>
+      </w:pPr>
+      <w:rPr>
+        <w:rFonts w:hint="default"/>
+      </w:rPr>
+    </w:lvl>
+    <w:lvl w:ilvl="3">
+      <w:start w:val="1"/>
+      <w:numFmt w:val="decimal"/>
+      <w:lvlText w:val="%1.%2.%3.%4"/>
+      <w:lvlJc w:val="left"/>
+      <w:pPr>
+        <w:ind w:left="1560" w:hanging="720"/>
+      </w:pPr>
+      <w:rPr>
+        <w:rFonts w:hint="default"/>
+      </w:rPr>
+    </w:lvl>
+    <w:lvl w:ilvl="4">
+      <w:start w:val="1"/>
+      <w:numFmt w:val="decimal"/>
+      <w:lvlText w:val="%1.%2.%3.%4.%5"/>
+      <w:lvlJc w:val="left"/>
+      <w:pPr>
+        <w:ind w:left="2200" w:hanging="1080"/>
+      </w:pPr>
+      <w:rPr>
+        <w:rFonts w:hint="default"/>
+      </w:rPr>
+    </w:lvl>
+    <w:lvl w:ilvl="5">
+      <w:start w:val="1"/>
+      <w:numFmt w:val="decimal"/>
+      <w:lvlText w:val="%1.%2.%3.%4.%5.%6"/>
+      <w:lvlJc w:val="left"/>
+      <w:pPr>
+        <w:ind w:left="2480" w:hanging="1080"/>
+      </w:pPr>
+      <w:rPr>
+        <w:rFonts w:hint="default"/>
+      </w:rPr>
+    </w:lvl>
+    <w:lvl w:ilvl="6">
+      <w:start w:val="1"/>
+      <w:numFmt w:val="decimal"/>
+      <w:lvlText w:val="%1.%2.%3.%4.%5.%6.%7"/>
+      <w:lvlJc w:val="left"/>
+      <w:pPr>
+        <w:ind w:left="3120" w:hanging="1440"/>
+      </w:pPr>
+      <w:rPr>
+        <w:rFonts w:hint="default"/>
+      </w:rPr>
+    </w:lvl>
+    <w:lvl w:ilvl="7">
+      <w:start w:val="1"/>
+      <w:numFmt w:val="decimal"/>
+      <w:lvlText w:val="%1.%2.%3.%4.%5.%6.%7.%8"/>
+      <w:lvlJc w:val="left"/>
+      <w:pPr>
+        <w:ind w:left="3400" w:hanging="1440"/>
+      </w:pPr>
+      <w:rPr>
+        <w:rFonts w:hint="default"/>
+      </w:rPr>
+    </w:lvl>
+    <w:lvl w:ilvl="8">
+      <w:start w:val="1"/>
+      <w:numFmt w:val="decimal"/>
+      <w:lvlText w:val="%1.%2.%3.%4.%5.%6.%7.%8.%9"/>
+      <w:lvlJc w:val="left"/>
+      <w:pPr>
+        <w:ind w:left="4040" w:hanging="1800"/>
+      </w:pPr>
+      <w:rPr>
+        <w:rFonts w:hint="default"/>
+      </w:rPr>
+    </w:lvl>
+  </w:abstractNum>
+  <w:abstractNum w:abstractNumId="3" w15:restartNumberingAfterBreak="0">
     <w:nsid w:val="14651EE6"/>
     <w:multiLevelType w:val="multilevel"/>
     <w:tmpl w:val="2AFEB24A"/>
@@ -2269,7 +2414,96 @@
       </w:rPr>
     </w:lvl>
   </w:abstractNum>
-  <w:abstractNum w:abstractNumId="2" w15:restartNumberingAfterBreak="0">
+  <w:abstractNum w:abstractNumId="4" w15:restartNumberingAfterBreak="0">
+    <w:nsid w:val="16C40C91"/>
+    <w:multiLevelType w:val="hybridMultilevel"/>
+    <w:tmpl w:val="466E492A"/>
+    <w:lvl w:ilvl="0" w:tplc="F4808094">
+      <w:start w:val="1"/>
+      <w:numFmt w:val="decimal"/>
+      <w:lvlText w:val="%1)"/>
+      <w:lvlJc w:val="left"/>
+      <w:pPr>
+        <w:ind w:left="1494" w:hanging="360"/>
+      </w:pPr>
+      <w:rPr>
+        <w:rFonts w:hint="default"/>
+      </w:rPr>
+    </w:lvl>
+    <w:lvl w:ilvl="1" w:tplc="04090019" w:tentative="1">
+      <w:start w:val="1"/>
+      <w:numFmt w:val="lowerLetter"/>
+      <w:lvlText w:val="%2."/>
+      <w:lvlJc w:val="left"/>
+      <w:pPr>
+        <w:ind w:left="2214" w:hanging="360"/>
+      </w:pPr>
+    </w:lvl>
+    <w:lvl w:ilvl="2" w:tplc="0409001B" w:tentative="1">
+      <w:start w:val="1"/>
+      <w:numFmt w:val="lowerRoman"/>
+      <w:lvlText w:val="%3."/>
+      <w:lvlJc w:val="right"/>
+      <w:pPr>
+        <w:ind w:left="2934" w:hanging="180"/>
+      </w:pPr>
+    </w:lvl>
+    <w:lvl w:ilvl="3" w:tplc="0409000F" w:tentative="1">
+      <w:start w:val="1"/>
+      <w:numFmt w:val="decimal"/>
+      <w:lvlText w:val="%4."/>
+      <w:lvlJc w:val="left"/>
+      <w:pPr>
+        <w:ind w:left="3654" w:hanging="360"/>
+      </w:pPr>
+    </w:lvl>
+    <w:lvl w:ilvl="4" w:tplc="04090019" w:tentative="1">
+      <w:start w:val="1"/>
+      <w:numFmt w:val="lowerLetter"/>
+      <w:lvlText w:val="%5."/>
+      <w:lvlJc w:val="left"/>
+      <w:pPr>
+        <w:ind w:left="4374" w:hanging="360"/>
+      </w:pPr>
+    </w:lvl>
+    <w:lvl w:ilvl="5" w:tplc="0409001B" w:tentative="1">
+      <w:start w:val="1"/>
+      <w:numFmt w:val="lowerRoman"/>
+      <w:lvlText w:val="%6."/>
+      <w:lvlJc w:val="right"/>
+      <w:pPr>
+        <w:ind w:left="5094" w:hanging="180"/>
+      </w:pPr>
+    </w:lvl>
+    <w:lvl w:ilvl="6" w:tplc="0409000F" w:tentative="1">
+      <w:start w:val="1"/>
+      <w:numFmt w:val="decimal"/>
+      <w:lvlText w:val="%7."/>
+      <w:lvlJc w:val="left"/>
+      <w:pPr>
+        <w:ind w:left="5814" w:hanging="360"/>
+      </w:pPr>
+    </w:lvl>
+    <w:lvl w:ilvl="7" w:tplc="04090019" w:tentative="1">
+      <w:start w:val="1"/>
+      <w:numFmt w:val="lowerLetter"/>
+      <w:lvlText w:val="%8."/>
+      <w:lvlJc w:val="left"/>
+      <w:pPr>
+        <w:ind w:left="6534" w:hanging="360"/>
+      </w:pPr>
+    </w:lvl>
+    <w:lvl w:ilvl="8" w:tplc="0409001B" w:tentative="1">
+      <w:start w:val="1"/>
+      <w:numFmt w:val="lowerRoman"/>
+      <w:lvlText w:val="%9."/>
+      <w:lvlJc w:val="right"/>
+      <w:pPr>
+        <w:ind w:left="7254" w:hanging="180"/>
+      </w:pPr>
+    </w:lvl>
+  </w:abstractNum>
+  <w:abstractNum w:abstractNumId="5" w15:restartNumberingAfterBreak="0">
     <w:nsid w:val="2D834309"/>
     <w:multiLevelType w:val="multilevel"/>
     <w:tmpl w:val="C34602C2"/>
@@ -2418,7 +2652,96 @@
       </w:rPr>
     </w:lvl>
   </w:abstractNum>
-  <w:abstractNum w:abstractNumId="3" w15:restartNumberingAfterBreak="0">
+  <w:abstractNum w:abstractNumId="6" w15:restartNumberingAfterBreak="0">
+    <w:nsid w:val="30D812F1"/>
+    <w:multiLevelType w:val="hybridMultilevel"/>
+    <w:tmpl w:val="61509B8A"/>
+    <w:lvl w:ilvl="0" w:tplc="D9728686">
+      <w:start w:val="1"/>
+      <w:numFmt w:val="decimal"/>
+      <w:lvlText w:val="%1)"/>
+      <w:lvlJc w:val="left"/>
+      <w:pPr>
+        <w:ind w:left="1494" w:hanging="360"/>
+      </w:pPr>
+      <w:rPr>
+        <w:rFonts w:hint="default"/>
+      </w:rPr>
+    </w:lvl>
+    <w:lvl w:ilvl="1" w:tplc="04090019" w:tentative="1">
+      <w:start w:val="1"/>
+      <w:numFmt w:val="lowerLetter"/>
+      <w:lvlText w:val="%2."/>
+      <w:lvlJc w:val="left"/>
+      <w:pPr>
+        <w:ind w:left="2214" w:hanging="360"/>
+      </w:pPr>
+    </w:lvl>
+    <w:lvl w:ilvl="2" w:tplc="0409001B" w:tentative="1">
+      <w:start w:val="1"/>
+      <w:numFmt w:val="lowerRoman"/>
+      <w:lvlText w:val="%3."/>
+      <w:lvlJc w:val="right"/>
+      <w:pPr>
+        <w:ind w:left="2934" w:hanging="180"/>
+      </w:pPr>
+    </w:lvl>
+    <w:lvl w:ilvl="3" w:tplc="0409000F" w:tentative="1">
+      <w:start w:val="1"/>
+      <w:numFmt w:val="decimal"/>
+      <w:lvlText w:val="%4."/>
+      <w:lvlJc w:val="left"/>
+      <w:pPr>
+        <w:ind w:left="3654" w:hanging="360"/>
+      </w:pPr>
+    </w:lvl>
+    <w:lvl w:ilvl="4" w:tplc="04090019" w:tentative="1">
+      <w:start w:val="1"/>
+      <w:numFmt w:val="lowerLetter"/>
+      <w:lvlText w:val="%5."/>
+      <w:lvlJc w:val="left"/>
+      <w:pPr>
+        <w:ind w:left="4374" w:hanging="360"/>
+      </w:pPr>
+    </w:lvl>
+    <w:lvl w:ilvl="5" w:tplc="0409001B" w:tentative="1">
+      <w:start w:val="1"/>
+      <w:numFmt w:val="lowerRoman"/>
+      <w:lvlText w:val="%6."/>
+      <w:lvlJc w:val="right"/>
+      <w:pPr>
+        <w:ind w:left="5094" w:hanging="180"/>
+      </w:pPr>
+    </w:lvl>
+    <w:lvl w:ilvl="6" w:tplc="0409000F" w:tentative="1">
+      <w:start w:val="1"/>
+      <w:numFmt w:val="decimal"/>
+      <w:lvlText w:val="%7."/>
+      <w:lvlJc w:val="left"/>
+      <w:pPr>
+        <w:ind w:left="5814" w:hanging="360"/>
+      </w:pPr>
+    </w:lvl>
+    <w:lvl w:ilvl="7" w:tplc="04090019" w:tentative="1">
+      <w:start w:val="1"/>
+      <w:numFmt w:val="lowerLetter"/>
+      <w:lvlText w:val="%8."/>
+      <w:lvlJc w:val="left"/>
+      <w:pPr>
+        <w:ind w:left="6534" w:hanging="360"/>
+      </w:pPr>
+    </w:lvl>
+    <w:lvl w:ilvl="8" w:tplc="0409001B" w:tentative="1">
+      <w:start w:val="1"/>
+      <w:numFmt w:val="lowerRoman"/>
+      <w:lvlText w:val="%9."/>
+      <w:lvlJc w:val="right"/>
+      <w:pPr>
+        <w:ind w:left="7254" w:hanging="180"/>
+      </w:pPr>
+    </w:lvl>
+  </w:abstractNum>
+  <w:abstractNum w:abstractNumId="7" w15:restartNumberingAfterBreak="0">
     <w:nsid w:val="67BD7F16"/>
     <w:multiLevelType w:val="hybridMultilevel"/>
     <w:tmpl w:val="8B08223E"/>
@@ -2532,19 +2855,31 @@
     </w:lvl>
   </w:abstractNum>
   <w:num w:numId="1" w16cid:durableId="241986739">
-    <w:abstractNumId w:val="3"/>
+    <w:abstractNumId w:val="7"/>
   </w:num>
   <w:num w:numId="2" w16cid:durableId="625047757">
     <w:abstractNumId w:val="0"/>
   </w:num>
   <w:num w:numId="3" w16cid:durableId="454102443">
-    <w:abstractNumId w:val="2"/>
+    <w:abstractNumId w:val="5"/>
   </w:num>
   <w:num w:numId="4" w16cid:durableId="983660670">
-    <w:abstractNumId w:val="1"/>
+    <w:abstractNumId w:val="3"/>
   </w:num>
   <w:num w:numId="5" w16cid:durableId="1610158976">
     <w:abstractNumId w:val="0"/>
+  </w:num>
+  <w:num w:numId="6" w16cid:durableId="845898975">
+    <w:abstractNumId w:val="2"/>
+  </w:num>
+  <w:num w:numId="7" w16cid:durableId="2091459158">
+    <w:abstractNumId w:val="6"/>
+  </w:num>
+  <w:num w:numId="8" w16cid:durableId="357320501">
+    <w:abstractNumId w:val="4"/>
+  </w:num>
+  <w:num w:numId="9" w16cid:durableId="2016956672">
+    <w:abstractNumId w:val="1"/>
   </w:num>
 </w:numbering>
 </file>

--- a/เอกสารบทที่ 1/บทที่ 1.docx
+++ b/เอกสารบทที่ 1/บทที่ 1.docx
@@ -1,6 +1,6 @@
 
 <file path=word/document.xml><?xml version="1.0" encoding="utf-8"?>
-<w:document xmlns:wpc="http://schemas.microsoft.com/office/word/2010/wordprocessingCanvas" xmlns:cx="http://schemas.microsoft.com/office/drawing/2014/chartex" xmlns:cx1="http://schemas.microsoft.com/office/drawing/2015/9/8/chartex" xmlns:cx2="http://schemas.microsoft.com/office/drawing/2015/10/21/chartex" xmlns:cx3="http://schemas.microsoft.com/office/drawing/2016/5/9/chartex" xmlns:cx4="http://schemas.microsoft.com/office/drawing/2016/5/10/chartex" xmlns:cx5="http://schemas.microsoft.com/office/drawing/2016/5/11/chartex" xmlns:cx6="http://schemas.microsoft.com/office/drawing/2016/5/12/chartex" xmlns:cx7="http://schemas.microsoft.com/office/drawing/2016/5/13/chartex" xmlns:cx8="http://schemas.microsoft.com/office/drawing/2016/5/14/chartex" xmlns:mc="http://schemas.openxmlformats.org/markup-compatibility/2006" xmlns:aink="http://schemas.microsoft.com/office/drawing/2016/ink" xmlns:am3d="http://schemas.microsoft.com/office/drawing/2017/model3d" xmlns:o="urn:schemas-microsoft-com:office:office" xmlns:oel="http://schemas.microsoft.com/office/2019/extlst" xmlns:r="http://schemas.openxmlformats.org/officeDocument/2006/relationships" xmlns:m="http://schemas.openxmlformats.org/officeDocument/2006/math" xmlns:v="urn:schemas-microsoft-com:vml" xmlns:wp14="http://schemas.microsoft.com/office/word/2010/wordprocessingDrawing" xmlns:wp="http://schemas.openxmlformats.org/drawingml/2006/wordprocessingDrawing" xmlns:w10="urn:schemas-microsoft-com:office:word" xmlns:w="http://schemas.openxmlformats.org/wordprocessingml/2006/main" xmlns:w14="http://schemas.microsoft.com/office/word/2010/wordml" xmlns:w15="http://schemas.microsoft.com/office/word/2012/wordml" xmlns:w16cex="http://schemas.microsoft.com/office/word/2018/wordml/cex" xmlns:w16cid="http://schemas.microsoft.com/office/word/2016/wordml/cid" xmlns:w16="http://schemas.microsoft.com/office/word/2018/wordml" xmlns:w16du="http://schemas.microsoft.com/office/word/2023/wordml/word16du" xmlns:w16sdtdh="http://schemas.microsoft.com/office/word/2020/wordml/sdtdatahash" xmlns:w16sdtfl="http://schemas.microsoft.com/office/word/2024/wordml/sdtformatlock" xmlns:w16se="http://schemas.microsoft.com/office/word/2015/wordml/symex" xmlns:wpg="http://schemas.microsoft.com/office/word/2010/wordprocessingGroup" xmlns:wpi="http://schemas.microsoft.com/office/word/2010/wordprocessingInk" xmlns:wne="http://schemas.microsoft.com/office/word/2006/wordml" xmlns:wps="http://schemas.microsoft.com/office/word/2010/wordprocessingShape" mc:Ignorable="w14 w15 w16se w16cid w16 w16cex w16sdtdh w16sdtfl w16du wp14">
+<w:document xmlns:wpc="http://schemas.microsoft.com/office/word/2010/wordprocessingCanvas" xmlns:cx="http://schemas.microsoft.com/office/drawing/2014/chartex" xmlns:cx1="http://schemas.microsoft.com/office/drawing/2015/9/8/chartex" xmlns:cx2="http://schemas.microsoft.com/office/drawing/2015/10/21/chartex" xmlns:cx3="http://schemas.microsoft.com/office/drawing/2016/5/9/chartex" xmlns:cx4="http://schemas.microsoft.com/office/drawing/2016/5/10/chartex" xmlns:cx5="http://schemas.microsoft.com/office/drawing/2016/5/11/chartex" xmlns:cx6="http://schemas.microsoft.com/office/drawing/2016/5/12/chartex" xmlns:cx7="http://schemas.microsoft.com/office/drawing/2016/5/13/chartex" xmlns:cx8="http://schemas.microsoft.com/office/drawing/2016/5/14/chartex" xmlns:mc="http://schemas.openxmlformats.org/markup-compatibility/2006" xmlns:aink="http://schemas.microsoft.com/office/drawing/2016/ink" xmlns:am3d="http://schemas.microsoft.com/office/drawing/2017/model3d" xmlns:o="urn:schemas-microsoft-com:office:office" xmlns:oel="http://schemas.microsoft.com/office/2019/extlst" xmlns:r="http://schemas.openxmlformats.org/officeDocument/2006/relationships" xmlns:m="http://schemas.openxmlformats.org/officeDocument/2006/math" xmlns:v="urn:schemas-microsoft-com:vml" xmlns:wp14="http://schemas.microsoft.com/office/word/2010/wordprocessingDrawing" xmlns:wp="http://schemas.openxmlformats.org/drawingml/2006/wordprocessingDrawing" xmlns:w10="urn:schemas-microsoft-com:office:word" xmlns:w="http://schemas.openxmlformats.org/wordprocessingml/2006/main" xmlns:w14="http://schemas.microsoft.com/office/word/2010/wordml" xmlns:w15="http://schemas.microsoft.com/office/word/2012/wordml" xmlns:w16cei="http://schemas.microsoft.com/office/word/2026/wordml/cei" xmlns:w16cex="http://schemas.microsoft.com/office/word/2018/wordml/cex" xmlns:w16cid="http://schemas.microsoft.com/office/word/2016/wordml/cid" xmlns:w16="http://schemas.microsoft.com/office/word/2018/wordml" xmlns:w16du="http://schemas.microsoft.com/office/word/2023/wordml/word16du" xmlns:w16sdtdh="http://schemas.microsoft.com/office/word/2020/wordml/sdtdatahash" xmlns:w16sdtfl="http://schemas.microsoft.com/office/word/2024/wordml/sdtformatlock" xmlns:w16se="http://schemas.microsoft.com/office/word/2015/wordml/symex" xmlns:wpg="http://schemas.microsoft.com/office/word/2010/wordprocessingGroup" xmlns:wpi="http://schemas.microsoft.com/office/word/2010/wordprocessingInk" xmlns:wne="http://schemas.microsoft.com/office/word/2006/wordml" xmlns:wps="http://schemas.microsoft.com/office/word/2010/wordprocessingShape" mc:Ignorable="w14 w15 w16se w16cid w16 w16cex w16sdtdh w16sdtfl w16du wp14">
   <w:body>
     <w:p>
       <w:pPr>
@@ -171,24 +171,7 @@
           <w:szCs w:val="32"/>
           <w:cs/>
         </w:rPr>
-        <w:t>ของประชากรทั้งหมด (กระทรวงกิจการภายในประเทศและการสื่อสารของญี่ปุ่น</w:t>
-      </w:r>
-      <w:r>
-        <w:rPr>
-          <w:rFonts w:ascii="TH Sarabun New" w:hAnsi="TH Sarabun New" w:cs="TH Sarabun New" w:hint="cs"/>
-          <w:sz w:val="32"/>
-          <w:szCs w:val="32"/>
-        </w:rPr>
-        <w:t xml:space="preserve">, 2566) </w:t>
-      </w:r>
-      <w:r>
-        <w:rPr>
-          <w:rFonts w:ascii="TH Sarabun New" w:hAnsi="TH Sarabun New" w:cs="TH Sarabun New" w:hint="cs"/>
-          <w:sz w:val="32"/>
-          <w:szCs w:val="32"/>
-          <w:cs/>
-        </w:rPr>
-        <w:t xml:space="preserve">โดยผู้สูงอายุส่วนใหญ่มักอาศัยอยู่ลำพัง ในขณะเดียวกันประเทศญี่ปุ่นกลับประสบปัญหาขาดแคลนบุคลากรทางการแพทย์และผู้ดูแลผู้สูงอายุกว่า </w:t>
+        <w:t xml:space="preserve">ของประชากรทั้งหมด โดยผู้สูงอายุส่วนใหญ่มักอาศัยอยู่ลำพัง ในขณะเดียวกันประเทศญี่ปุ่นกลับประสบปัญหาขาดแคลนบุคลากรทางการแพทย์และผู้ดูแลผู้สูงอายุกว่า </w:t>
       </w:r>
       <w:r>
         <w:rPr>
@@ -572,6 +555,23 @@
         </w:rPr>
         <w:t>นี่เองที่จะเป็นตัวชี้วัดสำคัญในการประเมินพฤติกรรมการล้มได้อย่างแม่นยำ ระบบนี้จึงสามารถแจ้งเตือนอุบัติเหตุพร้อมระบุตำแหน่งที่แน่ชัดได้ทันที โดยไม่ต้องพึ่งพากล้องวิดีโอหรืออุปกรณ์สวมใส่ใด ๆ และรักษาสิทธิความเป็นส่วนตัวของผู้ใช้งานในพื้นที่ละเอียดอ่อนได้อย่างสมบูรณ์แบบ</w:t>
       </w:r>
+    </w:p>
+    <w:p>
+      <w:pPr>
+        <w:pStyle w:val="NormalWeb"/>
+        <w:tabs>
+          <w:tab w:val="left" w:pos="567"/>
+          <w:tab w:val="left" w:pos="1134"/>
+        </w:tabs>
+        <w:spacing w:before="0" w:beforeAutospacing="0" w:after="0" w:afterAutospacing="0"/>
+        <w:contextualSpacing/>
+        <w:jc w:val="thaiDistribute"/>
+        <w:rPr>
+          <w:rFonts w:ascii="TH Sarabun New" w:hAnsi="TH Sarabun New" w:cs="TH Sarabun New"/>
+          <w:sz w:val="32"/>
+          <w:szCs w:val="32"/>
+        </w:rPr>
+      </w:pPr>
     </w:p>
     <w:p>
       <w:pPr>
@@ -1537,25 +1537,6 @@
     </w:p>
     <w:p>
       <w:pPr>
-        <w:pStyle w:val="NormalWeb"/>
-        <w:tabs>
-          <w:tab w:val="left" w:pos="567"/>
-          <w:tab w:val="left" w:pos="1134"/>
-        </w:tabs>
-        <w:spacing w:before="0" w:beforeAutospacing="0" w:after="0" w:afterAutospacing="0"/>
-        <w:contextualSpacing/>
-        <w:jc w:val="thaiDistribute"/>
-        <w:rPr>
-          <w:rFonts w:ascii="TH Sarabun New" w:hAnsi="TH Sarabun New" w:cs="TH Sarabun New"/>
-          <w:b/>
-          <w:bCs/>
-          <w:sz w:val="32"/>
-          <w:szCs w:val="32"/>
-        </w:rPr>
-      </w:pPr>
-    </w:p>
-    <w:p>
-      <w:pPr>
         <w:tabs>
           <w:tab w:val="left" w:pos="567"/>
         </w:tabs>
@@ -1780,6 +1761,7 @@
           <w:rFonts w:ascii="TH Sarabun New" w:hAnsi="TH Sarabun New" w:cs="TH Sarabun New"/>
           <w:sz w:val="32"/>
           <w:szCs w:val="32"/>
+          <w:cs/>
         </w:rPr>
       </w:pPr>
       <w:r>
@@ -1823,83 +1805,6 @@
           <w:szCs w:val="32"/>
         </w:rPr>
         <w:t xml:space="preserve"> </w:t>
-      </w:r>
-    </w:p>
-    <w:p>
-      <w:pPr>
-        <w:pStyle w:val="NormalWeb"/>
-        <w:tabs>
-          <w:tab w:val="left" w:pos="567"/>
-          <w:tab w:val="left" w:pos="1134"/>
-        </w:tabs>
-        <w:spacing w:before="0" w:beforeAutospacing="0" w:after="0" w:afterAutospacing="0"/>
-        <w:contextualSpacing/>
-        <w:jc w:val="thaiDistribute"/>
-        <w:rPr>
-          <w:rFonts w:ascii="TH Sarabun New" w:hAnsi="TH Sarabun New" w:cs="TH Sarabun New"/>
-          <w:sz w:val="32"/>
-          <w:szCs w:val="32"/>
-          <w:cs/>
-        </w:rPr>
-      </w:pPr>
-      <w:r>
-        <w:rPr>
-          <w:rFonts w:ascii="TH Sarabun New" w:hAnsi="TH Sarabun New" w:cs="TH Sarabun New"/>
-          <w:sz w:val="32"/>
-          <w:szCs w:val="32"/>
-        </w:rPr>
-        <w:tab/>
-      </w:r>
-      <w:r>
-        <w:rPr>
-          <w:rFonts w:ascii="TH Sarabun New" w:hAnsi="TH Sarabun New" w:cs="TH Sarabun New"/>
-          <w:sz w:val="32"/>
-          <w:szCs w:val="32"/>
-        </w:rPr>
-        <w:t>1.4.4</w:t>
-      </w:r>
-      <w:r>
-        <w:rPr>
-          <w:rFonts w:ascii="TH Sarabun New" w:hAnsi="TH Sarabun New" w:cs="TH Sarabun New"/>
-          <w:sz w:val="32"/>
-          <w:szCs w:val="32"/>
-          <w:cs/>
-        </w:rPr>
-        <w:tab/>
-      </w:r>
-      <w:r>
-        <w:rPr>
-          <w:rFonts w:ascii="TH Sarabun New" w:hAnsi="TH Sarabun New" w:cs="TH Sarabun New"/>
-          <w:sz w:val="32"/>
-          <w:szCs w:val="32"/>
-          <w:cs/>
-        </w:rPr>
-        <w:t xml:space="preserve">ได้องค์ความรู้และแนวทางในการประยุกต์ใช้สถาปัตยกรรม </w:t>
-      </w:r>
-      <w:r>
-        <w:rPr>
-          <w:rFonts w:ascii="TH Sarabun New" w:hAnsi="TH Sarabun New" w:cs="TH Sarabun New"/>
-          <w:sz w:val="32"/>
-          <w:szCs w:val="32"/>
-        </w:rPr>
-        <w:t xml:space="preserve">Spatio-Temporal Transformer </w:t>
-      </w:r>
-      <w:r>
-        <w:rPr>
-          <w:rFonts w:ascii="TH Sarabun New" w:hAnsi="TH Sarabun New" w:cs="TH Sarabun New"/>
-          <w:sz w:val="32"/>
-          <w:szCs w:val="32"/>
-          <w:cs/>
-        </w:rPr>
-        <w:t xml:space="preserve">กับข้อมูลสัญญาณอนุกรมเวลาของ </w:t>
-      </w:r>
-      <w:r>
-        <w:rPr>
-          <w:rFonts w:ascii="TH Sarabun New" w:hAnsi="TH Sarabun New" w:cs="TH Sarabun New"/>
-          <w:sz w:val="32"/>
-          <w:szCs w:val="32"/>
-        </w:rPr>
-        <w:t>WiFi CSI</w:t>
       </w:r>
     </w:p>
     <w:sectPr>
@@ -1913,7 +1818,7 @@
 </file>
 
 <file path=word/numbering.xml><?xml version="1.0" encoding="utf-8"?>
-<w:numbering xmlns:wpc="http://schemas.microsoft.com/office/word/2010/wordprocessingCanvas" xmlns:cx="http://schemas.microsoft.com/office/drawing/2014/chartex" xmlns:cx1="http://schemas.microsoft.com/office/drawing/2015/9/8/chartex" xmlns:cx2="http://schemas.microsoft.com/office/drawing/2015/10/21/chartex" xmlns:cx3="http://schemas.microsoft.com/office/drawing/2016/5/9/chartex" xmlns:cx4="http://schemas.microsoft.com/office/drawing/2016/5/10/chartex" xmlns:cx5="http://schemas.microsoft.com/office/drawing/2016/5/11/chartex" xmlns:cx6="http://schemas.microsoft.com/office/drawing/2016/5/12/chartex" xmlns:cx7="http://schemas.microsoft.com/office/drawing/2016/5/13/chartex" xmlns:cx8="http://schemas.microsoft.com/office/drawing/2016/5/14/chartex" xmlns:mc="http://schemas.openxmlformats.org/markup-compatibility/2006" xmlns:aink="http://schemas.microsoft.com/office/drawing/2016/ink" xmlns:am3d="http://schemas.microsoft.com/office/drawing/2017/model3d" xmlns:o="urn:schemas-microsoft-com:office:office" xmlns:oel="http://schemas.microsoft.com/office/2019/extlst" xmlns:r="http://schemas.openxmlformats.org/officeDocument/2006/relationships" xmlns:m="http://schemas.openxmlformats.org/officeDocument/2006/math" xmlns:v="urn:schemas-microsoft-com:vml" xmlns:wp14="http://schemas.microsoft.com/office/word/2010/wordprocessingDrawing" xmlns:wp="http://schemas.openxmlformats.org/drawingml/2006/wordprocessingDrawing" xmlns:w10="urn:schemas-microsoft-com:office:word" xmlns:w="http://schemas.openxmlformats.org/wordprocessingml/2006/main" xmlns:w14="http://schemas.microsoft.com/office/word/2010/wordml" xmlns:w15="http://schemas.microsoft.com/office/word/2012/wordml" xmlns:w16cex="http://schemas.microsoft.com/office/word/2018/wordml/cex" xmlns:w16cid="http://schemas.microsoft.com/office/word/2016/wordml/cid" xmlns:w16="http://schemas.microsoft.com/office/word/2018/wordml" xmlns:w16du="http://schemas.microsoft.com/office/word/2023/wordml/word16du" xmlns:w16sdtdh="http://schemas.microsoft.com/office/word/2020/wordml/sdtdatahash" xmlns:w16sdtfl="http://schemas.microsoft.com/office/word/2024/wordml/sdtformatlock" xmlns:w16se="http://schemas.microsoft.com/office/word/2015/wordml/symex" xmlns:wpg="http://schemas.microsoft.com/office/word/2010/wordprocessingGroup" xmlns:wpi="http://schemas.microsoft.com/office/word/2010/wordprocessingInk" xmlns:wne="http://schemas.microsoft.com/office/word/2006/wordml" xmlns:wps="http://schemas.microsoft.com/office/word/2010/wordprocessingShape" mc:Ignorable="w14 w15 w16se w16cid w16 w16cex w16sdtdh w16sdtfl w16du wp14">
+<w:numbering xmlns:wpc="http://schemas.microsoft.com/office/word/2010/wordprocessingCanvas" xmlns:cx="http://schemas.microsoft.com/office/drawing/2014/chartex" xmlns:cx1="http://schemas.microsoft.com/office/drawing/2015/9/8/chartex" xmlns:cx2="http://schemas.microsoft.com/office/drawing/2015/10/21/chartex" xmlns:cx3="http://schemas.microsoft.com/office/drawing/2016/5/9/chartex" xmlns:cx4="http://schemas.microsoft.com/office/drawing/2016/5/10/chartex" xmlns:cx5="http://schemas.microsoft.com/office/drawing/2016/5/11/chartex" xmlns:cx6="http://schemas.microsoft.com/office/drawing/2016/5/12/chartex" xmlns:cx7="http://schemas.microsoft.com/office/drawing/2016/5/13/chartex" xmlns:cx8="http://schemas.microsoft.com/office/drawing/2016/5/14/chartex" xmlns:mc="http://schemas.openxmlformats.org/markup-compatibility/2006" xmlns:aink="http://schemas.microsoft.com/office/drawing/2016/ink" xmlns:am3d="http://schemas.microsoft.com/office/drawing/2017/model3d" xmlns:o="urn:schemas-microsoft-com:office:office" xmlns:oel="http://schemas.microsoft.com/office/2019/extlst" xmlns:r="http://schemas.openxmlformats.org/officeDocument/2006/relationships" xmlns:m="http://schemas.openxmlformats.org/officeDocument/2006/math" xmlns:v="urn:schemas-microsoft-com:vml" xmlns:wp14="http://schemas.microsoft.com/office/word/2010/wordprocessingDrawing" xmlns:wp="http://schemas.openxmlformats.org/drawingml/2006/wordprocessingDrawing" xmlns:w10="urn:schemas-microsoft-com:office:word" xmlns:w="http://schemas.openxmlformats.org/wordprocessingml/2006/main" xmlns:w14="http://schemas.microsoft.com/office/word/2010/wordml" xmlns:w15="http://schemas.microsoft.com/office/word/2012/wordml" xmlns:w16cei="http://schemas.microsoft.com/office/word/2026/wordml/cei" xmlns:w16cex="http://schemas.microsoft.com/office/word/2018/wordml/cex" xmlns:w16cid="http://schemas.microsoft.com/office/word/2016/wordml/cid" xmlns:w16="http://schemas.microsoft.com/office/word/2018/wordml" xmlns:w16du="http://schemas.microsoft.com/office/word/2023/wordml/word16du" xmlns:w16sdtdh="http://schemas.microsoft.com/office/word/2020/wordml/sdtdatahash" xmlns:w16sdtfl="http://schemas.microsoft.com/office/word/2024/wordml/sdtformatlock" xmlns:w16se="http://schemas.microsoft.com/office/word/2015/wordml/symex" xmlns:wpg="http://schemas.microsoft.com/office/word/2010/wordprocessingGroup" xmlns:wpi="http://schemas.microsoft.com/office/word/2010/wordprocessingInk" xmlns:wne="http://schemas.microsoft.com/office/word/2006/wordml" xmlns:wps="http://schemas.microsoft.com/office/word/2010/wordprocessingShape" mc:Ignorable="w14 w15 w16se w16cid w16 w16cex w16sdtdh w16sdtfl w16du wp14">
   <w:abstractNum w:abstractNumId="0" w15:restartNumberingAfterBreak="0">
     <w:nsid w:val="01A30BFF"/>
     <w:multiLevelType w:val="multilevel"/>

--- a/เอกสารบทที่ 1/บทที่ 1.docx
+++ b/เอกสารบทที่ 1/บทที่ 1.docx
@@ -108,9 +108,7 @@
         <w:pStyle w:val="NormalWeb"/>
         <w:tabs>
           <w:tab w:val="left" w:pos="567"/>
-          <w:tab w:val="left" w:pos="851"/>
           <w:tab w:val="left" w:pos="1134"/>
-          <w:tab w:val="left" w:pos="1418"/>
         </w:tabs>
         <w:spacing w:before="0" w:beforeAutospacing="0" w:after="0" w:afterAutospacing="0"/>
         <w:contextualSpacing/>
@@ -126,120 +124,127 @@
           <w:rFonts w:ascii="TH Sarabun New" w:hAnsi="TH Sarabun New" w:cs="TH Sarabun New"/>
           <w:sz w:val="32"/>
           <w:szCs w:val="32"/>
-          <w:cs/>
         </w:rPr>
         <w:tab/>
       </w:r>
       <w:r>
         <w:rPr>
+          <w:rFonts w:ascii="TH Sarabun New" w:hAnsi="TH Sarabun New" w:cs="TH Sarabun New"/>
+          <w:sz w:val="32"/>
+          <w:szCs w:val="32"/>
+          <w:cs/>
+        </w:rPr>
+        <w:t>ในปัจจุบันหลายประเทศทั่วโลกกำลังเผชิญกับการเปลี่ยนแปลงโครงสร้างประชากร โดยเฉพาะประเทศญี่ปุ่นที่ก้าวเข้าสู่สังคมผู้สูงอายุระดับสุดยอด (</w:t>
+      </w:r>
+      <w:r>
+        <w:rPr>
+          <w:rFonts w:ascii="TH Sarabun New" w:hAnsi="TH Sarabun New" w:cs="TH Sarabun New"/>
+          <w:sz w:val="32"/>
+          <w:szCs w:val="32"/>
+        </w:rPr>
+        <w:t xml:space="preserve">Super-Aged Society) </w:t>
+      </w:r>
+      <w:r>
+        <w:rPr>
+          <w:rFonts w:ascii="TH Sarabun New" w:hAnsi="TH Sarabun New" w:cs="TH Sarabun New"/>
+          <w:sz w:val="32"/>
+          <w:szCs w:val="32"/>
+          <w:cs/>
+        </w:rPr>
+        <w:t xml:space="preserve">ซึ่งมีประชากรผู้สูงอายุคิดเป็นร้อยละ </w:t>
+      </w:r>
+      <w:r>
+        <w:rPr>
+          <w:rFonts w:ascii="TH Sarabun New" w:hAnsi="TH Sarabun New" w:cs="TH Sarabun New"/>
+          <w:sz w:val="32"/>
+          <w:szCs w:val="32"/>
+        </w:rPr>
+        <w:t xml:space="preserve">29.1 </w:t>
+      </w:r>
+      <w:r>
+        <w:rPr>
+          <w:rFonts w:ascii="TH Sarabun New" w:hAnsi="TH Sarabun New" w:cs="TH Sarabun New"/>
+          <w:sz w:val="32"/>
+          <w:szCs w:val="32"/>
+          <w:cs/>
+        </w:rPr>
+        <w:t xml:space="preserve">ของประชากรทั้งหมด โดยผู้สูงอายุส่วนใหญ่มักอาศัยอยู่ลำพัง ในขณะเดียวกันประเทศญี่ปุ่นกลับประสบปัญหาขาดแคลนบุคลากรทางการแพทย์และผู้ดูแลผู้สูงอายุกว่า </w:t>
+      </w:r>
+      <w:r>
+        <w:rPr>
+          <w:rFonts w:ascii="TH Sarabun New" w:hAnsi="TH Sarabun New" w:cs="TH Sarabun New"/>
+          <w:sz w:val="32"/>
+          <w:szCs w:val="32"/>
+        </w:rPr>
+        <w:t xml:space="preserve">270,000 </w:t>
+      </w:r>
+      <w:r>
+        <w:rPr>
+          <w:rFonts w:ascii="TH Sarabun New" w:hAnsi="TH Sarabun New" w:cs="TH Sarabun New"/>
+          <w:sz w:val="32"/>
+          <w:szCs w:val="32"/>
+          <w:cs/>
+        </w:rPr>
+        <w:t>คน ทำให้เมื่อคนชราเกิดอุบัติเหตุ การเข้าถึงการช่วยเหลือจึงเป็นไปอย่างล่าช้า ทั้งนี้ ในทางการแพทย์มีช่วงเวลาสำคัญที่เรียกว่า "</w:t>
+      </w:r>
+      <w:r>
+        <w:rPr>
+          <w:rFonts w:ascii="TH Sarabun New" w:hAnsi="TH Sarabun New" w:cs="TH Sarabun New"/>
+          <w:sz w:val="32"/>
+          <w:szCs w:val="32"/>
+        </w:rPr>
+        <w:t xml:space="preserve">Golden Hour" </w:t>
+      </w:r>
+      <w:r>
+        <w:rPr>
+          <w:rFonts w:ascii="TH Sarabun New" w:hAnsi="TH Sarabun New" w:cs="TH Sarabun New"/>
+          <w:sz w:val="32"/>
+          <w:szCs w:val="32"/>
+          <w:cs/>
+        </w:rPr>
+        <w:t xml:space="preserve">ซึ่งหากผู้ที่หกล้มไม่ได้รับการช่วยเหลืออย่างทันท่วงที จะมีอัตราการเสียชีวิตหรือทุพพลภาพถาวรสูงมาก สำหรับประเทศไทยเองก็กำลังก้าวเข้าสู่สังคมผู้สูงอายุอย่างเต็มรูปแบบเช่นกัน เนื่องจากอัตราการเกิดที่ลดลงอย่างต่อเนื่อง โดยในปี </w:t>
+      </w:r>
+      <w:r>
+        <w:rPr>
+          <w:rFonts w:ascii="TH Sarabun New" w:hAnsi="TH Sarabun New" w:cs="TH Sarabun New"/>
+          <w:sz w:val="32"/>
+          <w:szCs w:val="32"/>
+        </w:rPr>
+        <w:t xml:space="preserve">2566 </w:t>
+      </w:r>
+      <w:r>
+        <w:rPr>
+          <w:rFonts w:ascii="TH Sarabun New" w:hAnsi="TH Sarabun New" w:cs="TH Sarabun New"/>
+          <w:sz w:val="32"/>
+          <w:szCs w:val="32"/>
+          <w:cs/>
+        </w:rPr>
+        <w:t xml:space="preserve">มีเด็กเกิดใหม่เพียงราว </w:t>
+      </w:r>
+      <w:r>
+        <w:rPr>
+          <w:rFonts w:ascii="TH Sarabun New" w:hAnsi="TH Sarabun New" w:cs="TH Sarabun New"/>
+          <w:sz w:val="32"/>
+          <w:szCs w:val="32"/>
+        </w:rPr>
+        <w:t xml:space="preserve">5 </w:t>
+      </w:r>
+      <w:r>
+        <w:rPr>
+          <w:rFonts w:ascii="TH Sarabun New" w:hAnsi="TH Sarabun New" w:cs="TH Sarabun New"/>
+          <w:sz w:val="32"/>
+          <w:szCs w:val="32"/>
+          <w:cs/>
+        </w:rPr>
+        <w:t>แสนคน การดูแลและใส่ใจความปลอดภัยของคนชราจึงเป็นประเด็นเร่งด่วนระดับประเทศ</w:t>
+      </w:r>
+      <w:r>
+        <w:rPr>
           <w:rFonts w:ascii="TH Sarabun New" w:hAnsi="TH Sarabun New" w:cs="TH Sarabun New" w:hint="cs"/>
           <w:sz w:val="32"/>
           <w:szCs w:val="32"/>
-          <w:cs/>
-        </w:rPr>
-        <w:t>ในปัจจุบันหลายประเทศทั่วโลกกำลังเผชิญกับการเปลี่ยนแปลงโครงสร้างประชากร โดยเฉพาะประเทศญี่ปุ่นที่ก้าวเข้าสู่สังคมผู้สูงอายุระดับสุดยอด (</w:t>
-      </w:r>
-      <w:r>
-        <w:rPr>
-          <w:rFonts w:ascii="TH Sarabun New" w:hAnsi="TH Sarabun New" w:cs="TH Sarabun New" w:hint="cs"/>
-          <w:sz w:val="32"/>
-          <w:szCs w:val="32"/>
-        </w:rPr>
-        <w:t xml:space="preserve">Super-Aged Society) </w:t>
-      </w:r>
-      <w:r>
-        <w:rPr>
-          <w:rFonts w:ascii="TH Sarabun New" w:hAnsi="TH Sarabun New" w:cs="TH Sarabun New" w:hint="cs"/>
-          <w:sz w:val="32"/>
-          <w:szCs w:val="32"/>
-          <w:cs/>
-        </w:rPr>
-        <w:t xml:space="preserve">ซึ่งมีประชากรผู้สูงอายุคิดเป็นร้อยละ </w:t>
-      </w:r>
-      <w:r>
-        <w:rPr>
-          <w:rFonts w:ascii="TH Sarabun New" w:hAnsi="TH Sarabun New" w:cs="TH Sarabun New" w:hint="cs"/>
-          <w:sz w:val="32"/>
-          <w:szCs w:val="32"/>
-        </w:rPr>
-        <w:t xml:space="preserve">29.1 </w:t>
-      </w:r>
-      <w:r>
-        <w:rPr>
-          <w:rFonts w:ascii="TH Sarabun New" w:hAnsi="TH Sarabun New" w:cs="TH Sarabun New" w:hint="cs"/>
-          <w:sz w:val="32"/>
-          <w:szCs w:val="32"/>
-          <w:cs/>
-        </w:rPr>
-        <w:t xml:space="preserve">ของประชากรทั้งหมด โดยผู้สูงอายุส่วนใหญ่มักอาศัยอยู่ลำพัง ในขณะเดียวกันประเทศญี่ปุ่นกลับประสบปัญหาขาดแคลนบุคลากรทางการแพทย์และผู้ดูแลผู้สูงอายุกว่า </w:t>
-      </w:r>
-      <w:r>
-        <w:rPr>
-          <w:rFonts w:ascii="TH Sarabun New" w:hAnsi="TH Sarabun New" w:cs="TH Sarabun New" w:hint="cs"/>
-          <w:sz w:val="32"/>
-          <w:szCs w:val="32"/>
-        </w:rPr>
-        <w:t xml:space="preserve">270,000 </w:t>
-      </w:r>
-      <w:r>
-        <w:rPr>
-          <w:rFonts w:ascii="TH Sarabun New" w:hAnsi="TH Sarabun New" w:cs="TH Sarabun New" w:hint="cs"/>
-          <w:sz w:val="32"/>
-          <w:szCs w:val="32"/>
-          <w:cs/>
-        </w:rPr>
-        <w:t>คน ทำให้เมื่อคนชราเกิดอุบัติเหตุ การเข้าถึงการช่วยเหลือจึงเป็นไปอย่างล่าช้า ทั้งนี้ ในทางการแพทย์มีช่วงเวลาสำคัญที่เรียกว่า "</w:t>
-      </w:r>
-      <w:r>
-        <w:rPr>
-          <w:rFonts w:ascii="TH Sarabun New" w:hAnsi="TH Sarabun New" w:cs="TH Sarabun New" w:hint="cs"/>
-          <w:sz w:val="32"/>
-          <w:szCs w:val="32"/>
-        </w:rPr>
-        <w:t xml:space="preserve">Golden Hour" </w:t>
-      </w:r>
-      <w:r>
-        <w:rPr>
-          <w:rFonts w:ascii="TH Sarabun New" w:hAnsi="TH Sarabun New" w:cs="TH Sarabun New" w:hint="cs"/>
-          <w:sz w:val="32"/>
-          <w:szCs w:val="32"/>
-          <w:cs/>
-        </w:rPr>
-        <w:t xml:space="preserve">ซึ่งหากผู้ที่หกล้มไม่ได้รับการช่วยเหลืออย่างทันท่วงที จะมีอัตราการเสียชีวิตหรือทุพพลภาพถาวรสูงมาก สำหรับประเทศไทยเองก็กำลังก้าวเข้าสู่สังคมผู้สูงอายุอย่างเต็มรูปแบบเช่นกัน เนื่องจากอัตราการเกิดที่ลดลงอย่างต่อเนื่อง โดยในปี </w:t>
-      </w:r>
-      <w:r>
-        <w:rPr>
-          <w:rFonts w:ascii="TH Sarabun New" w:hAnsi="TH Sarabun New" w:cs="TH Sarabun New" w:hint="cs"/>
-          <w:sz w:val="32"/>
-          <w:szCs w:val="32"/>
-        </w:rPr>
-        <w:t xml:space="preserve">2566 </w:t>
-      </w:r>
-      <w:r>
-        <w:rPr>
-          <w:rFonts w:ascii="TH Sarabun New" w:hAnsi="TH Sarabun New" w:cs="TH Sarabun New" w:hint="cs"/>
-          <w:sz w:val="32"/>
-          <w:szCs w:val="32"/>
-          <w:cs/>
-        </w:rPr>
-        <w:t xml:space="preserve">มีเด็กเกิดใหม่เพียงราว </w:t>
-      </w:r>
-      <w:r>
-        <w:rPr>
-          <w:rFonts w:ascii="TH Sarabun New" w:hAnsi="TH Sarabun New" w:cs="TH Sarabun New" w:hint="cs"/>
-          <w:sz w:val="32"/>
-          <w:szCs w:val="32"/>
-        </w:rPr>
-        <w:t xml:space="preserve">5 </w:t>
-      </w:r>
-      <w:r>
-        <w:rPr>
-          <w:rFonts w:ascii="TH Sarabun New" w:hAnsi="TH Sarabun New" w:cs="TH Sarabun New" w:hint="cs"/>
-          <w:sz w:val="32"/>
-          <w:szCs w:val="32"/>
-          <w:cs/>
-        </w:rPr>
-        <w:t>แสนคน การดูแลและใส่ใจความปลอดภัยของคนชราจึงเป็นประเด็นเร่งด่วนระดับประเทศ</w:t>
+        </w:rPr>
+        <w:tab/>
       </w:r>
     </w:p>
     <w:p>
@@ -260,113 +265,79 @@
       </w:pPr>
       <w:r>
         <w:rPr>
+          <w:rFonts w:ascii="TH Sarabun New" w:hAnsi="TH Sarabun New" w:cs="TH Sarabun New"/>
+          <w:sz w:val="32"/>
+          <w:szCs w:val="32"/>
+        </w:rPr>
+        <w:tab/>
+      </w:r>
+      <w:r>
+        <w:rPr>
+          <w:rFonts w:ascii="TH Sarabun New" w:hAnsi="TH Sarabun New" w:cs="TH Sarabun New"/>
+          <w:sz w:val="32"/>
+          <w:szCs w:val="32"/>
+          <w:cs/>
+        </w:rPr>
+        <w:t xml:space="preserve">จากข้อมูลสถิติของกรมควบคุมโรค กระทรวงสาธารณสุข พบว่าในแต่ละปีมีผู้สูงอายุไทยหกล้มกว่า </w:t>
+      </w:r>
+      <w:r>
+        <w:rPr>
+          <w:rFonts w:ascii="TH Sarabun New" w:hAnsi="TH Sarabun New" w:cs="TH Sarabun New"/>
+          <w:sz w:val="32"/>
+          <w:szCs w:val="32"/>
+        </w:rPr>
+        <w:t xml:space="preserve">3 </w:t>
+      </w:r>
+      <w:r>
+        <w:rPr>
+          <w:rFonts w:ascii="TH Sarabun New" w:hAnsi="TH Sarabun New" w:cs="TH Sarabun New"/>
+          <w:sz w:val="32"/>
+          <w:szCs w:val="32"/>
+          <w:cs/>
+        </w:rPr>
+        <w:t xml:space="preserve">ล้านคน หรือคิดเป็นร้อยละ </w:t>
+      </w:r>
+      <w:r>
+        <w:rPr>
+          <w:rFonts w:ascii="TH Sarabun New" w:hAnsi="TH Sarabun New" w:cs="TH Sarabun New"/>
+          <w:sz w:val="32"/>
+          <w:szCs w:val="32"/>
+        </w:rPr>
+        <w:t xml:space="preserve">30 </w:t>
+      </w:r>
+      <w:r>
+        <w:rPr>
+          <w:rFonts w:ascii="TH Sarabun New" w:hAnsi="TH Sarabun New" w:cs="TH Sarabun New"/>
+          <w:sz w:val="32"/>
+          <w:szCs w:val="32"/>
+          <w:cs/>
+        </w:rPr>
+        <w:t>ของผู้สูงอายุทั้งหมด โดยสถานที่ที่เกิดอุบัติเหตุบ่อยครั้งที่สุดคือห้องน้ำ ปัจจุบันแม้จะมีการใช้เทคโนโลยีเข้ามาช่วยเฝ้าระวัง แต่ก็ยังมีข้อจำกัดที่สำคัญ เช่น การติดตั้งกล้องวงจรปิด (</w:t>
+      </w:r>
+      <w:r>
+        <w:rPr>
+          <w:rFonts w:ascii="TH Sarabun New" w:hAnsi="TH Sarabun New" w:cs="TH Sarabun New"/>
+          <w:sz w:val="32"/>
+          <w:szCs w:val="32"/>
+        </w:rPr>
+        <w:t xml:space="preserve">CCTV) </w:t>
+      </w:r>
+      <w:r>
+        <w:rPr>
+          <w:rFonts w:ascii="TH Sarabun New" w:hAnsi="TH Sarabun New" w:cs="TH Sarabun New"/>
+          <w:sz w:val="32"/>
+          <w:szCs w:val="32"/>
+          <w:cs/>
+        </w:rPr>
+        <w:t>ที่ส่งผลกระทบโดยตรงต่อการละเมิดความเป็นส่วนตัว หรือการใช้อุปกรณ์สวมใส่ที่ผู้สูงอายุมักลืมสวมใส่หรือแบตเตอรี่หมด</w:t>
+      </w:r>
+      <w:r>
+        <w:rPr>
           <w:rFonts w:ascii="TH Sarabun New" w:hAnsi="TH Sarabun New" w:cs="TH Sarabun New" w:hint="cs"/>
           <w:sz w:val="32"/>
           <w:szCs w:val="32"/>
         </w:rPr>
         <w:tab/>
-      </w:r>
-      <w:r>
-        <w:rPr>
-          <w:rFonts w:ascii="TH Sarabun New" w:hAnsi="TH Sarabun New" w:cs="TH Sarabun New" w:hint="cs"/>
-          <w:sz w:val="32"/>
-          <w:szCs w:val="32"/>
-          <w:cs/>
-        </w:rPr>
-        <w:t xml:space="preserve">จากข้อมูลสถิติของกรมควบคุมโรค กระทรวงสาธารณสุข พบว่าในแต่ละปีมีผู้สูงอายุไทยหกล้มกว่า </w:t>
-      </w:r>
-      <w:r>
-        <w:rPr>
-          <w:rFonts w:ascii="TH Sarabun New" w:hAnsi="TH Sarabun New" w:cs="TH Sarabun New" w:hint="cs"/>
-          <w:sz w:val="32"/>
-          <w:szCs w:val="32"/>
-        </w:rPr>
-        <w:t xml:space="preserve">3 </w:t>
-      </w:r>
-      <w:r>
-        <w:rPr>
-          <w:rFonts w:ascii="TH Sarabun New" w:hAnsi="TH Sarabun New" w:cs="TH Sarabun New" w:hint="cs"/>
-          <w:sz w:val="32"/>
-          <w:szCs w:val="32"/>
-          <w:cs/>
-        </w:rPr>
-        <w:t xml:space="preserve">ล้านคน หรือคิดเป็นร้อยละ </w:t>
-      </w:r>
-      <w:r>
-        <w:rPr>
-          <w:rFonts w:ascii="TH Sarabun New" w:hAnsi="TH Sarabun New" w:cs="TH Sarabun New" w:hint="cs"/>
-          <w:sz w:val="32"/>
-          <w:szCs w:val="32"/>
-        </w:rPr>
-        <w:t xml:space="preserve">30 </w:t>
-      </w:r>
-      <w:r>
-        <w:rPr>
-          <w:rFonts w:ascii="TH Sarabun New" w:hAnsi="TH Sarabun New" w:cs="TH Sarabun New" w:hint="cs"/>
-          <w:sz w:val="32"/>
-          <w:szCs w:val="32"/>
-          <w:cs/>
-        </w:rPr>
-        <w:t>ของผู้สูงอายุทั้งหมด โดยสถานที่ที่เกิดอุบัติเหตุบ่อยครั้งที่สุดคือห้องน้ำ ปัจจุบันแม้จะมีการใช้เทคโนโลยีเข้ามาช่วยเฝ้าระวัง แต่ก็ยังมีข้อจำกัดที่สำคัญ เช่น การติดตั้งกล้อง</w:t>
-      </w:r>
-      <w:r>
-        <w:rPr>
-          <w:rFonts w:ascii="TH Sarabun New" w:hAnsi="TH Sarabun New" w:cs="TH Sarabun New"/>
-          <w:sz w:val="32"/>
-          <w:szCs w:val="32"/>
-        </w:rPr>
-        <w:br/>
-      </w:r>
-      <w:r>
-        <w:rPr>
-          <w:rFonts w:ascii="TH Sarabun New" w:hAnsi="TH Sarabun New" w:cs="TH Sarabun New" w:hint="cs"/>
-          <w:sz w:val="32"/>
-          <w:szCs w:val="32"/>
-          <w:cs/>
-        </w:rPr>
-        <w:t>วงจรปิด (</w:t>
-      </w:r>
-      <w:r>
-        <w:rPr>
-          <w:rFonts w:ascii="TH Sarabun New" w:hAnsi="TH Sarabun New" w:cs="TH Sarabun New" w:hint="cs"/>
-          <w:sz w:val="32"/>
-          <w:szCs w:val="32"/>
-        </w:rPr>
-        <w:t xml:space="preserve">CCTV) </w:t>
-      </w:r>
-      <w:r>
-        <w:rPr>
-          <w:rFonts w:ascii="TH Sarabun New" w:hAnsi="TH Sarabun New" w:cs="TH Sarabun New" w:hint="cs"/>
-          <w:sz w:val="32"/>
-          <w:szCs w:val="32"/>
-          <w:cs/>
-        </w:rPr>
-        <w:t>ที่ส่งผลกระทบโดยตรงต่อการละเมิดความเป็นส่วนตัว หรือการใช้อุปกรณ์สวมใส่</w:t>
-      </w:r>
-      <w:r>
-        <w:rPr>
-          <w:rFonts w:ascii="TH Sarabun New" w:hAnsi="TH Sarabun New" w:cs="TH Sarabun New" w:hint="cs"/>
-          <w:sz w:val="32"/>
-          <w:szCs w:val="32"/>
-        </w:rPr>
-        <w:t xml:space="preserve"> </w:t>
-      </w:r>
-      <w:r>
-        <w:rPr>
-          <w:rFonts w:ascii="TH Sarabun New" w:hAnsi="TH Sarabun New" w:cs="TH Sarabun New"/>
-          <w:sz w:val="32"/>
-          <w:szCs w:val="32"/>
-        </w:rPr>
-        <w:br/>
-      </w:r>
-      <w:r>
-        <w:rPr>
-          <w:rFonts w:ascii="TH Sarabun New" w:hAnsi="TH Sarabun New" w:cs="TH Sarabun New" w:hint="cs"/>
-          <w:sz w:val="32"/>
-          <w:szCs w:val="32"/>
-          <w:cs/>
-        </w:rPr>
-        <w:t>ที่ผู้สูงอายุมักลืมสวมใส่หรือแบตเตอรี่หมด</w:t>
       </w:r>
     </w:p>
     <w:p>
@@ -387,7 +358,7 @@
       </w:pPr>
       <w:r>
         <w:rPr>
-          <w:rFonts w:ascii="TH Sarabun New" w:hAnsi="TH Sarabun New" w:cs="TH Sarabun New" w:hint="cs"/>
+          <w:rFonts w:ascii="TH Sarabun New" w:hAnsi="TH Sarabun New" w:cs="TH Sarabun New"/>
           <w:sz w:val="32"/>
           <w:szCs w:val="32"/>
         </w:rPr>
@@ -395,75 +366,34 @@
       </w:r>
       <w:r>
         <w:rPr>
-          <w:rFonts w:ascii="TH Sarabun New" w:hAnsi="TH Sarabun New" w:cs="TH Sarabun New" w:hint="cs"/>
+          <w:rFonts w:ascii="TH Sarabun New" w:hAnsi="TH Sarabun New" w:cs="TH Sarabun New"/>
           <w:sz w:val="32"/>
           <w:szCs w:val="32"/>
           <w:cs/>
         </w:rPr>
         <w:t>ด้วยเหตุนี้ คณะผู้จัดทำจึงมีแนวคิดที่จะพัฒนาระบบตรวจจับการล้มโดยอาศัยเทคโนโลยีการวิเคราะห์สถานะช่องสัญญาณวิทยุ (</w:t>
       </w:r>
-      <w:r>
-        <w:rPr>
-          <w:rFonts w:ascii="TH Sarabun New" w:hAnsi="TH Sarabun New" w:cs="TH Sarabun New" w:hint="cs"/>
-          <w:sz w:val="32"/>
-          <w:szCs w:val="32"/>
-        </w:rPr>
-        <w:t xml:space="preserve">WiFi Channel State Information: CSI) </w:t>
-      </w:r>
-      <w:r>
-        <w:rPr>
-          <w:rFonts w:ascii="TH Sarabun New" w:hAnsi="TH Sarabun New" w:cs="TH Sarabun New" w:hint="cs"/>
-          <w:sz w:val="32"/>
-          <w:szCs w:val="32"/>
-          <w:cs/>
-        </w:rPr>
-        <w:t>ร่วมกับ</w:t>
-      </w:r>
-      <w:r>
-        <w:rPr>
-          <w:rFonts w:ascii="TH Sarabun New" w:hAnsi="TH Sarabun New" w:cs="TH Sarabun New" w:hint="cs"/>
-          <w:sz w:val="32"/>
-          <w:szCs w:val="32"/>
-        </w:rPr>
-        <w:t xml:space="preserve"> </w:t>
-      </w:r>
-      <w:r>
-        <w:rPr>
-          <w:rFonts w:ascii="TH Sarabun New" w:hAnsi="TH Sarabun New" w:cs="TH Sarabun New" w:hint="cs"/>
-          <w:sz w:val="32"/>
-          <w:szCs w:val="32"/>
-          <w:cs/>
-        </w:rPr>
-        <w:t xml:space="preserve">เทคโนโลยีการระบุพิกัด </w:t>
-      </w:r>
-      <w:r>
-        <w:rPr>
-          <w:rFonts w:ascii="TH Sarabun New" w:hAnsi="TH Sarabun New" w:cs="TH Sarabun New" w:hint="cs"/>
-          <w:sz w:val="32"/>
-          <w:szCs w:val="32"/>
-        </w:rPr>
-        <w:t xml:space="preserve">3 </w:t>
-      </w:r>
-      <w:r>
-        <w:rPr>
-          <w:rFonts w:ascii="TH Sarabun New" w:hAnsi="TH Sarabun New" w:cs="TH Sarabun New" w:hint="cs"/>
-          <w:sz w:val="32"/>
-          <w:szCs w:val="32"/>
-          <w:cs/>
-        </w:rPr>
-        <w:t>มิติ (</w:t>
-      </w:r>
-      <w:r>
-        <w:rPr>
-          <w:rFonts w:ascii="TH Sarabun New" w:hAnsi="TH Sarabun New" w:cs="TH Sarabun New" w:hint="cs"/>
-          <w:sz w:val="32"/>
-          <w:szCs w:val="32"/>
-        </w:rPr>
-        <w:t xml:space="preserve">3D Localization) </w:t>
-      </w:r>
-      <w:r>
-        <w:rPr>
-          <w:rFonts w:ascii="TH Sarabun New" w:hAnsi="TH Sarabun New" w:cs="TH Sarabun New" w:hint="cs"/>
+      <w:proofErr w:type="spellStart"/>
+      <w:r>
+        <w:rPr>
+          <w:rFonts w:ascii="TH Sarabun New" w:hAnsi="TH Sarabun New" w:cs="TH Sarabun New"/>
+          <w:sz w:val="32"/>
+          <w:szCs w:val="32"/>
+        </w:rPr>
+        <w:t>WiFi</w:t>
+      </w:r>
+      <w:proofErr w:type="spellEnd"/>
+      <w:r>
+        <w:rPr>
+          <w:rFonts w:ascii="TH Sarabun New" w:hAnsi="TH Sarabun New" w:cs="TH Sarabun New"/>
+          <w:sz w:val="32"/>
+          <w:szCs w:val="32"/>
+        </w:rPr>
+        <w:t xml:space="preserve"> Channel State Information: CSI) </w:t>
+      </w:r>
+      <w:r>
+        <w:rPr>
+          <w:rFonts w:ascii="TH Sarabun New" w:hAnsi="TH Sarabun New" w:cs="TH Sarabun New"/>
           <w:sz w:val="32"/>
           <w:szCs w:val="32"/>
           <w:cs/>
@@ -472,7 +402,7 @@
       </w:r>
       <w:r>
         <w:rPr>
-          <w:rFonts w:ascii="TH Sarabun New" w:hAnsi="TH Sarabun New" w:cs="TH Sarabun New" w:hint="cs"/>
+          <w:rFonts w:ascii="TH Sarabun New" w:hAnsi="TH Sarabun New" w:cs="TH Sarabun New"/>
           <w:sz w:val="32"/>
           <w:szCs w:val="32"/>
         </w:rPr>
@@ -480,80 +410,39 @@
       </w:r>
       <w:r>
         <w:rPr>
-          <w:rFonts w:ascii="TH Sarabun New" w:hAnsi="TH Sarabun New" w:cs="TH Sarabun New" w:hint="cs"/>
-          <w:sz w:val="32"/>
-          <w:szCs w:val="32"/>
-          <w:cs/>
-        </w:rPr>
-        <w:t xml:space="preserve">ที่กระจายอยู่ตามมุมห้อง เพื่อรับคลื่นวิทยุที่สะท้อนกับสรีระมนุษย์ จากนั้นข้อมูลจะถูกนำไปประมวลผลผ่านปัญญาประดิษฐ์สถาปัตยกรรม </w:t>
-      </w:r>
-      <w:r>
-        <w:rPr>
-          <w:rFonts w:ascii="TH Sarabun New" w:hAnsi="TH Sarabun New" w:cs="TH Sarabun New" w:hint="cs"/>
-          <w:sz w:val="32"/>
-          <w:szCs w:val="32"/>
-        </w:rPr>
-        <w:t xml:space="preserve">Spatio-Temporal Transformer </w:t>
-      </w:r>
-      <w:r>
-        <w:rPr>
-          <w:rFonts w:ascii="TH Sarabun New" w:hAnsi="TH Sarabun New" w:cs="TH Sarabun New" w:hint="cs"/>
-          <w:sz w:val="32"/>
-          <w:szCs w:val="32"/>
-          <w:cs/>
-        </w:rPr>
-        <w:t>เพื่อทำนายพิกัดจุดศูนย์กลางของบุคคลแบบเรียลไทม์ทั้งในแกน</w:t>
-      </w:r>
-      <w:r>
-        <w:rPr>
-          <w:rFonts w:ascii="TH Sarabun New" w:hAnsi="TH Sarabun New" w:cs="TH Sarabun New" w:hint="cs"/>
-          <w:sz w:val="32"/>
-          <w:szCs w:val="32"/>
-        </w:rPr>
-        <w:t xml:space="preserve"> X, Y </w:t>
-      </w:r>
-      <w:r>
-        <w:rPr>
-          <w:rFonts w:ascii="TH Sarabun New" w:hAnsi="TH Sarabun New" w:cs="TH Sarabun New" w:hint="cs"/>
-          <w:sz w:val="32"/>
-          <w:szCs w:val="32"/>
-          <w:cs/>
-        </w:rPr>
-        <w:t>และความสูง</w:t>
-      </w:r>
-      <w:r>
-        <w:rPr>
-          <w:rFonts w:ascii="TH Sarabun New" w:hAnsi="TH Sarabun New" w:cs="TH Sarabun New" w:hint="cs"/>
-          <w:sz w:val="32"/>
-          <w:szCs w:val="32"/>
-        </w:rPr>
-        <w:t xml:space="preserve"> Z </w:t>
-      </w:r>
-      <w:r>
-        <w:rPr>
-          <w:rFonts w:ascii="TH Sarabun New" w:hAnsi="TH Sarabun New" w:cs="TH Sarabun New" w:hint="cs"/>
-          <w:sz w:val="32"/>
-          <w:szCs w:val="32"/>
-          <w:cs/>
-        </w:rPr>
-        <w:t>ซึ่งพิกัดความสูงในแกน</w:t>
-      </w:r>
-      <w:r>
-        <w:rPr>
-          <w:rFonts w:ascii="TH Sarabun New" w:hAnsi="TH Sarabun New" w:cs="TH Sarabun New" w:hint="cs"/>
-          <w:sz w:val="32"/>
-          <w:szCs w:val="32"/>
-        </w:rPr>
-        <w:t xml:space="preserve"> Z </w:t>
-      </w:r>
-      <w:r>
-        <w:rPr>
-          <w:rFonts w:ascii="TH Sarabun New" w:hAnsi="TH Sarabun New" w:cs="TH Sarabun New" w:hint="cs"/>
-          <w:sz w:val="32"/>
-          <w:szCs w:val="32"/>
-          <w:cs/>
-        </w:rPr>
-        <w:t>นี่เองที่จะเป็นตัวชี้วัดสำคัญในการประเมินพฤติกรรมการล้มได้อย่างแม่นยำ ระบบนี้จึงสามารถแจ้งเตือนอุบัติเหตุพร้อมระบุตำแหน่งที่แน่ชัดได้ทันที โดยไม่ต้องพึ่งพากล้องวิดีโอหรืออุปกรณ์สวมใส่ใด ๆ และรักษาสิทธิความเป็นส่วนตัวของผู้ใช้งานในพื้นที่ละเอียดอ่อนได้อย่างสมบูรณ์แบบ</w:t>
+          <w:rFonts w:ascii="TH Sarabun New" w:hAnsi="TH Sarabun New" w:cs="TH Sarabun New"/>
+          <w:sz w:val="32"/>
+          <w:szCs w:val="32"/>
+          <w:cs/>
+        </w:rPr>
+        <w:t xml:space="preserve">ที่กระจายอยู่ตามมุมห้อง เพื่อรับคลื่นวิทยุที่สะท้อนกับสรีระมนุษย์ จากนั้นข้อมูลอนุกรมเวลาที่ได้จะถูกนำไปประมวลผลผ่านปัญญาประดิษฐ์สถาปัตยกรรม </w:t>
+      </w:r>
+      <w:proofErr w:type="spellStart"/>
+      <w:r>
+        <w:rPr>
+          <w:rFonts w:ascii="TH Sarabun New" w:hAnsi="TH Sarabun New" w:cs="TH Sarabun New"/>
+          <w:sz w:val="32"/>
+          <w:szCs w:val="32"/>
+        </w:rPr>
+        <w:t>Spatio</w:t>
+      </w:r>
+      <w:proofErr w:type="spellEnd"/>
+      <w:r>
+        <w:rPr>
+          <w:rFonts w:ascii="TH Sarabun New" w:hAnsi="TH Sarabun New" w:cs="TH Sarabun New"/>
+          <w:sz w:val="32"/>
+          <w:szCs w:val="32"/>
+        </w:rPr>
+        <w:t xml:space="preserve">-Temporal Transformer </w:t>
+      </w:r>
+      <w:r>
+        <w:rPr>
+          <w:rFonts w:ascii="TH Sarabun New" w:hAnsi="TH Sarabun New" w:cs="TH Sarabun New"/>
+          <w:sz w:val="32"/>
+          <w:szCs w:val="32"/>
+          <w:cs/>
+        </w:rPr>
+        <w:t>เพื่อเรียนรู้รูปแบบการเปลี่ยนแปลงของสัญญาณที่สัมพันธ์กับพฤติกรรมการล้ม และจำแนกสถานะของบุคคลแบบเรียลไทม์ว่าอยู่ในภาวะปกติหรือเกิดเหตุการณ์ล้ม ระบบนี้จึงสามารถแจ้งเตือนอุบัติเหตุได้ทันที โดยไม่ต้องพึ่งพากล้องวิดีโอหรืออุปกรณ์สวมใส่ใด ๆ และรักษาสิทธิความเป็นส่วนตัวของผู้ใช้งานในพื้นที่ละเอียดอ่อนได้อย่างสมบูรณ์แบบ</w:t>
       </w:r>
     </w:p>
     <w:p>
@@ -585,6 +474,23 @@
         <w:jc w:val="thaiDistribute"/>
         <w:rPr>
           <w:rFonts w:ascii="TH Sarabun New" w:hAnsi="TH Sarabun New" w:cs="TH Sarabun New"/>
+          <w:sz w:val="32"/>
+          <w:szCs w:val="32"/>
+        </w:rPr>
+      </w:pPr>
+    </w:p>
+    <w:p>
+      <w:pPr>
+        <w:pStyle w:val="NormalWeb"/>
+        <w:tabs>
+          <w:tab w:val="left" w:pos="567"/>
+          <w:tab w:val="left" w:pos="1134"/>
+        </w:tabs>
+        <w:spacing w:before="0" w:beforeAutospacing="0" w:after="0" w:afterAutospacing="0"/>
+        <w:contextualSpacing/>
+        <w:jc w:val="thaiDistribute"/>
+        <w:rPr>
+          <w:rFonts w:ascii="TH Sarabun New" w:hAnsi="TH Sarabun New" w:cs="TH Sarabun New"/>
           <w:b/>
           <w:bCs/>
           <w:sz w:val="32"/>
@@ -674,39 +580,22 @@
           <w:szCs w:val="32"/>
           <w:cs/>
         </w:rPr>
-        <w:t xml:space="preserve">เพื่อพัฒนาระบบตรวจจับการล้มโดยใช้เทคโนโลยีระบุพิกัด </w:t>
-      </w:r>
-      <w:r>
-        <w:rPr>
-          <w:rFonts w:ascii="TH Sarabun New" w:hAnsi="TH Sarabun New" w:cs="TH Sarabun New"/>
-          <w:sz w:val="32"/>
-          <w:szCs w:val="32"/>
-        </w:rPr>
-        <w:t xml:space="preserve">3 </w:t>
-      </w:r>
-      <w:r>
-        <w:rPr>
-          <w:rFonts w:ascii="TH Sarabun New" w:hAnsi="TH Sarabun New" w:cs="TH Sarabun New"/>
-          <w:sz w:val="32"/>
-          <w:szCs w:val="32"/>
-          <w:cs/>
-        </w:rPr>
-        <w:t>มิติ (</w:t>
-      </w:r>
-      <w:r>
-        <w:rPr>
-          <w:rFonts w:ascii="TH Sarabun New" w:hAnsi="TH Sarabun New" w:cs="TH Sarabun New"/>
-          <w:sz w:val="32"/>
-          <w:szCs w:val="32"/>
-        </w:rPr>
-        <w:t xml:space="preserve">3D Localization) </w:t>
-      </w:r>
-      <w:r>
-        <w:rPr>
-          <w:rFonts w:ascii="TH Sarabun New" w:hAnsi="TH Sarabun New" w:cs="TH Sarabun New" w:hint="cs"/>
-          <w:sz w:val="32"/>
-          <w:szCs w:val="32"/>
-          <w:cs/>
+        <w:t xml:space="preserve">เพื่อพัฒนาระบบตรวจจับการล้มโดยใช้การวิเคราะห์ข้อมูลสถานะช่องสัญญาณวิทยุ </w:t>
+      </w:r>
+      <w:r>
+        <w:rPr>
+          <w:rFonts w:ascii="TH Sarabun New" w:hAnsi="TH Sarabun New" w:cs="TH Sarabun New"/>
+          <w:sz w:val="32"/>
+          <w:szCs w:val="32"/>
+        </w:rPr>
+        <w:t xml:space="preserve">        </w:t>
+      </w:r>
+      <w:proofErr w:type="gramStart"/>
+      <w:r>
+        <w:rPr>
+          <w:rFonts w:ascii="TH Sarabun New" w:hAnsi="TH Sarabun New" w:cs="TH Sarabun New"/>
+          <w:sz w:val="32"/>
+          <w:szCs w:val="32"/>
         </w:rPr>
         <w:t xml:space="preserve">   </w:t>
       </w:r>
@@ -717,15 +606,26 @@
           <w:szCs w:val="32"/>
           <w:cs/>
         </w:rPr>
-        <w:t>ผ่านการวิเคราะห์ข้อมูลสถานะช่องสัญญาณวิทยุ (</w:t>
-      </w:r>
-      <w:r>
-        <w:rPr>
-          <w:rFonts w:ascii="TH Sarabun New" w:hAnsi="TH Sarabun New" w:cs="TH Sarabun New"/>
-          <w:sz w:val="32"/>
-          <w:szCs w:val="32"/>
-        </w:rPr>
-        <w:t>WiFi CSI)</w:t>
+        <w:t>(</w:t>
+      </w:r>
+      <w:proofErr w:type="spellStart"/>
+      <w:proofErr w:type="gramEnd"/>
+      <w:r>
+        <w:rPr>
+          <w:rFonts w:ascii="TH Sarabun New" w:hAnsi="TH Sarabun New" w:cs="TH Sarabun New"/>
+          <w:sz w:val="32"/>
+          <w:szCs w:val="32"/>
+        </w:rPr>
+        <w:t>WiFi</w:t>
+      </w:r>
+      <w:proofErr w:type="spellEnd"/>
+      <w:r>
+        <w:rPr>
+          <w:rFonts w:ascii="TH Sarabun New" w:hAnsi="TH Sarabun New" w:cs="TH Sarabun New"/>
+          <w:sz w:val="32"/>
+          <w:szCs w:val="32"/>
+        </w:rPr>
+        <w:t xml:space="preserve"> CSI)</w:t>
       </w:r>
     </w:p>
     <w:p>
@@ -771,39 +671,32 @@
         </w:rPr>
         <w:t xml:space="preserve">เพื่อประยุกต์ใช้โมเดลปัญญาประดิษฐ์สถาปัตยกรรม </w:t>
       </w:r>
-      <w:r>
-        <w:rPr>
-          <w:rFonts w:ascii="TH Sarabun New" w:hAnsi="TH Sarabun New" w:cs="TH Sarabun New"/>
-          <w:sz w:val="32"/>
-          <w:szCs w:val="32"/>
-        </w:rPr>
-        <w:t xml:space="preserve">Spatio-Temporal Transformer </w:t>
-      </w:r>
-      <w:r>
-        <w:rPr>
-          <w:rFonts w:ascii="TH Sarabun New" w:hAnsi="TH Sarabun New" w:cs="TH Sarabun New"/>
-          <w:sz w:val="32"/>
-          <w:szCs w:val="32"/>
-          <w:cs/>
-        </w:rPr>
-        <w:t>ในการทำนายพิกัดจุดศูนย์กลางมวล (</w:t>
-      </w:r>
-      <w:r>
-        <w:rPr>
-          <w:rFonts w:ascii="TH Sarabun New" w:hAnsi="TH Sarabun New" w:cs="TH Sarabun New"/>
-          <w:sz w:val="32"/>
-          <w:szCs w:val="32"/>
-        </w:rPr>
-        <w:t xml:space="preserve">Centroid) </w:t>
-      </w:r>
-      <w:r>
-        <w:rPr>
-          <w:rFonts w:ascii="TH Sarabun New" w:hAnsi="TH Sarabun New" w:cs="TH Sarabun New"/>
-          <w:sz w:val="32"/>
-          <w:szCs w:val="32"/>
-          <w:cs/>
-        </w:rPr>
-        <w:t>ของบุคคลจากข้อมูลอนุกรมเวลา (</w:t>
+      <w:proofErr w:type="spellStart"/>
+      <w:r>
+        <w:rPr>
+          <w:rFonts w:ascii="TH Sarabun New" w:hAnsi="TH Sarabun New" w:cs="TH Sarabun New"/>
+          <w:sz w:val="32"/>
+          <w:szCs w:val="32"/>
+        </w:rPr>
+        <w:t>Spatio</w:t>
+      </w:r>
+      <w:proofErr w:type="spellEnd"/>
+      <w:r>
+        <w:rPr>
+          <w:rFonts w:ascii="TH Sarabun New" w:hAnsi="TH Sarabun New" w:cs="TH Sarabun New"/>
+          <w:sz w:val="32"/>
+          <w:szCs w:val="32"/>
+        </w:rPr>
+        <w:t xml:space="preserve">-Temporal Transformer </w:t>
+      </w:r>
+      <w:r>
+        <w:rPr>
+          <w:rFonts w:ascii="TH Sarabun New" w:hAnsi="TH Sarabun New" w:cs="TH Sarabun New"/>
+          <w:sz w:val="32"/>
+          <w:szCs w:val="32"/>
+          <w:cs/>
+        </w:rPr>
+        <w:t>ในการจำแนกเหตุการณ์การล้มจากข้อมูลอนุกรมเวลา (</w:t>
       </w:r>
       <w:r>
         <w:rPr>
@@ -855,7 +748,7 @@
           <w:szCs w:val="32"/>
           <w:cs/>
         </w:rPr>
-        <w:t>เพื่อสร้างเว็บแอปพลิเคชันสำหรับติดตามพิกัดตำแหน่งแบบเรียลไทม์และแจ้งเตือนเมื่อเกิดเหตุการณ์ล้ม</w:t>
+        <w:t>เพื่อสร้างเว็บแอปพลิเคชันสำหรับติดตามสถานะแบบเรียลไทม์และแจ้งเตือนเมื่อเกิดเหตุการณ์ล้ม</w:t>
       </w:r>
     </w:p>
     <w:p>
@@ -866,6 +759,7 @@
           <w:tab w:val="left" w:pos="1134"/>
         </w:tabs>
         <w:spacing w:before="0" w:beforeAutospacing="0" w:after="0" w:afterAutospacing="0"/>
+        <w:ind w:firstLine="720"/>
         <w:contextualSpacing/>
         <w:jc w:val="thaiDistribute"/>
         <w:rPr>
@@ -989,7 +883,7 @@
       </w:pPr>
       <w:r>
         <w:rPr>
-          <w:rFonts w:ascii="TH Sarabun New" w:hAnsi="TH Sarabun New" w:cs="TH Sarabun New" w:hint="cs"/>
+          <w:rFonts w:ascii="TH Sarabun New" w:hAnsi="TH Sarabun New" w:cs="TH Sarabun New"/>
           <w:sz w:val="32"/>
           <w:szCs w:val="32"/>
           <w:cs/>
@@ -998,31 +892,15 @@
       </w:r>
       <w:r>
         <w:rPr>
-          <w:rFonts w:ascii="TH Sarabun New" w:hAnsi="TH Sarabun New" w:cs="TH Sarabun New" w:hint="cs"/>
-          <w:sz w:val="32"/>
-          <w:szCs w:val="32"/>
-        </w:rPr>
-        <w:t>ESP32-</w:t>
-      </w:r>
-      <w:r>
-        <w:rPr>
-          <w:rFonts w:ascii="TH Sarabun New" w:hAnsi="TH Sarabun New" w:cs="TH Sarabun New"/>
-          <w:sz w:val="32"/>
-          <w:szCs w:val="32"/>
-        </w:rPr>
-        <w:t>S3</w:t>
-      </w:r>
-      <w:r>
-        <w:rPr>
-          <w:rFonts w:ascii="TH Sarabun New" w:hAnsi="TH Sarabun New" w:cs="TH Sarabun New" w:hint="cs"/>
-          <w:sz w:val="32"/>
-          <w:szCs w:val="32"/>
-        </w:rPr>
-        <w:t xml:space="preserve"> </w:t>
-      </w:r>
-      <w:r>
-        <w:rPr>
-          <w:rFonts w:ascii="TH Sarabun New" w:hAnsi="TH Sarabun New" w:cs="TH Sarabun New" w:hint="cs"/>
+          <w:rFonts w:ascii="TH Sarabun New" w:hAnsi="TH Sarabun New" w:cs="TH Sarabun New"/>
+          <w:sz w:val="32"/>
+          <w:szCs w:val="32"/>
+        </w:rPr>
+        <w:t xml:space="preserve">ESP32-S3 </w:t>
+      </w:r>
+      <w:r>
+        <w:rPr>
+          <w:rFonts w:ascii="TH Sarabun New" w:hAnsi="TH Sarabun New" w:cs="TH Sarabun New"/>
           <w:sz w:val="32"/>
           <w:szCs w:val="32"/>
           <w:cs/>
@@ -1031,7 +909,7 @@
       </w:r>
       <w:r>
         <w:rPr>
-          <w:rFonts w:ascii="TH Sarabun New" w:hAnsi="TH Sarabun New" w:cs="TH Sarabun New" w:hint="cs"/>
+          <w:rFonts w:ascii="TH Sarabun New" w:hAnsi="TH Sarabun New" w:cs="TH Sarabun New"/>
           <w:sz w:val="32"/>
           <w:szCs w:val="32"/>
         </w:rPr>
@@ -1039,7 +917,7 @@
       </w:r>
       <w:r>
         <w:rPr>
-          <w:rFonts w:ascii="TH Sarabun New" w:hAnsi="TH Sarabun New" w:cs="TH Sarabun New" w:hint="cs"/>
+          <w:rFonts w:ascii="TH Sarabun New" w:hAnsi="TH Sarabun New" w:cs="TH Sarabun New"/>
           <w:sz w:val="32"/>
           <w:szCs w:val="32"/>
           <w:cs/>
@@ -1048,7 +926,7 @@
       </w:r>
       <w:r>
         <w:rPr>
-          <w:rFonts w:ascii="TH Sarabun New" w:hAnsi="TH Sarabun New" w:cs="TH Sarabun New" w:hint="cs"/>
+          <w:rFonts w:ascii="TH Sarabun New" w:hAnsi="TH Sarabun New" w:cs="TH Sarabun New"/>
           <w:sz w:val="32"/>
           <w:szCs w:val="32"/>
         </w:rPr>
@@ -1056,7 +934,7 @@
       </w:r>
       <w:r>
         <w:rPr>
-          <w:rFonts w:ascii="TH Sarabun New" w:hAnsi="TH Sarabun New" w:cs="TH Sarabun New" w:hint="cs"/>
+          <w:rFonts w:ascii="TH Sarabun New" w:hAnsi="TH Sarabun New" w:cs="TH Sarabun New"/>
           <w:sz w:val="32"/>
           <w:szCs w:val="32"/>
           <w:cs/>
@@ -1065,7 +943,7 @@
       </w:r>
       <w:r>
         <w:rPr>
-          <w:rFonts w:ascii="TH Sarabun New" w:hAnsi="TH Sarabun New" w:cs="TH Sarabun New" w:hint="cs"/>
+          <w:rFonts w:ascii="TH Sarabun New" w:hAnsi="TH Sarabun New" w:cs="TH Sarabun New"/>
           <w:sz w:val="32"/>
           <w:szCs w:val="32"/>
         </w:rPr>
@@ -1073,7 +951,7 @@
       </w:r>
       <w:r>
         <w:rPr>
-          <w:rFonts w:ascii="TH Sarabun New" w:hAnsi="TH Sarabun New" w:cs="TH Sarabun New" w:hint="cs"/>
+          <w:rFonts w:ascii="TH Sarabun New" w:hAnsi="TH Sarabun New" w:cs="TH Sarabun New"/>
           <w:sz w:val="32"/>
           <w:szCs w:val="32"/>
           <w:cs/>
@@ -1262,41 +1140,7 @@
           <w:szCs w:val="32"/>
           <w:cs/>
         </w:rPr>
-        <w:t xml:space="preserve">โมเดลสามารถทำนายพิกัด </w:t>
-      </w:r>
-      <w:r>
-        <w:rPr>
-          <w:rFonts w:ascii="TH Sarabun New" w:hAnsi="TH Sarabun New" w:cs="TH Sarabun New"/>
-          <w:sz w:val="32"/>
-          <w:szCs w:val="32"/>
-        </w:rPr>
-        <w:t xml:space="preserve">3 </w:t>
-      </w:r>
-      <w:r>
-        <w:rPr>
-          <w:rFonts w:ascii="TH Sarabun New" w:hAnsi="TH Sarabun New" w:cs="TH Sarabun New"/>
-          <w:sz w:val="32"/>
-          <w:szCs w:val="32"/>
-          <w:cs/>
-        </w:rPr>
-        <w:t xml:space="preserve">มิติ (แกน </w:t>
-      </w:r>
-      <w:r>
-        <w:rPr>
-          <w:rFonts w:ascii="TH Sarabun New" w:hAnsi="TH Sarabun New" w:cs="TH Sarabun New"/>
-          <w:sz w:val="32"/>
-          <w:szCs w:val="32"/>
-        </w:rPr>
-        <w:t xml:space="preserve">X, Y, Z) </w:t>
-      </w:r>
-      <w:r>
-        <w:rPr>
-          <w:rFonts w:ascii="TH Sarabun New" w:hAnsi="TH Sarabun New" w:cs="TH Sarabun New"/>
-          <w:sz w:val="32"/>
-          <w:szCs w:val="32"/>
-          <w:cs/>
-        </w:rPr>
-        <w:t xml:space="preserve">โดยระบุเป็นจุดศูนย์กลางมวล </w:t>
+        <w:t>โมเดลสามารถจำแนกสถานะของบุคคล</w:t>
       </w:r>
       <w:r>
         <w:rPr>
@@ -1305,67 +1149,59 @@
           <w:szCs w:val="32"/>
           <w:cs/>
         </w:rPr>
-        <w:t xml:space="preserve">  </w:t>
-      </w:r>
-      <w:r>
-        <w:rPr>
-          <w:rFonts w:ascii="TH Sarabun New" w:hAnsi="TH Sarabun New" w:cs="TH Sarabun New"/>
-          <w:sz w:val="32"/>
-          <w:szCs w:val="32"/>
-          <w:cs/>
-        </w:rPr>
-        <w:t>(</w:t>
-      </w:r>
-      <w:r>
-        <w:rPr>
-          <w:rFonts w:ascii="TH Sarabun New" w:hAnsi="TH Sarabun New" w:cs="TH Sarabun New"/>
-          <w:sz w:val="32"/>
-          <w:szCs w:val="32"/>
-        </w:rPr>
-        <w:t xml:space="preserve">Center of Mass) </w:t>
-      </w:r>
-      <w:r>
-        <w:rPr>
-          <w:rFonts w:ascii="TH Sarabun New" w:hAnsi="TH Sarabun New" w:cs="TH Sarabun New"/>
-          <w:sz w:val="32"/>
-          <w:szCs w:val="32"/>
-          <w:cs/>
-        </w:rPr>
-        <w:t xml:space="preserve">จำนวน </w:t>
-      </w:r>
-      <w:r>
-        <w:rPr>
-          <w:rFonts w:ascii="TH Sarabun New" w:hAnsi="TH Sarabun New" w:cs="TH Sarabun New"/>
-          <w:sz w:val="32"/>
-          <w:szCs w:val="32"/>
-        </w:rPr>
-        <w:t xml:space="preserve">1 </w:t>
-      </w:r>
-      <w:r>
-        <w:rPr>
-          <w:rFonts w:ascii="TH Sarabun New" w:hAnsi="TH Sarabun New" w:cs="TH Sarabun New"/>
-          <w:sz w:val="32"/>
-          <w:szCs w:val="32"/>
-          <w:cs/>
-        </w:rPr>
-        <w:t xml:space="preserve">จุด ต่อ </w:t>
-      </w:r>
-      <w:r>
-        <w:rPr>
-          <w:rFonts w:ascii="TH Sarabun New" w:hAnsi="TH Sarabun New" w:cs="TH Sarabun New"/>
-          <w:sz w:val="32"/>
-          <w:szCs w:val="32"/>
-        </w:rPr>
-        <w:t xml:space="preserve">1 </w:t>
-      </w:r>
-      <w:r>
-        <w:rPr>
-          <w:rFonts w:ascii="TH Sarabun New" w:hAnsi="TH Sarabun New" w:cs="TH Sarabun New"/>
-          <w:sz w:val="32"/>
-          <w:szCs w:val="32"/>
-          <w:cs/>
-        </w:rPr>
-        <w:t>บุคคล</w:t>
+        <w:t>ระหว่างยืน</w:t>
+      </w:r>
+      <w:r>
+        <w:rPr>
+          <w:rFonts w:ascii="TH Sarabun New" w:hAnsi="TH Sarabun New" w:cs="TH Sarabun New" w:hint="cs"/>
+          <w:sz w:val="32"/>
+          <w:szCs w:val="32"/>
+          <w:cs/>
+        </w:rPr>
+        <w:t>ปกติ</w:t>
+      </w:r>
+      <w:r>
+        <w:rPr>
+          <w:rFonts w:ascii="TH Sarabun New" w:hAnsi="TH Sarabun New" w:cs="TH Sarabun New" w:hint="cs"/>
+          <w:sz w:val="32"/>
+          <w:szCs w:val="32"/>
+          <w:cs/>
+        </w:rPr>
+        <w:t>กับล้ม</w:t>
+      </w:r>
+      <w:r>
+        <w:rPr>
+          <w:rFonts w:ascii="TH Sarabun New" w:hAnsi="TH Sarabun New" w:cs="TH Sarabun New"/>
+          <w:sz w:val="32"/>
+          <w:szCs w:val="32"/>
+          <w:cs/>
+        </w:rPr>
+        <w:t xml:space="preserve">จากรูปแบบสัญญาณ </w:t>
+      </w:r>
+      <w:r>
+        <w:rPr>
+          <w:rFonts w:ascii="TH Sarabun New" w:hAnsi="TH Sarabun New" w:cs="TH Sarabun New"/>
+          <w:sz w:val="32"/>
+          <w:szCs w:val="32"/>
+        </w:rPr>
+        <w:t xml:space="preserve">CSI </w:t>
+      </w:r>
+      <w:r>
+        <w:rPr>
+          <w:rFonts w:ascii="TH Sarabun New" w:hAnsi="TH Sarabun New" w:cs="TH Sarabun New"/>
+          <w:sz w:val="32"/>
+          <w:szCs w:val="32"/>
+        </w:rPr>
+        <w:t xml:space="preserve">                </w:t>
+      </w:r>
+      <w:r>
+        <w:rPr>
+          <w:rFonts w:ascii="TH Sarabun New" w:hAnsi="TH Sarabun New" w:cs="TH Sarabun New"/>
+          <w:sz w:val="32"/>
+          <w:szCs w:val="32"/>
+          <w:cs/>
+        </w:rPr>
+        <w:t>แบบเรียลไทม์</w:t>
       </w:r>
     </w:p>
     <w:p>
@@ -1515,25 +1351,60 @@
           <w:szCs w:val="32"/>
           <w:cs/>
         </w:rPr>
-        <w:t xml:space="preserve">ระบบสามารถประเมินและแจ้งเตือนการล้มได้ เมื่อพิกัดความสูง (แกน </w:t>
-      </w:r>
-      <w:r>
-        <w:rPr>
-          <w:rFonts w:ascii="TH Sarabun New" w:hAnsi="TH Sarabun New" w:cs="TH Sarabun New"/>
-          <w:sz w:val="32"/>
-          <w:szCs w:val="32"/>
-        </w:rPr>
-        <w:t xml:space="preserve">Z) </w:t>
-      </w:r>
-      <w:r>
-        <w:rPr>
-          <w:rFonts w:ascii="TH Sarabun New" w:hAnsi="TH Sarabun New" w:cs="TH Sarabun New"/>
-          <w:sz w:val="32"/>
-          <w:szCs w:val="32"/>
-          <w:cs/>
-        </w:rPr>
-        <w:t>ลดลงต่ำกว่าเกณฑ์ที่กำหนด</w:t>
-      </w:r>
+        <w:t>ระบบสามารถประเมินและแจ้งเตือนการล้มได้ เมื่อโมเดลจำแนกรูปแบบสัญญาณว่าเข้าเงื่อนไขเหตุการณ์การล้ม</w:t>
+      </w:r>
+    </w:p>
+    <w:p>
+      <w:pPr>
+        <w:tabs>
+          <w:tab w:val="left" w:pos="567"/>
+        </w:tabs>
+        <w:spacing w:after="0" w:line="240" w:lineRule="auto"/>
+        <w:rPr>
+          <w:rFonts w:ascii="TH Sarabun New" w:hAnsi="TH Sarabun New" w:cs="TH Sarabun New"/>
+          <w:sz w:val="32"/>
+          <w:szCs w:val="32"/>
+        </w:rPr>
+      </w:pPr>
+    </w:p>
+    <w:p>
+      <w:pPr>
+        <w:tabs>
+          <w:tab w:val="left" w:pos="567"/>
+        </w:tabs>
+        <w:spacing w:after="0" w:line="240" w:lineRule="auto"/>
+        <w:rPr>
+          <w:rFonts w:ascii="TH Sarabun New" w:hAnsi="TH Sarabun New" w:cs="TH Sarabun New"/>
+          <w:sz w:val="32"/>
+          <w:szCs w:val="32"/>
+        </w:rPr>
+      </w:pPr>
+    </w:p>
+    <w:p>
+      <w:pPr>
+        <w:tabs>
+          <w:tab w:val="left" w:pos="567"/>
+        </w:tabs>
+        <w:spacing w:after="0" w:line="240" w:lineRule="auto"/>
+        <w:rPr>
+          <w:rFonts w:ascii="TH Sarabun New" w:hAnsi="TH Sarabun New" w:cs="TH Sarabun New"/>
+          <w:sz w:val="32"/>
+          <w:szCs w:val="32"/>
+        </w:rPr>
+      </w:pPr>
+    </w:p>
+    <w:p>
+      <w:pPr>
+        <w:tabs>
+          <w:tab w:val="left" w:pos="567"/>
+        </w:tabs>
+        <w:spacing w:after="0" w:line="240" w:lineRule="auto"/>
+        <w:rPr>
+          <w:rFonts w:ascii="TH Sarabun New" w:hAnsi="TH Sarabun New" w:cs="TH Sarabun New" w:hint="cs"/>
+          <w:sz w:val="32"/>
+          <w:szCs w:val="32"/>
+        </w:rPr>
+      </w:pPr>
     </w:p>
     <w:p>
       <w:pPr>
@@ -1559,16 +1430,6 @@
           <w:sz w:val="32"/>
           <w:szCs w:val="32"/>
         </w:rPr>
-        <w:br w:type="page"/>
-      </w:r>
-      <w:r>
-        <w:rPr>
-          <w:rFonts w:ascii="TH Sarabun New" w:hAnsi="TH Sarabun New" w:cs="TH Sarabun New"/>
-          <w:b/>
-          <w:bCs/>
-          <w:sz w:val="32"/>
-          <w:szCs w:val="32"/>
-        </w:rPr>
         <w:lastRenderedPageBreak/>
         <w:t xml:space="preserve">1.4 </w:t>
       </w:r>
@@ -1606,7 +1467,7 @@
         <w:contextualSpacing/>
         <w:jc w:val="thaiDistribute"/>
         <w:rPr>
-          <w:rFonts w:ascii="TH Sarabun New" w:hAnsi="TH Sarabun New" w:cs="TH Sarabun New"/>
+          <w:rFonts w:ascii="TH Sarabun New" w:hAnsi="TH Sarabun New" w:cs="TH Sarabun New" w:hint="cs"/>
           <w:sz w:val="32"/>
           <w:szCs w:val="32"/>
         </w:rPr>
@@ -1643,32 +1504,61 @@
           <w:szCs w:val="32"/>
           <w:cs/>
         </w:rPr>
-        <w:t xml:space="preserve">ได้รับระบบต้นแบบการระบุพิกัด </w:t>
-      </w:r>
-      <w:r>
-        <w:rPr>
-          <w:rFonts w:ascii="TH Sarabun New" w:hAnsi="TH Sarabun New" w:cs="TH Sarabun New"/>
-          <w:sz w:val="32"/>
-          <w:szCs w:val="32"/>
-        </w:rPr>
-        <w:t xml:space="preserve">3 </w:t>
-      </w:r>
-      <w:r>
-        <w:rPr>
-          <w:rFonts w:ascii="TH Sarabun New" w:hAnsi="TH Sarabun New" w:cs="TH Sarabun New"/>
-          <w:sz w:val="32"/>
-          <w:szCs w:val="32"/>
-          <w:cs/>
-        </w:rPr>
-        <w:t xml:space="preserve">มิติแบบเรียลไทม์ ที่ใช้สัญญาณ </w:t>
-      </w:r>
-      <w:r>
-        <w:rPr>
-          <w:rFonts w:ascii="TH Sarabun New" w:hAnsi="TH Sarabun New" w:cs="TH Sarabun New"/>
-          <w:sz w:val="32"/>
-          <w:szCs w:val="32"/>
-        </w:rPr>
-        <w:t xml:space="preserve">WiFi </w:t>
+        <w:t>ได้รับระบบต้นแบบ</w:t>
+      </w:r>
+      <w:r>
+        <w:rPr>
+          <w:rFonts w:ascii="TH Sarabun New" w:hAnsi="TH Sarabun New" w:cs="TH Sarabun New" w:hint="cs"/>
+          <w:sz w:val="32"/>
+          <w:szCs w:val="32"/>
+          <w:cs/>
+        </w:rPr>
+        <w:t>กา</w:t>
+      </w:r>
+      <w:r>
+        <w:rPr>
+          <w:rFonts w:ascii="TH Sarabun New" w:hAnsi="TH Sarabun New" w:cs="TH Sarabun New" w:hint="cs"/>
+          <w:sz w:val="32"/>
+          <w:szCs w:val="32"/>
+          <w:cs/>
+        </w:rPr>
+        <w:t>ร</w:t>
+      </w:r>
+      <w:r>
+        <w:rPr>
+          <w:rFonts w:ascii="TH Sarabun New" w:hAnsi="TH Sarabun New" w:cs="TH Sarabun New"/>
+          <w:sz w:val="32"/>
+          <w:szCs w:val="32"/>
+          <w:cs/>
+        </w:rPr>
+        <w:t>ตรวจจับการล้มแบบเรียล</w:t>
+      </w:r>
+      <w:r>
+        <w:rPr>
+          <w:rFonts w:ascii="TH Sarabun New" w:hAnsi="TH Sarabun New" w:cs="TH Sarabun New"/>
+          <w:sz w:val="32"/>
+          <w:szCs w:val="32"/>
+          <w:cs/>
+        </w:rPr>
+        <w:t xml:space="preserve">ไทม์ที่ใช้สัญญาณ </w:t>
+      </w:r>
+      <w:proofErr w:type="spellStart"/>
+      <w:r>
+        <w:rPr>
+          <w:rFonts w:ascii="TH Sarabun New" w:hAnsi="TH Sarabun New" w:cs="TH Sarabun New"/>
+          <w:sz w:val="32"/>
+          <w:szCs w:val="32"/>
+        </w:rPr>
+        <w:t>WiFi</w:t>
+      </w:r>
+      <w:proofErr w:type="spellEnd"/>
+      <w:r>
+        <w:rPr>
+          <w:rFonts w:ascii="TH Sarabun New" w:hAnsi="TH Sarabun New" w:cs="TH Sarabun New"/>
+          <w:sz w:val="32"/>
+          <w:szCs w:val="32"/>
+        </w:rPr>
+        <w:t xml:space="preserve"> </w:t>
       </w:r>
       <w:r>
         <w:rPr>
@@ -1678,14 +1568,6 @@
           <w:cs/>
         </w:rPr>
         <w:t>ในการทำงาน</w:t>
-      </w:r>
-      <w:r>
-        <w:rPr>
-          <w:rFonts w:ascii="TH Sarabun New" w:hAnsi="TH Sarabun New" w:cs="TH Sarabun New"/>
-          <w:sz w:val="32"/>
-          <w:szCs w:val="32"/>
-        </w:rPr>
-        <w:t xml:space="preserve"> </w:t>
       </w:r>
     </w:p>
     <w:p>
@@ -1971,8 +1853,8 @@
   <w:abstractNum w:abstractNumId="1" w15:restartNumberingAfterBreak="0">
     <w:nsid w:val="0AF50E91"/>
     <w:multiLevelType w:val="hybridMultilevel"/>
-    <w:tmpl w:val="37AE5CFA"/>
-    <w:lvl w:ilvl="0" w:tplc="6F2A0BBA">
+    <w:tmpl w:val="54CA5F6C"/>
+    <w:lvl w:ilvl="0" w:tplc="05946D10">
       <w:start w:val="1"/>
       <w:numFmt w:val="decimal"/>
       <w:lvlText w:val="%1)"/>
@@ -1982,6 +1864,7 @@
       </w:pPr>
       <w:rPr>
         <w:rFonts w:hint="default"/>
+        <w:color w:val="auto"/>
       </w:rPr>
     </w:lvl>
     <w:lvl w:ilvl="1" w:tplc="04090019" w:tentative="1">
@@ -3394,7 +3277,6 @@
   <w:style w:type="character" w:default="1" w:styleId="DefaultParagraphFont">
     <w:name w:val="Default Paragraph Font"/>
     <w:uiPriority w:val="1"/>
-    <w:semiHidden/>
     <w:unhideWhenUsed/>
   </w:style>
   <w:style w:type="table" w:default="1" w:styleId="TableNormal">

--- a/เอกสารบทที่ 1/บทที่ 1.docx
+++ b/เอกสารบทที่ 1/บทที่ 1.docx
@@ -1,6 +1,6 @@
 
 <file path=word/document.xml><?xml version="1.0" encoding="utf-8"?>
-<w:document xmlns:wpc="http://schemas.microsoft.com/office/word/2010/wordprocessingCanvas" xmlns:cx="http://schemas.microsoft.com/office/drawing/2014/chartex" xmlns:cx1="http://schemas.microsoft.com/office/drawing/2015/9/8/chartex" xmlns:cx2="http://schemas.microsoft.com/office/drawing/2015/10/21/chartex" xmlns:cx3="http://schemas.microsoft.com/office/drawing/2016/5/9/chartex" xmlns:cx4="http://schemas.microsoft.com/office/drawing/2016/5/10/chartex" xmlns:cx5="http://schemas.microsoft.com/office/drawing/2016/5/11/chartex" xmlns:cx6="http://schemas.microsoft.com/office/drawing/2016/5/12/chartex" xmlns:cx7="http://schemas.microsoft.com/office/drawing/2016/5/13/chartex" xmlns:cx8="http://schemas.microsoft.com/office/drawing/2016/5/14/chartex" xmlns:mc="http://schemas.openxmlformats.org/markup-compatibility/2006" xmlns:aink="http://schemas.microsoft.com/office/drawing/2016/ink" xmlns:am3d="http://schemas.microsoft.com/office/drawing/2017/model3d" xmlns:o="urn:schemas-microsoft-com:office:office" xmlns:oel="http://schemas.microsoft.com/office/2019/extlst" xmlns:r="http://schemas.openxmlformats.org/officeDocument/2006/relationships" xmlns:m="http://schemas.openxmlformats.org/officeDocument/2006/math" xmlns:v="urn:schemas-microsoft-com:vml" xmlns:wp14="http://schemas.microsoft.com/office/word/2010/wordprocessingDrawing" xmlns:wp="http://schemas.openxmlformats.org/drawingml/2006/wordprocessingDrawing" xmlns:w10="urn:schemas-microsoft-com:office:word" xmlns:w="http://schemas.openxmlformats.org/wordprocessingml/2006/main" xmlns:w14="http://schemas.microsoft.com/office/word/2010/wordml" xmlns:w15="http://schemas.microsoft.com/office/word/2012/wordml" xmlns:w16cei="http://schemas.microsoft.com/office/word/2026/wordml/cei" xmlns:w16cex="http://schemas.microsoft.com/office/word/2018/wordml/cex" xmlns:w16cid="http://schemas.microsoft.com/office/word/2016/wordml/cid" xmlns:w16="http://schemas.microsoft.com/office/word/2018/wordml" xmlns:w16du="http://schemas.microsoft.com/office/word/2023/wordml/word16du" xmlns:w16sdtdh="http://schemas.microsoft.com/office/word/2020/wordml/sdtdatahash" xmlns:w16sdtfl="http://schemas.microsoft.com/office/word/2024/wordml/sdtformatlock" xmlns:w16se="http://schemas.microsoft.com/office/word/2015/wordml/symex" xmlns:wpg="http://schemas.microsoft.com/office/word/2010/wordprocessingGroup" xmlns:wpi="http://schemas.microsoft.com/office/word/2010/wordprocessingInk" xmlns:wne="http://schemas.microsoft.com/office/word/2006/wordml" xmlns:wps="http://schemas.microsoft.com/office/word/2010/wordprocessingShape" mc:Ignorable="w14 w15 w16se w16cid w16 w16cex w16sdtdh w16sdtfl w16du wp14">
+<w:document xmlns:wpc="http://schemas.microsoft.com/office/word/2010/wordprocessingCanvas" xmlns:cx="http://schemas.microsoft.com/office/drawing/2014/chartex" xmlns:cx1="http://schemas.microsoft.com/office/drawing/2015/9/8/chartex" xmlns:cx2="http://schemas.microsoft.com/office/drawing/2015/10/21/chartex" xmlns:cx3="http://schemas.microsoft.com/office/drawing/2016/5/9/chartex" xmlns:cx4="http://schemas.microsoft.com/office/drawing/2016/5/10/chartex" xmlns:cx5="http://schemas.microsoft.com/office/drawing/2016/5/11/chartex" xmlns:cx6="http://schemas.microsoft.com/office/drawing/2016/5/12/chartex" xmlns:cx7="http://schemas.microsoft.com/office/drawing/2016/5/13/chartex" xmlns:cx8="http://schemas.microsoft.com/office/drawing/2016/5/14/chartex" xmlns:mc="http://schemas.openxmlformats.org/markup-compatibility/2006" xmlns:aink="http://schemas.microsoft.com/office/drawing/2016/ink" xmlns:am3d="http://schemas.microsoft.com/office/drawing/2017/model3d" xmlns:o="urn:schemas-microsoft-com:office:office" xmlns:oel="http://schemas.microsoft.com/office/2019/extlst" xmlns:r="http://schemas.openxmlformats.org/officeDocument/2006/relationships" xmlns:m="http://schemas.openxmlformats.org/officeDocument/2006/math" xmlns:v="urn:schemas-microsoft-com:vml" xmlns:wp14="http://schemas.microsoft.com/office/word/2010/wordprocessingDrawing" xmlns:wp="http://schemas.openxmlformats.org/drawingml/2006/wordprocessingDrawing" xmlns:w10="urn:schemas-microsoft-com:office:word" xmlns:w="http://schemas.openxmlformats.org/wordprocessingml/2006/main" xmlns:w14="http://schemas.microsoft.com/office/word/2010/wordml" xmlns:w15="http://schemas.microsoft.com/office/word/2012/wordml" xmlns:w16cex="http://schemas.microsoft.com/office/word/2018/wordml/cex" xmlns:w16cid="http://schemas.microsoft.com/office/word/2016/wordml/cid" xmlns:w16="http://schemas.microsoft.com/office/word/2018/wordml" xmlns:w16du="http://schemas.microsoft.com/office/word/2023/wordml/word16du" xmlns:w16sdtdh="http://schemas.microsoft.com/office/word/2020/wordml/sdtdatahash" xmlns:w16sdtfl="http://schemas.microsoft.com/office/word/2024/wordml/sdtformatlock" xmlns:w16se="http://schemas.microsoft.com/office/word/2015/wordml/symex" xmlns:wpg="http://schemas.microsoft.com/office/word/2010/wordprocessingGroup" xmlns:wpi="http://schemas.microsoft.com/office/word/2010/wordprocessingInk" xmlns:wne="http://schemas.microsoft.com/office/word/2006/wordml" xmlns:wps="http://schemas.microsoft.com/office/word/2010/wordprocessingShape" mc:Ignorable="w14 w15 w16se w16cid w16 w16cex w16sdtdh w16sdtfl w16du wp14">
   <w:body>
     <w:p>
       <w:pPr>
@@ -168,7 +168,50 @@
           <w:szCs w:val="32"/>
           <w:cs/>
         </w:rPr>
-        <w:t xml:space="preserve">ของประชากรทั้งหมด โดยผู้สูงอายุส่วนใหญ่มักอาศัยอยู่ลำพัง ในขณะเดียวกันประเทศญี่ปุ่นกลับประสบปัญหาขาดแคลนบุคลากรทางการแพทย์และผู้ดูแลผู้สูงอายุกว่า </w:t>
+        <w:t xml:space="preserve">ของประชากรทั้งหมด </w:t>
+      </w:r>
+      <w:r>
+        <w:rPr>
+          <w:rFonts w:ascii="TH Sarabun New" w:hAnsi="TH Sarabun New" w:cs="TH Sarabun New"/>
+          <w:sz w:val="32"/>
+          <w:szCs w:val="32"/>
+          <w:cs/>
+        </w:rPr>
+        <w:t>(กระทรวงกิจการภายในประเทศและการสื่อสารของญี่ปุ่น</w:t>
+      </w:r>
+      <w:r>
+        <w:rPr>
+          <w:rFonts w:ascii="TH Sarabun New" w:hAnsi="TH Sarabun New" w:cs="TH Sarabun New"/>
+          <w:sz w:val="32"/>
+          <w:szCs w:val="32"/>
+        </w:rPr>
+        <w:t xml:space="preserve">, </w:t>
+      </w:r>
+      <w:r>
+        <w:rPr>
+          <w:rFonts w:ascii="TH Sarabun New" w:hAnsi="TH Sarabun New" w:cs="TH Sarabun New"/>
+          <w:sz w:val="32"/>
+          <w:szCs w:val="32"/>
+          <w:cs/>
+        </w:rPr>
+        <w:t>2566</w:t>
+      </w:r>
+      <w:r>
+        <w:rPr>
+          <w:rFonts w:ascii="TH Sarabun New" w:hAnsi="TH Sarabun New" w:cs="TH Sarabun New"/>
+          <w:sz w:val="32"/>
+          <w:szCs w:val="32"/>
+        </w:rPr>
+        <w:t xml:space="preserve">) </w:t>
+      </w:r>
+      <w:r>
+        <w:rPr>
+          <w:rFonts w:ascii="TH Sarabun New" w:hAnsi="TH Sarabun New" w:cs="TH Sarabun New"/>
+          <w:sz w:val="32"/>
+          <w:szCs w:val="32"/>
+          <w:cs/>
+        </w:rPr>
+        <w:t xml:space="preserve">โดยผู้สูงอายุส่วนใหญ่มักอาศัยอยู่ลำพัง ในขณะเดียวกันประเทศญี่ปุ่นกลับประสบปัญหาขาดแคลนบุคลากรทางการแพทย์และผู้ดูแลผู้สูงอายุกว่า </w:t>
       </w:r>
       <w:r>
         <w:rPr>
@@ -505,7 +548,6 @@
           <w:sz w:val="32"/>
           <w:szCs w:val="32"/>
         </w:rPr>
-        <w:lastRenderedPageBreak/>
         <w:t>1.2</w:t>
       </w:r>
       <w:r>
@@ -588,16 +630,7 @@
           <w:sz w:val="32"/>
           <w:szCs w:val="32"/>
         </w:rPr>
-        <w:t xml:space="preserve">        </w:t>
-      </w:r>
-      <w:proofErr w:type="gramStart"/>
-      <w:r>
-        <w:rPr>
-          <w:rFonts w:ascii="TH Sarabun New" w:hAnsi="TH Sarabun New" w:cs="TH Sarabun New"/>
-          <w:sz w:val="32"/>
-          <w:szCs w:val="32"/>
-        </w:rPr>
-        <w:t xml:space="preserve">   </w:t>
+        <w:t xml:space="preserve">           </w:t>
       </w:r>
       <w:r>
         <w:rPr>
@@ -609,7 +642,6 @@
         <w:t>(</w:t>
       </w:r>
       <w:proofErr w:type="spellStart"/>
-      <w:proofErr w:type="gramEnd"/>
       <w:r>
         <w:rPr>
           <w:rFonts w:ascii="TH Sarabun New" w:hAnsi="TH Sarabun New" w:cs="TH Sarabun New"/>
@@ -1400,7 +1432,7 @@
         </w:tabs>
         <w:spacing w:after="0" w:line="240" w:lineRule="auto"/>
         <w:rPr>
-          <w:rFonts w:ascii="TH Sarabun New" w:hAnsi="TH Sarabun New" w:cs="TH Sarabun New" w:hint="cs"/>
+          <w:rFonts w:ascii="TH Sarabun New" w:hAnsi="TH Sarabun New" w:cs="TH Sarabun New"/>
           <w:sz w:val="32"/>
           <w:szCs w:val="32"/>
         </w:rPr>
@@ -1430,7 +1462,6 @@
           <w:sz w:val="32"/>
           <w:szCs w:val="32"/>
         </w:rPr>
-        <w:lastRenderedPageBreak/>
         <w:t xml:space="preserve">1.4 </w:t>
       </w:r>
       <w:r>
@@ -1467,7 +1498,7 @@
         <w:contextualSpacing/>
         <w:jc w:val="thaiDistribute"/>
         <w:rPr>
-          <w:rFonts w:ascii="TH Sarabun New" w:hAnsi="TH Sarabun New" w:cs="TH Sarabun New" w:hint="cs"/>
+          <w:rFonts w:ascii="TH Sarabun New" w:hAnsi="TH Sarabun New" w:cs="TH Sarabun New"/>
           <w:sz w:val="32"/>
           <w:szCs w:val="32"/>
         </w:rPr>
@@ -1700,7 +1731,7 @@
 </file>
 
 <file path=word/numbering.xml><?xml version="1.0" encoding="utf-8"?>
-<w:numbering xmlns:wpc="http://schemas.microsoft.com/office/word/2010/wordprocessingCanvas" xmlns:cx="http://schemas.microsoft.com/office/drawing/2014/chartex" xmlns:cx1="http://schemas.microsoft.com/office/drawing/2015/9/8/chartex" xmlns:cx2="http://schemas.microsoft.com/office/drawing/2015/10/21/chartex" xmlns:cx3="http://schemas.microsoft.com/office/drawing/2016/5/9/chartex" xmlns:cx4="http://schemas.microsoft.com/office/drawing/2016/5/10/chartex" xmlns:cx5="http://schemas.microsoft.com/office/drawing/2016/5/11/chartex" xmlns:cx6="http://schemas.microsoft.com/office/drawing/2016/5/12/chartex" xmlns:cx7="http://schemas.microsoft.com/office/drawing/2016/5/13/chartex" xmlns:cx8="http://schemas.microsoft.com/office/drawing/2016/5/14/chartex" xmlns:mc="http://schemas.openxmlformats.org/markup-compatibility/2006" xmlns:aink="http://schemas.microsoft.com/office/drawing/2016/ink" xmlns:am3d="http://schemas.microsoft.com/office/drawing/2017/model3d" xmlns:o="urn:schemas-microsoft-com:office:office" xmlns:oel="http://schemas.microsoft.com/office/2019/extlst" xmlns:r="http://schemas.openxmlformats.org/officeDocument/2006/relationships" xmlns:m="http://schemas.openxmlformats.org/officeDocument/2006/math" xmlns:v="urn:schemas-microsoft-com:vml" xmlns:wp14="http://schemas.microsoft.com/office/word/2010/wordprocessingDrawing" xmlns:wp="http://schemas.openxmlformats.org/drawingml/2006/wordprocessingDrawing" xmlns:w10="urn:schemas-microsoft-com:office:word" xmlns:w="http://schemas.openxmlformats.org/wordprocessingml/2006/main" xmlns:w14="http://schemas.microsoft.com/office/word/2010/wordml" xmlns:w15="http://schemas.microsoft.com/office/word/2012/wordml" xmlns:w16cei="http://schemas.microsoft.com/office/word/2026/wordml/cei" xmlns:w16cex="http://schemas.microsoft.com/office/word/2018/wordml/cex" xmlns:w16cid="http://schemas.microsoft.com/office/word/2016/wordml/cid" xmlns:w16="http://schemas.microsoft.com/office/word/2018/wordml" xmlns:w16du="http://schemas.microsoft.com/office/word/2023/wordml/word16du" xmlns:w16sdtdh="http://schemas.microsoft.com/office/word/2020/wordml/sdtdatahash" xmlns:w16sdtfl="http://schemas.microsoft.com/office/word/2024/wordml/sdtformatlock" xmlns:w16se="http://schemas.microsoft.com/office/word/2015/wordml/symex" xmlns:wpg="http://schemas.microsoft.com/office/word/2010/wordprocessingGroup" xmlns:wpi="http://schemas.microsoft.com/office/word/2010/wordprocessingInk" xmlns:wne="http://schemas.microsoft.com/office/word/2006/wordml" xmlns:wps="http://schemas.microsoft.com/office/word/2010/wordprocessingShape" mc:Ignorable="w14 w15 w16se w16cid w16 w16cex w16sdtdh w16sdtfl w16du wp14">
+<w:numbering xmlns:wpc="http://schemas.microsoft.com/office/word/2010/wordprocessingCanvas" xmlns:cx="http://schemas.microsoft.com/office/drawing/2014/chartex" xmlns:cx1="http://schemas.microsoft.com/office/drawing/2015/9/8/chartex" xmlns:cx2="http://schemas.microsoft.com/office/drawing/2015/10/21/chartex" xmlns:cx3="http://schemas.microsoft.com/office/drawing/2016/5/9/chartex" xmlns:cx4="http://schemas.microsoft.com/office/drawing/2016/5/10/chartex" xmlns:cx5="http://schemas.microsoft.com/office/drawing/2016/5/11/chartex" xmlns:cx6="http://schemas.microsoft.com/office/drawing/2016/5/12/chartex" xmlns:cx7="http://schemas.microsoft.com/office/drawing/2016/5/13/chartex" xmlns:cx8="http://schemas.microsoft.com/office/drawing/2016/5/14/chartex" xmlns:mc="http://schemas.openxmlformats.org/markup-compatibility/2006" xmlns:aink="http://schemas.microsoft.com/office/drawing/2016/ink" xmlns:am3d="http://schemas.microsoft.com/office/drawing/2017/model3d" xmlns:o="urn:schemas-microsoft-com:office:office" xmlns:oel="http://schemas.microsoft.com/office/2019/extlst" xmlns:r="http://schemas.openxmlformats.org/officeDocument/2006/relationships" xmlns:m="http://schemas.openxmlformats.org/officeDocument/2006/math" xmlns:v="urn:schemas-microsoft-com:vml" xmlns:wp14="http://schemas.microsoft.com/office/word/2010/wordprocessingDrawing" xmlns:wp="http://schemas.openxmlformats.org/drawingml/2006/wordprocessingDrawing" xmlns:w10="urn:schemas-microsoft-com:office:word" xmlns:w="http://schemas.openxmlformats.org/wordprocessingml/2006/main" xmlns:w14="http://schemas.microsoft.com/office/word/2010/wordml" xmlns:w15="http://schemas.microsoft.com/office/word/2012/wordml" xmlns:w16cex="http://schemas.microsoft.com/office/word/2018/wordml/cex" xmlns:w16cid="http://schemas.microsoft.com/office/word/2016/wordml/cid" xmlns:w16="http://schemas.microsoft.com/office/word/2018/wordml" xmlns:w16du="http://schemas.microsoft.com/office/word/2023/wordml/word16du" xmlns:w16sdtdh="http://schemas.microsoft.com/office/word/2020/wordml/sdtdatahash" xmlns:w16sdtfl="http://schemas.microsoft.com/office/word/2024/wordml/sdtformatlock" xmlns:w16se="http://schemas.microsoft.com/office/word/2015/wordml/symex" xmlns:wpg="http://schemas.microsoft.com/office/word/2010/wordprocessingGroup" xmlns:wpi="http://schemas.microsoft.com/office/word/2010/wordprocessingInk" xmlns:wne="http://schemas.microsoft.com/office/word/2006/wordml" xmlns:wps="http://schemas.microsoft.com/office/word/2010/wordprocessingShape" mc:Ignorable="w14 w15 w16se w16cid w16 w16cex w16sdtdh w16sdtfl w16du wp14">
   <w:abstractNum w:abstractNumId="0" w15:restartNumberingAfterBreak="0">
     <w:nsid w:val="01A30BFF"/>
     <w:multiLevelType w:val="multilevel"/>
@@ -3277,6 +3308,7 @@
   <w:style w:type="character" w:default="1" w:styleId="DefaultParagraphFont">
     <w:name w:val="Default Paragraph Font"/>
     <w:uiPriority w:val="1"/>
+    <w:semiHidden/>
     <w:unhideWhenUsed/>
   </w:style>
   <w:style w:type="table" w:default="1" w:styleId="TableNormal">

--- a/เอกสารบทที่ 1/บทที่ 1.docx
+++ b/เอกสารบทที่ 1/บทที่ 1.docx
@@ -416,23 +416,13 @@
         </w:rPr>
         <w:t>ด้วยเหตุนี้ คณะผู้จัดทำจึงมีแนวคิดที่จะพัฒนาระบบตรวจจับการล้มโดยอาศัยเทคโนโลยีการวิเคราะห์สถานะช่องสัญญาณวิทยุ (</w:t>
       </w:r>
-      <w:proofErr w:type="spellStart"/>
-      <w:r>
-        <w:rPr>
-          <w:rFonts w:ascii="TH Sarabun New" w:hAnsi="TH Sarabun New" w:cs="TH Sarabun New"/>
-          <w:sz w:val="32"/>
-          <w:szCs w:val="32"/>
-        </w:rPr>
-        <w:t>WiFi</w:t>
-      </w:r>
-      <w:proofErr w:type="spellEnd"/>
-      <w:r>
-        <w:rPr>
-          <w:rFonts w:ascii="TH Sarabun New" w:hAnsi="TH Sarabun New" w:cs="TH Sarabun New"/>
-          <w:sz w:val="32"/>
-          <w:szCs w:val="32"/>
-        </w:rPr>
-        <w:t xml:space="preserve"> Channel State Information: CSI) </w:t>
+      <w:r>
+        <w:rPr>
+          <w:rFonts w:ascii="TH Sarabun New" w:hAnsi="TH Sarabun New" w:cs="TH Sarabun New"/>
+          <w:sz w:val="32"/>
+          <w:szCs w:val="32"/>
+        </w:rPr>
+        <w:t xml:space="preserve">WiFi Channel State Information: CSI) </w:t>
       </w:r>
       <w:r>
         <w:rPr>
@@ -460,23 +450,13 @@
         </w:rPr>
         <w:t xml:space="preserve">ที่กระจายอยู่ตามมุมห้อง เพื่อรับคลื่นวิทยุที่สะท้อนกับสรีระมนุษย์ จากนั้นข้อมูลอนุกรมเวลาที่ได้จะถูกนำไปประมวลผลผ่านปัญญาประดิษฐ์สถาปัตยกรรม </w:t>
       </w:r>
-      <w:proofErr w:type="spellStart"/>
-      <w:r>
-        <w:rPr>
-          <w:rFonts w:ascii="TH Sarabun New" w:hAnsi="TH Sarabun New" w:cs="TH Sarabun New"/>
-          <w:sz w:val="32"/>
-          <w:szCs w:val="32"/>
-        </w:rPr>
-        <w:t>Spatio</w:t>
-      </w:r>
-      <w:proofErr w:type="spellEnd"/>
-      <w:r>
-        <w:rPr>
-          <w:rFonts w:ascii="TH Sarabun New" w:hAnsi="TH Sarabun New" w:cs="TH Sarabun New"/>
-          <w:sz w:val="32"/>
-          <w:szCs w:val="32"/>
-        </w:rPr>
-        <w:t xml:space="preserve">-Temporal Transformer </w:t>
+      <w:r>
+        <w:rPr>
+          <w:rFonts w:ascii="TH Sarabun New" w:hAnsi="TH Sarabun New" w:cs="TH Sarabun New"/>
+          <w:sz w:val="32"/>
+          <w:szCs w:val="32"/>
+        </w:rPr>
+        <w:t xml:space="preserve">Spatio-Temporal Transformer </w:t>
       </w:r>
       <w:r>
         <w:rPr>
@@ -517,10 +497,45 @@
         <w:jc w:val="thaiDistribute"/>
         <w:rPr>
           <w:rFonts w:ascii="TH Sarabun New" w:hAnsi="TH Sarabun New" w:cs="TH Sarabun New"/>
-          <w:sz w:val="32"/>
-          <w:szCs w:val="32"/>
-        </w:rPr>
-      </w:pPr>
+          <w:b/>
+          <w:bCs/>
+          <w:sz w:val="32"/>
+          <w:szCs w:val="32"/>
+        </w:rPr>
+      </w:pPr>
+      <w:r>
+        <w:rPr>
+          <w:rFonts w:ascii="TH Sarabun New" w:hAnsi="TH Sarabun New" w:cs="TH Sarabun New"/>
+          <w:b/>
+          <w:bCs/>
+          <w:sz w:val="32"/>
+          <w:szCs w:val="32"/>
+        </w:rPr>
+        <w:lastRenderedPageBreak/>
+        <w:t>1.2</w:t>
+      </w:r>
+      <w:r>
+        <w:rPr>
+          <w:rFonts w:ascii="TH Sarabun New" w:hAnsi="TH Sarabun New" w:cs="TH Sarabun New"/>
+          <w:b/>
+          <w:bCs/>
+          <w:sz w:val="32"/>
+          <w:szCs w:val="32"/>
+          <w:cs/>
+        </w:rPr>
+        <w:tab/>
+      </w:r>
+      <w:r>
+        <w:rPr>
+          <w:rFonts w:ascii="TH Sarabun New" w:hAnsi="TH Sarabun New" w:cs="TH Sarabun New" w:hint="cs"/>
+          <w:b/>
+          <w:bCs/>
+          <w:sz w:val="32"/>
+          <w:szCs w:val="32"/>
+          <w:cs/>
+        </w:rPr>
+        <w:t>วัตถุประสงค์</w:t>
+      </w:r>
     </w:p>
     <w:p>
       <w:pPr>
@@ -534,27 +549,13 @@
         <w:jc w:val="thaiDistribute"/>
         <w:rPr>
           <w:rFonts w:ascii="TH Sarabun New" w:hAnsi="TH Sarabun New" w:cs="TH Sarabun New"/>
-          <w:b/>
-          <w:bCs/>
-          <w:sz w:val="32"/>
-          <w:szCs w:val="32"/>
-        </w:rPr>
-      </w:pPr>
-      <w:r>
-        <w:rPr>
-          <w:rFonts w:ascii="TH Sarabun New" w:hAnsi="TH Sarabun New" w:cs="TH Sarabun New"/>
-          <w:b/>
-          <w:bCs/>
-          <w:sz w:val="32"/>
-          <w:szCs w:val="32"/>
-        </w:rPr>
-        <w:t>1.2</w:t>
-      </w:r>
-      <w:r>
-        <w:rPr>
-          <w:rFonts w:ascii="TH Sarabun New" w:hAnsi="TH Sarabun New" w:cs="TH Sarabun New"/>
-          <w:b/>
-          <w:bCs/>
+          <w:sz w:val="32"/>
+          <w:szCs w:val="32"/>
+        </w:rPr>
+      </w:pPr>
+      <w:r>
+        <w:rPr>
+          <w:rFonts w:ascii="TH Sarabun New" w:hAnsi="TH Sarabun New" w:cs="TH Sarabun New"/>
           <w:sz w:val="32"/>
           <w:szCs w:val="32"/>
           <w:cs/>
@@ -563,14 +564,54 @@
       </w:r>
       <w:r>
         <w:rPr>
-          <w:rFonts w:ascii="TH Sarabun New" w:hAnsi="TH Sarabun New" w:cs="TH Sarabun New" w:hint="cs"/>
-          <w:b/>
-          <w:bCs/>
-          <w:sz w:val="32"/>
-          <w:szCs w:val="32"/>
-          <w:cs/>
-        </w:rPr>
-        <w:t>วัตถุประสงค์</w:t>
+          <w:rFonts w:ascii="TH Sarabun New" w:hAnsi="TH Sarabun New" w:cs="TH Sarabun New"/>
+          <w:sz w:val="32"/>
+          <w:szCs w:val="32"/>
+        </w:rPr>
+        <w:t>1.2.1</w:t>
+      </w:r>
+      <w:r>
+        <w:rPr>
+          <w:rFonts w:ascii="TH Sarabun New" w:hAnsi="TH Sarabun New" w:cs="TH Sarabun New"/>
+          <w:sz w:val="32"/>
+          <w:szCs w:val="32"/>
+          <w:cs/>
+        </w:rPr>
+        <w:tab/>
+      </w:r>
+      <w:r>
+        <w:rPr>
+          <w:rFonts w:ascii="TH Sarabun New" w:hAnsi="TH Sarabun New" w:cs="TH Sarabun New"/>
+          <w:sz w:val="32"/>
+          <w:szCs w:val="32"/>
+          <w:cs/>
+        </w:rPr>
+        <w:t xml:space="preserve">เพื่อพัฒนาระบบตรวจจับการล้มโดยใช้การวิเคราะห์ข้อมูลสถานะช่องสัญญาณวิทยุ </w:t>
+      </w:r>
+      <w:r>
+        <w:rPr>
+          <w:rFonts w:ascii="TH Sarabun New" w:hAnsi="TH Sarabun New" w:cs="TH Sarabun New"/>
+          <w:sz w:val="32"/>
+          <w:szCs w:val="32"/>
+        </w:rPr>
+        <w:t xml:space="preserve">            </w:t>
+      </w:r>
+      <w:r>
+        <w:rPr>
+          <w:rFonts w:ascii="TH Sarabun New" w:hAnsi="TH Sarabun New" w:cs="TH Sarabun New"/>
+          <w:sz w:val="32"/>
+          <w:szCs w:val="32"/>
+        </w:rPr>
+        <w:t xml:space="preserve">WiFi CSI </w:t>
+      </w:r>
+      <w:r>
+        <w:rPr>
+          <w:rFonts w:ascii="TH Sarabun New" w:hAnsi="TH Sarabun New" w:cs="TH Sarabun New"/>
+          <w:sz w:val="32"/>
+          <w:szCs w:val="32"/>
+          <w:cs/>
+        </w:rPr>
+        <w:t>โดยไม่ใช้กล้องวงจรปิดหรืออุปกรณ์สวมใส่ เพื่อรักษาความเป็นส่วนตัวของผู้ใช้งาน</w:t>
       </w:r>
     </w:p>
     <w:p>
@@ -594,17 +635,9 @@
           <w:rFonts w:ascii="TH Sarabun New" w:hAnsi="TH Sarabun New" w:cs="TH Sarabun New"/>
           <w:sz w:val="32"/>
           <w:szCs w:val="32"/>
-          <w:cs/>
         </w:rPr>
         <w:tab/>
-      </w:r>
-      <w:r>
-        <w:rPr>
-          <w:rFonts w:ascii="TH Sarabun New" w:hAnsi="TH Sarabun New" w:cs="TH Sarabun New"/>
-          <w:sz w:val="32"/>
-          <w:szCs w:val="32"/>
-        </w:rPr>
-        <w:t>1.2.1</w:t>
+        <w:t>1.2.2</w:t>
       </w:r>
       <w:r>
         <w:rPr>
@@ -622,42 +655,40 @@
           <w:szCs w:val="32"/>
           <w:cs/>
         </w:rPr>
-        <w:t xml:space="preserve">เพื่อพัฒนาระบบตรวจจับการล้มโดยใช้การวิเคราะห์ข้อมูลสถานะช่องสัญญาณวิทยุ </w:t>
-      </w:r>
-      <w:r>
-        <w:rPr>
-          <w:rFonts w:ascii="TH Sarabun New" w:hAnsi="TH Sarabun New" w:cs="TH Sarabun New"/>
-          <w:sz w:val="32"/>
-          <w:szCs w:val="32"/>
-        </w:rPr>
-        <w:t xml:space="preserve">           </w:t>
-      </w:r>
-      <w:r>
-        <w:rPr>
-          <w:rFonts w:ascii="TH Sarabun New" w:hAnsi="TH Sarabun New" w:cs="TH Sarabun New"/>
-          <w:sz w:val="32"/>
-          <w:szCs w:val="32"/>
-          <w:cs/>
-        </w:rPr>
-        <w:t>(</w:t>
-      </w:r>
-      <w:proofErr w:type="spellStart"/>
-      <w:r>
-        <w:rPr>
-          <w:rFonts w:ascii="TH Sarabun New" w:hAnsi="TH Sarabun New" w:cs="TH Sarabun New"/>
-          <w:sz w:val="32"/>
-          <w:szCs w:val="32"/>
-        </w:rPr>
-        <w:t>WiFi</w:t>
-      </w:r>
-      <w:proofErr w:type="spellEnd"/>
-      <w:r>
-        <w:rPr>
-          <w:rFonts w:ascii="TH Sarabun New" w:hAnsi="TH Sarabun New" w:cs="TH Sarabun New"/>
-          <w:sz w:val="32"/>
-          <w:szCs w:val="32"/>
-        </w:rPr>
-        <w:t xml:space="preserve"> CSI)</w:t>
+        <w:t xml:space="preserve">เพื่อประยุกต์ใช้โมเดลปัญญาประดิษฐ์สถาปัตยกรรม </w:t>
+      </w:r>
+      <w:r>
+        <w:rPr>
+          <w:rFonts w:ascii="TH Sarabun New" w:hAnsi="TH Sarabun New" w:cs="TH Sarabun New"/>
+          <w:sz w:val="32"/>
+          <w:szCs w:val="32"/>
+        </w:rPr>
+        <w:t xml:space="preserve">Spatio-Temporal Transformer </w:t>
+      </w:r>
+      <w:r>
+        <w:rPr>
+          <w:rFonts w:ascii="TH Sarabun New" w:hAnsi="TH Sarabun New" w:cs="TH Sarabun New"/>
+          <w:sz w:val="32"/>
+          <w:szCs w:val="32"/>
+        </w:rPr>
+        <w:t xml:space="preserve">          </w:t>
+      </w:r>
+      <w:r>
+        <w:rPr>
+          <w:rFonts w:ascii="TH Sarabun New" w:hAnsi="TH Sarabun New" w:cs="TH Sarabun New"/>
+          <w:sz w:val="32"/>
+          <w:szCs w:val="32"/>
+          <w:cs/>
+        </w:rPr>
+        <w:t xml:space="preserve">ในการจำแนกเหตุการณ์การล้มจากข้อมูลอนุกรมเวลา </w:t>
+      </w:r>
+      <w:r>
+        <w:rPr>
+          <w:rFonts w:ascii="TH Sarabun New" w:hAnsi="TH Sarabun New" w:cs="TH Sarabun New"/>
+          <w:sz w:val="32"/>
+          <w:szCs w:val="32"/>
+        </w:rPr>
+        <w:t>Time-series data</w:t>
       </w:r>
     </w:p>
     <w:p>
@@ -683,7 +714,7 @@
           <w:szCs w:val="32"/>
         </w:rPr>
         <w:tab/>
-        <w:t>1.2.2</w:t>
+        <w:t>1.2.3</w:t>
       </w:r>
       <w:r>
         <w:rPr>
@@ -701,42 +732,24 @@
           <w:szCs w:val="32"/>
           <w:cs/>
         </w:rPr>
-        <w:t xml:space="preserve">เพื่อประยุกต์ใช้โมเดลปัญญาประดิษฐ์สถาปัตยกรรม </w:t>
-      </w:r>
-      <w:proofErr w:type="spellStart"/>
-      <w:r>
-        <w:rPr>
-          <w:rFonts w:ascii="TH Sarabun New" w:hAnsi="TH Sarabun New" w:cs="TH Sarabun New"/>
-          <w:sz w:val="32"/>
-          <w:szCs w:val="32"/>
-        </w:rPr>
-        <w:t>Spatio</w:t>
-      </w:r>
-      <w:proofErr w:type="spellEnd"/>
-      <w:r>
-        <w:rPr>
-          <w:rFonts w:ascii="TH Sarabun New" w:hAnsi="TH Sarabun New" w:cs="TH Sarabun New"/>
-          <w:sz w:val="32"/>
-          <w:szCs w:val="32"/>
-        </w:rPr>
-        <w:t xml:space="preserve">-Temporal Transformer </w:t>
-      </w:r>
-      <w:r>
-        <w:rPr>
-          <w:rFonts w:ascii="TH Sarabun New" w:hAnsi="TH Sarabun New" w:cs="TH Sarabun New"/>
-          <w:sz w:val="32"/>
-          <w:szCs w:val="32"/>
-          <w:cs/>
-        </w:rPr>
-        <w:t>ในการจำแนกเหตุการณ์การล้มจากข้อมูลอนุกรมเวลา (</w:t>
-      </w:r>
-      <w:r>
-        <w:rPr>
-          <w:rFonts w:ascii="TH Sarabun New" w:hAnsi="TH Sarabun New" w:cs="TH Sarabun New"/>
-          <w:sz w:val="32"/>
-          <w:szCs w:val="32"/>
-        </w:rPr>
-        <w:t>Time-series data)</w:t>
+        <w:t>เพื่อสร้างเว็บแอปพลิเคชันสำหรับติดตามสถานะแบบเรียลไทม์และแจ้งเตือนเมื่อ</w:t>
+      </w:r>
+      <w:r>
+        <w:rPr>
+          <w:rFonts w:ascii="TH Sarabun New" w:hAnsi="TH Sarabun New" w:cs="TH Sarabun New"/>
+          <w:sz w:val="32"/>
+          <w:szCs w:val="32"/>
+        </w:rPr>
+        <w:t xml:space="preserve">                    </w:t>
+      </w:r>
+      <w:r>
+        <w:rPr>
+          <w:rFonts w:ascii="TH Sarabun New" w:hAnsi="TH Sarabun New" w:cs="TH Sarabun New"/>
+          <w:sz w:val="32"/>
+          <w:szCs w:val="32"/>
+          <w:cs/>
+        </w:rPr>
+        <w:t>เกิดเหตุการณ์ล้ม</w:t>
       </w:r>
     </w:p>
     <w:p>
@@ -751,53 +764,6 @@
         <w:jc w:val="thaiDistribute"/>
         <w:rPr>
           <w:rFonts w:ascii="TH Sarabun New" w:hAnsi="TH Sarabun New" w:cs="TH Sarabun New"/>
-          <w:sz w:val="32"/>
-          <w:szCs w:val="32"/>
-        </w:rPr>
-      </w:pPr>
-      <w:r>
-        <w:rPr>
-          <w:rFonts w:ascii="TH Sarabun New" w:hAnsi="TH Sarabun New" w:cs="TH Sarabun New"/>
-          <w:sz w:val="32"/>
-          <w:szCs w:val="32"/>
-        </w:rPr>
-        <w:tab/>
-        <w:t>1.2.3</w:t>
-      </w:r>
-      <w:r>
-        <w:rPr>
-          <w:rFonts w:ascii="TH Sarabun New" w:hAnsi="TH Sarabun New" w:cs="TH Sarabun New"/>
-          <w:sz w:val="32"/>
-          <w:szCs w:val="32"/>
-          <w:cs/>
-        </w:rPr>
-        <w:tab/>
-      </w:r>
-      <w:r>
-        <w:rPr>
-          <w:rFonts w:ascii="TH Sarabun New" w:hAnsi="TH Sarabun New" w:cs="TH Sarabun New"/>
-          <w:sz w:val="32"/>
-          <w:szCs w:val="32"/>
-          <w:cs/>
-        </w:rPr>
-        <w:t>เพื่อสร้างเว็บแอปพลิเคชันสำหรับติดตามสถานะแบบเรียลไทม์และแจ้งเตือนเมื่อเกิดเหตุการณ์ล้ม</w:t>
-      </w:r>
-    </w:p>
-    <w:p>
-      <w:pPr>
-        <w:pStyle w:val="NormalWeb"/>
-        <w:tabs>
-          <w:tab w:val="left" w:pos="567"/>
-          <w:tab w:val="left" w:pos="1134"/>
-        </w:tabs>
-        <w:spacing w:before="0" w:beforeAutospacing="0" w:after="0" w:afterAutospacing="0"/>
-        <w:ind w:firstLine="720"/>
-        <w:contextualSpacing/>
-        <w:jc w:val="thaiDistribute"/>
-        <w:rPr>
-          <w:rFonts w:ascii="TH Sarabun New" w:hAnsi="TH Sarabun New" w:cs="TH Sarabun New"/>
-          <w:b/>
-          <w:bCs/>
           <w:sz w:val="32"/>
           <w:szCs w:val="32"/>
         </w:rPr>
@@ -1021,23 +987,13 @@
         </w:rPr>
         <w:t xml:space="preserve">ระบบประมวลผลการเคลื่อนไหวผ่านคลื่น </w:t>
       </w:r>
-      <w:proofErr w:type="spellStart"/>
-      <w:r>
-        <w:rPr>
-          <w:rFonts w:ascii="TH Sarabun New" w:hAnsi="TH Sarabun New" w:cs="TH Sarabun New"/>
-          <w:sz w:val="32"/>
-          <w:szCs w:val="32"/>
-        </w:rPr>
-        <w:t>WiFi</w:t>
-      </w:r>
-      <w:proofErr w:type="spellEnd"/>
-      <w:r>
-        <w:rPr>
-          <w:rFonts w:ascii="TH Sarabun New" w:hAnsi="TH Sarabun New" w:cs="TH Sarabun New"/>
-          <w:sz w:val="32"/>
-          <w:szCs w:val="32"/>
-        </w:rPr>
-        <w:t xml:space="preserve"> </w:t>
+      <w:r>
+        <w:rPr>
+          <w:rFonts w:ascii="TH Sarabun New" w:hAnsi="TH Sarabun New" w:cs="TH Sarabun New"/>
+          <w:sz w:val="32"/>
+          <w:szCs w:val="32"/>
+        </w:rPr>
+        <w:t xml:space="preserve">WiFi </w:t>
       </w:r>
       <w:r>
         <w:rPr>
@@ -1216,15 +1172,23 @@
           <w:sz w:val="32"/>
           <w:szCs w:val="32"/>
         </w:rPr>
-        <w:t xml:space="preserve">CSI </w:t>
-      </w:r>
-      <w:r>
-        <w:rPr>
-          <w:rFonts w:ascii="TH Sarabun New" w:hAnsi="TH Sarabun New" w:cs="TH Sarabun New"/>
-          <w:sz w:val="32"/>
-          <w:szCs w:val="32"/>
-        </w:rPr>
-        <w:t xml:space="preserve">                </w:t>
+        <w:t xml:space="preserve">   </w:t>
+      </w:r>
+      <w:r>
+        <w:rPr>
+          <w:rFonts w:ascii="TH Sarabun New" w:hAnsi="TH Sarabun New" w:cs="TH Sarabun New"/>
+          <w:sz w:val="32"/>
+          <w:szCs w:val="32"/>
+        </w:rPr>
+        <w:t>CSI</w:t>
+      </w:r>
+      <w:r>
+        <w:rPr>
+          <w:rFonts w:ascii="TH Sarabun New" w:hAnsi="TH Sarabun New" w:cs="TH Sarabun New"/>
+          <w:sz w:val="32"/>
+          <w:szCs w:val="32"/>
+        </w:rPr>
+        <w:t xml:space="preserve"> </w:t>
       </w:r>
       <w:r>
         <w:rPr>
@@ -1351,7 +1315,7 @@
           <w:szCs w:val="32"/>
           <w:cs/>
         </w:rPr>
-        <w:t>เว็บแอปพลิเคชันสามารถรับและแสดงผลพิกัดได้แบบเรียลไทม์</w:t>
+        <w:t>เว็บแอปพลิเคชันสามารถรับและแสดงผลสถานะของบุคคลได้แบบเรียลไทม์</w:t>
       </w:r>
     </w:p>
     <w:p>
@@ -1419,7 +1383,7 @@
         </w:tabs>
         <w:spacing w:after="0" w:line="240" w:lineRule="auto"/>
         <w:rPr>
-          <w:rFonts w:ascii="TH Sarabun New" w:hAnsi="TH Sarabun New" w:cs="TH Sarabun New"/>
+          <w:rFonts w:ascii="TH Sarabun New" w:hAnsi="TH Sarabun New" w:cs="TH Sarabun New" w:hint="cs"/>
           <w:sz w:val="32"/>
           <w:szCs w:val="32"/>
         </w:rPr>
@@ -1462,6 +1426,7 @@
           <w:sz w:val="32"/>
           <w:szCs w:val="32"/>
         </w:rPr>
+        <w:lastRenderedPageBreak/>
         <w:t xml:space="preserve">1.4 </w:t>
       </w:r>
       <w:r>
@@ -1535,70 +1500,24 @@
           <w:szCs w:val="32"/>
           <w:cs/>
         </w:rPr>
-        <w:t>ได้รับระบบต้นแบบ</w:t>
-      </w:r>
-      <w:r>
-        <w:rPr>
-          <w:rFonts w:ascii="TH Sarabun New" w:hAnsi="TH Sarabun New" w:cs="TH Sarabun New" w:hint="cs"/>
-          <w:sz w:val="32"/>
-          <w:szCs w:val="32"/>
-          <w:cs/>
-        </w:rPr>
-        <w:t>กา</w:t>
-      </w:r>
-      <w:r>
-        <w:rPr>
-          <w:rFonts w:ascii="TH Sarabun New" w:hAnsi="TH Sarabun New" w:cs="TH Sarabun New" w:hint="cs"/>
-          <w:sz w:val="32"/>
-          <w:szCs w:val="32"/>
-          <w:cs/>
-        </w:rPr>
-        <w:t>ร</w:t>
-      </w:r>
-      <w:r>
-        <w:rPr>
-          <w:rFonts w:ascii="TH Sarabun New" w:hAnsi="TH Sarabun New" w:cs="TH Sarabun New"/>
-          <w:sz w:val="32"/>
-          <w:szCs w:val="32"/>
-          <w:cs/>
-        </w:rPr>
-        <w:t>ตรวจจับการล้มแบบเรียล</w:t>
-      </w:r>
-      <w:r>
-        <w:rPr>
-          <w:rFonts w:ascii="TH Sarabun New" w:hAnsi="TH Sarabun New" w:cs="TH Sarabun New"/>
-          <w:sz w:val="32"/>
-          <w:szCs w:val="32"/>
-          <w:cs/>
-        </w:rPr>
-        <w:t xml:space="preserve">ไทม์ที่ใช้สัญญาณ </w:t>
-      </w:r>
-      <w:proofErr w:type="spellStart"/>
-      <w:r>
-        <w:rPr>
-          <w:rFonts w:ascii="TH Sarabun New" w:hAnsi="TH Sarabun New" w:cs="TH Sarabun New"/>
-          <w:sz w:val="32"/>
-          <w:szCs w:val="32"/>
-        </w:rPr>
-        <w:t>WiFi</w:t>
-      </w:r>
-      <w:proofErr w:type="spellEnd"/>
-      <w:r>
-        <w:rPr>
-          <w:rFonts w:ascii="TH Sarabun New" w:hAnsi="TH Sarabun New" w:cs="TH Sarabun New"/>
-          <w:sz w:val="32"/>
-          <w:szCs w:val="32"/>
-        </w:rPr>
-        <w:t xml:space="preserve"> </w:t>
-      </w:r>
-      <w:r>
-        <w:rPr>
-          <w:rFonts w:ascii="TH Sarabun New" w:hAnsi="TH Sarabun New" w:cs="TH Sarabun New"/>
-          <w:sz w:val="32"/>
-          <w:szCs w:val="32"/>
-          <w:cs/>
-        </w:rPr>
-        <w:t>ในการทำงาน</w:t>
+        <w:t xml:space="preserve">ได้รับระบบต้นแบบการตรวจจับการล้มแบบเรียลไทม์ที่ใช้สัญญาณ </w:t>
+      </w:r>
+      <w:r>
+        <w:rPr>
+          <w:rFonts w:ascii="TH Sarabun New" w:hAnsi="TH Sarabun New" w:cs="TH Sarabun New"/>
+          <w:sz w:val="32"/>
+          <w:szCs w:val="32"/>
+        </w:rPr>
+        <w:t xml:space="preserve">WiFi CSI </w:t>
+      </w:r>
+      <w:r>
+        <w:rPr>
+          <w:rFonts w:ascii="TH Sarabun New" w:hAnsi="TH Sarabun New" w:cs="TH Sarabun New"/>
+          <w:sz w:val="32"/>
+          <w:szCs w:val="32"/>
+          <w:cs/>
+        </w:rPr>
+        <w:t>ในการทำงาน โดยไม่ใช้กล้องวงจรปิดหรืออุปกรณ์สวมใส่ ช่วยรักษาความเป็นส่วนตัวของผู้ใช้งานในพื้นที่ละเอียดอ่อนได้อย่างสมบูรณ์แบบ</w:t>
       </w:r>
     </w:p>
     <w:p>
@@ -1649,15 +1568,24 @@
           <w:szCs w:val="32"/>
           <w:cs/>
         </w:rPr>
-        <w:t>ได้รับระบบตรวจจับการล้มที่สามารถรักษาความเป็นส่วนตัวของผู้ใช้งานได้อย่างสมบูรณ์แบบ สามารถใช้งานในพื้นที่ละเอียดอ่อนได้</w:t>
-      </w:r>
-      <w:r>
-        <w:rPr>
-          <w:rFonts w:ascii="TH Sarabun New" w:hAnsi="TH Sarabun New" w:cs="TH Sarabun New"/>
-          <w:sz w:val="32"/>
-          <w:szCs w:val="32"/>
-        </w:rPr>
-        <w:t xml:space="preserve"> </w:t>
+        <w:t xml:space="preserve">ได้รับโมเดลปัญญาประดิษฐ์สถาปัตยกรรม </w:t>
+      </w:r>
+      <w:r>
+        <w:rPr>
+          <w:rFonts w:ascii="TH Sarabun New" w:hAnsi="TH Sarabun New" w:cs="TH Sarabun New"/>
+          <w:sz w:val="32"/>
+          <w:szCs w:val="32"/>
+        </w:rPr>
+        <w:t xml:space="preserve">Spatio-Temporal Transformer </w:t>
+      </w:r>
+      <w:r>
+        <w:rPr>
+          <w:rFonts w:ascii="TH Sarabun New" w:hAnsi="TH Sarabun New" w:cs="TH Sarabun New"/>
+          <w:sz w:val="32"/>
+          <w:szCs w:val="32"/>
+          <w:cs/>
+        </w:rPr>
+        <w:t>ที่สามารถจำแนกเหตุการณ์การล้มจากข้อมูลอนุกรมเวลาได้อย่างแม่นยำ</w:t>
       </w:r>
     </w:p>
     <w:p>
@@ -1709,15 +1637,7 @@
           <w:szCs w:val="32"/>
           <w:cs/>
         </w:rPr>
-        <w:t>ได้รับเว็บแอปพลิเคชันที่ช่วยให้ผู้ดูแลสามารถติดตามและรับการแจ้งเตือนอุบัติเหตุได้อย่างทันท่วงที</w:t>
-      </w:r>
-      <w:r>
-        <w:rPr>
-          <w:rFonts w:ascii="TH Sarabun New" w:hAnsi="TH Sarabun New" w:cs="TH Sarabun New"/>
-          <w:sz w:val="32"/>
-          <w:szCs w:val="32"/>
-        </w:rPr>
-        <w:t xml:space="preserve"> </w:t>
+        <w:t>ได้รับเว็บแอปพลิเคชันที่ช่วยให้ผู้ดูแลสามารถติดตามสถานะแบบเรียลไทม์และรับการแจ้งเตือนอุบัติเหตุได้อย่างทันท่วงที</w:t>
       </w:r>
     </w:p>
     <w:sectPr>
@@ -3308,7 +3228,6 @@
   <w:style w:type="character" w:default="1" w:styleId="DefaultParagraphFont">
     <w:name w:val="Default Paragraph Font"/>
     <w:uiPriority w:val="1"/>
-    <w:semiHidden/>
     <w:unhideWhenUsed/>
   </w:style>
   <w:style w:type="table" w:default="1" w:styleId="TableNormal">
